--- a/downloads/student/ai-4-week-35.docx
+++ b/downloads/student/ai-4-week-35.docx
@@ -1817,6 +1817,16 @@
     <w:p>
       <w:r>
         <w:t>Any case-driven revision makes these records development evidence for that revision; reserve a fresh final set.</w:t>
+      </w:r>
+    </w:p>
+    <w:p>
+      <w:r>
+        <w:t>Read the labelled picture: Why is “the revision is better” incomplete? Point to the relevant step in the picture, then write the changed result and the rule or evidence that supports it.</w:t>
+      </w:r>
+    </w:p>
+    <w:p>
+      <w:r>
+        <w:t>Change one thing: A revision fixes one miss but creates two extra false alarms. Predict the result before checking the explanation. What remains the same?</w:t>
       </w:r>
     </w:p>
     <w:p>
@@ -3650,6 +3660,187 @@
     <w:p>
       <w:r>
         <w:t>Attempt the independent case before hints. Record whether you worked alone, used a hint or followed a model. After feedback, fix the first unsupported step and explain why it changed. A later check uses a changed case, not a copied answer.</w:t>
+      </w:r>
+    </w:p>
+    <w:p>
+      <w:pPr>
+        <w:pStyle w:val="Heading1"/>
+      </w:pPr>
+      <w:r>
+        <w:t>15. Your lesson route</w:t>
+      </w:r>
+    </w:p>
+    <w:p>
+      <w:r>
+        <w:t>Start with this question: Choose the next capstone revision from explicit false alarms and misses.</w:t>
+      </w:r>
+    </w:p>
+    <w:tbl>
+      <w:tblPr>
+        <w:tblStyle w:val="LightShading-Accent1"/>
+        <w:tblW w:type="auto" w:w="0"/>
+        <w:tblLook w:firstColumn="1" w:firstRow="1" w:lastColumn="0" w:lastRow="0" w:noHBand="0" w:noVBand="1" w:val="04A0"/>
+      </w:tblPr>
+      <w:tblGrid>
+        <w:gridCol w:w="5112"/>
+        <w:gridCol w:w="5112"/>
+      </w:tblGrid>
+      <w:tr>
+        <w:trPr>
+          <w:tblHeader/>
+        </w:trPr>
+        <w:tc>
+          <w:tcPr>
+            <w:tcW w:type="dxa" w:w="5112"/>
+          </w:tcPr>
+          <w:p>
+            <w:r>
+              <w:t>By the end, I can</w:t>
+            </w:r>
+          </w:p>
+        </w:tc>
+        <w:tc>
+          <w:tcPr>
+            <w:tcW w:type="dxa" w:w="5112"/>
+          </w:tcPr>
+          <w:p>
+            <w:r>
+              <w:t>How I will show it</w:t>
+            </w:r>
+          </w:p>
+        </w:tc>
+      </w:tr>
+      <w:tr>
+        <w:tc>
+          <w:tcPr>
+            <w:tcW w:type="dxa" w:w="5112"/>
+          </w:tcPr>
+          <w:p>
+            <w:r>
+              <w:t>Run a frozen final evaluation with complete accounting</w:t>
+            </w:r>
+          </w:p>
+        </w:tc>
+        <w:tc>
+          <w:tcPr>
+            <w:tcW w:type="dxa" w:w="5112"/>
+          </w:tcPr>
+          <w:p>
+            <w:r>
+              <w:t>Explain the deciding step, show a trace or test, and state one limit.</w:t>
+            </w:r>
+          </w:p>
+        </w:tc>
+      </w:tr>
+      <w:tr>
+        <w:tc>
+          <w:tcPr>
+            <w:tcW w:type="dxa" w:w="5112"/>
+          </w:tcPr>
+          <w:p>
+            <w:r>
+              <w:t>Separate error analysis from an untouched-test claim</w:t>
+            </w:r>
+          </w:p>
+        </w:tc>
+        <w:tc>
+          <w:tcPr>
+            <w:tcW w:type="dxa" w:w="5112"/>
+          </w:tcPr>
+          <w:p>
+            <w:r>
+              <w:t>Explain the deciding step, show a trace or test, and state one limit.</w:t>
+            </w:r>
+          </w:p>
+        </w:tc>
+      </w:tr>
+      <w:tr>
+        <w:tc>
+          <w:tcPr>
+            <w:tcW w:type="dxa" w:w="5112"/>
+          </w:tcPr>
+          <w:p>
+            <w:r>
+              <w:t>Document revisions and their evidence status</w:t>
+            </w:r>
+          </w:p>
+        </w:tc>
+        <w:tc>
+          <w:tcPr>
+            <w:tcW w:type="dxa" w:w="5112"/>
+          </w:tcPr>
+          <w:p>
+            <w:r>
+              <w:t>Explain the deciding step, show a trace or test, and state one limit.</w:t>
+            </w:r>
+          </w:p>
+        </w:tc>
+      </w:tr>
+    </w:tbl>
+    <w:p>
+      <w:r>
+        <w:t>Remember → watch and explain → try with help → investigate → try independently → keep project evidence. Your teacher may spread this lesson across several classes.</w:t>
+      </w:r>
+    </w:p>
+    <w:p>
+      <w:r>
+        <w:t>Keep your first prediction. Compare it with what the evidence shows and explain any change.</w:t>
+      </w:r>
+    </w:p>
+    <w:p>
+      <w:pPr>
+        <w:pStyle w:val="Heading1"/>
+      </w:pPr>
+      <w:r>
+        <w:t>16. Finish and return</w:t>
+      </w:r>
+    </w:p>
+    <w:p>
+      <w:r>
+        <w:t>Close your notes. Explain this goal in your own words: Run a frozen final evaluation with complete accounting</w:t>
+      </w:r>
+    </w:p>
+    <w:p>
+      <w:pPr>
+        <w:pStyle w:val="Heading3"/>
+      </w:pPr>
+      <w:r>
+        <w:t>My deciding step, evidence and one remaining question</w:t>
+      </w:r>
+    </w:p>
+    <w:p>
+      <w:r>
+        <w:t>________________________________________________________________</w:t>
+      </w:r>
+    </w:p>
+    <w:p>
+      <w:r>
+        <w:t>________________________________________________________________</w:t>
+      </w:r>
+    </w:p>
+    <w:p>
+      <w:r>
+        <w:t>________________________________________________________________</w:t>
+      </w:r>
+    </w:p>
+    <w:p>
+      <w:r>
+        <w:t>________________________________________________________________</w:t>
+      </w:r>
+    </w:p>
+    <w:p>
+      <w:r>
+        <w:t>________________________________________________________________</w:t>
+      </w:r>
+    </w:p>
+    <w:p>
+      <w:r>
+        <w:t>If you are unsure, return to the worked picture and explain one arrow. If you are ready, change an input or assumption and justify your prediction.</w:t>
+      </w:r>
+    </w:p>
+    <w:p>
+      <w:r>
+        <w:t>Save your workbook evidence. At the next review, try a different case before opening your old answer.</w:t>
       </w:r>
     </w:p>
     <w:sectPr>

--- a/downloads/student/ai-4-week-35.docx
+++ b/downloads/student/ai-4-week-35.docx
@@ -3841,6 +3841,202 @@
     <w:p>
       <w:r>
         <w:t>Save your workbook evidence. At the next review, try a different case before opening your old answer.</w:t>
+      </w:r>
+    </w:p>
+    <w:p>
+      <w:pPr>
+        <w:pStyle w:val="Heading1"/>
+      </w:pPr>
+      <w:r>
+        <w:t>17. Supported practice, repair and portfolio</w:t>
+      </w:r>
+    </w:p>
+    <w:p>
+      <w:r>
+        <w:t>Use this supported practice once, in the browser or on paper. Keep the reserved independent assessment for a separate first attempt before teacher feedback.</w:t>
+      </w:r>
+    </w:p>
+    <w:p>
+      <w:r>
+        <w:t>Choose the next capstone revision from explicit false alarms and misses.</w:t>
+      </w:r>
+    </w:p>
+    <w:p>
+      <w:pPr>
+        <w:pStyle w:val="Heading3"/>
+      </w:pPr>
+      <w:r>
+        <w:t>Practice 1: explain the deciding evidence</w:t>
+      </w:r>
+    </w:p>
+    <w:p>
+      <w:r>
+        <w:t>Which labelled step matches this detail? Review candidate’s two misses and one false alarm with conditions and label evidence before revising.</w:t>
+      </w:r>
+    </w:p>
+    <w:p>
+      <w:r>
+        <w:t>1. Inspect errors</w:t>
+      </w:r>
+    </w:p>
+    <w:p>
+      <w:r>
+        <w:t>2. Compare accuracy</w:t>
+      </w:r>
+    </w:p>
+    <w:p>
+      <w:r>
+        <w:t>3. Compare detection</w:t>
+      </w:r>
+    </w:p>
+    <w:p>
+      <w:pPr>
+        <w:pStyle w:val="Heading3"/>
+      </w:pPr>
+      <w:r>
+        <w:t>My selected conclusion, deciding fact and explanation</w:t>
+      </w:r>
+    </w:p>
+    <w:p>
+      <w:r>
+        <w:t>________________________________________________________________</w:t>
+      </w:r>
+    </w:p>
+    <w:p>
+      <w:r>
+        <w:t>________________________________________________________________</w:t>
+      </w:r>
+    </w:p>
+    <w:p>
+      <w:r>
+        <w:t>________________________________________________________________</w:t>
+      </w:r>
+    </w:p>
+    <w:p>
+      <w:r>
+        <w:t>________________________________________________________________</w:t>
+      </w:r>
+    </w:p>
+    <w:p>
+      <w:r>
+        <w:t>________________________________________________________________</w:t>
+      </w:r>
+    </w:p>
+    <w:p>
+      <w:r>
+        <w:t>Hint if needed: Read the steps in the pictorial case. Match the supplied detail to the stage that performs or records it.</w:t>
+      </w:r>
+    </w:p>
+    <w:p>
+      <w:r>
+        <w:t>After your attempt, compare with the supported explanation: Inspect errors Review candidate’s two misses and one false alarm with conditions and label evidence before revising. Read the picture in order. Review candidate’s two misses and one false alarm with conditions and label evidence before revising. The arrows show which recorded input or intermediate result each decision uses. Explain the deciding step aloud before checking the changed case; pointing to the final answer alone does not show how it follows.</w:t>
+      </w:r>
+    </w:p>
+    <w:p>
+      <w:pPr>
+        <w:pStyle w:val="Heading3"/>
+      </w:pPr>
+      <w:r>
+        <w:t>Practice 2: explain the deciding evidence</w:t>
+      </w:r>
+    </w:p>
+    <w:p>
+      <w:r>
+        <w:t>Changed-case practice: A revision fixes one miss but creates two extra false alarms. Which conclusion is supported by the supplied facts?</w:t>
+      </w:r>
+    </w:p>
+    <w:p>
+      <w:r>
+        <w:t>1. We can decide the result without examining the changed input or the procedure.</w:t>
+      </w:r>
+    </w:p>
+    <w:p>
+      <w:r>
+        <w:t>2. TP 5, FN 1, FP 3, TN 7 gives 12/16=75% accuracy and 5/6 recall.</w:t>
+      </w:r>
+    </w:p>
+    <w:p>
+      <w:r>
+        <w:t>3. This one example guarantees correct results for every future input.</w:t>
+      </w:r>
+    </w:p>
+    <w:p>
+      <w:pPr>
+        <w:pStyle w:val="Heading3"/>
+      </w:pPr>
+      <w:r>
+        <w:t>My selected conclusion, deciding fact and explanation</w:t>
+      </w:r>
+    </w:p>
+    <w:p>
+      <w:r>
+        <w:t>________________________________________________________________</w:t>
+      </w:r>
+    </w:p>
+    <w:p>
+      <w:r>
+        <w:t>________________________________________________________________</w:t>
+      </w:r>
+    </w:p>
+    <w:p>
+      <w:r>
+        <w:t>________________________________________________________________</w:t>
+      </w:r>
+    </w:p>
+    <w:p>
+      <w:r>
+        <w:t>________________________________________________________________</w:t>
+      </w:r>
+    </w:p>
+    <w:p>
+      <w:r>
+        <w:t>________________________________________________________________</w:t>
+      </w:r>
+    </w:p>
+    <w:p>
+      <w:r>
+        <w:t>Hint if needed: Use the changed condition and the deciding step in the pictorial trace. The answer must say what follows from those facts.</w:t>
+      </w:r>
+    </w:p>
+    <w:p>
+      <w:r>
+        <w:t>After your attempt, compare with the supported explanation: TP 5, FN 1, FP 3, TN 7 gives 12/16=75% accuracy and 5/6 recall. Recall rises while accuracy falls; the preferred revision depends on declared error consequences.</w:t>
+      </w:r>
+    </w:p>
+    <w:p>
+      <w:pPr>
+        <w:pStyle w:val="Heading3"/>
+      </w:pPr>
+      <w:r>
+        <w:t>Repair a missing building block</w:t>
+      </w:r>
+    </w:p>
+    <w:p>
+      <w:r>
+        <w:t>Review Capstone Dataset and Baseline (ai-4/34). Goal: Define a feasible capstone question and acceptance criteria. Short practice: What provenance field prevents the crop from appearing independent? Point to the relevant step in the picture, then write the changed result and the rule or evidence that supports it.. Return to this week and explain what you changed.</w:t>
+      </w:r>
+    </w:p>
+    <w:p>
+      <w:r>
+        <w:t>Review Proxy Features and Fairness (ai-4/32). Goal: Identify possible proxy features. Short practice: What evidence contradicts the original “all setting information removed” claim? Point to the relevant step in the picture, then write the changed result and the rule or evidence that supports it.. Return to this week and explain what you changed.</w:t>
+      </w:r>
+    </w:p>
+    <w:p>
+      <w:r>
+        <w:t>Review Feature Engineering (ai-4/29). Goal: Create features available at prediction time. Short practice: What should be saved so another group transforms the query identically? Point to the relevant step in the picture, then write the changed result and the rule or evidence that supports it.. Return to this week and explain what you changed.</w:t>
+      </w:r>
+    </w:p>
+    <w:p>
+      <w:pPr>
+        <w:pStyle w:val="Heading3"/>
+      </w:pPr>
+      <w:r>
+        <w:t>Keep your completed work</w:t>
+      </w:r>
+    </w:p>
+    <w:p>
+      <w:r>
+        <w:t>Use Download completed work in the hosted lesson to export your answers, reflections, practice feedback and code-run evidence. Open the HTML copy to read or print it. Drafts stay in this browser when storage is available; clear drafts on a shared device.</w:t>
       </w:r>
     </w:p>
     <w:sectPr>

--- a/downloads/student/ai-4-week-35.docx
+++ b/downloads/student/ai-4-week-35.docx
@@ -42,6 +42,11 @@
       </w:r>
     </w:p>
     <w:p>
+      <w:r>
+        <w:t>Start with the target: Run a frozen final evaluation with complete accounting. Try the recall before opening notes.</w:t>
+      </w:r>
+    </w:p>
+    <w:p>
       <w:pPr>
         <w:pStyle w:val="Heading3"/>
       </w:pPr>
@@ -50,18 +55,60 @@
       </w:r>
     </w:p>
     <w:p>
-      <w:r>
-        <w:t>I can run a frozen final evaluation with complete accounting.</w:t>
-      </w:r>
-    </w:p>
-    <w:p>
-      <w:r>
+      <w:pPr>
+        <w:spacing w:line="336" w:lineRule="auto" w:after="180"/>
+      </w:pPr>
+      <w:r>
+        <w:rPr>
+          <w:b w:val="0"/>
+        </w:rPr>
+        <w:t xml:space="preserve">I can run a frozen </w:t>
+      </w:r>
+      <w:r>
+        <w:rPr>
+          <w:b/>
+        </w:rPr>
+        <w:t>final evaluation</w:t>
+      </w:r>
+      <w:r>
+        <w:rPr>
+          <w:b w:val="0"/>
+        </w:rPr>
+        <w:t xml:space="preserve"> with complete accounting.</w:t>
+      </w:r>
+    </w:p>
+    <w:p>
+      <w:pPr>
+        <w:spacing w:line="336" w:lineRule="auto" w:after="180"/>
+      </w:pPr>
+      <w:r>
+        <w:rPr>
+          <w:b w:val="0"/>
+        </w:rPr>
         <w:t>I can separate error analysis from an untouched-test claim.</w:t>
       </w:r>
     </w:p>
     <w:p>
-      <w:r>
-        <w:t>I can document revisions and their evidence status.</w:t>
+      <w:pPr>
+        <w:spacing w:line="336" w:lineRule="auto" w:after="180"/>
+      </w:pPr>
+      <w:r>
+        <w:rPr>
+          <w:b w:val="0"/>
+        </w:rPr>
+        <w:t xml:space="preserve">I can document revisions and their </w:t>
+      </w:r>
+      <w:r>
+        <w:rPr>
+          <w:b/>
+        </w:rPr>
+        <w:t>evidence status</w:t>
+      </w:r>
+      <w:r>
+        <w:rPr>
+          <w:b w:val="0"/>
+        </w:rPr>
+        <w:t>.</w:t>
       </w:r>
     </w:p>
     <w:p>
@@ -73,33 +120,105 @@
       </w:r>
     </w:p>
     <w:p>
-      <w:r>
+      <w:pPr>
+        <w:spacing w:line="336" w:lineRule="auto" w:after="180"/>
+      </w:pPr>
+      <w:r>
+        <w:rPr>
+          <w:b w:val="0"/>
+        </w:rPr>
         <w:t>Close your notes first. A rough first answer helps us choose the right starting point; it is not a score for your ability.</w:t>
       </w:r>
     </w:p>
     <w:p>
-      <w:r>
+      <w:pPr>
+        <w:spacing w:line="336" w:lineRule="auto" w:after="180"/>
+      </w:pPr>
+      <w:r>
+        <w:rPr>
+          <w:b w:val="0"/>
+        </w:rPr>
         <w:t>Without opening the old lesson, explain one key idea from Capstone Dataset and Baseline. Give an example and a mistake that the idea helps you avoid.</w:t>
       </w:r>
     </w:p>
     <w:p>
-      <w:r>
+      <w:pPr>
+        <w:spacing w:line="336" w:lineRule="auto" w:after="180"/>
+      </w:pPr>
+      <w:r>
+        <w:rPr>
+          <w:b w:val="0"/>
+        </w:rPr>
         <w:t>Without opening the old lesson, explain one key idea from Proxy Features and Fairness. Give an example and a mistake that the idea helps you avoid.</w:t>
       </w:r>
     </w:p>
     <w:p>
-      <w:r>
+      <w:pPr>
+        <w:spacing w:line="336" w:lineRule="auto" w:after="180"/>
+      </w:pPr>
+      <w:r>
+        <w:rPr>
+          <w:b w:val="0"/>
+        </w:rPr>
         <w:t>Without opening the old lesson, explain one key idea from Feature Engineering. Give an example and a mistake that the idea helps you avoid.</w:t>
       </w:r>
     </w:p>
     <w:p>
-      <w:r>
-        <w:t>After trying, check the relevant lesson or ask your teacher. Change the part of your explanation that the evidence shows was wrong.</w:t>
-      </w:r>
-    </w:p>
-    <w:p>
-      <w:r>
-        <w:t>One evidence-based improvement follows a reproducible training run, metric audit, error clusters, and subgroup analysis.</w:t>
+      <w:pPr>
+        <w:spacing w:line="336" w:lineRule="auto" w:after="180"/>
+      </w:pPr>
+      <w:r>
+        <w:rPr>
+          <w:b w:val="0"/>
+        </w:rPr>
+        <w:t xml:space="preserve">After trying, check the relevant lesson or ask your teacher. Change the part of your explanation that the </w:t>
+      </w:r>
+      <w:r>
+        <w:rPr>
+          <w:b/>
+        </w:rPr>
+        <w:t>evidence</w:t>
+      </w:r>
+      <w:r>
+        <w:rPr>
+          <w:b w:val="0"/>
+        </w:rPr>
+        <w:t xml:space="preserve"> shows was wrong.</w:t>
+      </w:r>
+    </w:p>
+    <w:p>
+      <w:pPr>
+        <w:spacing w:line="336" w:lineRule="auto" w:after="180"/>
+      </w:pPr>
+      <w:r>
+        <w:rPr>
+          <w:b w:val="0"/>
+        </w:rPr>
+        <w:t xml:space="preserve">One </w:t>
+      </w:r>
+      <w:r>
+        <w:rPr>
+          <w:b/>
+        </w:rPr>
+        <w:t>evidence</w:t>
+      </w:r>
+      <w:r>
+        <w:rPr>
+          <w:b w:val="0"/>
+        </w:rPr>
+        <w:t xml:space="preserve">-based improvement follows a reproducible </w:t>
+      </w:r>
+      <w:r>
+        <w:rPr>
+          <w:b/>
+        </w:rPr>
+        <w:t>training</w:t>
+      </w:r>
+      <w:r>
+        <w:rPr>
+          <w:b w:val="0"/>
+        </w:rPr>
+        <w:t xml:space="preserve"> run, metric audit, error clusters, and subgroup analysis.</w:t>
       </w:r>
     </w:p>
     <w:p>
@@ -139,12 +258,33 @@
       </w:r>
     </w:p>
     <w:p>
-      <w:r>
+      <w:pPr>
+        <w:pStyle w:val="Heading3"/>
+      </w:pPr>
+      <w:r>
+        <w:t>Your target</w:t>
+      </w:r>
+    </w:p>
+    <w:p>
+      <w:pPr>
+        <w:spacing w:line="336" w:lineRule="auto" w:after="180"/>
+        <w:shd w:fill="EDF7F3"/>
+      </w:pPr>
+      <w:r>
+        <w:rPr>
+          <w:b w:val="0"/>
+        </w:rPr>
         <w:t>LEARNING TARGET  A new model reduces validation errors from 8 to 5 but the team also removed three hard cases. Can improvement be attributed to the model? Propose a repair to the experiment.</w:t>
       </w:r>
     </w:p>
     <w:p>
-      <w:r>
+      <w:pPr>
+        <w:spacing w:line="336" w:lineRule="auto" w:after="180"/>
+      </w:pPr>
+      <w:r>
+        <w:rPr>
+          <w:b w:val="0"/>
+        </w:rPr>
         <w:t>Builder name and experiment date:</w:t>
       </w:r>
     </w:p>
@@ -157,7 +297,14 @@
       </w:r>
     </w:p>
     <w:p>
-      <w:r>
+      <w:pPr>
+        <w:spacing w:line="336" w:lineRule="auto" w:after="180"/>
+        <w:shd w:fill="F5F1FB"/>
+      </w:pPr>
+      <w:r>
+        <w:rPr>
+          <w:b w:val="0"/>
+        </w:rPr>
         <w:t>What changes after final-test labels inform a revision?</w:t>
       </w:r>
     </w:p>
@@ -170,7 +317,13 @@
       </w:r>
     </w:p>
     <w:p>
-      <w:r>
+      <w:pPr>
+        <w:spacing w:line="336" w:lineRule="auto" w:after="180"/>
+      </w:pPr>
+      <w:r>
+        <w:rPr>
+          <w:b w:val="0"/>
+        </w:rPr>
         <w:t>By the end, I can explain capstone train, analyze, improve using a traced example and a stated limitation.</w:t>
       </w:r>
     </w:p>
@@ -184,6 +337,17 @@
     </w:p>
     <w:p>
       <w:r>
+        <w:t>Investigate the supplied Capstone Train, Analyze, Improve case. Separate observations, given facts and assumptions before choosing an explanation.</w:t>
+      </w:r>
+    </w:p>
+    <w:p>
+      <w:pPr>
+        <w:spacing w:line="336" w:lineRule="auto" w:after="180"/>
+      </w:pPr>
+      <w:r>
+        <w:rPr>
+          <w:b/>
+        </w:rPr>
         <w:t>PICTURE ENTRY</w:t>
       </w:r>
     </w:p>
@@ -196,8 +360,26 @@
       </w:r>
     </w:p>
     <w:p>
-      <w:r>
-        <w:t>Begin with visible evidence; do not explain more than the picture and information support.</w:t>
+      <w:pPr>
+        <w:spacing w:line="336" w:lineRule="auto" w:after="180"/>
+      </w:pPr>
+      <w:r>
+        <w:rPr>
+          <w:b w:val="0"/>
+        </w:rPr>
+        <w:t xml:space="preserve">Begin with visible </w:t>
+      </w:r>
+      <w:r>
+        <w:rPr>
+          <w:b/>
+        </w:rPr>
+        <w:t>evidence</w:t>
+      </w:r>
+      <w:r>
+        <w:rPr>
+          <w:b w:val="0"/>
+        </w:rPr>
+        <w:t>; do not explain more than the picture and information support.</w:t>
       </w:r>
     </w:p>
     <w:p>
@@ -237,33 +419,138 @@
       </w:r>
     </w:p>
     <w:p>
-      <w:r>
-        <w:t>MYSTERY  The team must use capstone train, analyze, improve to solve a model-building problem. What information do they have? What important evidence is still missing?</w:t>
-      </w:r>
-    </w:p>
-    <w:p>
-      <w:r>
+      <w:pPr>
+        <w:pStyle w:val="Heading3"/>
+      </w:pPr>
+      <w:r>
+        <w:t>Start with this puzzle</w:t>
+      </w:r>
+    </w:p>
+    <w:p>
+      <w:pPr>
+        <w:spacing w:line="336" w:lineRule="auto" w:after="180"/>
+        <w:shd w:fill="F1F6FC"/>
+      </w:pPr>
+      <w:r>
+        <w:rPr>
+          <w:b w:val="0"/>
+        </w:rPr>
+        <w:t xml:space="preserve">MYSTERY  The team must use capstone train, analyze, improve to solve a model-building problem. What information do they have? What important </w:t>
+      </w:r>
+      <w:r>
+        <w:rPr>
+          <w:b/>
+        </w:rPr>
+        <w:t>evidence</w:t>
+      </w:r>
+      <w:r>
+        <w:rPr>
+          <w:b w:val="0"/>
+        </w:rPr>
+        <w:t xml:space="preserve"> is still missing?</w:t>
+      </w:r>
+    </w:p>
+    <w:p>
+      <w:pPr>
+        <w:spacing w:line="336" w:lineRule="auto" w:after="180"/>
+      </w:pPr>
+      <w:r>
+        <w:rPr>
+          <w:b w:val="0"/>
+        </w:rPr>
         <w:t>Name three visible details without interpreting them.</w:t>
       </w:r>
     </w:p>
     <w:p>
-      <w:r>
+      <w:pPr>
+        <w:spacing w:line="336" w:lineRule="auto" w:after="180"/>
+      </w:pPr>
+      <w:r>
+        <w:rPr>
+          <w:b w:val="0"/>
+        </w:rPr>
         <w:t>Predict the data, model, or evaluation decision being made.</w:t>
       </w:r>
     </w:p>
     <w:p>
-      <w:r>
+      <w:pPr>
+        <w:spacing w:line="336" w:lineRule="auto" w:after="180"/>
+      </w:pPr>
+      <w:r>
+        <w:rPr>
+          <w:b w:val="0"/>
+        </w:rPr>
         <w:t>Identify one hidden assumption that could change the result.</w:t>
       </w:r>
     </w:p>
     <w:p>
-      <w:r>
-        <w:t>State what evidence would confirm or reject your prediction.</w:t>
-      </w:r>
-    </w:p>
-    <w:p>
-      <w:r>
-        <w:t>My prediction and supporting evidence:</w:t>
+      <w:pPr>
+        <w:spacing w:line="336" w:lineRule="auto" w:after="180"/>
+      </w:pPr>
+      <w:r>
+        <w:rPr>
+          <w:b w:val="0"/>
+        </w:rPr>
+        <w:t xml:space="preserve">State what </w:t>
+      </w:r>
+      <w:r>
+        <w:rPr>
+          <w:b/>
+        </w:rPr>
+        <w:t>evidence</w:t>
+      </w:r>
+      <w:r>
+        <w:rPr>
+          <w:b w:val="0"/>
+        </w:rPr>
+        <w:t xml:space="preserve"> would confirm or reject your </w:t>
+      </w:r>
+      <w:r>
+        <w:rPr>
+          <w:b/>
+        </w:rPr>
+        <w:t>prediction</w:t>
+      </w:r>
+      <w:r>
+        <w:rPr>
+          <w:b w:val="0"/>
+        </w:rPr>
+        <w:t>.</w:t>
+      </w:r>
+    </w:p>
+    <w:p>
+      <w:pPr>
+        <w:spacing w:line="336" w:lineRule="auto" w:after="180"/>
+      </w:pPr>
+      <w:r>
+        <w:rPr>
+          <w:b w:val="0"/>
+        </w:rPr>
+        <w:t xml:space="preserve">My </w:t>
+      </w:r>
+      <w:r>
+        <w:rPr>
+          <w:b/>
+        </w:rPr>
+        <w:t>prediction</w:t>
+      </w:r>
+      <w:r>
+        <w:rPr>
+          <w:b w:val="0"/>
+        </w:rPr>
+        <w:t xml:space="preserve"> and supporting </w:t>
+      </w:r>
+      <w:r>
+        <w:rPr>
+          <w:b/>
+        </w:rPr>
+        <w:t>evidence</w:t>
+      </w:r>
+      <w:r>
+        <w:rPr>
+          <w:b w:val="0"/>
+        </w:rPr>
+        <w:t>:</w:t>
       </w:r>
     </w:p>
     <w:p>
@@ -275,13 +562,71 @@
       </w:r>
     </w:p>
     <w:p>
-      <w:r>
-        <w:t>The teacher releases final-test labels only after checking the freeze record. Score baseline and candidate on the same planned rows. Save every prediction, denominator and failure. Do not edit a model while reading labels and then present only the edited version as the original test.</w:t>
-      </w:r>
-    </w:p>
-    <w:p>
-      <w:r>
-        <w:t>Use fictional classroom data throughout this investigation. Keep the task, units, reference labels and data split visible as you reason. Earlier weeks supplied the model-building process; this week examines capstone evaluation and revision.</w:t>
+      <w:pPr>
+        <w:spacing w:line="336" w:lineRule="auto" w:after="180"/>
+      </w:pPr>
+      <w:r>
+        <w:rPr>
+          <w:b w:val="0"/>
+        </w:rPr>
+        <w:t xml:space="preserve">The teacher releases final-test labels only after checking the freeze record. Score baseline and candidate on the same planned rows. Save every </w:t>
+      </w:r>
+      <w:r>
+        <w:rPr>
+          <w:b/>
+        </w:rPr>
+        <w:t>prediction</w:t>
+      </w:r>
+      <w:r>
+        <w:rPr>
+          <w:b w:val="0"/>
+        </w:rPr>
+        <w:t>, denominator and failure.</w:t>
+      </w:r>
+    </w:p>
+    <w:p>
+      <w:pPr>
+        <w:spacing w:line="336" w:lineRule="auto" w:after="180"/>
+      </w:pPr>
+      <w:r>
+        <w:rPr>
+          <w:b w:val="0"/>
+        </w:rPr>
+        <w:t>Do not edit a model while reading labels and then present only the edited version as the original test.</w:t>
+      </w:r>
+    </w:p>
+    <w:p>
+      <w:pPr>
+        <w:spacing w:line="336" w:lineRule="auto" w:after="180"/>
+      </w:pPr>
+      <w:r>
+        <w:rPr>
+          <w:b w:val="0"/>
+        </w:rPr>
+        <w:t>Use fictional classroom data throughout this investigation. Keep the task, units, reference labels and data split visible as you reason.</w:t>
+      </w:r>
+    </w:p>
+    <w:p>
+      <w:pPr>
+        <w:spacing w:line="336" w:lineRule="auto" w:after="180"/>
+      </w:pPr>
+      <w:r>
+        <w:rPr>
+          <w:b w:val="0"/>
+        </w:rPr>
+        <w:t xml:space="preserve">Earlier weeks supplied the model-building </w:t>
+      </w:r>
+      <w:r>
+        <w:rPr>
+          <w:b/>
+        </w:rPr>
+        <w:t>process</w:t>
+      </w:r>
+      <w:r>
+        <w:rPr>
+          <w:b w:val="0"/>
+        </w:rPr>
+        <w:t>; this week examines capstone evaluation and revision.</w:t>
       </w:r>
     </w:p>
     <w:p>
@@ -294,7 +639,24 @@
     </w:p>
     <w:p>
       <w:r>
-        <w:t>ML MECHANISM</w:t>
+        <w:t>Follow the mechanism for Capstone Train, Analyze, Improve. Connect each labelled input, deciding step and result.</w:t>
+      </w:r>
+    </w:p>
+    <w:p>
+      <w:pPr>
+        <w:spacing w:line="336" w:lineRule="auto" w:after="180"/>
+      </w:pPr>
+      <w:r>
+        <w:rPr>
+          <w:b/>
+        </w:rPr>
+        <w:t xml:space="preserve">ML </w:t>
+      </w:r>
+      <w:r>
+        <w:rPr>
+          <w:b/>
+        </w:rPr>
+        <w:t>MECHANISM</w:t>
       </w:r>
     </w:p>
     <w:p>
@@ -306,7 +668,13 @@
       </w:r>
     </w:p>
     <w:p>
-      <w:r>
+      <w:pPr>
+        <w:spacing w:line="336" w:lineRule="auto" w:after="180"/>
+      </w:pPr>
+      <w:r>
+        <w:rPr>
+          <w:b w:val="0"/>
+        </w:rPr>
         <w:t>Trace the information, fitted behavior, and evaluation proof separately.</w:t>
       </w:r>
     </w:p>
@@ -419,46 +787,188 @@
       </w:r>
     </w:p>
     <w:p>
-      <w:r>
+      <w:pPr>
+        <w:pStyle w:val="Heading3"/>
+      </w:pPr>
+      <w:r>
+        <w:t>Question to explain</w:t>
+      </w:r>
+    </w:p>
+    <w:p>
+      <w:pPr>
+        <w:spacing w:line="336" w:lineRule="auto" w:after="180"/>
+        <w:shd w:fill="F5F1FB"/>
+      </w:pPr>
+      <w:r>
+        <w:rPr>
+          <w:b w:val="0"/>
+        </w:rPr>
         <w:t>QUESTION  Train, audit, change one factor, and compare against the same validation set.</w:t>
       </w:r>
     </w:p>
     <w:p>
-      <w:r>
-        <w:t>MODEL IDEA  One evidence-based improvement follows a reproducible training run, metric audit, error clusters, and subgroup analysis.</w:t>
-      </w:r>
-    </w:p>
-    <w:p>
-      <w:r>
+      <w:pPr>
+        <w:spacing w:line="336" w:lineRule="auto" w:after="180"/>
+      </w:pPr>
+      <w:r>
+        <w:rPr>
+          <w:b w:val="0"/>
+        </w:rPr>
+        <w:t xml:space="preserve">MODEL IDEA  One </w:t>
+      </w:r>
+      <w:r>
+        <w:rPr>
+          <w:b/>
+        </w:rPr>
+        <w:t>evidence</w:t>
+      </w:r>
+      <w:r>
+        <w:rPr>
+          <w:b w:val="0"/>
+        </w:rPr>
+        <w:t xml:space="preserve">-based improvement follows a reproducible </w:t>
+      </w:r>
+      <w:r>
+        <w:rPr>
+          <w:b/>
+        </w:rPr>
+        <w:t>training</w:t>
+      </w:r>
+      <w:r>
+        <w:rPr>
+          <w:b w:val="0"/>
+        </w:rPr>
+        <w:t xml:space="preserve"> run, metric audit, error clusters, and subgroup analysis.</w:t>
+      </w:r>
+    </w:p>
+    <w:p>
+      <w:pPr>
+        <w:spacing w:line="336" w:lineRule="auto" w:after="180"/>
+      </w:pPr>
+      <w:r>
+        <w:rPr>
+          <w:b w:val="0"/>
+        </w:rPr>
         <w:t>PROOF NEEDED  Use an unseen case, visible calculation, error analysis, and a stated limitation.</w:t>
       </w:r>
     </w:p>
     <w:p>
-      <w:r>
-        <w:t>UNDER THE HOOD  Model v1 passes 14/20 validation cases; evening accuracy is 40%. The six failed cases are low-light cases. One of those same six also has a disputed reference label; that is an overlapping review flag, not a seventh failed case.</w:t>
-      </w:r>
-    </w:p>
-    <w:p>
-      <w:r>
-        <w:t>Draw a fresh data → model → prediction → evaluation trace:</w:t>
-      </w:r>
-    </w:p>
-    <w:p>
       <w:pPr>
         <w:pStyle w:val="Heading3"/>
       </w:pPr>
       <w:r>
+        <w:t>How the mechanism works</w:t>
+      </w:r>
+    </w:p>
+    <w:p>
+      <w:pPr>
+        <w:spacing w:line="336" w:lineRule="auto" w:after="180"/>
+        <w:shd w:fill="F1F6F8"/>
+      </w:pPr>
+      <w:r>
+        <w:rPr>
+          <w:b w:val="0"/>
+        </w:rPr>
+        <w:t>UNDER THE HOOD  Model v1 passes 14/20 validation cases; evening accuracy is 40%. The six failed cases are low-light cases.</w:t>
+      </w:r>
+    </w:p>
+    <w:p>
+      <w:pPr>
+        <w:spacing w:line="336" w:lineRule="auto" w:after="180"/>
+        <w:shd w:fill="F1F6F8"/>
+      </w:pPr>
+      <w:r>
+        <w:rPr>
+          <w:b w:val="0"/>
+        </w:rPr>
+        <w:t>One of those same six also has a disputed reference label; that is an overlapping review flag, not a seventh failed case.</w:t>
+      </w:r>
+    </w:p>
+    <w:p>
+      <w:pPr>
+        <w:spacing w:line="336" w:lineRule="auto" w:after="180"/>
+      </w:pPr>
+      <w:r>
+        <w:rPr>
+          <w:b w:val="0"/>
+        </w:rPr>
+        <w:t xml:space="preserve">Draw a fresh data → model → </w:t>
+      </w:r>
+      <w:r>
+        <w:rPr>
+          <w:b/>
+        </w:rPr>
+        <w:t>prediction</w:t>
+      </w:r>
+      <w:r>
+        <w:rPr>
+          <w:b w:val="0"/>
+        </w:rPr>
+        <w:t xml:space="preserve"> → evaluation trace:</w:t>
+      </w:r>
+    </w:p>
+    <w:p>
+      <w:pPr>
+        <w:pStyle w:val="Heading3"/>
+      </w:pPr>
+      <w:r>
         <w:t>A closer explanation</w:t>
       </w:r>
     </w:p>
     <w:p>
-      <w:r>
-        <w:t>Illustrative frozen test has 12 rows: candidate[[7, 1],[2, 2]], baseline[[8, 0],[4, 0]], blocked positive. Candidate accuracy 9/12=75 percent, precision 2/3 and recall 2/4; baseline accuracy 8/12 about 66.7 percent. The candidate adds one false alarm and misses two rather than four blocked cases.</w:t>
-      </w:r>
-    </w:p>
-    <w:p>
-      <w:r>
-        <w:t>Before continuing, underline the decision rule and circle the evidence that supports the conclusion. Explain the example to a partner without replacing the counts or conditions with a stronger claim. Keep the distinction between an observed result and a proposed next step.</w:t>
+      <w:pPr>
+        <w:spacing w:line="336" w:lineRule="auto" w:after="180"/>
+      </w:pPr>
+      <w:r>
+        <w:rPr>
+          <w:b w:val="0"/>
+        </w:rPr>
+        <w:t>Illustrative frozen test has 12 rows: candidate[[7, 1],[2, 2]], baseline[[8, 0],[4, 0]], blocked positive. Candidate accuracy 9/12=75 percent, precision 2/3 and recall 2/4; baseline accuracy 8/12 about 66.7 percent.</w:t>
+      </w:r>
+    </w:p>
+    <w:p>
+      <w:pPr>
+        <w:spacing w:line="336" w:lineRule="auto" w:after="180"/>
+      </w:pPr>
+      <w:r>
+        <w:rPr>
+          <w:b w:val="0"/>
+        </w:rPr>
+        <w:t>The candidate adds one false alarm and misses two rather than four blocked cases.</w:t>
+      </w:r>
+    </w:p>
+    <w:p>
+      <w:pPr>
+        <w:spacing w:line="336" w:lineRule="auto" w:after="180"/>
+      </w:pPr>
+      <w:r>
+        <w:rPr>
+          <w:b w:val="0"/>
+        </w:rPr>
+        <w:t xml:space="preserve">Before continuing, underline the decision rule and circle the </w:t>
+      </w:r>
+      <w:r>
+        <w:rPr>
+          <w:b/>
+        </w:rPr>
+        <w:t>evidence</w:t>
+      </w:r>
+      <w:r>
+        <w:rPr>
+          <w:b w:val="0"/>
+        </w:rPr>
+        <w:t xml:space="preserve"> that supports the conclusion. Explain the example to a partner without replacing the counts or conditions with a stronger claim.</w:t>
+      </w:r>
+    </w:p>
+    <w:p>
+      <w:pPr>
+        <w:spacing w:line="336" w:lineRule="auto" w:after="180"/>
+      </w:pPr>
+      <w:r>
+        <w:rPr>
+          <w:b w:val="0"/>
+        </w:rPr>
+        <w:t>Keep the distinction between an observed result and a proposed next step.</w:t>
       </w:r>
     </w:p>
     <w:p>
@@ -470,8 +980,26 @@
       </w:r>
     </w:p>
     <w:p>
-      <w:r>
-        <w:t>Point to the input, the deciding step and the result in this week’s visual. Explain the same step in ordinary words. A picture helps when you can say what each part represents.</w:t>
+      <w:pPr>
+        <w:spacing w:line="336" w:lineRule="auto" w:after="180"/>
+      </w:pPr>
+      <w:r>
+        <w:rPr>
+          <w:b w:val="0"/>
+        </w:rPr>
+        <w:t xml:space="preserve">Point to the </w:t>
+      </w:r>
+      <w:r>
+        <w:rPr>
+          <w:b/>
+        </w:rPr>
+        <w:t>input</w:t>
+      </w:r>
+      <w:r>
+        <w:rPr>
+          <w:b w:val="0"/>
+        </w:rPr>
+        <w:t>, the deciding step and the result in this week’s visual. Explain the same step in ordinary words. A picture helps when you can say what each part represents.</w:t>
       </w:r>
     </w:p>
     <w:p>
@@ -484,6 +1012,17 @@
     </w:p>
     <w:p>
       <w:r>
+        <w:t>Compare the supplied cases for Capstone Train, Analyze, Improve. Identify the detail that changes the conclusion.</w:t>
+      </w:r>
+    </w:p>
+    <w:p>
+      <w:pPr>
+        <w:spacing w:line="336" w:lineRule="auto" w:after="180"/>
+      </w:pPr>
+      <w:r>
+        <w:rPr>
+          <w:b/>
+        </w:rPr>
         <w:t>EVALUATION DESIGN</w:t>
       </w:r>
     </w:p>
@@ -496,7 +1035,13 @@
       </w:r>
     </w:p>
     <w:p>
-      <w:r>
+      <w:pPr>
+        <w:spacing w:line="336" w:lineRule="auto" w:after="180"/>
+      </w:pPr>
+      <w:r>
+        <w:rPr>
+          <w:b w:val="0"/>
+        </w:rPr>
         <w:t>A system is not understood until it survives more than one comfortable example.</w:t>
       </w:r>
     </w:p>
@@ -645,32 +1190,91 @@
       </w:r>
     </w:p>
     <w:p>
-      <w:r>
+      <w:pPr>
+        <w:spacing w:line="336" w:lineRule="auto" w:after="180"/>
+      </w:pPr>
+      <w:r>
+        <w:rPr>
+          <w:b w:val="0"/>
+        </w:rPr>
         <w:t>NORMAL  Expected data and expected behavior.</w:t>
       </w:r>
     </w:p>
     <w:p>
-      <w:r>
-        <w:t>BOUNDARY  Value close to a threshold, ambiguous label, or uncertain prediction.</w:t>
-      </w:r>
-    </w:p>
-    <w:p>
-      <w:r>
+      <w:pPr>
+        <w:pStyle w:val="Heading3"/>
+      </w:pPr>
+      <w:r>
+        <w:t>Keep this boundary clear</w:t>
+      </w:r>
+    </w:p>
+    <w:p>
+      <w:pPr>
+        <w:spacing w:line="336" w:lineRule="auto" w:after="180"/>
+        <w:shd w:fill="FFF5E6"/>
+      </w:pPr>
+      <w:r>
+        <w:rPr>
+          <w:b w:val="0"/>
+        </w:rPr>
+        <w:t xml:space="preserve">BOUNDARY  Value close to a threshold, ambiguous label, or uncertain </w:t>
+      </w:r>
+      <w:r>
+        <w:rPr>
+          <w:b/>
+        </w:rPr>
+        <w:t>prediction</w:t>
+      </w:r>
+      <w:r>
+        <w:rPr>
+          <w:b w:val="0"/>
+        </w:rPr>
+        <w:t>.</w:t>
+      </w:r>
+    </w:p>
+    <w:p>
+      <w:pPr>
+        <w:spacing w:line="336" w:lineRule="auto" w:after="180"/>
+      </w:pPr>
+      <w:r>
+        <w:rPr>
+          <w:b w:val="0"/>
+        </w:rPr>
         <w:t>MISSING  Necessary field, label, source, or measurement is unavailable.</w:t>
       </w:r>
     </w:p>
     <w:p>
-      <w:r>
+      <w:pPr>
+        <w:spacing w:line="336" w:lineRule="auto" w:after="180"/>
+      </w:pPr>
+      <w:r>
+        <w:rPr>
+          <w:b w:val="0"/>
+        </w:rPr>
         <w:t>SHIFTED  New lighting, species, device, subgroup, or time condition.</w:t>
       </w:r>
     </w:p>
     <w:p>
-      <w:r>
+      <w:pPr>
+        <w:spacing w:line="336" w:lineRule="auto" w:after="180"/>
+        <w:shd w:fill="FFF5E6"/>
+      </w:pPr>
+      <w:r>
+        <w:rPr>
+          <w:b w:val="0"/>
+        </w:rPr>
         <w:t>RELEASE RULE  Passing one case never proves generalization. Predefine expected behavior for all four categories.</w:t>
       </w:r>
     </w:p>
     <w:p>
-      <w:r>
+      <w:pPr>
+        <w:spacing w:line="336" w:lineRule="auto" w:after="180"/>
+        <w:shd w:fill="F5F1FB"/>
+      </w:pPr>
+      <w:r>
+        <w:rPr>
+          <w:b w:val="0"/>
+        </w:rPr>
         <w:t>Which case most threatens today's claim, and why?</w:t>
       </w:r>
     </w:p>
@@ -683,17 +1287,68 @@
       </w:r>
     </w:p>
     <w:p>
-      <w:r>
+      <w:pPr>
+        <w:pStyle w:val="Heading3"/>
+      </w:pPr>
+      <w:r>
+        <w:t>Change one thing</w:t>
+      </w:r>
+    </w:p>
+    <w:p>
+      <w:pPr>
+        <w:spacing w:line="336" w:lineRule="auto" w:after="180"/>
+        <w:shd w:fill="F5F1FB"/>
+      </w:pPr>
+      <w:r>
+        <w:rPr>
+          <w:b w:val="0"/>
+        </w:rPr>
         <w:t>Change: A revision fixes one miss but creates two extra false alarms.</w:t>
       </w:r>
     </w:p>
     <w:p>
-      <w:r>
-        <w:t>Prediction: TP 5, FN 1, FP 3, TN 7 gives 12/16=75% accuracy and 5/6 recall.</w:t>
-      </w:r>
-    </w:p>
-    <w:p>
-      <w:r>
+      <w:pPr>
+        <w:pStyle w:val="Heading3"/>
+      </w:pPr>
+      <w:r>
+        <w:t>Predicted result</w:t>
+      </w:r>
+    </w:p>
+    <w:p>
+      <w:pPr>
+        <w:spacing w:line="336" w:lineRule="auto" w:after="180"/>
+        <w:shd w:fill="F1F6FC"/>
+      </w:pPr>
+      <w:r>
+        <w:rPr>
+          <w:b/>
+        </w:rPr>
+        <w:t>Prediction</w:t>
+      </w:r>
+      <w:r>
+        <w:rPr>
+          <w:b w:val="0"/>
+        </w:rPr>
+        <w:t>: TP 5, FN 1, FP 3, TN 7 gives 12/16=75% accuracy and 5/6 recall.</w:t>
+      </w:r>
+    </w:p>
+    <w:p>
+      <w:pPr>
+        <w:pStyle w:val="Heading3"/>
+      </w:pPr>
+      <w:r>
+        <w:t>Why the result follows</w:t>
+      </w:r>
+    </w:p>
+    <w:p>
+      <w:pPr>
+        <w:spacing w:line="336" w:lineRule="auto" w:after="180"/>
+        <w:shd w:fill="F1F6FC"/>
+      </w:pPr>
+      <w:r>
+        <w:rPr>
+          <w:b w:val="0"/>
+        </w:rPr>
         <w:t>Reason: Recall rises while accuracy falls; the preferred revision depends on declared error consequences.</w:t>
       </w:r>
     </w:p>
@@ -707,6 +1362,17 @@
     </w:p>
     <w:p>
       <w:r>
+        <w:t>Use the vocabulary of Capstone Train, Analyze, Improve to explain a concrete decision, rather than only memorising definitions.</w:t>
+      </w:r>
+    </w:p>
+    <w:p>
+      <w:pPr>
+        <w:spacing w:line="336" w:lineRule="auto" w:after="180"/>
+      </w:pPr>
+      <w:r>
+        <w:rPr>
+          <w:b/>
+        </w:rPr>
         <w:t>VOCABULARY</w:t>
       </w:r>
     </w:p>
@@ -719,7 +1385,13 @@
       </w:r>
     </w:p>
     <w:p>
-      <w:r>
+      <w:pPr>
+        <w:spacing w:line="336" w:lineRule="auto" w:after="180"/>
+      </w:pPr>
+      <w:r>
+        <w:rPr>
+          <w:b w:val="0"/>
+        </w:rPr>
         <w:t>A definition matters when it lets you interpret a new dataset, model, or result.</w:t>
       </w:r>
     </w:p>
@@ -1035,12 +1707,25 @@
       </w:tr>
     </w:tbl>
     <w:p>
-      <w:r>
+      <w:pPr>
+        <w:spacing w:line="336" w:lineRule="auto" w:after="180"/>
+        <w:shd w:fill="FFF5E6"/>
+      </w:pPr>
+      <w:r>
+        <w:rPr>
+          <w:b w:val="0"/>
+        </w:rPr>
         <w:t>MISCONCEPTION TO REPAIR  A higher overall score proves every important aspect improved.</w:t>
       </w:r>
     </w:p>
     <w:p>
-      <w:r>
+      <w:pPr>
+        <w:spacing w:line="336" w:lineRule="auto" w:after="180"/>
+      </w:pPr>
+      <w:r>
+        <w:rPr>
+          <w:b w:val="0"/>
+        </w:rPr>
         <w:t>Repair the claim using a definition, calculation, or test record:</w:t>
       </w:r>
     </w:p>
@@ -1186,7 +1871,24 @@
     </w:p>
     <w:p>
       <w:r>
-        <w:t>WORKED EVIDENCE</w:t>
+        <w:t>Follow the worked trace for Capstone Train, Analyze, Improve, predict a step, then compare with its explanation.</w:t>
+      </w:r>
+    </w:p>
+    <w:p>
+      <w:pPr>
+        <w:spacing w:line="336" w:lineRule="auto" w:after="180"/>
+      </w:pPr>
+      <w:r>
+        <w:rPr>
+          <w:b/>
+        </w:rPr>
+        <w:t xml:space="preserve">WORKED </w:t>
+      </w:r>
+      <w:r>
+        <w:rPr>
+          <w:b/>
+        </w:rPr>
+        <w:t>EVIDENCE</w:t>
       </w:r>
     </w:p>
     <w:p>
@@ -1198,8 +1900,26 @@
       </w:r>
     </w:p>
     <w:p>
-      <w:r>
-        <w:t>Predict first. Then check each step. A correct answer without visible evidence cannot be audited.</w:t>
+      <w:pPr>
+        <w:spacing w:line="336" w:lineRule="auto" w:after="180"/>
+      </w:pPr>
+      <w:r>
+        <w:rPr>
+          <w:b w:val="0"/>
+        </w:rPr>
+        <w:t xml:space="preserve">Predict first. Then check each step. A correct answer without visible </w:t>
+      </w:r>
+      <w:r>
+        <w:rPr>
+          <w:b/>
+        </w:rPr>
+        <w:t>evidence</w:t>
+      </w:r>
+      <w:r>
+        <w:rPr>
+          <w:b w:val="0"/>
+        </w:rPr>
+        <w:t xml:space="preserve"> cannot be audited.</w:t>
       </w:r>
     </w:p>
     <w:p>
@@ -1341,33 +2061,142 @@
       </w:r>
     </w:p>
     <w:p>
-      <w:r>
+      <w:pPr>
+        <w:pStyle w:val="Heading3"/>
+      </w:pPr>
+      <w:r>
+        <w:t>Step 1</w:t>
+      </w:r>
+    </w:p>
+    <w:p>
+      <w:pPr>
+        <w:spacing w:line="336" w:lineRule="auto" w:after="180"/>
+        <w:shd w:fill="F4F9FC"/>
+      </w:pPr>
+      <w:r>
+        <w:rPr>
+          <w:b w:val="0"/>
+        </w:rPr>
         <w:t>STEP 1  Model v1 passes 14/20 validation cases; evening accuracy is 40%.</w:t>
       </w:r>
     </w:p>
     <w:p>
-      <w:r>
+      <w:pPr>
+        <w:pStyle w:val="Heading3"/>
+      </w:pPr>
+      <w:r>
+        <w:t>Step 2</w:t>
+      </w:r>
+    </w:p>
+    <w:p>
+      <w:pPr>
+        <w:spacing w:line="336" w:lineRule="auto" w:after="180"/>
+        <w:shd w:fill="F4F9FC"/>
+      </w:pPr>
+      <w:r>
+        <w:rPr>
+          <w:b w:val="0"/>
+        </w:rPr>
         <w:t>STEP 2  The six failed cases are low-light cases. One of those same six also has a disputed reference label; that is an overlapping review flag, not a seventh failed case.</w:t>
       </w:r>
     </w:p>
     <w:p>
-      <w:r>
-        <w:t>STEP 3  Add reviewed low-light training examples while freezing features and model settings.</w:t>
-      </w:r>
-    </w:p>
-    <w:p>
-      <w:r>
-        <w:t>STEP 4  Model v2 passes 17/20; evening rises to 70%; inspect every old pass and record remaining limits.</w:t>
-      </w:r>
-    </w:p>
-    <w:p>
-      <w:r>
+      <w:pPr>
+        <w:pStyle w:val="Heading3"/>
+      </w:pPr>
+      <w:r>
+        <w:t>Step 3</w:t>
+      </w:r>
+    </w:p>
+    <w:p>
+      <w:pPr>
+        <w:spacing w:line="336" w:lineRule="auto" w:after="180"/>
+        <w:shd w:fill="F4F9FC"/>
+      </w:pPr>
+      <w:r>
+        <w:rPr>
+          <w:b w:val="0"/>
+        </w:rPr>
+        <w:t xml:space="preserve">STEP 3  Add reviewed low-light </w:t>
+      </w:r>
+      <w:r>
+        <w:rPr>
+          <w:b/>
+        </w:rPr>
+        <w:t>training</w:t>
+      </w:r>
+      <w:r>
+        <w:rPr>
+          <w:b w:val="0"/>
+        </w:rPr>
+        <w:t xml:space="preserve"> examples while freezing features and model settings.</w:t>
+      </w:r>
+    </w:p>
+    <w:p>
+      <w:pPr>
+        <w:pStyle w:val="Heading3"/>
+      </w:pPr>
+      <w:r>
+        <w:t>Step 4</w:t>
+      </w:r>
+    </w:p>
+    <w:p>
+      <w:pPr>
+        <w:spacing w:line="336" w:lineRule="auto" w:after="180"/>
+        <w:shd w:fill="F4F9FC"/>
+      </w:pPr>
+      <w:r>
+        <w:rPr>
+          <w:b w:val="0"/>
+        </w:rPr>
+        <w:t xml:space="preserve">STEP 4  Model v2 passes 17/20; evening rises to </w:t>
+      </w:r>
+      <w:r>
+        <w:rPr>
+          <w:b/>
+        </w:rPr>
+        <w:t>70%</w:t>
+      </w:r>
+      <w:r>
+        <w:rPr>
+          <w:b w:val="0"/>
+        </w:rPr>
+        <w:t>; inspect every old pass and record remaining limits.</w:t>
+      </w:r>
+    </w:p>
+    <w:p>
+      <w:pPr>
+        <w:spacing w:line="336" w:lineRule="auto" w:after="180"/>
+        <w:shd w:fill="EDF7F3"/>
+      </w:pPr>
+      <w:r>
+        <w:rPr>
+          <w:b w:val="0"/>
+        </w:rPr>
         <w:t>CHECK  Verify the denominator, unit, split, class definition, and data version before interpreting a score.</w:t>
       </w:r>
     </w:p>
     <w:p>
-      <w:r>
-        <w:t>Recalculate, retrace, or restate the evidence independently:</w:t>
+      <w:pPr>
+        <w:spacing w:line="336" w:lineRule="auto" w:after="180"/>
+      </w:pPr>
+      <w:r>
+        <w:rPr>
+          <w:b w:val="0"/>
+        </w:rPr>
+        <w:t xml:space="preserve">Recalculate, retrace, or restate the </w:t>
+      </w:r>
+      <w:r>
+        <w:rPr>
+          <w:b/>
+        </w:rPr>
+        <w:t>evidence</w:t>
+      </w:r>
+      <w:r>
+        <w:rPr>
+          <w:b w:val="0"/>
+        </w:rPr>
+        <w:t xml:space="preserve"> independently:</w:t>
       </w:r>
     </w:p>
     <w:p>
@@ -1571,7 +2400,13 @@
       </w:r>
     </w:p>
     <w:p>
-      <w:r>
+      <w:pPr>
+        <w:spacing w:line="336" w:lineRule="auto" w:after="180"/>
+      </w:pPr>
+      <w:r>
+        <w:rPr>
+          <w:b w:val="0"/>
+        </w:rPr>
         <w:t>Cover the result before checking it. Say what is given, choose the procedure, and follow one step at a time. Then uncover the result and explain your first mismatch. Ask why a step is allowed, not only what number it produces.</w:t>
       </w:r>
     </w:p>
@@ -1584,7 +2419,13 @@
       </w:r>
     </w:p>
     <w:p>
-      <w:r>
+      <w:pPr>
+        <w:spacing w:line="336" w:lineRule="auto" w:after="180"/>
+      </w:pPr>
+      <w:r>
+        <w:rPr>
+          <w:b w:val="0"/>
+        </w:rPr>
         <w:t>Choose the next capstone revision from explicit false alarms and misses.</w:t>
       </w:r>
     </w:p>
@@ -1597,13 +2438,55 @@
       </w:r>
     </w:p>
     <w:p>
-      <w:r>
+      <w:pPr>
+        <w:pStyle w:val="Heading3"/>
+      </w:pPr>
+      <w:r>
+        <w:t>Supplied facts</w:t>
+      </w:r>
+    </w:p>
+    <w:p>
+      <w:pPr>
+        <w:spacing w:line="336" w:lineRule="auto" w:after="180"/>
+        <w:shd w:fill="F1F6FC"/>
+      </w:pPr>
+      <w:r>
+        <w:rPr>
+          <w:b w:val="0"/>
+        </w:rPr>
         <w:t>Positive=spotted. CandidateTP4, FN 2, FP 1, TN 9; baselineTP0, FN 6, FP 0, TN 10. Both evaluate the same16 cases.</w:t>
       </w:r>
     </w:p>
     <w:p>
-      <w:r>
-        <w:t>All inputs and outcomes in this worked example are invented classroom data; no real model run is claimed.</w:t>
+      <w:pPr>
+        <w:pStyle w:val="Heading3"/>
+      </w:pPr>
+      <w:r>
+        <w:t>Supplied facts</w:t>
+      </w:r>
+    </w:p>
+    <w:p>
+      <w:pPr>
+        <w:spacing w:line="336" w:lineRule="auto" w:after="180"/>
+        <w:shd w:fill="F1F6FC"/>
+      </w:pPr>
+      <w:r>
+        <w:rPr>
+          <w:b w:val="0"/>
+        </w:rPr>
+        <w:t xml:space="preserve">All </w:t>
+      </w:r>
+      <w:r>
+        <w:rPr>
+          <w:b/>
+        </w:rPr>
+        <w:t>input</w:t>
+      </w:r>
+      <w:r>
+        <w:rPr>
+          <w:b w:val="0"/>
+        </w:rPr>
+        <w:t>s and outcomes in this worked example are invented classroom data; no real model run is claimed.</w:t>
       </w:r>
     </w:p>
     <w:p>
@@ -1802,30 +2685,150 @@
       </w:r>
     </w:p>
     <w:p>
-      <w:r>
-        <w:t>Read the picture in order. Review candidate’s two misses and one false alarm with conditions and label evidence before revising. The arrows show which recorded input or intermediate result each decision uses. Explain the deciding step aloud before checking the changed case; pointing to the final answer alone does not show how it follows.</w:t>
-      </w:r>
-    </w:p>
-    <w:p>
       <w:pPr>
         <w:pStyle w:val="Heading3"/>
       </w:pPr>
       <w:r>
+        <w:t>Why the result follows</w:t>
+      </w:r>
+    </w:p>
+    <w:p>
+      <w:pPr>
+        <w:spacing w:line="336" w:lineRule="auto" w:after="180"/>
+        <w:shd w:fill="F1F6FC"/>
+      </w:pPr>
+      <w:r>
+        <w:rPr>
+          <w:b w:val="0"/>
+        </w:rPr>
+        <w:t xml:space="preserve">Read the picture in order. Review candidate’s two misses and one false alarm with conditions and label </w:t>
+      </w:r>
+      <w:r>
+        <w:rPr>
+          <w:b/>
+        </w:rPr>
+        <w:t>evidence</w:t>
+      </w:r>
+      <w:r>
+        <w:rPr>
+          <w:b w:val="0"/>
+        </w:rPr>
+        <w:t xml:space="preserve"> before revising. The arrows show which recorded </w:t>
+      </w:r>
+      <w:r>
+        <w:rPr>
+          <w:b/>
+        </w:rPr>
+        <w:t>input</w:t>
+      </w:r>
+      <w:r>
+        <w:rPr>
+          <w:b w:val="0"/>
+        </w:rPr>
+        <w:t xml:space="preserve"> or intermediate result each decision uses.</w:t>
+      </w:r>
+    </w:p>
+    <w:p>
+      <w:pPr>
+        <w:spacing w:line="336" w:lineRule="auto" w:after="180"/>
+        <w:shd w:fill="F1F6FC"/>
+      </w:pPr>
+      <w:r>
+        <w:rPr>
+          <w:b w:val="0"/>
+        </w:rPr>
+        <w:t>Explain the deciding step aloud before checking the changed case; pointing to the final answer alone does not show how it follows.</w:t>
+      </w:r>
+    </w:p>
+    <w:p>
+      <w:pPr>
+        <w:pStyle w:val="Heading3"/>
+      </w:pPr>
+      <w:r>
         <w:t>What this example does not establish</w:t>
       </w:r>
     </w:p>
     <w:p>
-      <w:r>
-        <w:t>Any case-driven revision makes these records development evidence for that revision; reserve a fresh final set.</w:t>
-      </w:r>
-    </w:p>
-    <w:p>
-      <w:r>
-        <w:t>Read the labelled picture: Why is “the revision is better” incomplete? Point to the relevant step in the picture, then write the changed result and the rule or evidence that supports it.</w:t>
-      </w:r>
-    </w:p>
-    <w:p>
-      <w:r>
+      <w:pPr>
+        <w:pStyle w:val="Heading3"/>
+      </w:pPr>
+      <w:r>
+        <w:t>Keep the stated limit</w:t>
+      </w:r>
+    </w:p>
+    <w:p>
+      <w:pPr>
+        <w:spacing w:line="336" w:lineRule="auto" w:after="180"/>
+        <w:shd w:fill="FFF5E6"/>
+      </w:pPr>
+      <w:r>
+        <w:rPr>
+          <w:b w:val="0"/>
+        </w:rPr>
+        <w:t xml:space="preserve">Any case-driven revision makes these records development </w:t>
+      </w:r>
+      <w:r>
+        <w:rPr>
+          <w:b/>
+        </w:rPr>
+        <w:t>evidence</w:t>
+      </w:r>
+      <w:r>
+        <w:rPr>
+          <w:b w:val="0"/>
+        </w:rPr>
+        <w:t xml:space="preserve"> for that revision; reserve a fresh final set.</w:t>
+      </w:r>
+    </w:p>
+    <w:p>
+      <w:pPr>
+        <w:pStyle w:val="Heading3"/>
+      </w:pPr>
+      <w:r>
+        <w:t>Keep the stated limit</w:t>
+      </w:r>
+    </w:p>
+    <w:p>
+      <w:pPr>
+        <w:spacing w:line="336" w:lineRule="auto" w:after="180"/>
+        <w:shd w:fill="FFF5E6"/>
+      </w:pPr>
+      <w:r>
+        <w:rPr>
+          <w:b w:val="0"/>
+        </w:rPr>
+        <w:t xml:space="preserve">Read the labelled picture: Why is “the revision is better” incomplete? Point to the relevant step in the picture, then write the changed result and the rule or </w:t>
+      </w:r>
+      <w:r>
+        <w:rPr>
+          <w:b/>
+        </w:rPr>
+        <w:t>evidence</w:t>
+      </w:r>
+      <w:r>
+        <w:rPr>
+          <w:b w:val="0"/>
+        </w:rPr>
+        <w:t xml:space="preserve"> that supports it.</w:t>
+      </w:r>
+    </w:p>
+    <w:p>
+      <w:pPr>
+        <w:pStyle w:val="Heading3"/>
+      </w:pPr>
+      <w:r>
+        <w:t>Keep the stated limit</w:t>
+      </w:r>
+    </w:p>
+    <w:p>
+      <w:pPr>
+        <w:spacing w:line="336" w:lineRule="auto" w:after="180"/>
+        <w:shd w:fill="FFF5E6"/>
+      </w:pPr>
+      <w:r>
+        <w:rPr>
+          <w:b w:val="0"/>
+        </w:rPr>
         <w:t>Change one thing: A revision fixes one miss but creates two extra false alarms. Predict the result before checking the explanation. What remains the same?</w:t>
       </w:r>
     </w:p>
@@ -1839,6 +2842,26 @@
     </w:p>
     <w:p>
       <w:r>
+        <w:t>Find the unsupported step in the Capstone Train, Analyze, Improve claim and explain a repair using the supplied evidence.</w:t>
+      </w:r>
+    </w:p>
+    <w:p>
+      <w:pPr>
+        <w:pStyle w:val="Heading3"/>
+      </w:pPr>
+      <w:r>
+        <w:t>Find the first error</w:t>
+      </w:r>
+    </w:p>
+    <w:p>
+      <w:pPr>
+        <w:spacing w:line="336" w:lineRule="auto" w:after="180"/>
+        <w:shd w:fill="FFF5E6"/>
+      </w:pPr>
+      <w:r>
+        <w:rPr>
+          <w:b w:val="0"/>
+        </w:rPr>
         <w:t>ERROR DETECTIVE</w:t>
       </w:r>
     </w:p>
@@ -1851,7 +2874,13 @@
       </w:r>
     </w:p>
     <w:p>
-      <w:r>
+      <w:pPr>
+        <w:spacing w:line="336" w:lineRule="auto" w:after="180"/>
+      </w:pPr>
+      <w:r>
+        <w:rPr>
+          <w:b w:val="0"/>
+        </w:rPr>
         <w:t>Do not patch the answer. Find the earliest unsupported assumption, data problem, or experiment error.</w:t>
       </w:r>
     </w:p>
@@ -2102,12 +3131,25 @@
       </w:tr>
     </w:tbl>
     <w:p>
-      <w:r>
+      <w:pPr>
+        <w:spacing w:line="336" w:lineRule="auto" w:after="180"/>
+        <w:shd w:fill="FFF5E6"/>
+      </w:pPr>
+      <w:r>
+        <w:rPr>
+          <w:b w:val="0"/>
+        </w:rPr>
         <w:t>CLAIM TO CHALLENGE  A higher overall score proves every important aspect improved.</w:t>
       </w:r>
     </w:p>
     <w:p>
-      <w:r>
+      <w:pPr>
+        <w:spacing w:line="336" w:lineRule="auto" w:after="180"/>
+      </w:pPr>
+      <w:r>
+        <w:rPr>
+          <w:b w:val="0"/>
+        </w:rPr>
         <w:t>Diagnose one cause and name the cleanest next experiment:</w:t>
       </w:r>
     </w:p>
@@ -2120,15 +3162,54 @@
       </w:r>
     </w:p>
     <w:p>
-      <w:r>
-        <w:t>Submit the frozen test report, error audit, revision proposal and updated model card. A revision proposal may conclude that more appropriate data or a simpler baseline is preferable. If no fresh test is available, stop at a transparent proposal instead of claiming the revision has been independently validated.</w:t>
-      </w:r>
-    </w:p>
-    <w:p>
       <w:pPr>
         <w:pStyle w:val="Heading3"/>
       </w:pPr>
       <w:r>
+        <w:t>Check the claim against the facts</w:t>
+      </w:r>
+    </w:p>
+    <w:p>
+      <w:pPr>
+        <w:spacing w:line="336" w:lineRule="auto" w:after="180"/>
+        <w:shd w:fill="FFF5E6"/>
+      </w:pPr>
+      <w:r>
+        <w:rPr>
+          <w:b w:val="0"/>
+        </w:rPr>
+        <w:t xml:space="preserve">Submit the frozen test report, </w:t>
+      </w:r>
+      <w:r>
+        <w:rPr>
+          <w:b/>
+        </w:rPr>
+        <w:t>error audit</w:t>
+      </w:r>
+      <w:r>
+        <w:rPr>
+          <w:b w:val="0"/>
+        </w:rPr>
+        <w:t>, revision proposal and updated model card. A revision proposal may conclude that more appropriate data or a simpler baseline is preferable.</w:t>
+      </w:r>
+    </w:p>
+    <w:p>
+      <w:pPr>
+        <w:spacing w:line="336" w:lineRule="auto" w:after="180"/>
+        <w:shd w:fill="FFF5E6"/>
+      </w:pPr>
+      <w:r>
+        <w:rPr>
+          <w:b w:val="0"/>
+        </w:rPr>
+        <w:t>If no fresh test is available, stop at a transparent proposal instead of claiming the revision has been independently validated.</w:t>
+      </w:r>
+    </w:p>
+    <w:p>
+      <w:pPr>
+        <w:pStyle w:val="Heading3"/>
+      </w:pPr>
+      <w:r>
         <w:t>What must remain visible when version 2 is proposed without a fresh test?</w:t>
       </w:r>
     </w:p>
@@ -2162,6 +3243,17 @@
     </w:p>
     <w:p>
       <w:r>
+        <w:t>Practise Capstone Train, Analyze, Improve with support, then explain the deciding step in your own words.</w:t>
+      </w:r>
+    </w:p>
+    <w:p>
+      <w:pPr>
+        <w:spacing w:line="336" w:lineRule="auto" w:after="180"/>
+      </w:pPr>
+      <w:r>
+        <w:rPr>
+          <w:b/>
+        </w:rPr>
         <w:t>ML STUDIO</w:t>
       </w:r>
     </w:p>
@@ -2174,7 +3266,13 @@
       </w:r>
     </w:p>
     <w:p>
-      <w:r>
+      <w:pPr>
+        <w:spacing w:line="336" w:lineRule="auto" w:after="180"/>
+      </w:pPr>
+      <w:r>
+        <w:rPr>
+          <w:b w:val="0"/>
+        </w:rPr>
         <w:t>A trustworthy result can be reproduced from the recorded data, code, settings, and evaluation rule.</w:t>
       </w:r>
     </w:p>
@@ -2223,37 +3321,106 @@
       </w:r>
     </w:p>
     <w:p>
-      <w:r>
+      <w:pPr>
+        <w:pStyle w:val="Heading3"/>
+      </w:pPr>
+      <w:r>
+        <w:t>Question to explain</w:t>
+      </w:r>
+    </w:p>
+    <w:p>
+      <w:pPr>
+        <w:spacing w:line="336" w:lineRule="auto" w:after="180"/>
+        <w:shd w:fill="F5F1FB"/>
+      </w:pPr>
+      <w:r>
+        <w:rPr>
+          <w:b w:val="0"/>
+        </w:rPr>
         <w:t>QUESTION + intended use + success threshold</w:t>
       </w:r>
     </w:p>
     <w:p>
-      <w:r>
+      <w:pPr>
+        <w:spacing w:line="336" w:lineRule="auto" w:after="180"/>
+      </w:pPr>
+      <w:r>
+        <w:rPr>
+          <w:b w:val="0"/>
+        </w:rPr>
         <w:t>DATA version + grouped split + leakage check</w:t>
       </w:r>
     </w:p>
     <w:p>
-      <w:r>
-        <w:t>CODE/preprocessing + features + model + settings + seed</w:t>
-      </w:r>
-    </w:p>
-    <w:p>
-      <w:r>
+      <w:pPr>
+        <w:spacing w:line="336" w:lineRule="auto" w:after="180"/>
+      </w:pPr>
+      <w:r>
+        <w:rPr>
+          <w:b w:val="0"/>
+        </w:rPr>
+        <w:t>CODE/pre</w:t>
+      </w:r>
+      <w:r>
+        <w:rPr>
+          <w:b/>
+        </w:rPr>
+        <w:t>process</w:t>
+      </w:r>
+      <w:r>
+        <w:rPr>
+          <w:b w:val="0"/>
+        </w:rPr>
+        <w:t>ing + features + model + settings + seed</w:t>
+      </w:r>
+    </w:p>
+    <w:p>
+      <w:pPr>
+        <w:spacing w:line="336" w:lineRule="auto" w:after="180"/>
+      </w:pPr>
+      <w:r>
+        <w:rPr>
+          <w:b w:val="0"/>
+        </w:rPr>
         <w:t>METRICS + positive class + units + denominators</w:t>
       </w:r>
     </w:p>
     <w:p>
-      <w:r>
-        <w:t>PREDICTIONS + errors + subgroup slices + limitations</w:t>
-      </w:r>
-    </w:p>
-    <w:p>
-      <w:r>
+      <w:pPr>
+        <w:spacing w:line="336" w:lineRule="auto" w:after="180"/>
+      </w:pPr>
+      <w:r>
+        <w:rPr>
+          <w:b/>
+        </w:rPr>
+        <w:t>PREDICTION</w:t>
+      </w:r>
+      <w:r>
+        <w:rPr>
+          <w:b w:val="0"/>
+        </w:rPr>
+        <w:t>S + errors + subgroup slices + limitations</w:t>
+      </w:r>
+    </w:p>
+    <w:p>
+      <w:pPr>
+        <w:spacing w:line="336" w:lineRule="auto" w:after="180"/>
+      </w:pPr>
+      <w:r>
+        <w:rPr>
+          <w:b w:val="0"/>
+        </w:rPr>
         <w:t>HUMAN reviewer + release, revise, limit, or stop decision</w:t>
       </w:r>
     </w:p>
     <w:p>
-      <w:r>
+      <w:pPr>
+        <w:spacing w:line="336" w:lineRule="auto" w:after="180"/>
+      </w:pPr>
+      <w:r>
+        <w:rPr>
+          <w:b w:val="0"/>
+        </w:rPr>
         <w:t>Write the minimum record needed to reproduce today's result:</w:t>
       </w:r>
     </w:p>
@@ -2266,8 +3433,37 @@
       </w:r>
     </w:p>
     <w:p>
-      <w:r>
-        <w:t>If dim examples account for both misses, record that observation and inspect collection conditions. It is a hypothesis for investigation, not proof that lighting caused the failures. A proposed feature or model change creates version 2. Scores on the same inspected test must be labelled post-test development.</w:t>
+      <w:pPr>
+        <w:spacing w:line="336" w:lineRule="auto" w:after="180"/>
+      </w:pPr>
+      <w:r>
+        <w:rPr>
+          <w:b w:val="0"/>
+        </w:rPr>
+        <w:t xml:space="preserve">If dim examples account for both misses, record that </w:t>
+      </w:r>
+      <w:r>
+        <w:rPr>
+          <w:b/>
+        </w:rPr>
+        <w:t>observation</w:t>
+      </w:r>
+      <w:r>
+        <w:rPr>
+          <w:b w:val="0"/>
+        </w:rPr>
+        <w:t xml:space="preserve"> and inspect collection conditions. It is a hypothesis for investigation, not proof that lighting caused the failures.</w:t>
+      </w:r>
+    </w:p>
+    <w:p>
+      <w:pPr>
+        <w:spacing w:line="336" w:lineRule="auto" w:after="180"/>
+      </w:pPr>
+      <w:r>
+        <w:rPr>
+          <w:b w:val="0"/>
+        </w:rPr>
+        <w:t>A proposed feature or model change creates version 2. Scores on the same inspected test must be labelled post-test development.</w:t>
       </w:r>
     </w:p>
     <w:p>
@@ -2279,8 +3475,26 @@
       </w:r>
     </w:p>
     <w:p>
-      <w:r>
-        <w:t>Use workbook W2 for the connected example “Capstone evaluation and revision”. First fill the input and rule boxes. Try the middle steps before asking for a hint. After a hint, try the next step yourself.</w:t>
+      <w:pPr>
+        <w:spacing w:line="336" w:lineRule="auto" w:after="180"/>
+      </w:pPr>
+      <w:r>
+        <w:rPr>
+          <w:b w:val="0"/>
+        </w:rPr>
+        <w:t xml:space="preserve">Use workbook W2 for the connected example “Capstone evaluation and revision”. First fill the </w:t>
+      </w:r>
+      <w:r>
+        <w:rPr>
+          <w:b/>
+        </w:rPr>
+        <w:t>input</w:t>
+      </w:r>
+      <w:r>
+        <w:rPr>
+          <w:b w:val="0"/>
+        </w:rPr>
+        <w:t xml:space="preserve"> and rule boxes. Try the middle steps before asking for a hint. After a hint, try the next step yourself.</w:t>
       </w:r>
     </w:p>
     <w:tbl>
@@ -2363,7 +3577,13 @@
       </w:tr>
     </w:tbl>
     <w:p>
-      <w:r>
+      <w:pPr>
+        <w:spacing w:line="336" w:lineRule="auto" w:after="180"/>
+      </w:pPr>
+      <w:r>
+        <w:rPr>
+          <w:b w:val="0"/>
+        </w:rPr>
         <w:t>Explain your trace to a partner. Your partner points to one step to check. Swap roles on the next case. Each person writes their own explanation.</w:t>
       </w:r>
     </w:p>
@@ -2376,12 +3596,35 @@
       </w:r>
     </w:p>
     <w:p>
-      <w:r>
-        <w:t>Use the worked case for Capstone evaluation and revision. Proposed explanation: “A final answer is enough”. Decide whether this explanation is supported. Point to the step or supplied fact that decides; explain your repair if needed.</w:t>
-      </w:r>
-    </w:p>
-    <w:p>
-      <w:r>
+      <w:pPr>
+        <w:spacing w:line="336" w:lineRule="auto" w:after="180"/>
+      </w:pPr>
+      <w:r>
+        <w:rPr>
+          <w:b w:val="0"/>
+        </w:rPr>
+        <w:t>Use the worked case for Capstone evaluation and revision. Proposed explanation: “A final answer is enough”. Decide whether this explanation is supported.</w:t>
+      </w:r>
+    </w:p>
+    <w:p>
+      <w:pPr>
+        <w:spacing w:line="336" w:lineRule="auto" w:after="180"/>
+      </w:pPr>
+      <w:r>
+        <w:rPr>
+          <w:b w:val="0"/>
+        </w:rPr>
+        <w:t>Point to the step or supplied fact that decides; explain your repair if needed.</w:t>
+      </w:r>
+    </w:p>
+    <w:p>
+      <w:pPr>
+        <w:spacing w:line="336" w:lineRule="auto" w:after="180"/>
+      </w:pPr>
+      <w:r>
+        <w:rPr>
+          <w:b w:val="0"/>
+        </w:rPr>
         <w:t>Answer on your own before discussion. If you are unsure, say which step you need help with.</w:t>
       </w:r>
     </w:p>
@@ -2394,8 +3637,26 @@
       </w:r>
     </w:p>
     <w:p>
-      <w:r>
-        <w:t>Why is “the revision is better” incomplete? Point to the relevant step in the picture, then write the changed result and the rule or evidence that supports it.</w:t>
+      <w:pPr>
+        <w:spacing w:line="336" w:lineRule="auto" w:after="180"/>
+      </w:pPr>
+      <w:r>
+        <w:rPr>
+          <w:b w:val="0"/>
+        </w:rPr>
+        <w:t xml:space="preserve">Why is “the revision is better” incomplete? Point to the relevant step in the picture, then write the changed result and the rule or </w:t>
+      </w:r>
+      <w:r>
+        <w:rPr>
+          <w:b/>
+        </w:rPr>
+        <w:t>evidence</w:t>
+      </w:r>
+      <w:r>
+        <w:rPr>
+          <w:b w:val="0"/>
+        </w:rPr>
+        <w:t xml:space="preserve"> that supports it.</w:t>
       </w:r>
     </w:p>
     <w:p>
@@ -2427,7 +3688,13 @@
       </w:r>
     </w:p>
     <w:p>
-      <w:r>
+      <w:pPr>
+        <w:spacing w:line="336" w:lineRule="auto" w:after="180"/>
+      </w:pPr>
+      <w:r>
+        <w:rPr>
+          <w:b w:val="0"/>
+        </w:rPr>
         <w:t>This is supported practice. Keep the separately named independent case for an attempt before feedback.</w:t>
       </w:r>
     </w:p>
@@ -2441,7 +3708,24 @@
     </w:p>
     <w:p>
       <w:r>
-        <w:t>EVIDENCE LAB</w:t>
+        <w:t>Investigate Capstone Train, Analyze, Improve. Record the prediction, actual observation or labelled paper trace, explanation and next test separately.</w:t>
+      </w:r>
+    </w:p>
+    <w:p>
+      <w:pPr>
+        <w:spacing w:line="336" w:lineRule="auto" w:after="180"/>
+      </w:pPr>
+      <w:r>
+        <w:rPr>
+          <w:b/>
+        </w:rPr>
+        <w:t>EVIDENCE</w:t>
+      </w:r>
+      <w:r>
+        <w:rPr>
+          <w:b/>
+        </w:rPr>
+        <w:t xml:space="preserve"> LAB</w:t>
       </w:r>
     </w:p>
     <w:p>
@@ -2453,7 +3737,13 @@
       </w:r>
     </w:p>
     <w:p>
-      <w:r>
+      <w:pPr>
+        <w:spacing w:line="336" w:lineRule="auto" w:after="180"/>
+      </w:pPr>
+      <w:r>
+        <w:rPr>
+          <w:b w:val="0"/>
+        </w:rPr>
         <w:t>Keep the test conditions fixed, record every result, and change only one planned factor.</w:t>
       </w:r>
     </w:p>
@@ -2494,27 +3784,86 @@
       </w:r>
     </w:p>
     <w:p>
-      <w:r>
-        <w:t>1.  Write the hypothesis and expected evidence before running.</w:t>
-      </w:r>
-    </w:p>
-    <w:p>
-      <w:r>
-        <w:t>2.  Capstone Gate 2: reproduce v1, cluster errors, approve one change, rerun fixed cases, and publish all gains and regressions.</w:t>
-      </w:r>
-    </w:p>
-    <w:p>
-      <w:r>
+      <w:pPr>
+        <w:spacing w:line="336" w:lineRule="auto" w:after="180"/>
+        <w:shd w:fill="F4F9FC"/>
+      </w:pPr>
+      <w:r>
+        <w:rPr>
+          <w:b w:val="0"/>
+        </w:rPr>
+        <w:t xml:space="preserve">1.  Write the hypothesis and expected </w:t>
+      </w:r>
+      <w:r>
+        <w:rPr>
+          <w:b/>
+        </w:rPr>
+        <w:t>evidence</w:t>
+      </w:r>
+      <w:r>
+        <w:rPr>
+          <w:b w:val="0"/>
+        </w:rPr>
+        <w:t xml:space="preserve"> before running.</w:t>
+      </w:r>
+    </w:p>
+    <w:p>
+      <w:pPr>
+        <w:spacing w:line="336" w:lineRule="auto" w:after="180"/>
+        <w:shd w:fill="F4F9FC"/>
+      </w:pPr>
+      <w:r>
+        <w:rPr>
+          <w:b w:val="0"/>
+        </w:rPr>
+        <w:t xml:space="preserve">2.  Capstone Gate 2: reproduce v1, cluster errors, approve one change, rerun fixed cases, and publish all gains and </w:t>
+      </w:r>
+      <w:r>
+        <w:rPr>
+          <w:b/>
+        </w:rPr>
+        <w:t>regression</w:t>
+      </w:r>
+      <w:r>
+        <w:rPr>
+          <w:b w:val="0"/>
+        </w:rPr>
+        <w:t>s.</w:t>
+      </w:r>
+    </w:p>
+    <w:p>
+      <w:pPr>
+        <w:spacing w:line="336" w:lineRule="auto" w:after="180"/>
+        <w:shd w:fill="F4F9FC"/>
+      </w:pPr>
+      <w:r>
+        <w:rPr>
+          <w:b w:val="0"/>
+        </w:rPr>
         <w:t>3.  Run one normal, one boundary, one missing, and one shifted case.</w:t>
       </w:r>
     </w:p>
     <w:p>
-      <w:r>
+      <w:pPr>
+        <w:spacing w:line="336" w:lineRule="auto" w:after="180"/>
+        <w:shd w:fill="F4F9FC"/>
+      </w:pPr>
+      <w:r>
+        <w:rPr>
+          <w:b w:val="0"/>
+        </w:rPr>
         <w:t>4.  Calculate the metric from raw counts or row-level errors.</w:t>
       </w:r>
     </w:p>
     <w:p>
-      <w:r>
+      <w:pPr>
+        <w:spacing w:line="336" w:lineRule="auto" w:after="180"/>
+        <w:shd w:fill="F4F9FC"/>
+      </w:pPr>
+      <w:r>
+        <w:rPr>
+          <w:b w:val="0"/>
+        </w:rPr>
         <w:t>5.  Interpret what changed, what did not, and what remains unsafe or unknown.</w:t>
       </w:r>
     </w:p>
@@ -2772,7 +4121,13 @@
       </w:r>
     </w:p>
     <w:p>
-      <w:r>
+      <w:pPr>
+        <w:spacing w:line="336" w:lineRule="auto" w:after="180"/>
+      </w:pPr>
+      <w:r>
+        <w:rPr>
+          <w:b w:val="0"/>
+        </w:rPr>
         <w:t>Before trying: what do I expect, and why? While trying: which step could first go wrong? Afterwards: what did I actually observe, and what should change? Keep “not run” if you only traced the procedure.</w:t>
       </w:r>
     </w:p>
@@ -2786,6 +4141,17 @@
     </w:p>
     <w:p>
       <w:r>
+        <w:t>Move from recall to tracing, diagnosis and transfer in Capstone Train, Analyze, Improve. Explain why each step is justified.</w:t>
+      </w:r>
+    </w:p>
+    <w:p>
+      <w:pPr>
+        <w:spacing w:line="336" w:lineRule="auto" w:after="180"/>
+      </w:pPr>
+      <w:r>
+        <w:rPr>
+          <w:b/>
+        </w:rPr>
         <w:t>MASTERY</w:t>
       </w:r>
     </w:p>
@@ -2798,8 +4164,26 @@
       </w:r>
     </w:p>
     <w:p>
-      <w:r>
-        <w:t>Move upward only when you can produce evidence without copying the example.</w:t>
+      <w:pPr>
+        <w:spacing w:line="336" w:lineRule="auto" w:after="180"/>
+      </w:pPr>
+      <w:r>
+        <w:rPr>
+          <w:b w:val="0"/>
+        </w:rPr>
+        <w:t xml:space="preserve">Move upward only when you can produce </w:t>
+      </w:r>
+      <w:r>
+        <w:rPr>
+          <w:b/>
+        </w:rPr>
+        <w:t>evidence</w:t>
+      </w:r>
+      <w:r>
+        <w:rPr>
+          <w:b w:val="0"/>
+        </w:rPr>
+        <w:t xml:space="preserve"> without copying the example.</w:t>
       </w:r>
     </w:p>
     <w:p>
@@ -2839,42 +4223,167 @@
       </w:r>
     </w:p>
     <w:p>
-      <w:r>
-        <w:t>DEFINE  Use all four terms precisely: baseline run, error audit, before/after, regression.</w:t>
-      </w:r>
-    </w:p>
-    <w:p>
-      <w:r>
-        <w:t>CALCULATE  Reproduce the worked evidence with units and denominator.</w:t>
-      </w:r>
-    </w:p>
-    <w:p>
-      <w:r>
+      <w:pPr>
+        <w:spacing w:line="336" w:lineRule="auto" w:after="180"/>
+      </w:pPr>
+      <w:r>
+        <w:rPr>
+          <w:b w:val="0"/>
+        </w:rPr>
+        <w:t xml:space="preserve">DEFINE  Use all four terms precisely: </w:t>
+      </w:r>
+      <w:r>
+        <w:rPr>
+          <w:b/>
+        </w:rPr>
+        <w:t>baseline run</w:t>
+      </w:r>
+      <w:r>
+        <w:rPr>
+          <w:b w:val="0"/>
+        </w:rPr>
+        <w:t xml:space="preserve">, </w:t>
+      </w:r>
+      <w:r>
+        <w:rPr>
+          <w:b/>
+        </w:rPr>
+        <w:t>error audit</w:t>
+      </w:r>
+      <w:r>
+        <w:rPr>
+          <w:b w:val="0"/>
+        </w:rPr>
+        <w:t xml:space="preserve">, </w:t>
+      </w:r>
+      <w:r>
+        <w:rPr>
+          <w:b/>
+        </w:rPr>
+        <w:t>before/after</w:t>
+      </w:r>
+      <w:r>
+        <w:rPr>
+          <w:b w:val="0"/>
+        </w:rPr>
+        <w:t xml:space="preserve">, </w:t>
+      </w:r>
+      <w:r>
+        <w:rPr>
+          <w:b/>
+        </w:rPr>
+        <w:t>regression</w:t>
+      </w:r>
+      <w:r>
+        <w:rPr>
+          <w:b w:val="0"/>
+        </w:rPr>
+        <w:t>.</w:t>
+      </w:r>
+    </w:p>
+    <w:p>
+      <w:pPr>
+        <w:spacing w:line="336" w:lineRule="auto" w:after="180"/>
+      </w:pPr>
+      <w:r>
+        <w:rPr>
+          <w:b w:val="0"/>
+        </w:rPr>
+        <w:t xml:space="preserve">CALCULATE  Reproduce the worked </w:t>
+      </w:r>
+      <w:r>
+        <w:rPr>
+          <w:b/>
+        </w:rPr>
+        <w:t>evidence</w:t>
+      </w:r>
+      <w:r>
+        <w:rPr>
+          <w:b w:val="0"/>
+        </w:rPr>
+        <w:t xml:space="preserve"> with units and denominator.</w:t>
+      </w:r>
+    </w:p>
+    <w:p>
+      <w:pPr>
+        <w:spacing w:line="336" w:lineRule="auto" w:after="180"/>
+        <w:shd w:fill="F4F9FC"/>
+      </w:pPr>
+      <w:r>
+        <w:rPr>
+          <w:b w:val="0"/>
+        </w:rPr>
         <w:t>TRACE  Explain the data, code or decision path.</w:t>
       </w:r>
     </w:p>
     <w:p>
-      <w:r>
+      <w:pPr>
+        <w:spacing w:line="336" w:lineRule="auto" w:after="180"/>
+        <w:shd w:fill="F4F9FC"/>
+      </w:pPr>
+      <w:r>
+        <w:rPr>
+          <w:b w:val="0"/>
+        </w:rPr>
         <w:t>DIAGNOSE  A higher overall score proves every important aspect improved.</w:t>
       </w:r>
     </w:p>
     <w:p>
-      <w:r>
+      <w:pPr>
+        <w:spacing w:line="336" w:lineRule="auto" w:after="180"/>
+        <w:shd w:fill="F4F9FC"/>
+      </w:pPr>
+      <w:r>
+        <w:rPr>
+          <w:b w:val="0"/>
+        </w:rPr>
         <w:t>TRANSFER  Solve a fresh dataset or model case.</w:t>
       </w:r>
     </w:p>
     <w:p>
-      <w:r>
-        <w:t>IMPROVE  Change one cause and rerun fixed evidence.</w:t>
-      </w:r>
-    </w:p>
-    <w:p>
-      <w:r>
+      <w:pPr>
+        <w:spacing w:line="336" w:lineRule="auto" w:after="180"/>
+      </w:pPr>
+      <w:r>
+        <w:rPr>
+          <w:b w:val="0"/>
+        </w:rPr>
+        <w:t xml:space="preserve">IMPROVE  Change one cause and rerun fixed </w:t>
+      </w:r>
+      <w:r>
+        <w:rPr>
+          <w:b/>
+        </w:rPr>
+        <w:t>evidence</w:t>
+      </w:r>
+      <w:r>
+        <w:rPr>
+          <w:b w:val="0"/>
+        </w:rPr>
+        <w:t>.</w:t>
+      </w:r>
+    </w:p>
+    <w:p>
+      <w:pPr>
+        <w:spacing w:line="336" w:lineRule="auto" w:after="180"/>
+        <w:shd w:fill="F4F9FC"/>
+      </w:pPr>
+      <w:r>
+        <w:rPr>
+          <w:b w:val="0"/>
+        </w:rPr>
         <w:t>DEFEND  State intended use, metric, limitation, and human responsibility.</w:t>
       </w:r>
     </w:p>
     <w:p>
-      <w:r>
+      <w:pPr>
+        <w:spacing w:line="336" w:lineRule="auto" w:after="180"/>
+        <w:shd w:fill="F1F6F8"/>
+      </w:pPr>
+      <w:r>
+        <w:rPr>
+          <w:b w:val="0"/>
+        </w:rPr>
         <w:t>MASTERY RULE  A coached calculation becomes mastery only after a different case is completed independently.</w:t>
       </w:r>
     </w:p>
@@ -2888,6 +4397,17 @@
     </w:p>
     <w:p>
       <w:r>
+        <w:t>Apply this week’s idea to Responsible Plant Classifier. Keep an annotated decision and the evidence supporting it.</w:t>
+      </w:r>
+    </w:p>
+    <w:p>
+      <w:pPr>
+        <w:spacing w:line="336" w:lineRule="auto" w:after="180"/>
+      </w:pPr>
+      <w:r>
+        <w:rPr>
+          <w:b/>
+        </w:rPr>
         <w:t>CUMULATIVE PROJECT</w:t>
       </w:r>
     </w:p>
@@ -2900,8 +4420,26 @@
       </w:r>
     </w:p>
     <w:p>
-      <w:r>
-        <w:t>Every week adds one reviewable artifact to the same evidence-based capstone.</w:t>
+      <w:pPr>
+        <w:spacing w:line="336" w:lineRule="auto" w:after="180"/>
+      </w:pPr>
+      <w:r>
+        <w:rPr>
+          <w:b w:val="0"/>
+        </w:rPr>
+        <w:t xml:space="preserve">Every week adds one reviewable artifact to the same </w:t>
+      </w:r>
+      <w:r>
+        <w:rPr>
+          <w:b/>
+        </w:rPr>
+        <w:t>evidence</w:t>
+      </w:r>
+      <w:r>
+        <w:rPr>
+          <w:b w:val="0"/>
+        </w:rPr>
+        <w:t>-based capstone.</w:t>
       </w:r>
     </w:p>
     <w:p>
@@ -2941,43 +4479,110 @@
       </w:r>
     </w:p>
     <w:p>
-      <w:r>
+      <w:pPr>
+        <w:spacing w:line="336" w:lineRule="auto" w:after="180"/>
+        <w:shd w:fill="EDF7F3"/>
+      </w:pPr>
+      <w:r>
+        <w:rPr>
+          <w:b w:val="0"/>
+        </w:rPr>
         <w:t>THIS WEEK'S CHECKPOINT  Finalize the Plant Classifier experiment record, confusion matrix, subgroup table, model card, and honest remaining-limit statement.</w:t>
       </w:r>
     </w:p>
     <w:p>
-      <w:r>
+      <w:pPr>
+        <w:spacing w:line="336" w:lineRule="auto" w:after="180"/>
+        <w:shd w:fill="F5F1FB"/>
+      </w:pPr>
+      <w:r>
+        <w:rPr>
+          <w:b w:val="0"/>
+        </w:rPr>
         <w:t>Which requirement or risk does this artifact address?</w:t>
       </w:r>
     </w:p>
     <w:p>
-      <w:r>
+      <w:pPr>
+        <w:spacing w:line="336" w:lineRule="auto" w:after="180"/>
+        <w:shd w:fill="F5F1FB"/>
+      </w:pPr>
+      <w:r>
+        <w:rPr>
+          <w:b w:val="0"/>
+        </w:rPr>
         <w:t>Which dataset, split, code, and metric version does it use?</w:t>
       </w:r>
     </w:p>
     <w:p>
-      <w:r>
+      <w:pPr>
+        <w:spacing w:line="336" w:lineRule="auto" w:after="180"/>
+        <w:shd w:fill="F5F1FB"/>
+      </w:pPr>
+      <w:r>
+        <w:rPr>
+          <w:b w:val="0"/>
+        </w:rPr>
         <w:t>What normal and shifted cases were tested?</w:t>
       </w:r>
     </w:p>
     <w:p>
-      <w:r>
+      <w:pPr>
+        <w:spacing w:line="336" w:lineRule="auto" w:after="180"/>
+        <w:shd w:fill="F5F1FB"/>
+      </w:pPr>
+      <w:r>
+        <w:rPr>
+          <w:b w:val="0"/>
+        </w:rPr>
         <w:t>What remains uncertain or weak?</w:t>
       </w:r>
     </w:p>
     <w:p>
-      <w:r>
+      <w:pPr>
+        <w:spacing w:line="336" w:lineRule="auto" w:after="180"/>
+        <w:shd w:fill="F5F1FB"/>
+      </w:pPr>
+      <w:r>
+        <w:rPr>
+          <w:b w:val="0"/>
+        </w:rPr>
         <w:t>What decision still belongs to a teacher or qualified human?</w:t>
       </w:r>
     </w:p>
     <w:p>
-      <w:r>
+      <w:pPr>
+        <w:spacing w:line="336" w:lineRule="auto" w:after="180"/>
+        <w:shd w:fill="FFF5E6"/>
+      </w:pPr>
+      <w:r>
+        <w:rPr>
+          <w:b w:val="0"/>
+        </w:rPr>
         <w:t>RESPONSIBLE RELEASE  Never use this classroom prototype for medical, pesticide, agricultural, or other consequential decisions.</w:t>
       </w:r>
     </w:p>
     <w:p>
-      <w:r>
-        <w:t>My evidence-linked project decision:</w:t>
+      <w:pPr>
+        <w:spacing w:line="336" w:lineRule="auto" w:after="180"/>
+      </w:pPr>
+      <w:r>
+        <w:rPr>
+          <w:b w:val="0"/>
+        </w:rPr>
+        <w:t xml:space="preserve">My </w:t>
+      </w:r>
+      <w:r>
+        <w:rPr>
+          <w:b/>
+        </w:rPr>
+        <w:t>evidence</w:t>
+      </w:r>
+      <w:r>
+        <w:rPr>
+          <w:b w:val="0"/>
+        </w:rPr>
+        <w:t>-linked project decision:</w:t>
       </w:r>
     </w:p>
     <w:p>
@@ -2989,8 +4594,37 @@
       </w:r>
     </w:p>
     <w:p>
-      <w:r>
-        <w:t>For your Responsible Plant Classifier, save the input, procedure, observed result and limitation of this check. Label this worked example as practice; use a different, previously unreviewed case when checking independent understanding.</w:t>
+      <w:pPr>
+        <w:spacing w:line="336" w:lineRule="auto" w:after="180"/>
+      </w:pPr>
+      <w:r>
+        <w:rPr>
+          <w:b w:val="0"/>
+        </w:rPr>
+        <w:t xml:space="preserve">For your Responsible Plant Classifier, save the </w:t>
+      </w:r>
+      <w:r>
+        <w:rPr>
+          <w:b/>
+        </w:rPr>
+        <w:t>input</w:t>
+      </w:r>
+      <w:r>
+        <w:rPr>
+          <w:b w:val="0"/>
+        </w:rPr>
+        <w:t>, procedure, observed result and limitation of this check.</w:t>
+      </w:r>
+    </w:p>
+    <w:p>
+      <w:pPr>
+        <w:spacing w:line="336" w:lineRule="auto" w:after="180"/>
+      </w:pPr>
+      <w:r>
+        <w:rPr>
+          <w:b w:val="0"/>
+        </w:rPr>
+        <w:t>Label this worked example as practice; use a different, previously unreviewed case when checking independent understanding.</w:t>
       </w:r>
     </w:p>
     <w:p>
@@ -3003,6 +4637,17 @@
     </w:p>
     <w:p>
       <w:r>
+        <w:t>Use a genuinely new case for independent evidence. Previously discussed examples remain practice; use the separately named independent case before feedback.</w:t>
+      </w:r>
+    </w:p>
+    <w:p>
+      <w:pPr>
+        <w:spacing w:line="336" w:lineRule="auto" w:after="180"/>
+      </w:pPr>
+      <w:r>
+        <w:rPr>
+          <w:b/>
+        </w:rPr>
         <w:t>INDEPENDENT PROOF</w:t>
       </w:r>
     </w:p>
@@ -3015,7 +4660,13 @@
       </w:r>
     </w:p>
     <w:p>
-      <w:r>
+      <w:pPr>
+        <w:spacing w:line="336" w:lineRule="auto" w:after="180"/>
+      </w:pPr>
+      <w:r>
+        <w:rPr>
+          <w:b w:val="0"/>
+        </w:rPr>
         <w:t>Complete this with a fresh case after guided practice and compare it with the mastery criteria.</w:t>
       </w:r>
     </w:p>
@@ -3056,48 +4707,144 @@
       </w:r>
     </w:p>
     <w:p>
-      <w:r>
+      <w:pPr>
+        <w:pStyle w:val="Heading3"/>
+      </w:pPr>
+      <w:r>
+        <w:t>What success looks like</w:t>
+      </w:r>
+    </w:p>
+    <w:p>
+      <w:pPr>
+        <w:spacing w:line="336" w:lineRule="auto" w:after="180"/>
+        <w:shd w:fill="EDF7F3"/>
+      </w:pPr>
+      <w:r>
+        <w:rPr>
+          <w:b w:val="0"/>
+        </w:rPr>
         <w:t>REQUIRED PROOF  Train, audit, change one factor, and compare against the same validation set.</w:t>
       </w:r>
     </w:p>
     <w:p>
-      <w:r>
+      <w:pPr>
+        <w:spacing w:line="336" w:lineRule="auto" w:after="180"/>
+      </w:pPr>
+      <w:r>
+        <w:rPr>
+          <w:b w:val="0"/>
+        </w:rPr>
         <w:t>□ Define the task, feature/target roles, and intended-use boundary.</w:t>
       </w:r>
     </w:p>
     <w:p>
-      <w:r>
+      <w:pPr>
+        <w:spacing w:line="336" w:lineRule="auto" w:after="180"/>
+      </w:pPr>
+      <w:r>
+        <w:rPr>
+          <w:b w:val="0"/>
+        </w:rPr>
         <w:t>□ Show the calculation, code trace, or experiment record.</w:t>
       </w:r>
     </w:p>
     <w:p>
-      <w:r>
+      <w:pPr>
+        <w:spacing w:line="336" w:lineRule="auto" w:after="180"/>
+      </w:pPr>
+      <w:r>
+        <w:rPr>
+          <w:b w:val="0"/>
+        </w:rPr>
         <w:t>□ Test a normal case and one revealing boundary, missing, or shifted case.</w:t>
       </w:r>
     </w:p>
     <w:p>
-      <w:r>
+      <w:pPr>
+        <w:spacing w:line="336" w:lineRule="auto" w:after="180"/>
+      </w:pPr>
+      <w:r>
+        <w:rPr>
+          <w:b w:val="0"/>
+        </w:rPr>
         <w:t>□ Diagnose one failure without changing several factors at once.</w:t>
       </w:r>
     </w:p>
     <w:p>
-      <w:r>
+      <w:pPr>
+        <w:spacing w:line="336" w:lineRule="auto" w:after="180"/>
+      </w:pPr>
+      <w:r>
+        <w:rPr>
+          <w:b w:val="0"/>
+        </w:rPr>
         <w:t>□ Name a limitation, fairness concern, and the human-review action.</w:t>
       </w:r>
     </w:p>
     <w:p>
-      <w:r>
-        <w:t>Independent evidence and defense:</w:t>
-      </w:r>
-    </w:p>
-    <w:p>
-      <w:r>
+      <w:pPr>
+        <w:spacing w:line="336" w:lineRule="auto" w:after="180"/>
+      </w:pPr>
+      <w:r>
+        <w:rPr>
+          <w:b w:val="0"/>
+        </w:rPr>
+        <w:t xml:space="preserve">Independent </w:t>
+      </w:r>
+      <w:r>
+        <w:rPr>
+          <w:b/>
+        </w:rPr>
+        <w:t>evidence</w:t>
+      </w:r>
+      <w:r>
+        <w:rPr>
+          <w:b w:val="0"/>
+        </w:rPr>
+        <w:t xml:space="preserve"> and defense:</w:t>
+      </w:r>
+    </w:p>
+    <w:p>
+      <w:pPr>
+        <w:spacing w:line="336" w:lineRule="auto" w:after="180"/>
+      </w:pPr>
+      <w:r>
+        <w:rPr>
+          <w:b w:val="0"/>
+        </w:rPr>
         <w:t>My level:  □ Not yet  □ With one hint  □ Independently  □ I can teach and defend it</w:t>
       </w:r>
     </w:p>
     <w:p>
-      <w:r>
-        <w:t>NEXT BRIDGE  Carry the experiment evidence into: ML Builder Expo.</w:t>
+      <w:pPr>
+        <w:pStyle w:val="Heading3"/>
+      </w:pPr>
+      <w:r>
+        <w:t>Connect to the next lesson</w:t>
+      </w:r>
+    </w:p>
+    <w:p>
+      <w:pPr>
+        <w:spacing w:line="336" w:lineRule="auto" w:after="180"/>
+        <w:shd w:fill="F1F6F8"/>
+      </w:pPr>
+      <w:r>
+        <w:rPr>
+          <w:b w:val="0"/>
+        </w:rPr>
+        <w:t xml:space="preserve">NEXT BRIDGE  Carry the experiment </w:t>
+      </w:r>
+      <w:r>
+        <w:rPr>
+          <w:b/>
+        </w:rPr>
+        <w:t>evidence</w:t>
+      </w:r>
+      <w:r>
+        <w:rPr>
+          <w:b w:val="0"/>
+        </w:rPr>
+        <w:t xml:space="preserve"> into: ML Builder Expo.</w:t>
       </w:r>
     </w:p>
     <w:p>
@@ -3109,6 +4856,11 @@
       </w:r>
     </w:p>
     <w:p>
+      <w:r>
+        <w:t>Revisit the complete Capstone Train, Analyze, Improve case for supported practice. Repeated examples do not become fresh assessments.</w:t>
+      </w:r>
+    </w:p>
+    <w:p>
       <w:pPr>
         <w:pStyle w:val="Heading3"/>
       </w:pPr>
@@ -3117,7 +4869,13 @@
       </w:r>
     </w:p>
     <w:p>
-      <w:r>
+      <w:pPr>
+        <w:spacing w:line="336" w:lineRule="auto" w:after="180"/>
+      </w:pPr>
+      <w:r>
+        <w:rPr>
+          <w:b w:val="0"/>
+        </w:rPr>
         <w:t>Use the supplied details to practise the weekly concept before attempting the independent question. This case extends the illustrated lesson.</w:t>
       </w:r>
     </w:p>
@@ -3130,8 +4888,38 @@
       </w:r>
     </w:p>
     <w:p>
-      <w:r>
-        <w:t>Baseline validation accuracy70%; model80%; most remaining errors are dim images.</w:t>
+      <w:pPr>
+        <w:spacing w:line="336" w:lineRule="auto" w:after="180"/>
+      </w:pPr>
+      <w:r>
+        <w:rPr>
+          <w:b w:val="0"/>
+        </w:rPr>
+        <w:t>Baseline validation accuracy</w:t>
+      </w:r>
+      <w:r>
+        <w:rPr>
+          <w:b/>
+        </w:rPr>
+        <w:t>70%</w:t>
+      </w:r>
+      <w:r>
+        <w:rPr>
+          <w:b w:val="0"/>
+        </w:rPr>
+        <w:t>; model</w:t>
+      </w:r>
+      <w:r>
+        <w:rPr>
+          <w:b/>
+        </w:rPr>
+        <w:t>80%</w:t>
+      </w:r>
+      <w:r>
+        <w:rPr>
+          <w:b w:val="0"/>
+        </w:rPr>
+        <w:t>; most remaining errors are dim images.</w:t>
       </w:r>
     </w:p>
     <w:p>
@@ -3143,8 +4931,26 @@
       </w:r>
     </w:p>
     <w:p>
-      <w:r>
-        <w:t>Plan improvement evidence.</w:t>
+      <w:pPr>
+        <w:spacing w:line="336" w:lineRule="auto" w:after="180"/>
+      </w:pPr>
+      <w:r>
+        <w:rPr>
+          <w:b w:val="0"/>
+        </w:rPr>
+        <w:t xml:space="preserve">Plan improvement </w:t>
+      </w:r>
+      <w:r>
+        <w:rPr>
+          <w:b/>
+        </w:rPr>
+        <w:t>evidence</w:t>
+      </w:r>
+      <w:r>
+        <w:rPr>
+          <w:b w:val="0"/>
+        </w:rPr>
+        <w:t>.</w:t>
       </w:r>
     </w:p>
     <w:p>
@@ -3156,7 +4962,13 @@
       </w:r>
     </w:p>
     <w:p>
-      <w:r>
+      <w:pPr>
+        <w:spacing w:line="336" w:lineRule="auto" w:after="180"/>
+      </w:pPr>
+      <w:r>
+        <w:rPr>
+          <w:b w:val="0"/>
+        </w:rPr>
         <w:t>Keep partitions fixed, inspect dim-image errors, change one factor and compare the same validation criteria/slices. Reserve final test.</w:t>
       </w:r>
     </w:p>
@@ -3169,7 +4981,14 @@
       </w:r>
     </w:p>
     <w:p>
-      <w:r>
+      <w:pPr>
+        <w:spacing w:line="336" w:lineRule="auto" w:after="180"/>
+        <w:shd w:fill="F5F1FB"/>
+      </w:pPr>
+      <w:r>
+        <w:rPr>
+          <w:b w:val="0"/>
+        </w:rPr>
         <w:t>Which detail supports the answer, and why does it matter?</w:t>
       </w:r>
     </w:p>
@@ -3347,17 +5166,71 @@
       </w:tr>
     </w:tbl>
     <w:p>
-      <w:r>
-        <w:t>Baseline validation accuracy70%; model80%; most remaining errors are dim images.</w:t>
-      </w:r>
-    </w:p>
-    <w:p>
-      <w:r>
-        <w:t>Plan improvement evidence.</w:t>
-      </w:r>
-    </w:p>
-    <w:p>
-      <w:r>
+      <w:pPr>
+        <w:spacing w:line="336" w:lineRule="auto" w:after="180"/>
+      </w:pPr>
+      <w:r>
+        <w:rPr>
+          <w:b w:val="0"/>
+        </w:rPr>
+        <w:t>Baseline validation accuracy</w:t>
+      </w:r>
+      <w:r>
+        <w:rPr>
+          <w:b/>
+        </w:rPr>
+        <w:t>70%</w:t>
+      </w:r>
+      <w:r>
+        <w:rPr>
+          <w:b w:val="0"/>
+        </w:rPr>
+        <w:t>; model</w:t>
+      </w:r>
+      <w:r>
+        <w:rPr>
+          <w:b/>
+        </w:rPr>
+        <w:t>80%</w:t>
+      </w:r>
+      <w:r>
+        <w:rPr>
+          <w:b w:val="0"/>
+        </w:rPr>
+        <w:t>; most remaining errors are dim images.</w:t>
+      </w:r>
+    </w:p>
+    <w:p>
+      <w:pPr>
+        <w:spacing w:line="336" w:lineRule="auto" w:after="180"/>
+      </w:pPr>
+      <w:r>
+        <w:rPr>
+          <w:b w:val="0"/>
+        </w:rPr>
+        <w:t xml:space="preserve">Plan improvement </w:t>
+      </w:r>
+      <w:r>
+        <w:rPr>
+          <w:b/>
+        </w:rPr>
+        <w:t>evidence</w:t>
+      </w:r>
+      <w:r>
+        <w:rPr>
+          <w:b w:val="0"/>
+        </w:rPr>
+        <w:t>.</w:t>
+      </w:r>
+    </w:p>
+    <w:p>
+      <w:pPr>
+        <w:spacing w:line="336" w:lineRule="auto" w:after="180"/>
+      </w:pPr>
+      <w:r>
+        <w:rPr>
+          <w:b w:val="0"/>
+        </w:rPr>
         <w:t>Keep partitions fixed, inspect dim-image errors, change one factor and compare the same validation criteria/slices. Reserve final test.</w:t>
       </w:r>
     </w:p>
@@ -3370,6 +5243,11 @@
       </w:r>
     </w:p>
     <w:p>
+      <w:r>
+        <w:t>Attempt the reserved new case before feedback. Record support; the earlier examples below remain additional practice.</w:t>
+      </w:r>
+    </w:p>
+    <w:p>
       <w:pPr>
         <w:pStyle w:val="Heading3"/>
       </w:pPr>
@@ -3378,7 +5256,13 @@
       </w:r>
     </w:p>
     <w:p>
-      <w:r>
+      <w:pPr>
+        <w:spacing w:line="336" w:lineRule="auto" w:after="180"/>
+      </w:pPr>
+      <w:r>
+        <w:rPr>
+          <w:b w:val="0"/>
+        </w:rPr>
         <w:t>Frozen candidate[[6, 2],[1, 3]] and baseline[[8, 0],[4, 0]] on 12 cases. Compute candidate metrics and compare error types.</w:t>
       </w:r>
     </w:p>
@@ -3426,7 +5310,13 @@
       </w:r>
     </w:p>
     <w:p>
-      <w:r>
+      <w:pPr>
+        <w:spacing w:line="336" w:lineRule="auto" w:after="180"/>
+      </w:pPr>
+      <w:r>
+        <w:rPr>
+          <w:b w:val="0"/>
+        </w:rPr>
         <w:t>Attempt this case before feedback. Record any help. Earlier examples below are further practice; a case already practised with feedback cannot establish fresh transfer.</w:t>
       </w:r>
     </w:p>
@@ -3439,18 +5329,67 @@
       </w:r>
     </w:p>
     <w:p>
-      <w:r>
+      <w:pPr>
+        <w:spacing w:line="336" w:lineRule="auto" w:after="180"/>
+      </w:pPr>
+      <w:r>
+        <w:rPr>
+          <w:b w:val="0"/>
+        </w:rPr>
         <w:t>Close the worked explanation. Apply the idea to this different question without copying.</w:t>
       </w:r>
     </w:p>
     <w:p>
-      <w:r>
-        <w:t>A revision raises overall validation accuracy from 80% to 84% but lowers dim-light accuracy from 60% to 40%. How should the improvement claim change?</w:t>
-      </w:r>
-    </w:p>
-    <w:p>
-      <w:r>
-        <w:t>My answer, with a trace, calculation or supporting evidence</w:t>
+      <w:pPr>
+        <w:spacing w:line="336" w:lineRule="auto" w:after="180"/>
+        <w:shd w:fill="F5F1FB"/>
+      </w:pPr>
+      <w:r>
+        <w:rPr>
+          <w:b w:val="0"/>
+        </w:rPr>
+        <w:t xml:space="preserve">A revision raises overall validation accuracy from </w:t>
+      </w:r>
+      <w:r>
+        <w:rPr>
+          <w:b/>
+        </w:rPr>
+        <w:t>80%</w:t>
+      </w:r>
+      <w:r>
+        <w:rPr>
+          <w:b w:val="0"/>
+        </w:rPr>
+        <w:t xml:space="preserve"> to 84% but lowers dim-light accuracy from </w:t>
+      </w:r>
+      <w:r>
+        <w:rPr>
+          <w:b/>
+        </w:rPr>
+        <w:t>60%</w:t>
+      </w:r>
+      <w:r>
+        <w:rPr>
+          <w:b w:val="0"/>
+        </w:rPr>
+        <w:t xml:space="preserve"> to 40%. How should the improvement claim change?</w:t>
+      </w:r>
+    </w:p>
+    <w:p>
+      <w:pPr>
+        <w:spacing w:line="336" w:lineRule="auto" w:after="180"/>
+      </w:pPr>
+      <w:r>
+        <w:rPr>
+          <w:b w:val="0"/>
+        </w:rPr>
+        <w:t xml:space="preserve">My answer, with a trace, calculation or supporting </w:t>
+      </w:r>
+      <w:r>
+        <w:rPr>
+          <w:b/>
+        </w:rPr>
+        <w:t>evidence</w:t>
       </w:r>
     </w:p>
     <w:p>
@@ -3495,13 +5434,37 @@
       </w:r>
     </w:p>
     <w:p>
-      <w:r>
+      <w:pPr>
+        <w:spacing w:line="336" w:lineRule="auto" w:after="180"/>
+      </w:pPr>
+      <w:r>
+        <w:rPr>
+          <w:b w:val="0"/>
+        </w:rPr>
         <w:t>Change one relevant detail. Predict the result before testing. Include a boundary or missing-information case when it helps reveal a limit.</w:t>
       </w:r>
     </w:p>
     <w:p>
-      <w:r>
-        <w:t>My changed input and expected result</w:t>
+      <w:pPr>
+        <w:spacing w:line="336" w:lineRule="auto" w:after="180"/>
+      </w:pPr>
+      <w:r>
+        <w:rPr>
+          <w:b w:val="0"/>
+        </w:rPr>
+        <w:t xml:space="preserve">My changed </w:t>
+      </w:r>
+      <w:r>
+        <w:rPr>
+          <w:b/>
+        </w:rPr>
+        <w:t>input</w:t>
+      </w:r>
+      <w:r>
+        <w:rPr>
+          <w:b w:val="0"/>
+        </w:rPr>
+        <w:t xml:space="preserve"> and expected result</w:t>
       </w:r>
     </w:p>
     <w:p>
@@ -3546,13 +5509,37 @@
       </w:r>
     </w:p>
     <w:p>
-      <w:r>
+      <w:pPr>
+        <w:spacing w:line="336" w:lineRule="auto" w:after="180"/>
+      </w:pPr>
+      <w:r>
+        <w:rPr>
+          <w:b w:val="0"/>
+        </w:rPr>
         <w:t>Finalize the Plant Classifier experiment record, confusion matrix, subgroup table, model card, and honest remaining-limit statement.</w:t>
       </w:r>
     </w:p>
     <w:p>
-      <w:r>
-        <w:t>The evidence I will keep</w:t>
+      <w:pPr>
+        <w:spacing w:line="336" w:lineRule="auto" w:after="180"/>
+      </w:pPr>
+      <w:r>
+        <w:rPr>
+          <w:b w:val="0"/>
+        </w:rPr>
+        <w:t xml:space="preserve">The </w:t>
+      </w:r>
+      <w:r>
+        <w:rPr>
+          <w:b/>
+        </w:rPr>
+        <w:t>evidence</w:t>
+      </w:r>
+      <w:r>
+        <w:rPr>
+          <w:b w:val="0"/>
+        </w:rPr>
+        <w:t xml:space="preserve"> I will keep</w:t>
       </w:r>
     </w:p>
     <w:p>
@@ -3589,8 +5576,26 @@
       </w:r>
     </w:p>
     <w:p>
-      <w:r>
-        <w:t>Your teacher has the independent answer and scoring criteria. Complete the matching workbook week to keep your practice evidence together.</w:t>
+      <w:pPr>
+        <w:spacing w:line="336" w:lineRule="auto" w:after="180"/>
+      </w:pPr>
+      <w:r>
+        <w:rPr>
+          <w:b w:val="0"/>
+        </w:rPr>
+        <w:t xml:space="preserve">Your teacher has the independent answer and scoring criteria. Complete the matching workbook week to keep your practice </w:t>
+      </w:r>
+      <w:r>
+        <w:rPr>
+          <w:b/>
+        </w:rPr>
+        <w:t>evidence</w:t>
+      </w:r>
+      <w:r>
+        <w:rPr>
+          <w:b w:val="0"/>
+        </w:rPr>
+        <w:t xml:space="preserve"> together.</w:t>
       </w:r>
     </w:p>
     <w:p>
@@ -3602,7 +5607,13 @@
       </w:r>
     </w:p>
     <w:p>
-      <w:r>
+      <w:pPr>
+        <w:spacing w:line="336" w:lineRule="auto" w:after="180"/>
+      </w:pPr>
+      <w:r>
+        <w:rPr>
+          <w:b w:val="0"/>
+        </w:rPr>
         <w:t>A new model reduces validation errors from 8 to 5 but the team also removed three hard cases. Can improvement be attributed to the model? Propose a repair to the experiment.</w:t>
       </w:r>
     </w:p>
@@ -3658,8 +5669,25 @@
       </w:r>
     </w:p>
     <w:p>
-      <w:r>
-        <w:t>Attempt the independent case before hints. Record whether you worked alone, used a hint or followed a model. After feedback, fix the first unsupported step and explain why it changed. A later check uses a changed case, not a copied answer.</w:t>
+      <w:pPr>
+        <w:spacing w:line="336" w:lineRule="auto" w:after="180"/>
+      </w:pPr>
+      <w:r>
+        <w:rPr>
+          <w:b w:val="0"/>
+        </w:rPr>
+        <w:t>Attempt the independent case before hints. Record whether you worked alone, used a hint or followed a model. After feedback, fix the first unsupported step and explain why it changed.</w:t>
+      </w:r>
+    </w:p>
+    <w:p>
+      <w:pPr>
+        <w:spacing w:line="336" w:lineRule="auto" w:after="180"/>
+      </w:pPr>
+      <w:r>
+        <w:rPr>
+          <w:b w:val="0"/>
+        </w:rPr>
+        <w:t>A later check uses a changed case, not a copied answer.</w:t>
       </w:r>
     </w:p>
     <w:p>
@@ -3672,6 +5700,17 @@
     </w:p>
     <w:p>
       <w:r>
+        <w:t>Use this map to navigate Capstone Train, Analyze, Improve, connect the goals to tasks and keep one evidence record for each attempt.</w:t>
+      </w:r>
+    </w:p>
+    <w:p>
+      <w:pPr>
+        <w:spacing w:line="336" w:lineRule="auto" w:after="180"/>
+      </w:pPr>
+      <w:r>
+        <w:rPr>
+          <w:b w:val="0"/>
+        </w:rPr>
         <w:t>Start with this question: Choose the next capstone revision from explicit false alarms and misses.</w:t>
       </w:r>
     </w:p>
@@ -3778,13 +5817,61 @@
       </w:tr>
     </w:tbl>
     <w:p>
-      <w:r>
-        <w:t>Remember → watch and explain → try with help → investigate → try independently → keep project evidence. Your teacher may spread this lesson across several classes.</w:t>
-      </w:r>
-    </w:p>
-    <w:p>
-      <w:r>
-        <w:t>Keep your first prediction. Compare it with what the evidence shows and explain any change.</w:t>
+      <w:pPr>
+        <w:spacing w:line="336" w:lineRule="auto" w:after="180"/>
+      </w:pPr>
+      <w:r>
+        <w:rPr>
+          <w:b w:val="0"/>
+        </w:rPr>
+        <w:t xml:space="preserve">Remember → watch and explain → try with help → investigate → try independently → keep project </w:t>
+      </w:r>
+      <w:r>
+        <w:rPr>
+          <w:b/>
+        </w:rPr>
+        <w:t>evidence</w:t>
+      </w:r>
+      <w:r>
+        <w:rPr>
+          <w:b w:val="0"/>
+        </w:rPr>
+        <w:t>. Your teacher may spread this lesson across several classes.</w:t>
+      </w:r>
+    </w:p>
+    <w:p>
+      <w:pPr>
+        <w:spacing w:line="336" w:lineRule="auto" w:after="180"/>
+      </w:pPr>
+      <w:r>
+        <w:rPr>
+          <w:b w:val="0"/>
+        </w:rPr>
+        <w:t xml:space="preserve">Keep your first </w:t>
+      </w:r>
+      <w:r>
+        <w:rPr>
+          <w:b/>
+        </w:rPr>
+        <w:t>prediction</w:t>
+      </w:r>
+      <w:r>
+        <w:rPr>
+          <w:b w:val="0"/>
+        </w:rPr>
+        <w:t xml:space="preserve">. Compare it with what the </w:t>
+      </w:r>
+      <w:r>
+        <w:rPr>
+          <w:b/>
+        </w:rPr>
+        <w:t>evidence</w:t>
+      </w:r>
+      <w:r>
+        <w:rPr>
+          <w:b w:val="0"/>
+        </w:rPr>
+        <w:t xml:space="preserve"> shows and explain any change.</w:t>
       </w:r>
     </w:p>
     <w:p>
@@ -3797,7 +5884,30 @@
     </w:p>
     <w:p>
       <w:r>
-        <w:t>Close your notes. Explain this goal in your own words: Run a frozen final evaluation with complete accounting</w:t>
+        <w:t>Explain Capstone Train, Analyze, Improve without notes, identify a remaining question and plan a later check with a changed case.</w:t>
+      </w:r>
+    </w:p>
+    <w:p>
+      <w:pPr>
+        <w:spacing w:line="336" w:lineRule="auto" w:after="180"/>
+      </w:pPr>
+      <w:r>
+        <w:rPr>
+          <w:b w:val="0"/>
+        </w:rPr>
+        <w:t xml:space="preserve">Close your notes. Explain this goal in your own words: Run a frozen </w:t>
+      </w:r>
+      <w:r>
+        <w:rPr>
+          <w:b/>
+        </w:rPr>
+        <w:t>final evaluation</w:t>
+      </w:r>
+      <w:r>
+        <w:rPr>
+          <w:b w:val="0"/>
+        </w:rPr>
+        <w:t xml:space="preserve"> with complete accounting</w:t>
       </w:r>
     </w:p>
     <w:p>
@@ -3834,13 +5944,61 @@
       </w:r>
     </w:p>
     <w:p>
-      <w:r>
-        <w:t>If you are unsure, return to the worked picture and explain one arrow. If you are ready, change an input or assumption and justify your prediction.</w:t>
-      </w:r>
-    </w:p>
-    <w:p>
-      <w:r>
-        <w:t>Save your workbook evidence. At the next review, try a different case before opening your old answer.</w:t>
+      <w:pPr>
+        <w:spacing w:line="336" w:lineRule="auto" w:after="180"/>
+      </w:pPr>
+      <w:r>
+        <w:rPr>
+          <w:b w:val="0"/>
+        </w:rPr>
+        <w:t xml:space="preserve">If you are unsure, return to the worked picture and explain one arrow. If you are ready, change an </w:t>
+      </w:r>
+      <w:r>
+        <w:rPr>
+          <w:b/>
+        </w:rPr>
+        <w:t>input</w:t>
+      </w:r>
+      <w:r>
+        <w:rPr>
+          <w:b w:val="0"/>
+        </w:rPr>
+        <w:t xml:space="preserve"> or assumption and justify your </w:t>
+      </w:r>
+      <w:r>
+        <w:rPr>
+          <w:b/>
+        </w:rPr>
+        <w:t>prediction</w:t>
+      </w:r>
+      <w:r>
+        <w:rPr>
+          <w:b w:val="0"/>
+        </w:rPr>
+        <w:t>.</w:t>
+      </w:r>
+    </w:p>
+    <w:p>
+      <w:pPr>
+        <w:spacing w:line="336" w:lineRule="auto" w:after="180"/>
+      </w:pPr>
+      <w:r>
+        <w:rPr>
+          <w:b w:val="0"/>
+        </w:rPr>
+        <w:t xml:space="preserve">Save your workbook </w:t>
+      </w:r>
+      <w:r>
+        <w:rPr>
+          <w:b/>
+        </w:rPr>
+        <w:t>evidence</w:t>
+      </w:r>
+      <w:r>
+        <w:rPr>
+          <w:b w:val="0"/>
+        </w:rPr>
+        <w:t>. At the next review, try a different case before opening your old answer.</w:t>
       </w:r>
     </w:p>
     <w:p>
@@ -3853,11 +6011,28 @@
     </w:p>
     <w:p>
       <w:r>
+        <w:t>Attempt supported questions before using hints or feedback. Review a missing building block, then keep the completed work.</w:t>
+      </w:r>
+    </w:p>
+    <w:p>
+      <w:pPr>
+        <w:spacing w:line="336" w:lineRule="auto" w:after="180"/>
+      </w:pPr>
+      <w:r>
+        <w:rPr>
+          <w:b w:val="0"/>
+        </w:rPr>
         <w:t>Use this supported practice once, in the browser or on paper. Keep the reserved independent assessment for a separate first attempt before teacher feedback.</w:t>
       </w:r>
     </w:p>
     <w:p>
-      <w:r>
+      <w:pPr>
+        <w:spacing w:line="336" w:lineRule="auto" w:after="180"/>
+      </w:pPr>
+      <w:r>
+        <w:rPr>
+          <w:b w:val="0"/>
+        </w:rPr>
         <w:t>Choose the next capstone revision from explicit false alarms and misses.</w:t>
       </w:r>
     </w:p>
@@ -3870,22 +6045,61 @@
       </w:r>
     </w:p>
     <w:p>
-      <w:r>
-        <w:t>Which labelled step matches this detail? Review candidate’s two misses and one false alarm with conditions and label evidence before revising.</w:t>
-      </w:r>
-    </w:p>
-    <w:p>
-      <w:r>
+      <w:pPr>
+        <w:spacing w:line="336" w:lineRule="auto" w:after="180"/>
+      </w:pPr>
+      <w:r>
+        <w:rPr>
+          <w:b w:val="0"/>
+        </w:rPr>
+        <w:t xml:space="preserve">Which labelled step matches this detail? Review candidate’s two misses and one false alarm with conditions and label </w:t>
+      </w:r>
+      <w:r>
+        <w:rPr>
+          <w:b/>
+        </w:rPr>
+        <w:t>evidence</w:t>
+      </w:r>
+      <w:r>
+        <w:rPr>
+          <w:b w:val="0"/>
+        </w:rPr>
+        <w:t xml:space="preserve"> before revising.</w:t>
+      </w:r>
+    </w:p>
+    <w:p>
+      <w:pPr>
+        <w:spacing w:line="336" w:lineRule="auto" w:after="180"/>
+        <w:shd w:fill="F4F9FC"/>
+      </w:pPr>
+      <w:r>
+        <w:rPr>
+          <w:b w:val="0"/>
+        </w:rPr>
         <w:t>1. Inspect errors</w:t>
       </w:r>
     </w:p>
     <w:p>
-      <w:r>
+      <w:pPr>
+        <w:spacing w:line="336" w:lineRule="auto" w:after="180"/>
+        <w:shd w:fill="F4F9FC"/>
+      </w:pPr>
+      <w:r>
+        <w:rPr>
+          <w:b w:val="0"/>
+        </w:rPr>
         <w:t>2. Compare accuracy</w:t>
       </w:r>
     </w:p>
     <w:p>
-      <w:r>
+      <w:pPr>
+        <w:spacing w:line="336" w:lineRule="auto" w:after="180"/>
+        <w:shd w:fill="F4F9FC"/>
+      </w:pPr>
+      <w:r>
+        <w:rPr>
+          <w:b w:val="0"/>
+        </w:rPr>
         <w:t>3. Compare detection</w:t>
       </w:r>
     </w:p>
@@ -3923,41 +6137,191 @@
       </w:r>
     </w:p>
     <w:p>
-      <w:r>
+      <w:pPr>
+        <w:pStyle w:val="Heading3"/>
+      </w:pPr>
+      <w:r>
+        <w:t>Hint · try first</w:t>
+      </w:r>
+    </w:p>
+    <w:p>
+      <w:pPr>
+        <w:spacing w:line="336" w:lineRule="auto" w:after="180"/>
+        <w:shd w:fill="F1F6F8"/>
+      </w:pPr>
+      <w:r>
+        <w:rPr>
+          <w:b w:val="0"/>
+        </w:rPr>
         <w:t>Hint if needed: Read the steps in the pictorial case. Match the supplied detail to the stage that performs or records it.</w:t>
       </w:r>
     </w:p>
     <w:p>
-      <w:r>
-        <w:t>After your attempt, compare with the supported explanation: Inspect errors Review candidate’s two misses and one false alarm with conditions and label evidence before revising. Read the picture in order. Review candidate’s two misses and one false alarm with conditions and label evidence before revising. The arrows show which recorded input or intermediate result each decision uses. Explain the deciding step aloud before checking the changed case; pointing to the final answer alone does not show how it follows.</w:t>
-      </w:r>
-    </w:p>
-    <w:p>
       <w:pPr>
         <w:pStyle w:val="Heading3"/>
       </w:pPr>
       <w:r>
+        <w:t>Feedback · compare after trying</w:t>
+      </w:r>
+    </w:p>
+    <w:p>
+      <w:pPr>
+        <w:spacing w:line="336" w:lineRule="auto" w:after="180"/>
+        <w:shd w:fill="F1F6FC"/>
+      </w:pPr>
+      <w:r>
+        <w:rPr>
+          <w:b w:val="0"/>
+        </w:rPr>
+        <w:t xml:space="preserve">After your attempt, compare with the supported explanation: Inspect errors Review candidate’s two misses and one false alarm with conditions and label </w:t>
+      </w:r>
+      <w:r>
+        <w:rPr>
+          <w:b/>
+        </w:rPr>
+        <w:t>evidence</w:t>
+      </w:r>
+      <w:r>
+        <w:rPr>
+          <w:b w:val="0"/>
+        </w:rPr>
+        <w:t xml:space="preserve"> before revising. Read the picture in order.</w:t>
+      </w:r>
+    </w:p>
+    <w:p>
+      <w:pPr>
+        <w:spacing w:line="336" w:lineRule="auto" w:after="180"/>
+        <w:shd w:fill="F1F6FC"/>
+      </w:pPr>
+      <w:r>
+        <w:rPr>
+          <w:b w:val="0"/>
+        </w:rPr>
+        <w:t xml:space="preserve">Review candidate’s two misses and one false alarm with conditions and label </w:t>
+      </w:r>
+      <w:r>
+        <w:rPr>
+          <w:b/>
+        </w:rPr>
+        <w:t>evidence</w:t>
+      </w:r>
+      <w:r>
+        <w:rPr>
+          <w:b w:val="0"/>
+        </w:rPr>
+        <w:t xml:space="preserve"> before revising. The arrows show which recorded </w:t>
+      </w:r>
+      <w:r>
+        <w:rPr>
+          <w:b/>
+        </w:rPr>
+        <w:t>input</w:t>
+      </w:r>
+      <w:r>
+        <w:rPr>
+          <w:b w:val="0"/>
+        </w:rPr>
+        <w:t xml:space="preserve"> or intermediate result each decision uses.</w:t>
+      </w:r>
+    </w:p>
+    <w:p>
+      <w:pPr>
+        <w:spacing w:line="336" w:lineRule="auto" w:after="180"/>
+        <w:shd w:fill="F1F6FC"/>
+      </w:pPr>
+      <w:r>
+        <w:rPr>
+          <w:b w:val="0"/>
+        </w:rPr>
+        <w:t>Explain the deciding step aloud before checking the changed case; pointing to the final answer alone does not show how it follows.</w:t>
+      </w:r>
+    </w:p>
+    <w:p>
+      <w:pPr>
+        <w:pStyle w:val="Heading3"/>
+      </w:pPr>
+      <w:r>
         <w:t>Practice 2: explain the deciding evidence</w:t>
       </w:r>
     </w:p>
     <w:p>
-      <w:r>
+      <w:pPr>
+        <w:pStyle w:val="Heading3"/>
+      </w:pPr>
+      <w:r>
+        <w:t>Changed case · predict first</w:t>
+      </w:r>
+    </w:p>
+    <w:p>
+      <w:pPr>
+        <w:spacing w:line="336" w:lineRule="auto" w:after="180"/>
+        <w:shd w:fill="F5F1FB"/>
+      </w:pPr>
+      <w:r>
+        <w:rPr>
+          <w:b w:val="0"/>
+        </w:rPr>
         <w:t>Changed-case practice: A revision fixes one miss but creates two extra false alarms. Which conclusion is supported by the supplied facts?</w:t>
       </w:r>
     </w:p>
     <w:p>
-      <w:r>
-        <w:t>1. We can decide the result without examining the changed input or the procedure.</w:t>
-      </w:r>
-    </w:p>
-    <w:p>
-      <w:r>
+      <w:pPr>
+        <w:spacing w:line="336" w:lineRule="auto" w:after="180"/>
+        <w:shd w:fill="F4F9FC"/>
+      </w:pPr>
+      <w:r>
+        <w:rPr>
+          <w:b w:val="0"/>
+        </w:rPr>
+        <w:t xml:space="preserve">1. We can decide the result without examining the changed </w:t>
+      </w:r>
+      <w:r>
+        <w:rPr>
+          <w:b/>
+        </w:rPr>
+        <w:t>input</w:t>
+      </w:r>
+      <w:r>
+        <w:rPr>
+          <w:b w:val="0"/>
+        </w:rPr>
+        <w:t xml:space="preserve"> or the procedure.</w:t>
+      </w:r>
+    </w:p>
+    <w:p>
+      <w:pPr>
+        <w:spacing w:line="336" w:lineRule="auto" w:after="180"/>
+        <w:shd w:fill="F4F9FC"/>
+      </w:pPr>
+      <w:r>
+        <w:rPr>
+          <w:b w:val="0"/>
+        </w:rPr>
         <w:t>2. TP 5, FN 1, FP 3, TN 7 gives 12/16=75% accuracy and 5/6 recall.</w:t>
       </w:r>
     </w:p>
     <w:p>
-      <w:r>
-        <w:t>3. This one example guarantees correct results for every future input.</w:t>
+      <w:pPr>
+        <w:spacing w:line="336" w:lineRule="auto" w:after="180"/>
+        <w:shd w:fill="F4F9FC"/>
+      </w:pPr>
+      <w:r>
+        <w:rPr>
+          <w:b w:val="0"/>
+        </w:rPr>
+        <w:t xml:space="preserve">3. This one example guarantees correct results for every future </w:t>
+      </w:r>
+      <w:r>
+        <w:rPr>
+          <w:b/>
+        </w:rPr>
+        <w:t>input</w:t>
+      </w:r>
+      <w:r>
+        <w:rPr>
+          <w:b w:val="0"/>
+        </w:rPr>
+        <w:t>.</w:t>
       </w:r>
     </w:p>
     <w:p>
@@ -3994,12 +6358,42 @@
       </w:r>
     </w:p>
     <w:p>
-      <w:r>
+      <w:pPr>
+        <w:pStyle w:val="Heading3"/>
+      </w:pPr>
+      <w:r>
+        <w:t>Hint · try first</w:t>
+      </w:r>
+    </w:p>
+    <w:p>
+      <w:pPr>
+        <w:spacing w:line="336" w:lineRule="auto" w:after="180"/>
+        <w:shd w:fill="F1F6F8"/>
+      </w:pPr>
+      <w:r>
+        <w:rPr>
+          <w:b w:val="0"/>
+        </w:rPr>
         <w:t>Hint if needed: Use the changed condition and the deciding step in the pictorial trace. The answer must say what follows from those facts.</w:t>
       </w:r>
     </w:p>
     <w:p>
-      <w:r>
+      <w:pPr>
+        <w:pStyle w:val="Heading3"/>
+      </w:pPr>
+      <w:r>
+        <w:t>Feedback · compare after trying</w:t>
+      </w:r>
+    </w:p>
+    <w:p>
+      <w:pPr>
+        <w:spacing w:line="336" w:lineRule="auto" w:after="180"/>
+        <w:shd w:fill="F1F6FC"/>
+      </w:pPr>
+      <w:r>
+        <w:rPr>
+          <w:b w:val="0"/>
+        </w:rPr>
         <w:t>After your attempt, compare with the supported explanation: TP 5, FN 1, FP 3, TN 7 gives 12/16=75% accuracy and 5/6 recall. Recall rises while accuracy falls; the preferred revision depends on declared error consequences.</w:t>
       </w:r>
     </w:p>
@@ -4012,18 +6406,129 @@
       </w:r>
     </w:p>
     <w:p>
-      <w:r>
-        <w:t>Review Capstone Dataset and Baseline (ai-4/34). Goal: Define a feasible capstone question and acceptance criteria. Short practice: What provenance field prevents the crop from appearing independent? Point to the relevant step in the picture, then write the changed result and the rule or evidence that supports it.. Return to this week and explain what you changed.</w:t>
-      </w:r>
-    </w:p>
-    <w:p>
-      <w:r>
-        <w:t>Review Proxy Features and Fairness (ai-4/32). Goal: Identify possible proxy features. Short practice: What evidence contradicts the original “all setting information removed” claim? Point to the relevant step in the picture, then write the changed result and the rule or evidence that supports it.. Return to this week and explain what you changed.</w:t>
-      </w:r>
-    </w:p>
-    <w:p>
-      <w:r>
-        <w:t>Review Feature Engineering (ai-4/29). Goal: Create features available at prediction time. Short practice: What should be saved so another group transforms the query identically? Point to the relevant step in the picture, then write the changed result and the rule or evidence that supports it.. Return to this week and explain what you changed.</w:t>
+      <w:pPr>
+        <w:spacing w:line="336" w:lineRule="auto" w:after="180"/>
+      </w:pPr>
+      <w:r>
+        <w:rPr>
+          <w:b w:val="0"/>
+        </w:rPr>
+        <w:t>Review Capstone Dataset and Baseline (ai-4/34). Goal: Define a feasible capstone question and acceptance criteria. Short practice: What provenance field prevents the crop from appearing independent?</w:t>
+      </w:r>
+    </w:p>
+    <w:p>
+      <w:pPr>
+        <w:spacing w:line="336" w:lineRule="auto" w:after="180"/>
+      </w:pPr>
+      <w:r>
+        <w:rPr>
+          <w:b w:val="0"/>
+        </w:rPr>
+        <w:t xml:space="preserve">Point to the relevant step in the picture, then write the changed result and the rule or </w:t>
+      </w:r>
+      <w:r>
+        <w:rPr>
+          <w:b/>
+        </w:rPr>
+        <w:t>evidence</w:t>
+      </w:r>
+      <w:r>
+        <w:rPr>
+          <w:b w:val="0"/>
+        </w:rPr>
+        <w:t xml:space="preserve"> that supports it.. Return to this week and explain what you changed.</w:t>
+      </w:r>
+    </w:p>
+    <w:p>
+      <w:pPr>
+        <w:spacing w:line="336" w:lineRule="auto" w:after="180"/>
+      </w:pPr>
+      <w:r>
+        <w:rPr>
+          <w:b w:val="0"/>
+        </w:rPr>
+        <w:t xml:space="preserve">Review Proxy Features and Fairness (ai-4/32). Goal: Identify possible proxy features. Short practice: What </w:t>
+      </w:r>
+      <w:r>
+        <w:rPr>
+          <w:b/>
+        </w:rPr>
+        <w:t>evidence</w:t>
+      </w:r>
+      <w:r>
+        <w:rPr>
+          <w:b w:val="0"/>
+        </w:rPr>
+        <w:t xml:space="preserve"> contradicts the original “all setting information removed” claim?</w:t>
+      </w:r>
+    </w:p>
+    <w:p>
+      <w:pPr>
+        <w:spacing w:line="336" w:lineRule="auto" w:after="180"/>
+      </w:pPr>
+      <w:r>
+        <w:rPr>
+          <w:b w:val="0"/>
+        </w:rPr>
+        <w:t xml:space="preserve">Point to the relevant step in the picture, then write the changed result and the rule or </w:t>
+      </w:r>
+      <w:r>
+        <w:rPr>
+          <w:b/>
+        </w:rPr>
+        <w:t>evidence</w:t>
+      </w:r>
+      <w:r>
+        <w:rPr>
+          <w:b w:val="0"/>
+        </w:rPr>
+        <w:t xml:space="preserve"> that supports it.. Return to this week and explain what you changed.</w:t>
+      </w:r>
+    </w:p>
+    <w:p>
+      <w:pPr>
+        <w:spacing w:line="336" w:lineRule="auto" w:after="180"/>
+      </w:pPr>
+      <w:r>
+        <w:rPr>
+          <w:b w:val="0"/>
+        </w:rPr>
+        <w:t xml:space="preserve">Review Feature Engineering (ai-4/29). Goal: Create features available at </w:t>
+      </w:r>
+      <w:r>
+        <w:rPr>
+          <w:b/>
+        </w:rPr>
+        <w:t>prediction</w:t>
+      </w:r>
+      <w:r>
+        <w:rPr>
+          <w:b w:val="0"/>
+        </w:rPr>
+        <w:t xml:space="preserve"> time. Short practice: What should be saved so another group transforms the query identically?</w:t>
+      </w:r>
+    </w:p>
+    <w:p>
+      <w:pPr>
+        <w:spacing w:line="336" w:lineRule="auto" w:after="180"/>
+      </w:pPr>
+      <w:r>
+        <w:rPr>
+          <w:b w:val="0"/>
+        </w:rPr>
+        <w:t xml:space="preserve">Point to the relevant step in the picture, then write the changed result and the rule or </w:t>
+      </w:r>
+      <w:r>
+        <w:rPr>
+          <w:b/>
+        </w:rPr>
+        <w:t>evidence</w:t>
+      </w:r>
+      <w:r>
+        <w:rPr>
+          <w:b w:val="0"/>
+        </w:rPr>
+        <w:t xml:space="preserve"> that supports it.. Return to this week and explain what you changed.</w:t>
       </w:r>
     </w:p>
     <w:p>
@@ -4035,8 +6540,650 @@
       </w:r>
     </w:p>
     <w:p>
-      <w:r>
-        <w:t>Use Download completed work in the hosted lesson to export your answers, reflections, practice feedback and code-run evidence. Open the HTML copy to read or print it. Drafts stay in this browser when storage is available; clear drafts on a shared device.</w:t>
+      <w:pPr>
+        <w:spacing w:line="336" w:lineRule="auto" w:after="180"/>
+      </w:pPr>
+      <w:r>
+        <w:rPr>
+          <w:b w:val="0"/>
+        </w:rPr>
+        <w:t xml:space="preserve">Use Download completed work in the hosted lesson to export your answers, reflections, practice feedback and code-run </w:t>
+      </w:r>
+      <w:r>
+        <w:rPr>
+          <w:b/>
+        </w:rPr>
+        <w:t>evidence</w:t>
+      </w:r>
+      <w:r>
+        <w:rPr>
+          <w:b w:val="0"/>
+        </w:rPr>
+        <w:t>. Open the HTML copy to read or print it.</w:t>
+      </w:r>
+    </w:p>
+    <w:p>
+      <w:pPr>
+        <w:spacing w:line="336" w:lineRule="auto" w:after="180"/>
+      </w:pPr>
+      <w:r>
+        <w:rPr>
+          <w:b w:val="0"/>
+        </w:rPr>
+        <w:t>Drafts stay in this browser when storage is available; clear drafts on a shared device.</w:t>
+      </w:r>
+    </w:p>
+    <w:p>
+      <w:pPr>
+        <w:pStyle w:val="Heading1"/>
+      </w:pPr>
+      <w:r>
+        <w:t>18. Visual concept journey</w:t>
+      </w:r>
+    </w:p>
+    <w:p>
+      <w:r>
+        <w:t>Explain each Capstone Train, Analyze, Improve graphic using its labels, deciding evidence and relevant limitation.</w:t>
+      </w:r>
+    </w:p>
+    <w:p>
+      <w:pPr>
+        <w:pStyle w:val="Heading3"/>
+      </w:pPr>
+      <w:r>
+        <w:t>01. Capstone Train, Analyze, Improve: the case</w:t>
+      </w:r>
+    </w:p>
+    <w:p>
+      <w:r>
+        <w:drawing>
+          <wp:inline xmlns:a="http://schemas.openxmlformats.org/drawingml/2006/main" xmlns:pic="http://schemas.openxmlformats.org/drawingml/2006/picture">
+            <wp:extent cx="5486400" cy="3142488"/>
+            <wp:docPr id="22" name="Picture 22" descr="Choose the next capstone revision from explicit false alarms and misses. Supplied facts: Positive=spotted. CandidateTP4, FN 2, FP 1, TN 9; baselineTP0, FN 6, FP 0, TN 10. Both evaluate the same16 cases. All inputs and outcomes in this worked example are invented classroom data; no real model run is claimed."/>
+            <wp:cNvGraphicFramePr>
+              <a:graphicFrameLocks noChangeAspect="1"/>
+            </wp:cNvGraphicFramePr>
+            <a:graphic>
+              <a:graphicData uri="http://schemas.openxmlformats.org/drawingml/2006/picture">
+                <pic:pic>
+                  <pic:nvPicPr>
+                    <pic:cNvPr id="0" name="academy-story-ai-4-35-01.png"/>
+                    <pic:cNvPicPr/>
+                  </pic:nvPicPr>
+                  <pic:blipFill>
+                    <a:blip r:embed="rId29"/>
+                    <a:stretch>
+                      <a:fillRect/>
+                    </a:stretch>
+                  </pic:blipFill>
+                  <pic:spPr>
+                    <a:xfrm>
+                      <a:off x="0" y="0"/>
+                      <a:ext cx="5486400" cy="3142488"/>
+                    </a:xfrm>
+                    <a:prstGeom prst="rect"/>
+                  </pic:spPr>
+                </pic:pic>
+              </a:graphicData>
+            </a:graphic>
+          </wp:inline>
+        </w:drawing>
+      </w:r>
+    </w:p>
+    <w:p>
+      <w:pPr>
+        <w:spacing w:line="336" w:lineRule="auto" w:after="180"/>
+      </w:pPr>
+      <w:r>
+        <w:rPr>
+          <w:b w:val="0"/>
+        </w:rPr>
+        <w:t>Choose the next capstone revision from explicit false alarms and misses. Supplied facts: Positive=spotted. CandidateTP4, FN 2, FP 1, TN 9; baselineTP0, FN 6, FP 0, TN 10. Both evaluate the same16 cases.</w:t>
+      </w:r>
+    </w:p>
+    <w:p>
+      <w:pPr>
+        <w:spacing w:line="336" w:lineRule="auto" w:after="180"/>
+      </w:pPr>
+      <w:r>
+        <w:rPr>
+          <w:b w:val="0"/>
+        </w:rPr>
+        <w:t xml:space="preserve">All </w:t>
+      </w:r>
+      <w:r>
+        <w:rPr>
+          <w:b/>
+        </w:rPr>
+        <w:t>input</w:t>
+      </w:r>
+      <w:r>
+        <w:rPr>
+          <w:b w:val="0"/>
+        </w:rPr>
+        <w:t>s and outcomes in this worked example are invented classroom data; no real model run is claimed.</w:t>
+      </w:r>
+    </w:p>
+    <w:p>
+      <w:pPr>
+        <w:spacing w:line="336" w:lineRule="auto" w:after="180"/>
+        <w:shd w:fill="F5F1FB"/>
+      </w:pPr>
+      <w:r>
+        <w:rPr>
+          <w:b w:val="0"/>
+        </w:rPr>
+        <w:t>Point to the given fact that matters most. Explain why it matters.</w:t>
+      </w:r>
+    </w:p>
+    <w:p>
+      <w:pPr>
+        <w:pStyle w:val="Heading3"/>
+      </w:pPr>
+      <w:r>
+        <w:t>02. Follow the deciding steps</w:t>
+      </w:r>
+    </w:p>
+    <w:p>
+      <w:r>
+        <w:drawing>
+          <wp:inline xmlns:a="http://schemas.openxmlformats.org/drawingml/2006/main" xmlns:pic="http://schemas.openxmlformats.org/drawingml/2006/picture">
+            <wp:extent cx="5486400" cy="3337560"/>
+            <wp:docPr id="23" name="Picture 23" descr="Compare accuracy: Candidate13/16=81.25%; baseline10/16=62.5%. → Compare detection: Candidate catches4/6 spotted leaves; baseline catches0/6. → Inspect errors: Review candidate’s two misses and one false alarm with conditions and label evidence before revising."/>
+            <wp:cNvGraphicFramePr>
+              <a:graphicFrameLocks noChangeAspect="1"/>
+            </wp:cNvGraphicFramePr>
+            <a:graphic>
+              <a:graphicData uri="http://schemas.openxmlformats.org/drawingml/2006/picture">
+                <pic:pic>
+                  <pic:nvPicPr>
+                    <pic:cNvPr id="0" name="academy-story-ai-4-35-02.png"/>
+                    <pic:cNvPicPr/>
+                  </pic:nvPicPr>
+                  <pic:blipFill>
+                    <a:blip r:embed="rId30"/>
+                    <a:stretch>
+                      <a:fillRect/>
+                    </a:stretch>
+                  </pic:blipFill>
+                  <pic:spPr>
+                    <a:xfrm>
+                      <a:off x="0" y="0"/>
+                      <a:ext cx="5486400" cy="3337560"/>
+                    </a:xfrm>
+                    <a:prstGeom prst="rect"/>
+                  </pic:spPr>
+                </pic:pic>
+              </a:graphicData>
+            </a:graphic>
+          </wp:inline>
+        </w:drawing>
+      </w:r>
+    </w:p>
+    <w:p>
+      <w:pPr>
+        <w:spacing w:line="336" w:lineRule="auto" w:after="180"/>
+      </w:pPr>
+      <w:r>
+        <w:rPr>
+          <w:b w:val="0"/>
+        </w:rPr>
+        <w:t xml:space="preserve">Compare accuracy: Candidate13/16=81.25%; baseline10/16=62.5%. → Compare detection: Candidate catches4/6 spotted leaves; baseline catches0/6. → Inspect errors: Review candidate’s two misses and one false alarm with conditions and label </w:t>
+      </w:r>
+      <w:r>
+        <w:rPr>
+          <w:b/>
+        </w:rPr>
+        <w:t>evidence</w:t>
+      </w:r>
+      <w:r>
+        <w:rPr>
+          <w:b w:val="0"/>
+        </w:rPr>
+        <w:t xml:space="preserve"> before revising.</w:t>
+      </w:r>
+    </w:p>
+    <w:p>
+      <w:pPr>
+        <w:spacing w:line="336" w:lineRule="auto" w:after="180"/>
+        <w:shd w:fill="F5F1FB"/>
+      </w:pPr>
+      <w:r>
+        <w:rPr>
+          <w:b w:val="0"/>
+        </w:rPr>
+        <w:t xml:space="preserve">Point to each numbered stage and explain which recorded </w:t>
+      </w:r>
+      <w:r>
+        <w:rPr>
+          <w:b/>
+        </w:rPr>
+        <w:t>input</w:t>
+      </w:r>
+      <w:r>
+        <w:rPr>
+          <w:b w:val="0"/>
+        </w:rPr>
+        <w:t xml:space="preserve"> it uses.</w:t>
+      </w:r>
+    </w:p>
+    <w:p>
+      <w:pPr>
+        <w:pStyle w:val="Heading3"/>
+      </w:pPr>
+      <w:r>
+        <w:t>03. Candidate, before revision</w:t>
+      </w:r>
+    </w:p>
+    <w:p>
+      <w:r>
+        <w:drawing>
+          <wp:inline xmlns:a="http://schemas.openxmlformats.org/drawingml/2006/main" xmlns:pic="http://schemas.openxmlformats.org/drawingml/2006/picture">
+            <wp:extent cx="5486400" cy="3096768"/>
+            <wp:docPr id="24" name="Picture 24" descr="Candidate, before revision. actual spotted: predicted spotted = 4, predicted healthy = 2. actual healthy: predicted spotted = 1, predicted healthy = 9."/>
+            <wp:cNvGraphicFramePr>
+              <a:graphicFrameLocks noChangeAspect="1"/>
+            </wp:cNvGraphicFramePr>
+            <a:graphic>
+              <a:graphicData uri="http://schemas.openxmlformats.org/drawingml/2006/picture">
+                <pic:pic>
+                  <pic:nvPicPr>
+                    <pic:cNvPr id="0" name="academy-story-ai-4-35-03.png"/>
+                    <pic:cNvPicPr/>
+                  </pic:nvPicPr>
+                  <pic:blipFill>
+                    <a:blip r:embed="rId31"/>
+                    <a:stretch>
+                      <a:fillRect/>
+                    </a:stretch>
+                  </pic:blipFill>
+                  <pic:spPr>
+                    <a:xfrm>
+                      <a:off x="0" y="0"/>
+                      <a:ext cx="5486400" cy="3096768"/>
+                    </a:xfrm>
+                    <a:prstGeom prst="rect"/>
+                  </pic:spPr>
+                </pic:pic>
+              </a:graphicData>
+            </a:graphic>
+          </wp:inline>
+        </w:drawing>
+      </w:r>
+    </w:p>
+    <w:p>
+      <w:pPr>
+        <w:spacing w:line="336" w:lineRule="auto" w:after="180"/>
+      </w:pPr>
+      <w:r>
+        <w:rPr>
+          <w:b w:val="0"/>
+        </w:rPr>
+        <w:t>Candidate, before revision. actual spotted: predicted spotted = 4, predicted healthy = 2. actual healthy: predicted spotted = 1, predicted healthy = 9.</w:t>
+      </w:r>
+    </w:p>
+    <w:p>
+      <w:pPr>
+        <w:spacing w:line="336" w:lineRule="auto" w:after="180"/>
+        <w:shd w:fill="F5F1FB"/>
+      </w:pPr>
+      <w:r>
+        <w:rPr>
+          <w:b w:val="0"/>
+        </w:rPr>
+        <w:t>Read the labels and values. Explain the relationship the model shows.</w:t>
+      </w:r>
+    </w:p>
+    <w:p>
+      <w:pPr>
+        <w:pStyle w:val="Heading3"/>
+      </w:pPr>
+      <w:r>
+        <w:t>04. Change one thing. Trace what follows.</w:t>
+      </w:r>
+    </w:p>
+    <w:p>
+      <w:r>
+        <w:drawing>
+          <wp:inline xmlns:a="http://schemas.openxmlformats.org/drawingml/2006/main" xmlns:pic="http://schemas.openxmlformats.org/drawingml/2006/picture">
+            <wp:extent cx="5486400" cy="3191256"/>
+            <wp:docPr id="25" name="Picture 25" descr="Original case: Review candidate’s two misses and one false alarm with conditions and label evidence before revising. Changed condition: A revision fixes one miss but creates two extra false alarms. Expected result: TP 5, FN 1, FP 3, TN 7 gives 12/16=75% accuracy and 5/6 recall. Reason: Recall rises while accuracy falls; the preferred revision depends on declared error consequences."/>
+            <wp:cNvGraphicFramePr>
+              <a:graphicFrameLocks noChangeAspect="1"/>
+            </wp:cNvGraphicFramePr>
+            <a:graphic>
+              <a:graphicData uri="http://schemas.openxmlformats.org/drawingml/2006/picture">
+                <pic:pic>
+                  <pic:nvPicPr>
+                    <pic:cNvPr id="0" name="academy-story-ai-4-35-04.png"/>
+                    <pic:cNvPicPr/>
+                  </pic:nvPicPr>
+                  <pic:blipFill>
+                    <a:blip r:embed="rId32"/>
+                    <a:stretch>
+                      <a:fillRect/>
+                    </a:stretch>
+                  </pic:blipFill>
+                  <pic:spPr>
+                    <a:xfrm>
+                      <a:off x="0" y="0"/>
+                      <a:ext cx="5486400" cy="3191256"/>
+                    </a:xfrm>
+                    <a:prstGeom prst="rect"/>
+                  </pic:spPr>
+                </pic:pic>
+              </a:graphicData>
+            </a:graphic>
+          </wp:inline>
+        </w:drawing>
+      </w:r>
+    </w:p>
+    <w:p>
+      <w:pPr>
+        <w:spacing w:line="336" w:lineRule="auto" w:after="180"/>
+      </w:pPr>
+      <w:r>
+        <w:rPr>
+          <w:b w:val="0"/>
+        </w:rPr>
+        <w:t xml:space="preserve">Original case: Review candidate’s two misses and one false alarm with conditions and label </w:t>
+      </w:r>
+      <w:r>
+        <w:rPr>
+          <w:b/>
+        </w:rPr>
+        <w:t>evidence</w:t>
+      </w:r>
+      <w:r>
+        <w:rPr>
+          <w:b w:val="0"/>
+        </w:rPr>
+        <w:t xml:space="preserve"> before revising. Changed condition: A revision fixes one miss but creates two extra false alarms.</w:t>
+      </w:r>
+    </w:p>
+    <w:p>
+      <w:pPr>
+        <w:spacing w:line="336" w:lineRule="auto" w:after="180"/>
+      </w:pPr>
+      <w:r>
+        <w:rPr>
+          <w:b w:val="0"/>
+        </w:rPr>
+        <w:t>Expected result: TP 5, FN 1, FP 3, TN 7 gives 12/16=75% accuracy and 5/6 recall. Reason: Recall rises while accuracy falls; the preferred revision depends on declared error consequences.</w:t>
+      </w:r>
+    </w:p>
+    <w:p>
+      <w:pPr>
+        <w:spacing w:line="336" w:lineRule="auto" w:after="180"/>
+        <w:shd w:fill="F5F1FB"/>
+      </w:pPr>
+      <w:r>
+        <w:rPr>
+          <w:b w:val="0"/>
+        </w:rPr>
+        <w:t>Predict before checking the worked changed-case result. Name what changed and what the supplied facts allow you to conclude.</w:t>
+      </w:r>
+    </w:p>
+    <w:p>
+      <w:pPr>
+        <w:pStyle w:val="Heading3"/>
+      </w:pPr>
+      <w:r>
+        <w:t>05. Connect the explanation to its limit</w:t>
+      </w:r>
+    </w:p>
+    <w:p>
+      <w:r>
+        <w:drawing>
+          <wp:inline xmlns:a="http://schemas.openxmlformats.org/drawingml/2006/main" xmlns:pic="http://schemas.openxmlformats.org/drawingml/2006/picture">
+            <wp:extent cx="5486400" cy="2834640"/>
+            <wp:docPr id="26" name="Picture 26" descr="Read the picture in order. Review candidate’s two misses and one false alarm with conditions and label evidence before revising. The arrows show which recorded input or intermediate result each decision uses. Explain the deciding step aloud before checking the changed case; pointing to the final answer alone does not show how it follows. Limit: Any case-driven revision makes these records development evidence for that revision; reserve a fresh final set."/>
+            <wp:cNvGraphicFramePr>
+              <a:graphicFrameLocks noChangeAspect="1"/>
+            </wp:cNvGraphicFramePr>
+            <a:graphic>
+              <a:graphicData uri="http://schemas.openxmlformats.org/drawingml/2006/picture">
+                <pic:pic>
+                  <pic:nvPicPr>
+                    <pic:cNvPr id="0" name="academy-story-ai-4-35-05.png"/>
+                    <pic:cNvPicPr/>
+                  </pic:nvPicPr>
+                  <pic:blipFill>
+                    <a:blip r:embed="rId33"/>
+                    <a:stretch>
+                      <a:fillRect/>
+                    </a:stretch>
+                  </pic:blipFill>
+                  <pic:spPr>
+                    <a:xfrm>
+                      <a:off x="0" y="0"/>
+                      <a:ext cx="5486400" cy="2834640"/>
+                    </a:xfrm>
+                    <a:prstGeom prst="rect"/>
+                  </pic:spPr>
+                </pic:pic>
+              </a:graphicData>
+            </a:graphic>
+          </wp:inline>
+        </w:drawing>
+      </w:r>
+    </w:p>
+    <w:p>
+      <w:pPr>
+        <w:spacing w:line="336" w:lineRule="auto" w:after="180"/>
+      </w:pPr>
+      <w:r>
+        <w:rPr>
+          <w:b w:val="0"/>
+        </w:rPr>
+        <w:t xml:space="preserve">Read the picture in order. Review candidate’s two misses and one false alarm with conditions and label </w:t>
+      </w:r>
+      <w:r>
+        <w:rPr>
+          <w:b/>
+        </w:rPr>
+        <w:t>evidence</w:t>
+      </w:r>
+      <w:r>
+        <w:rPr>
+          <w:b w:val="0"/>
+        </w:rPr>
+        <w:t xml:space="preserve"> before revising. The arrows show which recorded </w:t>
+      </w:r>
+      <w:r>
+        <w:rPr>
+          <w:b/>
+        </w:rPr>
+        <w:t>input</w:t>
+      </w:r>
+      <w:r>
+        <w:rPr>
+          <w:b w:val="0"/>
+        </w:rPr>
+        <w:t xml:space="preserve"> or intermediate result each decision uses.</w:t>
+      </w:r>
+    </w:p>
+    <w:p>
+      <w:pPr>
+        <w:spacing w:line="336" w:lineRule="auto" w:after="180"/>
+      </w:pPr>
+      <w:r>
+        <w:rPr>
+          <w:b w:val="0"/>
+        </w:rPr>
+        <w:t>Explain the deciding step aloud before checking the changed case; pointing to the final answer alone does not show how it follows.</w:t>
+      </w:r>
+    </w:p>
+    <w:p>
+      <w:pPr>
+        <w:spacing w:line="336" w:lineRule="auto" w:after="180"/>
+      </w:pPr>
+      <w:r>
+        <w:rPr>
+          <w:b w:val="0"/>
+        </w:rPr>
+        <w:t xml:space="preserve">Limit: Any case-driven revision makes these records development </w:t>
+      </w:r>
+      <w:r>
+        <w:rPr>
+          <w:b/>
+        </w:rPr>
+        <w:t>evidence</w:t>
+      </w:r>
+      <w:r>
+        <w:rPr>
+          <w:b w:val="0"/>
+        </w:rPr>
+        <w:t xml:space="preserve"> for that revision; reserve a fresh final set.</w:t>
+      </w:r>
+    </w:p>
+    <w:p>
+      <w:pPr>
+        <w:spacing w:line="336" w:lineRule="auto" w:after="180"/>
+        <w:shd w:fill="F5F1FB"/>
+      </w:pPr>
+      <w:r>
+        <w:rPr>
+          <w:b w:val="0"/>
+        </w:rPr>
+        <w:t>Explain the case, then point to a limit on the claim.</w:t>
+      </w:r>
+    </w:p>
+    <w:p>
+      <w:pPr>
+        <w:pStyle w:val="Heading3"/>
+      </w:pPr>
+      <w:r>
+        <w:t>06. Make the idea visible in your project</w:t>
+      </w:r>
+    </w:p>
+    <w:p>
+      <w:r>
+        <w:drawing>
+          <wp:inline xmlns:a="http://schemas.openxmlformats.org/drawingml/2006/main" xmlns:pic="http://schemas.openxmlformats.org/drawingml/2006/picture">
+            <wp:extent cx="5486400" cy="3681984"/>
+            <wp:docPr id="27" name="Picture 27" descr="For your Responsible Plant Classifier, save the input, procedure, observed result and limitation of this check. Label this worked example as practice; use a different, previously unreviewed case when checking independent understanding. Draw your input, deciding step, result and limit. Supported question: Why is “the revision is better” incomplete? Point to the relevant step in the picture, then write the changed result and the rule or evidence that supports it."/>
+            <wp:cNvGraphicFramePr>
+              <a:graphicFrameLocks noChangeAspect="1"/>
+            </wp:cNvGraphicFramePr>
+            <a:graphic>
+              <a:graphicData uri="http://schemas.openxmlformats.org/drawingml/2006/picture">
+                <pic:pic>
+                  <pic:nvPicPr>
+                    <pic:cNvPr id="0" name="academy-story-ai-4-35-06.png"/>
+                    <pic:cNvPicPr/>
+                  </pic:nvPicPr>
+                  <pic:blipFill>
+                    <a:blip r:embed="rId34"/>
+                    <a:stretch>
+                      <a:fillRect/>
+                    </a:stretch>
+                  </pic:blipFill>
+                  <pic:spPr>
+                    <a:xfrm>
+                      <a:off x="0" y="0"/>
+                      <a:ext cx="5486400" cy="3681984"/>
+                    </a:xfrm>
+                    <a:prstGeom prst="rect"/>
+                  </pic:spPr>
+                </pic:pic>
+              </a:graphicData>
+            </a:graphic>
+          </wp:inline>
+        </w:drawing>
+      </w:r>
+    </w:p>
+    <w:p>
+      <w:pPr>
+        <w:spacing w:line="336" w:lineRule="auto" w:after="180"/>
+      </w:pPr>
+      <w:r>
+        <w:rPr>
+          <w:b w:val="0"/>
+        </w:rPr>
+        <w:t xml:space="preserve">For your Responsible Plant Classifier, save the </w:t>
+      </w:r>
+      <w:r>
+        <w:rPr>
+          <w:b/>
+        </w:rPr>
+        <w:t>input</w:t>
+      </w:r>
+      <w:r>
+        <w:rPr>
+          <w:b w:val="0"/>
+        </w:rPr>
+        <w:t>, procedure, observed result and limitation of this check.</w:t>
+      </w:r>
+    </w:p>
+    <w:p>
+      <w:pPr>
+        <w:spacing w:line="336" w:lineRule="auto" w:after="180"/>
+      </w:pPr>
+      <w:r>
+        <w:rPr>
+          <w:b w:val="0"/>
+        </w:rPr>
+        <w:t xml:space="preserve">Label this worked example as practice; use a different, previously unreviewed case when checking independent understanding. Draw your </w:t>
+      </w:r>
+      <w:r>
+        <w:rPr>
+          <w:b/>
+        </w:rPr>
+        <w:t>input</w:t>
+      </w:r>
+      <w:r>
+        <w:rPr>
+          <w:b w:val="0"/>
+        </w:rPr>
+        <w:t>, deciding step, result and limit.</w:t>
+      </w:r>
+    </w:p>
+    <w:p>
+      <w:pPr>
+        <w:spacing w:line="336" w:lineRule="auto" w:after="180"/>
+      </w:pPr>
+      <w:r>
+        <w:rPr>
+          <w:b w:val="0"/>
+        </w:rPr>
+        <w:t xml:space="preserve">Supported question: Why is “the revision is better” incomplete? Point to the relevant step in the picture, then write the changed result and the rule or </w:t>
+      </w:r>
+      <w:r>
+        <w:rPr>
+          <w:b/>
+        </w:rPr>
+        <w:t>evidence</w:t>
+      </w:r>
+      <w:r>
+        <w:rPr>
+          <w:b w:val="0"/>
+        </w:rPr>
+        <w:t xml:space="preserve"> that supports it.</w:t>
+      </w:r>
+    </w:p>
+    <w:p>
+      <w:pPr>
+        <w:spacing w:line="336" w:lineRule="auto" w:after="180"/>
+        <w:shd w:fill="F5F1FB"/>
+      </w:pPr>
+      <w:r>
+        <w:rPr>
+          <w:b w:val="0"/>
+        </w:rPr>
+        <w:t xml:space="preserve">Draw your project trace and justify the deciding step using </w:t>
+      </w:r>
+      <w:r>
+        <w:rPr>
+          <w:b/>
+        </w:rPr>
+        <w:t>evidence</w:t>
+      </w:r>
+      <w:r>
+        <w:rPr>
+          <w:b w:val="0"/>
+        </w:rPr>
+        <w:t>.</w:t>
       </w:r>
     </w:p>
     <w:sectPr>

--- a/downloads/student/ai-4-week-35.docx
+++ b/downloads/student/ai-4-week-35.docx
@@ -25,12 +25,17 @@
         <w:pStyle w:val="Heading1"/>
       </w:pPr>
       <w:r>
-        <w:t>Before you start</w:t>
-      </w:r>
-    </w:p>
-    <w:p>
-      <w:r>
-        <w:t>Week 26: a reproducible comparison identifies data, version and settings.</w:t>
+        <w:t>One change. Every outcome. Freeze before the final key.</w:t>
+      </w:r>
+    </w:p>
+    <w:p>
+      <w:r>
+        <w:t>Train and compare a complete capstone revision with an honest evidence boundary.</w:t>
+      </w:r>
+    </w:p>
+    <w:p>
+      <w:r>
+        <w:t>Complete kit comparison → pictured error trade-off → runnable candidate trial → freeze ledger → independent separate matrix.</w:t>
       </w:r>
     </w:p>
     <w:p>
@@ -38,20 +43,20 @@
         <w:pStyle w:val="Heading1"/>
       </w:pPr>
       <w:r>
-        <w:t>01. Your mission</w:t>
-      </w:r>
-    </w:p>
-    <w:p>
-      <w:r>
-        <w:t>Start with the target: Run a frozen final evaluation with complete accounting. Try the recall before opening notes.</w:t>
-      </w:r>
-    </w:p>
-    <w:p>
-      <w:pPr>
-        <w:pStyle w:val="Heading3"/>
-      </w:pPr>
-      <w:r>
-        <w:t>Your learning target</w:t>
+        <w:t>01. Can one planned change help—and what still fails?</w:t>
+      </w:r>
+    </w:p>
+    <w:p>
+      <w:r>
+        <w:t>Train, compare, explain and freeze before asking for the final answers.</w:t>
+      </w:r>
+    </w:p>
+    <w:p>
+      <w:pPr>
+        <w:pStyle w:val="Heading2"/>
+      </w:pPr>
+      <w:r>
+        <w:t>Current capstone goals</w:t>
       </w:r>
     </w:p>
     <w:p>
@@ -62,19 +67,18 @@
         <w:rPr>
           <w:b w:val="0"/>
         </w:rPr>
-        <w:t xml:space="preserve">I can run a frozen </w:t>
-      </w:r>
-      <w:r>
-        <w:rPr>
-          <w:b/>
-        </w:rPr>
-        <w:t>final evaluation</w:t>
-      </w:r>
+        <w:t>I can train and compare reproducible candidates on fixed development data.</w:t>
+      </w:r>
+    </w:p>
+    <w:p>
+      <w:pPr>
+        <w:spacing w:line="336" w:lineRule="auto" w:after="180"/>
+      </w:pPr>
       <w:r>
         <w:rPr>
           <w:b w:val="0"/>
         </w:rPr>
-        <w:t xml:space="preserve"> with complete accounting.</w:t>
+        <w:t>I can explain every gain and regression before freezing the selected version.</w:t>
       </w:r>
     </w:p>
     <w:p>
@@ -85,7 +89,63 @@
         <w:rPr>
           <w:b w:val="0"/>
         </w:rPr>
-        <w:t>I can separate error analysis from an untouched-test claim.</w:t>
+        <w:t>I can keep final evaluation and any later revision honestly versioned.</w:t>
+      </w:r>
+    </w:p>
+    <w:p>
+      <w:pPr>
+        <w:pStyle w:val="Heading2"/>
+      </w:pPr>
+      <w:r>
+        <w:t>Recall reproducibility and source separation</w:t>
+      </w:r>
+    </w:p>
+    <w:p>
+      <w:pPr>
+        <w:pStyle w:val="ListBullet"/>
+      </w:pPr>
+      <w:r>
+        <w:t>Close your notes first. A rough first answer helps us choose the right starting point; it is not a score for your ability.</w:t>
+      </w:r>
+    </w:p>
+    <w:p>
+      <w:pPr>
+        <w:pStyle w:val="ListBullet"/>
+      </w:pPr>
+      <w:r>
+        <w:t>Without opening the old lesson, explain one key idea from Capstone Dataset and Baseline. Give an example and a mistake that the idea helps you avoid.</w:t>
+      </w:r>
+    </w:p>
+    <w:p>
+      <w:pPr>
+        <w:pStyle w:val="ListBullet"/>
+      </w:pPr>
+      <w:r>
+        <w:t>Without opening the old lesson, explain one key idea from Proxy Features and Fairness. Give an example and a mistake that the idea helps you avoid.</w:t>
+      </w:r>
+    </w:p>
+    <w:p>
+      <w:pPr>
+        <w:pStyle w:val="ListBullet"/>
+      </w:pPr>
+      <w:r>
+        <w:t>Without opening the old lesson, explain one key idea from Feature Engineering. Give an example and a mistake that the idea helps you avoid.</w:t>
+      </w:r>
+    </w:p>
+    <w:p>
+      <w:pPr>
+        <w:pStyle w:val="ListBullet"/>
+      </w:pPr>
+      <w:r>
+        <w:t>What changes after final-test labels inform a revision?</w:t>
+      </w:r>
+    </w:p>
+    <w:p>
+      <w:pPr>
+        <w:pStyle w:val="Heading2"/>
+      </w:pPr>
+      <w:r>
+        <w:t>End goal</w:t>
       </w:r>
     </w:p>
     <w:p>
@@ -96,19 +156,15 @@
         <w:rPr>
           <w:b w:val="0"/>
         </w:rPr>
-        <w:t xml:space="preserve">I can document revisions and their </w:t>
-      </w:r>
-      <w:r>
-        <w:rPr>
-          <w:b/>
-        </w:rPr>
-        <w:t>evidence status</w:t>
-      </w:r>
-      <w:r>
-        <w:rPr>
-          <w:b w:val="0"/>
-        </w:rPr>
-        <w:t>.</w:t>
+        <w:t>By the end, I can explain capstone train, analyze, improve using a traced example and a stated limitation.</w:t>
+      </w:r>
+    </w:p>
+    <w:p>
+      <w:pPr>
+        <w:pStyle w:val="Heading2"/>
+      </w:pPr>
+      <w:r>
+        <w:t>Earlier wording, alternatives and picture transcripts · reference / check after trying</w:t>
       </w:r>
     </w:p>
     <w:p>
@@ -116,51 +172,15 @@
         <w:pStyle w:val="Heading3"/>
       </w:pPr>
       <w:r>
+        <w:t>Your learning target</w:t>
+      </w:r>
+    </w:p>
+    <w:p>
+      <w:pPr>
+        <w:pStyle w:val="Heading3"/>
+      </w:pPr>
+      <w:r>
         <w:t>Remember before reading</w:t>
-      </w:r>
-    </w:p>
-    <w:p>
-      <w:pPr>
-        <w:spacing w:line="336" w:lineRule="auto" w:after="180"/>
-      </w:pPr>
-      <w:r>
-        <w:rPr>
-          <w:b w:val="0"/>
-        </w:rPr>
-        <w:t>Close your notes first. A rough first answer helps us choose the right starting point; it is not a score for your ability.</w:t>
-      </w:r>
-    </w:p>
-    <w:p>
-      <w:pPr>
-        <w:spacing w:line="336" w:lineRule="auto" w:after="180"/>
-      </w:pPr>
-      <w:r>
-        <w:rPr>
-          <w:b w:val="0"/>
-        </w:rPr>
-        <w:t>Without opening the old lesson, explain one key idea from Capstone Dataset and Baseline. Give an example and a mistake that the idea helps you avoid.</w:t>
-      </w:r>
-    </w:p>
-    <w:p>
-      <w:pPr>
-        <w:spacing w:line="336" w:lineRule="auto" w:after="180"/>
-      </w:pPr>
-      <w:r>
-        <w:rPr>
-          <w:b w:val="0"/>
-        </w:rPr>
-        <w:t>Without opening the old lesson, explain one key idea from Proxy Features and Fairness. Give an example and a mistake that the idea helps you avoid.</w:t>
-      </w:r>
-    </w:p>
-    <w:p>
-      <w:pPr>
-        <w:spacing w:line="336" w:lineRule="auto" w:after="180"/>
-      </w:pPr>
-      <w:r>
-        <w:rPr>
-          <w:b w:val="0"/>
-        </w:rPr>
-        <w:t>Without opening the old lesson, explain one key idea from Feature Engineering. Give an example and a mistake that the idea helps you avoid.</w:t>
       </w:r>
     </w:p>
     <w:p>
@@ -259,16 +279,7 @@
     </w:p>
     <w:p>
       <w:pPr>
-        <w:pStyle w:val="Heading3"/>
-      </w:pPr>
-      <w:r>
-        <w:t>Your target</w:t>
-      </w:r>
-    </w:p>
-    <w:p>
-      <w:pPr>
         <w:spacing w:line="336" w:lineRule="auto" w:after="180"/>
-        <w:shd w:fill="EDF7F3"/>
       </w:pPr>
       <w:r>
         <w:rPr>
@@ -298,22 +309,42 @@
     </w:p>
     <w:p>
       <w:pPr>
+        <w:pStyle w:val="Heading3"/>
+      </w:pPr>
+      <w:r>
+        <w:t>This week’s end goal</w:t>
+      </w:r>
+    </w:p>
+    <w:p>
+      <w:pPr>
+        <w:pStyle w:val="Heading1"/>
+      </w:pPr>
+      <w:r>
+        <w:t>02. Start with a hypothesis and a fair comparison</w:t>
+      </w:r>
+    </w:p>
+    <w:p>
+      <w:r>
+        <w:t>One feature-set change makes the before-and-after result inspectable.</w:t>
+      </w:r>
+    </w:p>
+    <w:p>
+      <w:pPr>
+        <w:pStyle w:val="Heading2"/>
+      </w:pPr>
+      <w:r>
+        <w:t>Complete experiment and stage boundaries</w:t>
+      </w:r>
+    </w:p>
+    <w:p>
+      <w:pPr>
         <w:spacing w:line="336" w:lineRule="auto" w:after="180"/>
-        <w:shd w:fill="F5F1FB"/>
       </w:pPr>
       <w:r>
         <w:rPr>
           <w:b w:val="0"/>
         </w:rPr>
-        <w:t>What changes after final-test labels inform a revision?</w:t>
-      </w:r>
-    </w:p>
-    <w:p>
-      <w:pPr>
-        <w:pStyle w:val="Heading3"/>
-      </w:pPr>
-      <w:r>
-        <w:t>This week’s end goal</w:t>
+        <w:t>Use your teacher-reviewed Plant Classifier project if its data and labels are ready. Otherwise this complete fictional parcel kit is a reproducible practice capstone, not a plant diagnosis. V1 uses width alone. Our planned V2 change adds height because width alone may confuse differently shaped parcels. Keep training rows, validation rows, k=1, distance and tie rules fixed.</w:t>
       </w:r>
     </w:p>
     <w:p>
@@ -324,29 +355,100 @@
         <w:rPr>
           <w:b w:val="0"/>
         </w:rPr>
-        <w:t>By the end, I can explain capstone train, analyze, improve using a traced example and a stated limitation.</w:t>
-      </w:r>
-    </w:p>
-    <w:p>
-      <w:pPr>
-        <w:pStyle w:val="Heading1"/>
-      </w:pPr>
-      <w:r>
-        <w:t>02. Notice the evidence</w:t>
-      </w:r>
-    </w:p>
-    <w:p>
-      <w:r>
-        <w:t>Investigate the supplied Capstone Train, Analyze, Improve case. Separate observations, given facts and assumptions before choosing an explanation.</w:t>
+        <w:t>Fit feature ranges from training only; compare all 20 validation outcomes, then freeze. Final labels remain blank in student code. Do not mix these results with the separate matrices below.</w:t>
+      </w:r>
+    </w:p>
+    <w:p>
+      <w:pPr>
+        <w:pStyle w:val="Heading2"/>
+      </w:pPr>
+      <w:r>
+        <w:t>Final-release rule and fictional scope</w:t>
       </w:r>
     </w:p>
     <w:p>
       <w:pPr>
         <w:spacing w:line="336" w:lineRule="auto" w:after="180"/>
       </w:pPr>
+      <w:r>
+        <w:rPr>
+          <w:b w:val="0"/>
+        </w:rPr>
+        <w:t xml:space="preserve">The teacher releases final-test labels only after checking the freeze record. Score baseline and candidate on the same planned rows. Save every </w:t>
+      </w:r>
       <w:r>
         <w:rPr>
           <w:b/>
+        </w:rPr>
+        <w:t>prediction</w:t>
+      </w:r>
+      <w:r>
+        <w:rPr>
+          <w:b w:val="0"/>
+        </w:rPr>
+        <w:t>, denominator and failure.</w:t>
+      </w:r>
+    </w:p>
+    <w:p>
+      <w:pPr>
+        <w:spacing w:line="336" w:lineRule="auto" w:after="180"/>
+      </w:pPr>
+      <w:r>
+        <w:rPr>
+          <w:b w:val="0"/>
+        </w:rPr>
+        <w:t>Do not edit a model while reading labels and then present only the edited version as the original test.</w:t>
+      </w:r>
+    </w:p>
+    <w:p>
+      <w:pPr>
+        <w:spacing w:line="336" w:lineRule="auto" w:after="180"/>
+      </w:pPr>
+      <w:r>
+        <w:rPr>
+          <w:b w:val="0"/>
+        </w:rPr>
+        <w:t>Use fictional classroom data throughout this investigation. Keep the task, units, reference labels and data split visible as you reason.</w:t>
+      </w:r>
+    </w:p>
+    <w:p>
+      <w:pPr>
+        <w:spacing w:line="336" w:lineRule="auto" w:after="180"/>
+      </w:pPr>
+      <w:r>
+        <w:rPr>
+          <w:b w:val="0"/>
+        </w:rPr>
+        <w:t xml:space="preserve">Earlier weeks supplied the model-building </w:t>
+      </w:r>
+      <w:r>
+        <w:rPr>
+          <w:b/>
+        </w:rPr>
+        <w:t>process</w:t>
+      </w:r>
+      <w:r>
+        <w:rPr>
+          <w:b w:val="0"/>
+        </w:rPr>
+        <w:t>; this week examines capstone evaluation and revision.</w:t>
+      </w:r>
+    </w:p>
+    <w:p>
+      <w:pPr>
+        <w:pStyle w:val="Heading2"/>
+      </w:pPr>
+      <w:r>
+        <w:t>Earlier wording, alternatives and picture transcripts · reference / check after trying</w:t>
+      </w:r>
+    </w:p>
+    <w:p>
+      <w:pPr>
+        <w:spacing w:line="336" w:lineRule="auto" w:after="180"/>
+      </w:pPr>
+      <w:r>
+        <w:rPr>
+          <w:b w:val="0"/>
         </w:rPr>
         <w:t>PICTURE ENTRY</w:t>
       </w:r>
@@ -420,16 +522,7 @@
     </w:p>
     <w:p>
       <w:pPr>
-        <w:pStyle w:val="Heading3"/>
-      </w:pPr>
-      <w:r>
-        <w:t>Start with this puzzle</w:t>
-      </w:r>
-    </w:p>
-    <w:p>
-      <w:pPr>
         <w:spacing w:line="336" w:lineRule="auto" w:after="180"/>
-        <w:shd w:fill="F1F6FC"/>
       </w:pPr>
       <w:r>
         <w:rPr>
@@ -563,25 +656,589 @@
     </w:p>
     <w:p>
       <w:pPr>
+        <w:pStyle w:val="Heading1"/>
+      </w:pPr>
+      <w:r>
+        <w:t>03. Read the complete comparison before the headline</w:t>
+      </w:r>
+    </w:p>
+    <w:p>
+      <w:r>
+        <w:t>Every score names its cases,positive class and model version.</w:t>
+      </w:r>
+    </w:p>
+    <w:p>
+      <w:pPr>
+        <w:pStyle w:val="Heading2"/>
+      </w:pPr>
+      <w:r>
+        <w:t>Declared training and comparison contract</w:t>
+      </w:r>
+    </w:p>
+    <w:p>
+      <w:pPr>
         <w:spacing w:line="336" w:lineRule="auto" w:after="180"/>
       </w:pPr>
       <w:r>
         <w:rPr>
           <w:b w:val="0"/>
         </w:rPr>
-        <w:t xml:space="preserve">The teacher releases final-test labels only after checking the freeze record. Score baseline and candidate on the same planned rows. Save every </w:t>
+        <w:t>The complete program repeats all 72 kit records. Each ID/group is one distinct fictional parcel. Training/validation/final roles are 40/20/12 and stay disjoint. V1 uses width_cm; V2 uses width_cm and height_cm. Scale each feature with its training minimum/range:width 2/8, height 2/7. Use Manhattan distance, k=1, and smallest training ID on an exact distance tie.</w:t>
+      </w:r>
+    </w:p>
+    <w:p>
+      <w:pPr>
+        <w:spacing w:line="336" w:lineRule="auto" w:after="180"/>
+      </w:pPr>
+      <w:r>
+        <w:rPr>
+          <w:b w:val="0"/>
+        </w:rPr>
+        <w:t>Fractions preserve exact arithmetic for these integer dimensions. IDs break ties only; they are not distance features. Choose most validation-correct, then fewer features, then version name. Declare this before reading results.</w:t>
+      </w:r>
+    </w:p>
+    <w:p>
+      <w:pPr>
+        <w:pStyle w:val="Heading2"/>
+      </w:pPr>
+      <w:r>
+        <w:t>Complete validation results</w:t>
+      </w:r>
+    </w:p>
+    <w:tbl>
+      <w:tblPr>
+        <w:tblStyle w:val="LightShading-Accent1"/>
+        <w:tblW w:type="auto" w:w="0"/>
+        <w:tblLook w:firstColumn="1" w:firstRow="1" w:lastColumn="0" w:lastRow="0" w:noHBand="0" w:noVBand="1" w:val="04A0"/>
+      </w:tblPr>
+      <w:tblGrid>
+        <w:gridCol w:w="1461"/>
+        <w:gridCol w:w="1461"/>
+        <w:gridCol w:w="1461"/>
+        <w:gridCol w:w="1461"/>
+        <w:gridCol w:w="1461"/>
+        <w:gridCol w:w="1461"/>
+        <w:gridCol w:w="1461"/>
+      </w:tblGrid>
+      <w:tr>
+        <w:trPr>
+          <w:tblHeader/>
+        </w:trPr>
+        <w:tc>
+          <w:tcPr>
+            <w:tcW w:type="dxa" w:w="1461"/>
+          </w:tcPr>
+          <w:p>
+            <w:r>
+              <w:t>Same20 validation parcels; blocked positive</w:t>
+            </w:r>
+          </w:p>
+        </w:tc>
+        <w:tc>
+          <w:tcPr>
+            <w:tcW w:type="dxa" w:w="1461"/>
+          </w:tcPr>
+          <w:p>
+            <w:r>
+              <w:t>TN</w:t>
+            </w:r>
+          </w:p>
+        </w:tc>
+        <w:tc>
+          <w:tcPr>
+            <w:tcW w:type="dxa" w:w="1461"/>
+          </w:tcPr>
+          <w:p>
+            <w:r>
+              <w:t>FP</w:t>
+            </w:r>
+          </w:p>
+        </w:tc>
+        <w:tc>
+          <w:tcPr>
+            <w:tcW w:type="dxa" w:w="1461"/>
+          </w:tcPr>
+          <w:p>
+            <w:r>
+              <w:t>FN</w:t>
+            </w:r>
+          </w:p>
+        </w:tc>
+        <w:tc>
+          <w:tcPr>
+            <w:tcW w:type="dxa" w:w="1461"/>
+          </w:tcPr>
+          <w:p>
+            <w:r>
+              <w:t>TP</w:t>
+            </w:r>
+          </w:p>
+        </w:tc>
+        <w:tc>
+          <w:tcPr>
+            <w:tcW w:type="dxa" w:w="1461"/>
+          </w:tcPr>
+          <w:p>
+            <w:r>
+              <w:t>Correct /20</w:t>
+            </w:r>
+          </w:p>
+        </w:tc>
+        <w:tc>
+          <w:tcPr>
+            <w:tcW w:type="dxa" w:w="1461"/>
+          </w:tcPr>
+          <w:p>
+            <w:r>
+              <w:t>Blocked found /11</w:t>
+            </w:r>
+          </w:p>
+        </w:tc>
+      </w:tr>
+      <w:tr>
+        <w:tc>
+          <w:tcPr>
+            <w:tcW w:type="dxa" w:w="1461"/>
+          </w:tcPr>
+          <w:p>
+            <w:r>
+              <w:t>Training-majority clear baseline</w:t>
+            </w:r>
+          </w:p>
+        </w:tc>
+        <w:tc>
+          <w:tcPr>
+            <w:tcW w:type="dxa" w:w="1461"/>
+          </w:tcPr>
+          <w:p>
+            <w:r>
+              <w:t>9</w:t>
+            </w:r>
+          </w:p>
+        </w:tc>
+        <w:tc>
+          <w:tcPr>
+            <w:tcW w:type="dxa" w:w="1461"/>
+          </w:tcPr>
+          <w:p>
+            <w:r>
+              <w:t>0</w:t>
+            </w:r>
+          </w:p>
+        </w:tc>
+        <w:tc>
+          <w:tcPr>
+            <w:tcW w:type="dxa" w:w="1461"/>
+          </w:tcPr>
+          <w:p>
+            <w:r>
+              <w:t>11</w:t>
+            </w:r>
+          </w:p>
+        </w:tc>
+        <w:tc>
+          <w:tcPr>
+            <w:tcW w:type="dxa" w:w="1461"/>
+          </w:tcPr>
+          <w:p>
+            <w:r>
+              <w:t>0</w:t>
+            </w:r>
+          </w:p>
+        </w:tc>
+        <w:tc>
+          <w:tcPr>
+            <w:tcW w:type="dxa" w:w="1461"/>
+          </w:tcPr>
+          <w:p>
+            <w:r>
+              <w:t>9 =45%</w:t>
+            </w:r>
+          </w:p>
+        </w:tc>
+        <w:tc>
+          <w:tcPr>
+            <w:tcW w:type="dxa" w:w="1461"/>
+          </w:tcPr>
+          <w:p>
+            <w:r>
+              <w:t>0</w:t>
+            </w:r>
+          </w:p>
+        </w:tc>
+      </w:tr>
+      <w:tr>
+        <w:tc>
+          <w:tcPr>
+            <w:tcW w:type="dxa" w:w="1461"/>
+          </w:tcPr>
+          <w:p>
+            <w:r>
+              <w:t>V1 width only</w:t>
+            </w:r>
+          </w:p>
+        </w:tc>
+        <w:tc>
+          <w:tcPr>
+            <w:tcW w:type="dxa" w:w="1461"/>
+          </w:tcPr>
+          <w:p>
+            <w:r>
+              <w:t>9</w:t>
+            </w:r>
+          </w:p>
+        </w:tc>
+        <w:tc>
+          <w:tcPr>
+            <w:tcW w:type="dxa" w:w="1461"/>
+          </w:tcPr>
+          <w:p>
+            <w:r>
+              <w:t>0</w:t>
+            </w:r>
+          </w:p>
+        </w:tc>
+        <w:tc>
+          <w:tcPr>
+            <w:tcW w:type="dxa" w:w="1461"/>
+          </w:tcPr>
+          <w:p>
+            <w:r>
+              <w:t>7</w:t>
+            </w:r>
+          </w:p>
+        </w:tc>
+        <w:tc>
+          <w:tcPr>
+            <w:tcW w:type="dxa" w:w="1461"/>
+          </w:tcPr>
+          <w:p>
+            <w:r>
+              <w:t>4</w:t>
+            </w:r>
+          </w:p>
+        </w:tc>
+        <w:tc>
+          <w:tcPr>
+            <w:tcW w:type="dxa" w:w="1461"/>
+          </w:tcPr>
+          <w:p>
+            <w:r>
+              <w:t>13 =65%</w:t>
+            </w:r>
+          </w:p>
+        </w:tc>
+        <w:tc>
+          <w:tcPr>
+            <w:tcW w:type="dxa" w:w="1461"/>
+          </w:tcPr>
+          <w:p>
+            <w:r>
+              <w:t>4</w:t>
+            </w:r>
+          </w:p>
+        </w:tc>
+      </w:tr>
+      <w:tr>
+        <w:tc>
+          <w:tcPr>
+            <w:tcW w:type="dxa" w:w="1461"/>
+          </w:tcPr>
+          <w:p>
+            <w:r>
+              <w:t>V2 width and height</w:t>
+            </w:r>
+          </w:p>
+        </w:tc>
+        <w:tc>
+          <w:tcPr>
+            <w:tcW w:type="dxa" w:w="1461"/>
+          </w:tcPr>
+          <w:p>
+            <w:r>
+              <w:t>9</w:t>
+            </w:r>
+          </w:p>
+        </w:tc>
+        <w:tc>
+          <w:tcPr>
+            <w:tcW w:type="dxa" w:w="1461"/>
+          </w:tcPr>
+          <w:p>
+            <w:r>
+              <w:t>0</w:t>
+            </w:r>
+          </w:p>
+        </w:tc>
+        <w:tc>
+          <w:tcPr>
+            <w:tcW w:type="dxa" w:w="1461"/>
+          </w:tcPr>
+          <w:p>
+            <w:r>
+              <w:t>3</w:t>
+            </w:r>
+          </w:p>
+        </w:tc>
+        <w:tc>
+          <w:tcPr>
+            <w:tcW w:type="dxa" w:w="1461"/>
+          </w:tcPr>
+          <w:p>
+            <w:r>
+              <w:t>8</w:t>
+            </w:r>
+          </w:p>
+        </w:tc>
+        <w:tc>
+          <w:tcPr>
+            <w:tcW w:type="dxa" w:w="1461"/>
+          </w:tcPr>
+          <w:p>
+            <w:r>
+              <w:t>17 =85%</w:t>
+            </w:r>
+          </w:p>
+        </w:tc>
+        <w:tc>
+          <w:tcPr>
+            <w:tcW w:type="dxa" w:w="1461"/>
+          </w:tcPr>
+          <w:p>
+            <w:r>
+              <w:t>8</w:t>
+            </w:r>
+          </w:p>
+        </w:tc>
+      </w:tr>
+    </w:tbl>
+    <w:p>
+      <w:pPr>
+        <w:pStyle w:val="Heading2"/>
+      </w:pPr>
+      <w:r>
+        <w:t>Every gain and remaining error</w:t>
+      </w:r>
+    </w:p>
+    <w:tbl>
+      <w:tblPr>
+        <w:tblStyle w:val="LightShading-Accent1"/>
+        <w:tblW w:type="auto" w:w="0"/>
+        <w:tblLook w:firstColumn="1" w:firstRow="1" w:lastColumn="0" w:lastRow="0" w:noHBand="0" w:noVBand="1" w:val="04A0"/>
+      </w:tblPr>
+      <w:tblGrid>
+        <w:gridCol w:w="5112"/>
+        <w:gridCol w:w="5112"/>
+      </w:tblGrid>
+      <w:tr>
+        <w:trPr>
+          <w:tblHeader/>
+        </w:trPr>
+        <w:tc>
+          <w:tcPr>
+            <w:tcW w:type="dxa" w:w="5112"/>
+          </w:tcPr>
+          <w:p>
+            <w:r>
+              <w:t>Case-level comparison</w:t>
+            </w:r>
+          </w:p>
+        </w:tc>
+        <w:tc>
+          <w:tcPr>
+            <w:tcW w:type="dxa" w:w="5112"/>
+          </w:tcPr>
+          <w:p>
+            <w:r>
+              <w:t>Complete saved record</w:t>
+            </w:r>
+          </w:p>
+        </w:tc>
+      </w:tr>
+      <w:tr>
+        <w:tc>
+          <w:tcPr>
+            <w:tcW w:type="dxa" w:w="5112"/>
+          </w:tcPr>
+          <w:p>
+            <w:r>
+              <w:t>V1 validation mistakes</w:t>
+            </w:r>
+          </w:p>
+        </w:tc>
+        <w:tc>
+          <w:tcPr>
+            <w:tcW w:type="dxa" w:w="5112"/>
+          </w:tcPr>
+          <w:p>
+            <w:r>
+              <w:t>P24, P42, P49, P56, P60, P64, P67</w:t>
+            </w:r>
+          </w:p>
+        </w:tc>
+      </w:tr>
+      <w:tr>
+        <w:tc>
+          <w:tcPr>
+            <w:tcW w:type="dxa" w:w="5112"/>
+          </w:tcPr>
+          <w:p>
+            <w:r>
+              <w:t>V2 fixes</w:t>
+            </w:r>
+          </w:p>
+        </w:tc>
+        <w:tc>
+          <w:tcPr>
+            <w:tcW w:type="dxa" w:w="5112"/>
+          </w:tcPr>
+          <w:p>
+            <w:r>
+              <w:t>P42, P49, P60, P67; four more correct, +20 percentage points</w:t>
+            </w:r>
+          </w:p>
+        </w:tc>
+      </w:tr>
+      <w:tr>
+        <w:tc>
+          <w:tcPr>
+            <w:tcW w:type="dxa" w:w="5112"/>
+          </w:tcPr>
+          <w:p>
+            <w:r>
+              <w:t>V2 remaining mistakes</w:t>
+            </w:r>
+          </w:p>
+        </w:tc>
+        <w:tc>
+          <w:tcPr>
+            <w:tcW w:type="dxa" w:w="5112"/>
+          </w:tcPr>
+          <w:p>
+            <w:r>
+              <w:t>P24, P56, P64; all are missed blocked cases</w:t>
+            </w:r>
+          </w:p>
+        </w:tc>
+      </w:tr>
+      <w:tr>
+        <w:tc>
+          <w:tcPr>
+            <w:tcW w:type="dxa" w:w="5112"/>
+          </w:tcPr>
+          <w:p>
+            <w:r>
+              <w:t>V2 new mistakes among V1-correct cases</w:t>
+            </w:r>
+          </w:p>
+        </w:tc>
+        <w:tc>
+          <w:tcPr>
+            <w:tcW w:type="dxa" w:w="5112"/>
+          </w:tcPr>
+          <w:p>
+            <w:r>
+              <w:t>None on these 20 inspected validation records</w:t>
+            </w:r>
+          </w:p>
+        </w:tc>
+      </w:tr>
+      <w:tr>
+        <w:tc>
+          <w:tcPr>
+            <w:tcW w:type="dxa" w:w="5112"/>
+          </w:tcPr>
+          <w:p>
+            <w:r>
+              <w:t>Training accuracy, not final evidence</w:t>
+            </w:r>
+          </w:p>
+        </w:tc>
+        <w:tc>
+          <w:tcPr>
+            <w:tcW w:type="dxa" w:w="5112"/>
+          </w:tcPr>
+          <w:p>
+            <w:r>
+              <w:t>Baseline22/40, V1 30/40, V2 40/40; V2 can retrieve its own unique training feature pair.</w:t>
+            </w:r>
+          </w:p>
+        </w:tc>
+      </w:tr>
+      <w:tr>
+        <w:tc>
+          <w:tcPr>
+            <w:tcW w:type="dxa" w:w="5112"/>
+          </w:tcPr>
+          <w:p>
+            <w:r>
+              <w:t>Conclusion and limit</w:t>
+            </w:r>
+          </w:p>
+        </w:tc>
+        <w:tc>
+          <w:tcPr>
+            <w:tcW w:type="dxa" w:w="5112"/>
+          </w:tcPr>
+          <w:p>
+            <w:r>
+              <w:t>Select V2 under the declared validation rule. These are constructed, inspected development cases; final performance is still withheld.</w:t>
+            </w:r>
+          </w:p>
+        </w:tc>
+      </w:tr>
+    </w:tbl>
+    <w:p>
+      <w:pPr>
+        <w:pStyle w:val="Heading2"/>
+      </w:pPr>
+      <w:r>
+        <w:t>Separate illustrative final matrix;not the kit result · reference / check after trying</w:t>
+      </w:r>
+    </w:p>
+    <w:p>
+      <w:pPr>
+        <w:spacing w:line="336" w:lineRule="auto" w:after="180"/>
+      </w:pPr>
+      <w:r>
+        <w:rPr>
+          <w:b w:val="0"/>
+        </w:rPr>
+        <w:t>Illustrative frozen test has 12 rows: candidate[[7, 1],[2, 2]], baseline[[8, 0],[4, 0]], blocked positive. Candidate accuracy 9/12=75 percent, precision 2/3 and recall 2/4; baseline accuracy 8/12 about 66.7 percent.</w:t>
+      </w:r>
+    </w:p>
+    <w:p>
+      <w:pPr>
+        <w:spacing w:line="336" w:lineRule="auto" w:after="180"/>
+      </w:pPr>
+      <w:r>
+        <w:rPr>
+          <w:b w:val="0"/>
+        </w:rPr>
+        <w:t>The candidate adds one false alarm and misses two rather than four blocked cases.</w:t>
+      </w:r>
+    </w:p>
+    <w:p>
+      <w:pPr>
+        <w:spacing w:line="336" w:lineRule="auto" w:after="180"/>
+      </w:pPr>
+      <w:r>
+        <w:rPr>
+          <w:b w:val="0"/>
+        </w:rPr>
+        <w:t xml:space="preserve">Before continuing, underline the decision rule and circle the </w:t>
       </w:r>
       <w:r>
         <w:rPr>
           <w:b/>
         </w:rPr>
-        <w:t>prediction</w:t>
+        <w:t>evidence</w:t>
       </w:r>
       <w:r>
         <w:rPr>
           <w:b w:val="0"/>
         </w:rPr>
-        <w:t>, denominator and failure.</w:t>
+        <w:t xml:space="preserve"> that supports the conclusion. Explain the example to a partner without replacing the counts or conditions with a stronger claim.</w:t>
       </w:r>
     </w:p>
     <w:p>
@@ -592,7 +1249,15 @@
         <w:rPr>
           <w:b w:val="0"/>
         </w:rPr>
-        <w:t>Do not edit a model while reading labels and then present only the edited version as the original test.</w:t>
+        <w:t>Keep the distinction between an observed result and a proposed next step.</w:t>
+      </w:r>
+    </w:p>
+    <w:p>
+      <w:pPr>
+        <w:pStyle w:val="Heading2"/>
+      </w:pPr>
+      <w:r>
+        <w:t>Earlier wording, alternatives and picture transcripts · reference / check after trying</w:t>
       </w:r>
     </w:p>
     <w:p>
@@ -602,53 +1267,6 @@
       <w:r>
         <w:rPr>
           <w:b w:val="0"/>
-        </w:rPr>
-        <w:t>Use fictional classroom data throughout this investigation. Keep the task, units, reference labels and data split visible as you reason.</w:t>
-      </w:r>
-    </w:p>
-    <w:p>
-      <w:pPr>
-        <w:spacing w:line="336" w:lineRule="auto" w:after="180"/>
-      </w:pPr>
-      <w:r>
-        <w:rPr>
-          <w:b w:val="0"/>
-        </w:rPr>
-        <w:t xml:space="preserve">Earlier weeks supplied the model-building </w:t>
-      </w:r>
-      <w:r>
-        <w:rPr>
-          <w:b/>
-        </w:rPr>
-        <w:t>process</w:t>
-      </w:r>
-      <w:r>
-        <w:rPr>
-          <w:b w:val="0"/>
-        </w:rPr>
-        <w:t>; this week examines capstone evaluation and revision.</w:t>
-      </w:r>
-    </w:p>
-    <w:p>
-      <w:pPr>
-        <w:pStyle w:val="Heading1"/>
-      </w:pPr>
-      <w:r>
-        <w:t>03. See how it works</w:t>
-      </w:r>
-    </w:p>
-    <w:p>
-      <w:r>
-        <w:t>Follow the mechanism for Capstone Train, Analyze, Improve. Connect each labelled input, deciding step and result.</w:t>
-      </w:r>
-    </w:p>
-    <w:p>
-      <w:pPr>
-        <w:spacing w:line="336" w:lineRule="auto" w:after="180"/>
-      </w:pPr>
-      <w:r>
-        <w:rPr>
-          <w:b/>
         </w:rPr>
         <w:t xml:space="preserve">ML </w:t>
       </w:r>
@@ -788,16 +1406,7 @@
     </w:p>
     <w:p>
       <w:pPr>
-        <w:pStyle w:val="Heading3"/>
-      </w:pPr>
-      <w:r>
-        <w:t>Question to explain</w:t>
-      </w:r>
-    </w:p>
-    <w:p>
-      <w:pPr>
         <w:spacing w:line="336" w:lineRule="auto" w:after="180"/>
-        <w:shd w:fill="F5F1FB"/>
       </w:pPr>
       <w:r>
         <w:rPr>
@@ -854,16 +1463,7 @@
     </w:p>
     <w:p>
       <w:pPr>
-        <w:pStyle w:val="Heading3"/>
-      </w:pPr>
-      <w:r>
-        <w:t>How the mechanism works</w:t>
-      </w:r>
-    </w:p>
-    <w:p>
-      <w:pPr>
         <w:spacing w:line="336" w:lineRule="auto" w:after="180"/>
-        <w:shd w:fill="F1F6F8"/>
       </w:pPr>
       <w:r>
         <w:rPr>
@@ -875,7 +1475,6 @@
     <w:p>
       <w:pPr>
         <w:spacing w:line="336" w:lineRule="auto" w:after="180"/>
-        <w:shd w:fill="F1F6F8"/>
       </w:pPr>
       <w:r>
         <w:rPr>
@@ -917,62 +1516,6 @@
     </w:p>
     <w:p>
       <w:pPr>
-        <w:spacing w:line="336" w:lineRule="auto" w:after="180"/>
-      </w:pPr>
-      <w:r>
-        <w:rPr>
-          <w:b w:val="0"/>
-        </w:rPr>
-        <w:t>Illustrative frozen test has 12 rows: candidate[[7, 1],[2, 2]], baseline[[8, 0],[4, 0]], blocked positive. Candidate accuracy 9/12=75 percent, precision 2/3 and recall 2/4; baseline accuracy 8/12 about 66.7 percent.</w:t>
-      </w:r>
-    </w:p>
-    <w:p>
-      <w:pPr>
-        <w:spacing w:line="336" w:lineRule="auto" w:after="180"/>
-      </w:pPr>
-      <w:r>
-        <w:rPr>
-          <w:b w:val="0"/>
-        </w:rPr>
-        <w:t>The candidate adds one false alarm and misses two rather than four blocked cases.</w:t>
-      </w:r>
-    </w:p>
-    <w:p>
-      <w:pPr>
-        <w:spacing w:line="336" w:lineRule="auto" w:after="180"/>
-      </w:pPr>
-      <w:r>
-        <w:rPr>
-          <w:b w:val="0"/>
-        </w:rPr>
-        <w:t xml:space="preserve">Before continuing, underline the decision rule and circle the </w:t>
-      </w:r>
-      <w:r>
-        <w:rPr>
-          <w:b/>
-        </w:rPr>
-        <w:t>evidence</w:t>
-      </w:r>
-      <w:r>
-        <w:rPr>
-          <w:b w:val="0"/>
-        </w:rPr>
-        <w:t xml:space="preserve"> that supports the conclusion. Explain the example to a partner without replacing the counts or conditions with a stronger claim.</w:t>
-      </w:r>
-    </w:p>
-    <w:p>
-      <w:pPr>
-        <w:spacing w:line="336" w:lineRule="auto" w:after="180"/>
-      </w:pPr>
-      <w:r>
-        <w:rPr>
-          <w:b w:val="0"/>
-        </w:rPr>
-        <w:t>Keep the distinction between an observed result and a proposed next step.</w:t>
-      </w:r>
-    </w:p>
-    <w:p>
-      <w:pPr>
         <w:pStyle w:val="Heading3"/>
       </w:pPr>
       <w:r>
@@ -1007,42 +1550,20 @@
         <w:pStyle w:val="Heading1"/>
       </w:pPr>
       <w:r>
-        <w:t>04. Compare the cases</w:t>
-      </w:r>
-    </w:p>
-    <w:p>
-      <w:r>
-        <w:t>Compare the supplied cases for Capstone Train, Analyze, Improve. Identify the detail that changes the conclusion.</w:t>
-      </w:r>
-    </w:p>
-    <w:p>
-      <w:pPr>
-        <w:spacing w:line="336" w:lineRule="auto" w:after="180"/>
-      </w:pPr>
-      <w:r>
-        <w:rPr>
-          <w:b/>
-        </w:rPr>
-        <w:t>EVALUATION DESIGN</w:t>
-      </w:r>
-    </w:p>
-    <w:p>
-      <w:pPr>
-        <w:pStyle w:val="Heading3"/>
-      </w:pPr>
-      <w:r>
-        <w:t>Four Tests, Four Kinds of Evidence</w:t>
-      </w:r>
-    </w:p>
-    <w:p>
-      <w:pPr>
-        <w:spacing w:line="336" w:lineRule="auto" w:after="180"/>
-      </w:pPr>
-      <w:r>
-        <w:rPr>
-          <w:b w:val="0"/>
-        </w:rPr>
-        <w:t>A system is not understood until it survives more than one comfortable example.</w:t>
+        <w:t>04. Compare controlled development with an unsupported final claim</w:t>
+      </w:r>
+    </w:p>
+    <w:p>
+      <w:r>
+        <w:t>A better validation result still needs a saved freeze record and a distinct final check.</w:t>
+      </w:r>
+    </w:p>
+    <w:p>
+      <w:pPr>
+        <w:pStyle w:val="Heading2"/>
+      </w:pPr>
+      <w:r>
+        <w:t>Four evaluation conditions</w:t>
       </w:r>
     </w:p>
     <w:p>
@@ -1082,6 +1603,17 @@
       </w:r>
     </w:p>
     <w:p>
+      <w:pPr>
+        <w:spacing w:line="336" w:lineRule="auto" w:after="180"/>
+      </w:pPr>
+      <w:r>
+        <w:rPr>
+          <w:b w:val="0"/>
+        </w:rPr>
+        <w:t>NORMAL  Expected data and expected behavior.</w:t>
+      </w:r>
+    </w:p>
+    <w:p>
       <w:r>
         <w:drawing>
           <wp:inline xmlns:a="http://schemas.openxmlformats.org/drawingml/2006/main" xmlns:pic="http://schemas.openxmlformats.org/drawingml/2006/picture">
@@ -1118,6 +1650,38 @@
       </w:r>
     </w:p>
     <w:p>
+      <w:pPr>
+        <w:pStyle w:val="Heading3"/>
+      </w:pPr>
+      <w:r>
+        <w:t>Keep this boundary clear</w:t>
+      </w:r>
+    </w:p>
+    <w:p>
+      <w:pPr>
+        <w:spacing w:line="336" w:lineRule="auto" w:after="180"/>
+        <w:shd w:fill="FFF5E6"/>
+      </w:pPr>
+      <w:r>
+        <w:rPr>
+          <w:b w:val="0"/>
+        </w:rPr>
+        <w:t xml:space="preserve">BOUNDARY  Value close to a threshold, ambiguous label, or uncertain </w:t>
+      </w:r>
+      <w:r>
+        <w:rPr>
+          <w:b/>
+        </w:rPr>
+        <w:t>prediction</w:t>
+      </w:r>
+      <w:r>
+        <w:rPr>
+          <w:b w:val="0"/>
+        </w:rPr>
+        <w:t>.</w:t>
+      </w:r>
+    </w:p>
+    <w:p>
       <w:r>
         <w:drawing>
           <wp:inline xmlns:a="http://schemas.openxmlformats.org/drawingml/2006/main" xmlns:pic="http://schemas.openxmlformats.org/drawingml/2006/picture">
@@ -1154,6 +1718,17 @@
       </w:r>
     </w:p>
     <w:p>
+      <w:pPr>
+        <w:spacing w:line="336" w:lineRule="auto" w:after="180"/>
+      </w:pPr>
+      <w:r>
+        <w:rPr>
+          <w:b w:val="0"/>
+        </w:rPr>
+        <w:t>MISSING  Necessary field, label, source, or measurement is unavailable.</w:t>
+      </w:r>
+    </w:p>
+    <w:p>
       <w:r>
         <w:drawing>
           <wp:inline xmlns:a="http://schemas.openxmlformats.org/drawingml/2006/main" xmlns:pic="http://schemas.openxmlformats.org/drawingml/2006/picture">
@@ -1197,67 +1772,20 @@
         <w:rPr>
           <w:b w:val="0"/>
         </w:rPr>
-        <w:t>NORMAL  Expected data and expected behavior.</w:t>
-      </w:r>
-    </w:p>
-    <w:p>
-      <w:pPr>
-        <w:pStyle w:val="Heading3"/>
-      </w:pPr>
-      <w:r>
-        <w:t>Keep this boundary clear</w:t>
+        <w:t>SHIFTED  New lighting, species, device, subgroup, or time condition.</w:t>
+      </w:r>
+    </w:p>
+    <w:p>
+      <w:pPr>
+        <w:pStyle w:val="Heading2"/>
+      </w:pPr>
+      <w:r>
+        <w:t>Keep the claim bounded</w:t>
       </w:r>
     </w:p>
     <w:p>
       <w:pPr>
         <w:spacing w:line="336" w:lineRule="auto" w:after="180"/>
-        <w:shd w:fill="FFF5E6"/>
-      </w:pPr>
-      <w:r>
-        <w:rPr>
-          <w:b w:val="0"/>
-        </w:rPr>
-        <w:t xml:space="preserve">BOUNDARY  Value close to a threshold, ambiguous label, or uncertain </w:t>
-      </w:r>
-      <w:r>
-        <w:rPr>
-          <w:b/>
-        </w:rPr>
-        <w:t>prediction</w:t>
-      </w:r>
-      <w:r>
-        <w:rPr>
-          <w:b w:val="0"/>
-        </w:rPr>
-        <w:t>.</w:t>
-      </w:r>
-    </w:p>
-    <w:p>
-      <w:pPr>
-        <w:spacing w:line="336" w:lineRule="auto" w:after="180"/>
-      </w:pPr>
-      <w:r>
-        <w:rPr>
-          <w:b w:val="0"/>
-        </w:rPr>
-        <w:t>MISSING  Necessary field, label, source, or measurement is unavailable.</w:t>
-      </w:r>
-    </w:p>
-    <w:p>
-      <w:pPr>
-        <w:spacing w:line="336" w:lineRule="auto" w:after="180"/>
-      </w:pPr>
-      <w:r>
-        <w:rPr>
-          <w:b w:val="0"/>
-        </w:rPr>
-        <w:t>SHIFTED  New lighting, species, device, subgroup, or time condition.</w:t>
-      </w:r>
-    </w:p>
-    <w:p>
-      <w:pPr>
-        <w:spacing w:line="336" w:lineRule="auto" w:after="180"/>
-        <w:shd w:fill="FFF5E6"/>
       </w:pPr>
       <w:r>
         <w:rPr>
@@ -1268,56 +1796,47 @@
     </w:p>
     <w:p>
       <w:pPr>
+        <w:pStyle w:val="Heading2"/>
+      </w:pPr>
+      <w:r>
+        <w:t>Choose a revealing case</w:t>
+      </w:r>
+    </w:p>
+    <w:p>
+      <w:pPr>
+        <w:pStyle w:val="ListBullet"/>
+      </w:pPr>
+      <w:r>
+        <w:t>Which case most threatens today's claim, and why?</w:t>
+      </w:r>
+    </w:p>
+    <w:p>
+      <w:pPr>
+        <w:pStyle w:val="Heading2"/>
+      </w:pPr>
+      <w:r>
+        <w:t>Predict the supplied changed case</w:t>
+      </w:r>
+    </w:p>
+    <w:p>
+      <w:pPr>
+        <w:pStyle w:val="ListBullet"/>
+      </w:pPr>
+      <w:r>
+        <w:t>Change: A revision fixes one miss but creates two extra false alarms.</w:t>
+      </w:r>
+    </w:p>
+    <w:p>
+      <w:pPr>
+        <w:pStyle w:val="Heading2"/>
+      </w:pPr>
+      <w:r>
+        <w:t>Check after predicting · reference / check after trying</w:t>
+      </w:r>
+    </w:p>
+    <w:p>
+      <w:pPr>
         <w:spacing w:line="336" w:lineRule="auto" w:after="180"/>
-        <w:shd w:fill="F5F1FB"/>
-      </w:pPr>
-      <w:r>
-        <w:rPr>
-          <w:b w:val="0"/>
-        </w:rPr>
-        <w:t>Which case most threatens today's claim, and why?</w:t>
-      </w:r>
-    </w:p>
-    <w:p>
-      <w:pPr>
-        <w:pStyle w:val="Heading3"/>
-      </w:pPr>
-      <w:r>
-        <w:t>Change one thing in the pictured case</w:t>
-      </w:r>
-    </w:p>
-    <w:p>
-      <w:pPr>
-        <w:pStyle w:val="Heading3"/>
-      </w:pPr>
-      <w:r>
-        <w:t>Change one thing</w:t>
-      </w:r>
-    </w:p>
-    <w:p>
-      <w:pPr>
-        <w:spacing w:line="336" w:lineRule="auto" w:after="180"/>
-        <w:shd w:fill="F5F1FB"/>
-      </w:pPr>
-      <w:r>
-        <w:rPr>
-          <w:b w:val="0"/>
-        </w:rPr>
-        <w:t>Change: A revision fixes one miss but creates two extra false alarms.</w:t>
-      </w:r>
-    </w:p>
-    <w:p>
-      <w:pPr>
-        <w:pStyle w:val="Heading3"/>
-      </w:pPr>
-      <w:r>
-        <w:t>Predicted result</w:t>
-      </w:r>
-    </w:p>
-    <w:p>
-      <w:pPr>
-        <w:spacing w:line="336" w:lineRule="auto" w:after="180"/>
-        <w:shd w:fill="F1F6FC"/>
       </w:pPr>
       <w:r>
         <w:rPr>
@@ -1334,16 +1853,7 @@
     </w:p>
     <w:p>
       <w:pPr>
-        <w:pStyle w:val="Heading3"/>
-      </w:pPr>
-      <w:r>
-        <w:t>Why the result follows</w:t>
-      </w:r>
-    </w:p>
-    <w:p>
-      <w:pPr>
         <w:spacing w:line="336" w:lineRule="auto" w:after="180"/>
-        <w:shd w:fill="F1F6FC"/>
       </w:pPr>
       <w:r>
         <w:rPr>
@@ -1354,34 +1864,10 @@
     </w:p>
     <w:p>
       <w:pPr>
-        <w:pStyle w:val="Heading1"/>
-      </w:pPr>
-      <w:r>
-        <w:t>05. Words that unlock the idea</w:t>
-      </w:r>
-    </w:p>
-    <w:p>
-      <w:r>
-        <w:t>Use the vocabulary of Capstone Train, Analyze, Improve to explain a concrete decision, rather than only memorising definitions.</w:t>
-      </w:r>
-    </w:p>
-    <w:p>
-      <w:pPr>
-        <w:spacing w:line="336" w:lineRule="auto" w:after="180"/>
-      </w:pPr>
-      <w:r>
-        <w:rPr>
-          <w:b/>
-        </w:rPr>
-        <w:t>VOCABULARY</w:t>
-      </w:r>
-    </w:p>
-    <w:p>
-      <w:pPr>
-        <w:pStyle w:val="Heading3"/>
-      </w:pPr>
-      <w:r>
-        <w:t>Words You Can Calculate and Defend</w:t>
+        <w:pStyle w:val="Heading2"/>
+      </w:pPr>
+      <w:r>
+        <w:t>Earlier wording, alternatives and picture transcripts · reference / check after trying</w:t>
       </w:r>
     </w:p>
     <w:p>
@@ -1392,7 +1878,26 @@
         <w:rPr>
           <w:b w:val="0"/>
         </w:rPr>
-        <w:t>A definition matters when it lets you interpret a new dataset, model, or result.</w:t>
+        <w:t>EVALUATION DESIGN</w:t>
+      </w:r>
+    </w:p>
+    <w:p>
+      <w:pPr>
+        <w:pStyle w:val="Heading3"/>
+      </w:pPr>
+      <w:r>
+        <w:t>Four Tests, Four Kinds of Evidence</w:t>
+      </w:r>
+    </w:p>
+    <w:p>
+      <w:pPr>
+        <w:spacing w:line="336" w:lineRule="auto" w:after="180"/>
+      </w:pPr>
+      <w:r>
+        <w:rPr>
+          <w:b w:val="0"/>
+        </w:rPr>
+        <w:t>A system is not understood until it survives more than one comfortable example.</w:t>
       </w:r>
     </w:p>
     <w:p>
@@ -1400,7 +1905,7 @@
         <w:drawing>
           <wp:inline xmlns:a="http://schemas.openxmlformats.org/drawingml/2006/main" xmlns:pic="http://schemas.openxmlformats.org/drawingml/2006/picture">
             <wp:extent cx="5237018" cy="3200400"/>
-            <wp:docPr id="10" name="Picture 10" descr="Vocabulary: baseline run, first reproducible model result"/>
+            <wp:docPr id="10" name="Picture 10" descr="Week 35 normal evaluation case"/>
             <wp:cNvGraphicFramePr>
               <a:graphicFrameLocks noChangeAspect="1"/>
             </wp:cNvGraphicFramePr>
@@ -1408,11 +1913,11 @@
               <a:graphicData uri="http://schemas.openxmlformats.org/drawingml/2006/picture">
                 <pic:pic>
                   <pic:nvPicPr>
-                    <pic:cNvPr id="0" name="a05f06f0b85688de6f44ac1a2f1c797bab1fd586dea0e84088c0e77ac14e1c3b.png"/>
+                    <pic:cNvPr id="0" name="ccb763c94efa92549d46ba1f29e12c67aabf062e999f69f1d1e47ada5c62c6ee.png"/>
                     <pic:cNvPicPr/>
                   </pic:nvPicPr>
                   <pic:blipFill>
-                    <a:blip r:embed="rId17"/>
+                    <a:blip r:embed="rId13"/>
                     <a:stretch>
                       <a:fillRect/>
                     </a:stretch>
@@ -1436,7 +1941,7 @@
         <w:drawing>
           <wp:inline xmlns:a="http://schemas.openxmlformats.org/drawingml/2006/main" xmlns:pic="http://schemas.openxmlformats.org/drawingml/2006/picture">
             <wp:extent cx="5237018" cy="3200400"/>
-            <wp:docPr id="11" name="Picture 11" descr="Vocabulary: error audit, systematic review of mistakes"/>
+            <wp:docPr id="11" name="Picture 11" descr="Week 35 boundary evaluation case"/>
             <wp:cNvGraphicFramePr>
               <a:graphicFrameLocks noChangeAspect="1"/>
             </wp:cNvGraphicFramePr>
@@ -1444,11 +1949,11 @@
               <a:graphicData uri="http://schemas.openxmlformats.org/drawingml/2006/picture">
                 <pic:pic>
                   <pic:nvPicPr>
-                    <pic:cNvPr id="0" name="18e68944bc72913e9e2bc91cbd06591c9e8285b73e034dc61e22c8d631689f6d.png"/>
+                    <pic:cNvPr id="0" name="349865409c86b2cec51691feae54362d5d0e987d6f0b391920d0bfac8857a8e0.png"/>
                     <pic:cNvPicPr/>
                   </pic:nvPicPr>
                   <pic:blipFill>
-                    <a:blip r:embed="rId18"/>
+                    <a:blip r:embed="rId14"/>
                     <a:stretch>
                       <a:fillRect/>
                     </a:stretch>
@@ -1472,7 +1977,7 @@
         <w:drawing>
           <wp:inline xmlns:a="http://schemas.openxmlformats.org/drawingml/2006/main" xmlns:pic="http://schemas.openxmlformats.org/drawingml/2006/picture">
             <wp:extent cx="5237018" cy="3200400"/>
-            <wp:docPr id="12" name="Picture 12" descr="Vocabulary: before/after, same evaluation around one change"/>
+            <wp:docPr id="12" name="Picture 12" descr="Week 35 missing evaluation case"/>
             <wp:cNvGraphicFramePr>
               <a:graphicFrameLocks noChangeAspect="1"/>
             </wp:cNvGraphicFramePr>
@@ -1480,11 +1985,11 @@
               <a:graphicData uri="http://schemas.openxmlformats.org/drawingml/2006/picture">
                 <pic:pic>
                   <pic:nvPicPr>
-                    <pic:cNvPr id="0" name="631847151a679056d56d2a3178f2453be2c618ddc99a2080743168abb8ccc8e8.png"/>
+                    <pic:cNvPr id="0" name="58cb10c89c0584b8459eedb33662ff19d505812b30108ae8bda0d2d8814704ce.png"/>
                     <pic:cNvPicPr/>
                   </pic:nvPicPr>
                   <pic:blipFill>
-                    <a:blip r:embed="rId19"/>
+                    <a:blip r:embed="rId15"/>
                     <a:stretch>
                       <a:fillRect/>
                     </a:stretch>
@@ -1508,7 +2013,7 @@
         <w:drawing>
           <wp:inline xmlns:a="http://schemas.openxmlformats.org/drawingml/2006/main" xmlns:pic="http://schemas.openxmlformats.org/drawingml/2006/picture">
             <wp:extent cx="5237018" cy="3200400"/>
-            <wp:docPr id="13" name="Picture 13" descr="Vocabulary: regression, previously passing case now fails"/>
+            <wp:docPr id="13" name="Picture 13" descr="Week 35 shifted evaluation case"/>
             <wp:cNvGraphicFramePr>
               <a:graphicFrameLocks noChangeAspect="1"/>
             </wp:cNvGraphicFramePr>
@@ -1516,11 +2021,11 @@
               <a:graphicData uri="http://schemas.openxmlformats.org/drawingml/2006/picture">
                 <pic:pic>
                   <pic:nvPicPr>
-                    <pic:cNvPr id="0" name="a555b4b4e47cfa4b29beb105febfbe5af3e552783e1908cc30a737354e96ed16.png"/>
+                    <pic:cNvPr id="0" name="2dc6e719fcf374efd15a17ab8f8a9775b6df18d8262ea2e1a716b0c71030dcc2.png"/>
                     <pic:cNvPicPr/>
                   </pic:nvPicPr>
                   <pic:blipFill>
-                    <a:blip r:embed="rId20"/>
+                    <a:blip r:embed="rId16"/>
                     <a:stretch>
                       <a:fillRect/>
                     </a:stretch>
@@ -1539,183 +2044,15 @@
         </w:drawing>
       </w:r>
     </w:p>
-    <w:tbl>
-      <w:tblPr>
-        <w:tblStyle w:val="LightShading-Accent1"/>
-        <w:tblW w:type="auto" w:w="0"/>
-        <w:tblLook w:firstColumn="1" w:firstRow="1" w:lastColumn="0" w:lastRow="0" w:noHBand="0" w:noVBand="1" w:val="04A0"/>
-      </w:tblPr>
-      <w:tblGrid>
-        <w:gridCol w:w="3408"/>
-        <w:gridCol w:w="3408"/>
-        <w:gridCol w:w="3408"/>
-      </w:tblGrid>
-      <w:tr>
-        <w:trPr>
-          <w:tblHeader/>
-        </w:trPr>
-        <w:tc>
-          <w:tcPr>
-            <w:tcW w:type="dxa" w:w="3408"/>
-          </w:tcPr>
-          <w:p>
-            <w:r>
-              <w:t>Term</w:t>
-            </w:r>
-          </w:p>
-        </w:tc>
-        <w:tc>
-          <w:tcPr>
-            <w:tcW w:type="dxa" w:w="3408"/>
-          </w:tcPr>
-          <w:p>
-            <w:r>
-              <w:t>Precise meaning</w:t>
-            </w:r>
-          </w:p>
-        </w:tc>
-        <w:tc>
-          <w:tcPr>
-            <w:tcW w:type="dxa" w:w="3408"/>
-          </w:tcPr>
-          <w:p>
-            <w:r>
-              <w:t>My ML example</w:t>
-            </w:r>
-          </w:p>
-        </w:tc>
-      </w:tr>
-      <w:tr>
-        <w:tc>
-          <w:tcPr>
-            <w:tcW w:type="dxa" w:w="3408"/>
-          </w:tcPr>
-          <w:p>
-            <w:r>
-              <w:t>baseline run</w:t>
-            </w:r>
-          </w:p>
-        </w:tc>
-        <w:tc>
-          <w:tcPr>
-            <w:tcW w:type="dxa" w:w="3408"/>
-          </w:tcPr>
-          <w:p>
-            <w:r>
-              <w:t>first reproducible model result</w:t>
-            </w:r>
-          </w:p>
-        </w:tc>
-        <w:tc>
-          <w:tcPr>
-            <w:tcW w:type="dxa" w:w="3408"/>
-          </w:tcPr>
-          <w:p>
-            <w:r/>
-          </w:p>
-        </w:tc>
-      </w:tr>
-      <w:tr>
-        <w:tc>
-          <w:tcPr>
-            <w:tcW w:type="dxa" w:w="3408"/>
-          </w:tcPr>
-          <w:p>
-            <w:r>
-              <w:t>error audit</w:t>
-            </w:r>
-          </w:p>
-        </w:tc>
-        <w:tc>
-          <w:tcPr>
-            <w:tcW w:type="dxa" w:w="3408"/>
-          </w:tcPr>
-          <w:p>
-            <w:r>
-              <w:t>systematic review of mistakes</w:t>
-            </w:r>
-          </w:p>
-        </w:tc>
-        <w:tc>
-          <w:tcPr>
-            <w:tcW w:type="dxa" w:w="3408"/>
-          </w:tcPr>
-          <w:p>
-            <w:r/>
-          </w:p>
-        </w:tc>
-      </w:tr>
-      <w:tr>
-        <w:tc>
-          <w:tcPr>
-            <w:tcW w:type="dxa" w:w="3408"/>
-          </w:tcPr>
-          <w:p>
-            <w:r>
-              <w:t>before/after</w:t>
-            </w:r>
-          </w:p>
-        </w:tc>
-        <w:tc>
-          <w:tcPr>
-            <w:tcW w:type="dxa" w:w="3408"/>
-          </w:tcPr>
-          <w:p>
-            <w:r>
-              <w:t>same evaluation around one change</w:t>
-            </w:r>
-          </w:p>
-        </w:tc>
-        <w:tc>
-          <w:tcPr>
-            <w:tcW w:type="dxa" w:w="3408"/>
-          </w:tcPr>
-          <w:p>
-            <w:r/>
-          </w:p>
-        </w:tc>
-      </w:tr>
-      <w:tr>
-        <w:tc>
-          <w:tcPr>
-            <w:tcW w:type="dxa" w:w="3408"/>
-          </w:tcPr>
-          <w:p>
-            <w:r>
-              <w:t>regression</w:t>
-            </w:r>
-          </w:p>
-        </w:tc>
-        <w:tc>
-          <w:tcPr>
-            <w:tcW w:type="dxa" w:w="3408"/>
-          </w:tcPr>
-          <w:p>
-            <w:r>
-              <w:t>previously passing case now fails</w:t>
-            </w:r>
-          </w:p>
-        </w:tc>
-        <w:tc>
-          <w:tcPr>
-            <w:tcW w:type="dxa" w:w="3408"/>
-          </w:tcPr>
-          <w:p>
-            <w:r/>
-          </w:p>
-        </w:tc>
-      </w:tr>
-    </w:tbl>
     <w:p>
       <w:pPr>
         <w:spacing w:line="336" w:lineRule="auto" w:after="180"/>
-        <w:shd w:fill="FFF5E6"/>
       </w:pPr>
       <w:r>
         <w:rPr>
           <w:b w:val="0"/>
         </w:rPr>
-        <w:t>MISCONCEPTION TO REPAIR  A higher overall score proves every important aspect improved.</w:t>
+        <w:t>NORMAL  Expected data and expected behavior.</w:t>
       </w:r>
     </w:p>
     <w:p>
@@ -1726,7 +2063,41 @@
         <w:rPr>
           <w:b w:val="0"/>
         </w:rPr>
-        <w:t>Repair the claim using a definition, calculation, or test record:</w:t>
+        <w:t xml:space="preserve">BOUNDARY  Value close to a threshold, ambiguous label, or uncertain </w:t>
+      </w:r>
+      <w:r>
+        <w:rPr>
+          <w:b/>
+        </w:rPr>
+        <w:t>prediction</w:t>
+      </w:r>
+      <w:r>
+        <w:rPr>
+          <w:b w:val="0"/>
+        </w:rPr>
+        <w:t>.</w:t>
+      </w:r>
+    </w:p>
+    <w:p>
+      <w:pPr>
+        <w:spacing w:line="336" w:lineRule="auto" w:after="180"/>
+      </w:pPr>
+      <w:r>
+        <w:rPr>
+          <w:b w:val="0"/>
+        </w:rPr>
+        <w:t>MISSING  Necessary field, label, source, or measurement is unavailable.</w:t>
+      </w:r>
+    </w:p>
+    <w:p>
+      <w:pPr>
+        <w:spacing w:line="336" w:lineRule="auto" w:after="180"/>
+      </w:pPr>
+      <w:r>
+        <w:rPr>
+          <w:b w:val="0"/>
+        </w:rPr>
+        <w:t>SHIFTED  New lighting, species, device, subgroup, or time condition.</w:t>
       </w:r>
     </w:p>
     <w:p>
@@ -1734,7 +2105,147 @@
         <w:pStyle w:val="Heading3"/>
       </w:pPr>
       <w:r>
-        <w:t>Words used in the closer explanation</w:t>
+        <w:t>Change one thing in the pictured case</w:t>
+      </w:r>
+    </w:p>
+    <w:p>
+      <w:pPr>
+        <w:pStyle w:val="Heading1"/>
+      </w:pPr>
+      <w:r>
+        <w:t>06. A repair can gain one kind of success and lose another</w:t>
+      </w:r>
+    </w:p>
+    <w:p>
+      <w:r>
+        <w:t>Read both misses and false alarms instead of naming every revision better.</w:t>
+      </w:r>
+    </w:p>
+    <w:p>
+      <w:pPr>
+        <w:pStyle w:val="Heading2"/>
+      </w:pPr>
+      <w:r>
+        <w:t>Separate pictured facts and full arithmetic</w:t>
+      </w:r>
+    </w:p>
+    <w:p>
+      <w:pPr>
+        <w:spacing w:line="336" w:lineRule="auto" w:after="180"/>
+      </w:pPr>
+      <w:r>
+        <w:rPr>
+          <w:b w:val="0"/>
+        </w:rPr>
+        <w:t>Choose the next capstone revision from explicit false alarms and misses.</w:t>
+      </w:r>
+    </w:p>
+    <w:p>
+      <w:pPr>
+        <w:spacing w:line="336" w:lineRule="auto" w:after="180"/>
+      </w:pPr>
+      <w:r>
+        <w:rPr>
+          <w:b w:val="0"/>
+        </w:rPr>
+        <w:t>Positive=spotted. CandidateTP4, FN 2, FP 1, TN 9; baselineTP0, FN 6, FP 0, TN 10. Both evaluate the same16 cases.</w:t>
+      </w:r>
+    </w:p>
+    <w:p>
+      <w:pPr>
+        <w:spacing w:line="336" w:lineRule="auto" w:after="180"/>
+      </w:pPr>
+      <w:r>
+        <w:rPr>
+          <w:b w:val="0"/>
+        </w:rPr>
+        <w:t xml:space="preserve">All </w:t>
+      </w:r>
+      <w:r>
+        <w:rPr>
+          <w:b/>
+        </w:rPr>
+        <w:t>input</w:t>
+      </w:r>
+      <w:r>
+        <w:rPr>
+          <w:b w:val="0"/>
+        </w:rPr>
+        <w:t>s and outcomes in this worked example are invented classroom data; no real model run is claimed.</w:t>
+      </w:r>
+    </w:p>
+    <w:p>
+      <w:pPr>
+        <w:spacing w:line="336" w:lineRule="auto" w:after="180"/>
+      </w:pPr>
+      <w:r>
+        <w:rPr>
+          <w:b w:val="0"/>
+        </w:rPr>
+        <w:t>The picture is a separate 16-case spotted-leaf arithmetic exercise, not the 72-row parcel kit:original TP 4, FN 2, FP 1, TN 9 gives 13/16 correct and 4/6 recall. The pictured revision fixes one miss but creates two false alarms:TP 5, FN 1, FP 3, TN 7 gives 12/16 correct and 5/6 recall. Higher recall and lower accuracy can coexist.</w:t>
+      </w:r>
+    </w:p>
+    <w:p>
+      <w:pPr>
+        <w:spacing w:line="336" w:lineRule="auto" w:after="180"/>
+      </w:pPr>
+      <w:r>
+        <w:rPr>
+          <w:b w:val="0"/>
+        </w:rPr>
+        <w:t>Which error matters depends on a declared task policy; these 16 cases become development evidence for a revision chosen from their errors.</w:t>
+      </w:r>
+    </w:p>
+    <w:p>
+      <w:pPr>
+        <w:pStyle w:val="Heading2"/>
+      </w:pPr>
+      <w:r>
+        <w:t>Trace the original error types</w:t>
+      </w:r>
+    </w:p>
+    <w:p>
+      <w:r>
+        <w:drawing>
+          <wp:inline xmlns:a="http://schemas.openxmlformats.org/drawingml/2006/main" xmlns:pic="http://schemas.openxmlformats.org/drawingml/2006/picture">
+            <wp:extent cx="5486400" cy="3337560"/>
+            <wp:docPr id="14" name="Picture 14" descr="Compare accuracy: Candidate13/16=81.25%; baseline10/16=62.5%. → Compare detection: Candidate catches4/6 spotted leaves; baseline catches0/6. → Inspect errors: Review candidate’s two misses and one false alarm with conditions and label evidence before revising."/>
+            <wp:cNvGraphicFramePr>
+              <a:graphicFrameLocks noChangeAspect="1"/>
+            </wp:cNvGraphicFramePr>
+            <a:graphic>
+              <a:graphicData uri="http://schemas.openxmlformats.org/drawingml/2006/picture">
+                <pic:pic>
+                  <pic:nvPicPr>
+                    <pic:cNvPr id="0" name="academy-story-ai-4-35-02.png"/>
+                    <pic:cNvPicPr/>
+                  </pic:nvPicPr>
+                  <pic:blipFill>
+                    <a:blip r:embed="rId17"/>
+                    <a:stretch>
+                      <a:fillRect/>
+                    </a:stretch>
+                  </pic:blipFill>
+                  <pic:spPr>
+                    <a:xfrm>
+                      <a:off x="0" y="0"/>
+                      <a:ext cx="5486400" cy="3337560"/>
+                    </a:xfrm>
+                    <a:prstGeom prst="rect"/>
+                  </pic:spPr>
+                </pic:pic>
+              </a:graphicData>
+            </a:graphic>
+          </wp:inline>
+        </w:drawing>
+      </w:r>
+    </w:p>
+    <w:p>
+      <w:pPr>
+        <w:pStyle w:val="Heading3"/>
+      </w:pPr>
+      <w:r>
+        <w:t>Read the picture one step at a time</w:t>
       </w:r>
     </w:p>
     <w:tbl>
@@ -1757,7 +2268,7 @@
           </w:tcPr>
           <w:p>
             <w:r>
-              <w:t>Word</w:t>
+              <w:t>Step</w:t>
             </w:r>
           </w:p>
         </w:tc>
@@ -1767,7 +2278,7 @@
           </w:tcPr>
           <w:p>
             <w:r>
-              <w:t>Meaning</w:t>
+              <w:t>What happens and why</w:t>
             </w:r>
           </w:p>
         </w:tc>
@@ -1779,7 +2290,7 @@
           </w:tcPr>
           <w:p>
             <w:r>
-              <w:t>Final evaluation</w:t>
+              <w:t>1. Compare accuracy</w:t>
             </w:r>
           </w:p>
         </w:tc>
@@ -1789,7 +2300,7 @@
           </w:tcPr>
           <w:p>
             <w:r>
-              <w:t>Assessment of the frozen procedure on held-out evidence</w:t>
+              <w:t>Candidate13/16=81.25%; baseline10/16=62.5%.</w:t>
             </w:r>
           </w:p>
         </w:tc>
@@ -1801,7 +2312,7 @@
           </w:tcPr>
           <w:p>
             <w:r>
-              <w:t>Error audit</w:t>
+              <w:t>2. Compare detection</w:t>
             </w:r>
           </w:p>
         </w:tc>
@@ -1811,7 +2322,7 @@
           </w:tcPr>
           <w:p>
             <w:r>
-              <w:t>A documented inspection of mistakes and missing predictions</w:t>
+              <w:t>Candidate catches4/6 spotted leaves; baseline catches0/6.</w:t>
             </w:r>
           </w:p>
         </w:tc>
@@ -1823,7 +2334,7 @@
           </w:tcPr>
           <w:p>
             <w:r>
-              <w:t>Revision log</w:t>
+              <w:t>3. Inspect errors</w:t>
             </w:r>
           </w:p>
         </w:tc>
@@ -1833,70 +2344,15 @@
           </w:tcPr>
           <w:p>
             <w:r>
-              <w:t>A record of changes, reasons and affected evidence</w:t>
-            </w:r>
-          </w:p>
-        </w:tc>
-      </w:tr>
-      <w:tr>
-        <w:tc>
-          <w:tcPr>
-            <w:tcW w:type="dxa" w:w="5112"/>
-          </w:tcPr>
-          <w:p>
-            <w:r>
-              <w:t>Evidence status</w:t>
-            </w:r>
-          </w:p>
-        </w:tc>
-        <w:tc>
-          <w:tcPr>
-            <w:tcW w:type="dxa" w:w="5112"/>
-          </w:tcPr>
-          <w:p>
-            <w:r>
-              <w:t>Whether a result is development, untouched test or post-test reuse</w:t>
+              <w:t>Review candidate’s two misses and one false alarm with conditions and label evidence before revising.</w:t>
             </w:r>
           </w:p>
         </w:tc>
       </w:tr>
     </w:tbl>
     <w:p>
-      <w:pPr>
-        <w:pStyle w:val="Heading1"/>
-      </w:pPr>
-      <w:r>
-        <w:t>06. Follow a worked example</w:t>
-      </w:r>
-    </w:p>
-    <w:p>
-      <w:r>
-        <w:t>Follow the worked trace for Capstone Train, Analyze, Improve, predict a step, then compare with its explanation.</w:t>
-      </w:r>
-    </w:p>
-    <w:p>
-      <w:pPr>
-        <w:spacing w:line="336" w:lineRule="auto" w:after="180"/>
-      </w:pPr>
-      <w:r>
-        <w:rPr>
-          <w:b/>
-        </w:rPr>
-        <w:t xml:space="preserve">WORKED </w:t>
-      </w:r>
-      <w:r>
-        <w:rPr>
-          <w:b/>
-        </w:rPr>
-        <w:t>EVIDENCE</w:t>
-      </w:r>
-    </w:p>
-    <w:p>
-      <w:pPr>
-        <w:pStyle w:val="Heading3"/>
-      </w:pPr>
-      <w:r>
-        <w:t>Reason Step by Step</w:t>
+      <w:r>
+        <w:t>Match each pictured step to the supplied facts. This is a worked teaching case, not an independent assessment.</w:t>
       </w:r>
     </w:p>
     <w:p>
@@ -1907,7 +2363,7 @@
         <w:rPr>
           <w:b w:val="0"/>
         </w:rPr>
-        <w:t xml:space="preserve">Predict first. Then check each step. A correct answer without visible </w:t>
+        <w:t xml:space="preserve">Read the picture in order. Review candidate’s two misses and one false alarm with conditions and label </w:t>
       </w:r>
       <w:r>
         <w:rPr>
@@ -1919,292 +2375,122 @@
         <w:rPr>
           <w:b w:val="0"/>
         </w:rPr>
-        <w:t xml:space="preserve"> cannot be audited.</w:t>
-      </w:r>
-    </w:p>
-    <w:p>
-      <w:pPr>
-        <w:pStyle w:val="Heading3"/>
-      </w:pPr>
-      <w:r>
-        <w:t>Four-step worked evidence for Week 35: Capstone Train, Analyze, Improve</w:t>
-      </w:r>
-    </w:p>
-    <w:tbl>
-      <w:tblPr>
-        <w:tblStyle w:val="LightShading-Accent1"/>
-        <w:tblW w:type="auto" w:w="0"/>
-        <w:tblLayout w:type="fixed"/>
-        <w:tblLook w:firstColumn="1" w:firstRow="1" w:lastColumn="0" w:lastRow="0" w:noHBand="0" w:noVBand="1" w:val="04A0"/>
-      </w:tblPr>
-      <w:tblGrid>
-        <w:gridCol w:w="5112"/>
-        <w:gridCol w:w="5112"/>
-      </w:tblGrid>
-      <w:tr>
-        <w:trPr>
-          <w:tblHeader/>
-        </w:trPr>
-        <w:tc>
-          <w:tcPr>
-            <w:tcW w:type="dxa" w:w="792"/>
-          </w:tcPr>
-          <w:p>
-            <w:r>
-              <w:t>Step</w:t>
-            </w:r>
-          </w:p>
-        </w:tc>
-        <w:tc>
-          <w:tcPr>
-            <w:tcW w:type="dxa" w:w="9432"/>
-          </w:tcPr>
-          <w:p>
-            <w:r>
-              <w:t>Evidence and reasoning</w:t>
-            </w:r>
-          </w:p>
-        </w:tc>
-      </w:tr>
-      <w:tr>
-        <w:tc>
-          <w:tcPr>
-            <w:tcW w:type="dxa" w:w="792"/>
-          </w:tcPr>
-          <w:p>
-            <w:r>
-              <w:t>1</w:t>
-            </w:r>
-          </w:p>
-        </w:tc>
-        <w:tc>
-          <w:tcPr>
-            <w:tcW w:type="dxa" w:w="9432"/>
-          </w:tcPr>
-          <w:p>
-            <w:r>
-              <w:t>Model v1 passes 14/20 validation cases; evening accuracy is 40%.</w:t>
-            </w:r>
-          </w:p>
-        </w:tc>
-      </w:tr>
-      <w:tr>
-        <w:tc>
-          <w:tcPr>
-            <w:tcW w:type="dxa" w:w="792"/>
-          </w:tcPr>
-          <w:p>
-            <w:r>
-              <w:t>2</w:t>
-            </w:r>
-          </w:p>
-        </w:tc>
-        <w:tc>
-          <w:tcPr>
-            <w:tcW w:type="dxa" w:w="9432"/>
-          </w:tcPr>
-          <w:p>
-            <w:r>
-              <w:t>The six failed cases are low-light cases. One of those same six also has a disputed reference label; that is an overlapping review flag, not a seventh failed case.</w:t>
-            </w:r>
-          </w:p>
-        </w:tc>
-      </w:tr>
-      <w:tr>
-        <w:tc>
-          <w:tcPr>
-            <w:tcW w:type="dxa" w:w="792"/>
-          </w:tcPr>
-          <w:p>
-            <w:r>
-              <w:t>3</w:t>
-            </w:r>
-          </w:p>
-        </w:tc>
-        <w:tc>
-          <w:tcPr>
-            <w:tcW w:type="dxa" w:w="9432"/>
-          </w:tcPr>
-          <w:p>
-            <w:r>
-              <w:t>Add reviewed low-light training examples while freezing features and model settings.</w:t>
-            </w:r>
-          </w:p>
-        </w:tc>
-      </w:tr>
-      <w:tr>
-        <w:tc>
-          <w:tcPr>
-            <w:tcW w:type="dxa" w:w="792"/>
-          </w:tcPr>
-          <w:p>
-            <w:r>
-              <w:t>4</w:t>
-            </w:r>
-          </w:p>
-        </w:tc>
-        <w:tc>
-          <w:tcPr>
-            <w:tcW w:type="dxa" w:w="9432"/>
-          </w:tcPr>
-          <w:p>
-            <w:r>
-              <w:t>Model v2 passes 17/20; evening rises to 70%; inspect every old pass and record remaining limits.</w:t>
-            </w:r>
-          </w:p>
-        </w:tc>
-      </w:tr>
-    </w:tbl>
-    <w:p>
-      <w:r>
-        <w:t>Trace these corrected steps. Keep the stated metric, assumptions and interpretation when you change the case.</w:t>
-      </w:r>
-    </w:p>
-    <w:p>
-      <w:pPr>
-        <w:pStyle w:val="Heading3"/>
-      </w:pPr>
-      <w:r>
-        <w:t>Step 1</w:t>
-      </w:r>
-    </w:p>
-    <w:p>
-      <w:pPr>
-        <w:spacing w:line="336" w:lineRule="auto" w:after="180"/>
-        <w:shd w:fill="F4F9FC"/>
-      </w:pPr>
+        <w:t xml:space="preserve"> before revising. The arrows show which recorded </w:t>
+      </w:r>
+      <w:r>
+        <w:rPr>
+          <w:b/>
+        </w:rPr>
+        <w:t>input</w:t>
+      </w:r>
       <w:r>
         <w:rPr>
           <w:b w:val="0"/>
         </w:rPr>
-        <w:t>STEP 1  Model v1 passes 14/20 validation cases; evening accuracy is 40%.</w:t>
-      </w:r>
-    </w:p>
-    <w:p>
-      <w:pPr>
-        <w:pStyle w:val="Heading3"/>
-      </w:pPr>
-      <w:r>
-        <w:t>Step 2</w:t>
+        <w:t xml:space="preserve"> or intermediate result each decision uses.</w:t>
       </w:r>
     </w:p>
     <w:p>
       <w:pPr>
         <w:spacing w:line="336" w:lineRule="auto" w:after="180"/>
-        <w:shd w:fill="F4F9FC"/>
       </w:pPr>
       <w:r>
         <w:rPr>
           <w:b w:val="0"/>
         </w:rPr>
-        <w:t>STEP 2  The six failed cases are low-light cases. One of those same six also has a disputed reference label; that is an overlapping review flag, not a seventh failed case.</w:t>
-      </w:r>
-    </w:p>
-    <w:p>
-      <w:pPr>
-        <w:pStyle w:val="Heading3"/>
-      </w:pPr>
-      <w:r>
-        <w:t>Step 3</w:t>
-      </w:r>
-    </w:p>
-    <w:p>
-      <w:pPr>
-        <w:spacing w:line="336" w:lineRule="auto" w:after="180"/>
-        <w:shd w:fill="F4F9FC"/>
-      </w:pPr>
-      <w:r>
-        <w:rPr>
-          <w:b w:val="0"/>
-        </w:rPr>
-        <w:t xml:space="preserve">STEP 3  Add reviewed low-light </w:t>
-      </w:r>
-      <w:r>
-        <w:rPr>
-          <w:b/>
-        </w:rPr>
-        <w:t>training</w:t>
-      </w:r>
-      <w:r>
-        <w:rPr>
-          <w:b w:val="0"/>
-        </w:rPr>
-        <w:t xml:space="preserve"> examples while freezing features and model settings.</w:t>
-      </w:r>
-    </w:p>
-    <w:p>
-      <w:pPr>
-        <w:pStyle w:val="Heading3"/>
-      </w:pPr>
-      <w:r>
-        <w:t>Step 4</w:t>
-      </w:r>
-    </w:p>
-    <w:p>
-      <w:pPr>
-        <w:spacing w:line="336" w:lineRule="auto" w:after="180"/>
-        <w:shd w:fill="F4F9FC"/>
-      </w:pPr>
-      <w:r>
-        <w:rPr>
-          <w:b w:val="0"/>
-        </w:rPr>
-        <w:t xml:space="preserve">STEP 4  Model v2 passes 17/20; evening rises to </w:t>
-      </w:r>
-      <w:r>
-        <w:rPr>
-          <w:b/>
-        </w:rPr>
-        <w:t>70%</w:t>
-      </w:r>
-      <w:r>
-        <w:rPr>
-          <w:b w:val="0"/>
-        </w:rPr>
-        <w:t>; inspect every old pass and record remaining limits.</w:t>
-      </w:r>
-    </w:p>
-    <w:p>
-      <w:pPr>
-        <w:spacing w:line="336" w:lineRule="auto" w:after="180"/>
-        <w:shd w:fill="EDF7F3"/>
-      </w:pPr>
-      <w:r>
-        <w:rPr>
-          <w:b w:val="0"/>
-        </w:rPr>
-        <w:t>CHECK  Verify the denominator, unit, split, class definition, and data version before interpreting a score.</w:t>
-      </w:r>
-    </w:p>
-    <w:p>
-      <w:pPr>
-        <w:spacing w:line="336" w:lineRule="auto" w:after="180"/>
-      </w:pPr>
-      <w:r>
-        <w:rPr>
-          <w:b w:val="0"/>
-        </w:rPr>
-        <w:t xml:space="preserve">Recalculate, retrace, or restate the </w:t>
-      </w:r>
-      <w:r>
-        <w:rPr>
-          <w:b/>
-        </w:rPr>
-        <w:t>evidence</w:t>
-      </w:r>
-      <w:r>
-        <w:rPr>
-          <w:b w:val="0"/>
-        </w:rPr>
-        <w:t xml:space="preserve"> independently:</w:t>
-      </w:r>
-    </w:p>
-    <w:p>
-      <w:pPr>
-        <w:pStyle w:val="Heading3"/>
-      </w:pPr>
-      <w:r>
-        <w:t>A closer explanation</w:t>
+        <w:t>Explain the deciding step aloud before checking the changed case; pointing to the final answer alone does not show how it follows.</w:t>
+      </w:r>
+    </w:p>
+    <w:p>
+      <w:pPr>
+        <w:pStyle w:val="Heading2"/>
+      </w:pPr>
+      <w:r>
+        <w:t>Predict the changed trade-off</w:t>
+      </w:r>
+    </w:p>
+    <w:p>
+      <w:pPr>
+        <w:pStyle w:val="ListBullet"/>
+      </w:pPr>
+      <w:r>
+        <w:t>Change one thing: A revision fixes one miss but creates two extra false alarms. Predict the result before checking the explanation. What remains the same?</w:t>
+      </w:r>
+    </w:p>
+    <w:p>
+      <w:pPr>
+        <w:pStyle w:val="Heading2"/>
+      </w:pPr>
+      <w:r>
+        <w:t>Check after predicting · reference / check after trying</w:t>
+      </w:r>
+    </w:p>
+    <w:p>
+      <w:r>
+        <w:drawing>
+          <wp:inline xmlns:a="http://schemas.openxmlformats.org/drawingml/2006/main" xmlns:pic="http://schemas.openxmlformats.org/drawingml/2006/picture">
+            <wp:extent cx="5486400" cy="3191256"/>
+            <wp:docPr id="15" name="Picture 15" descr="Original case: Review candidate’s two misses and one false alarm with conditions and label evidence before revising. Changed condition: A revision fixes one miss but creates two extra false alarms. Expected result: TP 5, FN 1, FP 3, TN 7 gives 12/16=75% accuracy and 5/6 recall. Reason: Recall rises while accuracy falls; the preferred revision depends on declared error consequences."/>
+            <wp:cNvGraphicFramePr>
+              <a:graphicFrameLocks noChangeAspect="1"/>
+            </wp:cNvGraphicFramePr>
+            <a:graphic>
+              <a:graphicData uri="http://schemas.openxmlformats.org/drawingml/2006/picture">
+                <pic:pic>
+                  <pic:nvPicPr>
+                    <pic:cNvPr id="0" name="academy-story-ai-4-35-04.png"/>
+                    <pic:cNvPicPr/>
+                  </pic:nvPicPr>
+                  <pic:blipFill>
+                    <a:blip r:embed="rId18"/>
+                    <a:stretch>
+                      <a:fillRect/>
+                    </a:stretch>
+                  </pic:blipFill>
+                  <pic:spPr>
+                    <a:xfrm>
+                      <a:off x="0" y="0"/>
+                      <a:ext cx="5486400" cy="3191256"/>
+                    </a:xfrm>
+                    <a:prstGeom prst="rect"/>
+                  </pic:spPr>
+                </pic:pic>
+              </a:graphicData>
+            </a:graphic>
+          </wp:inline>
+        </w:drawing>
+      </w:r>
+    </w:p>
+    <w:p>
+      <w:pPr>
+        <w:pStyle w:val="Heading2"/>
+      </w:pPr>
+      <w:r>
+        <w:t>Explain evidence reuse and limits</w:t>
+      </w:r>
+    </w:p>
+    <w:p>
+      <w:pPr>
+        <w:pStyle w:val="ListBullet"/>
+      </w:pPr>
+      <w:r>
+        <w:t>Any case-driven revision makes these records development evidence for that revision; reserve a fresh final set.</w:t>
+      </w:r>
+    </w:p>
+    <w:p>
+      <w:pPr>
+        <w:pStyle w:val="ListBullet"/>
+      </w:pPr>
+      <w:r>
+        <w:t>Read the labelled picture: Why is “the revision is better” incomplete? Point to the relevant step in the picture, then write the changed result and the rule or evidence that supports it.</w:t>
+      </w:r>
+    </w:p>
+    <w:p>
+      <w:pPr>
+        <w:pStyle w:val="Heading2"/>
+      </w:pPr>
+      <w:r>
+        <w:t>Freeze and release sequence</w:t>
       </w:r>
     </w:p>
     <w:p>
@@ -2393,6 +2679,310 @@
     </w:p>
     <w:p>
       <w:pPr>
+        <w:pStyle w:val="Heading2"/>
+      </w:pPr>
+      <w:r>
+        <w:t>Earlier wording, alternatives and picture transcripts · reference / check after trying</w:t>
+      </w:r>
+    </w:p>
+    <w:p>
+      <w:pPr>
+        <w:spacing w:line="336" w:lineRule="auto" w:after="180"/>
+      </w:pPr>
+      <w:r>
+        <w:rPr>
+          <w:b w:val="0"/>
+        </w:rPr>
+        <w:t xml:space="preserve">WORKED </w:t>
+      </w:r>
+      <w:r>
+        <w:rPr>
+          <w:b/>
+        </w:rPr>
+        <w:t>EVIDENCE</w:t>
+      </w:r>
+    </w:p>
+    <w:p>
+      <w:pPr>
+        <w:pStyle w:val="Heading3"/>
+      </w:pPr>
+      <w:r>
+        <w:t>Reason Step by Step</w:t>
+      </w:r>
+    </w:p>
+    <w:p>
+      <w:pPr>
+        <w:spacing w:line="336" w:lineRule="auto" w:after="180"/>
+      </w:pPr>
+      <w:r>
+        <w:rPr>
+          <w:b w:val="0"/>
+        </w:rPr>
+        <w:t xml:space="preserve">Predict first. Then check each step. A correct answer without visible </w:t>
+      </w:r>
+      <w:r>
+        <w:rPr>
+          <w:b/>
+        </w:rPr>
+        <w:t>evidence</w:t>
+      </w:r>
+      <w:r>
+        <w:rPr>
+          <w:b w:val="0"/>
+        </w:rPr>
+        <w:t xml:space="preserve"> cannot be audited.</w:t>
+      </w:r>
+    </w:p>
+    <w:p>
+      <w:pPr>
+        <w:pStyle w:val="Heading3"/>
+      </w:pPr>
+      <w:r>
+        <w:t>Four-step worked evidence for Week 35: Capstone Train, Analyze, Improve</w:t>
+      </w:r>
+    </w:p>
+    <w:tbl>
+      <w:tblPr>
+        <w:tblStyle w:val="LightShading-Accent1"/>
+        <w:tblW w:type="auto" w:w="0"/>
+        <w:tblLayout w:type="fixed"/>
+        <w:tblLook w:firstColumn="1" w:firstRow="1" w:lastColumn="0" w:lastRow="0" w:noHBand="0" w:noVBand="1" w:val="04A0"/>
+      </w:tblPr>
+      <w:tblGrid>
+        <w:gridCol w:w="5112"/>
+        <w:gridCol w:w="5112"/>
+      </w:tblGrid>
+      <w:tr>
+        <w:trPr>
+          <w:tblHeader/>
+        </w:trPr>
+        <w:tc>
+          <w:tcPr>
+            <w:tcW w:type="dxa" w:w="792"/>
+          </w:tcPr>
+          <w:p>
+            <w:r>
+              <w:t>Step</w:t>
+            </w:r>
+          </w:p>
+        </w:tc>
+        <w:tc>
+          <w:tcPr>
+            <w:tcW w:type="dxa" w:w="9432"/>
+          </w:tcPr>
+          <w:p>
+            <w:r>
+              <w:t>Evidence and reasoning</w:t>
+            </w:r>
+          </w:p>
+        </w:tc>
+      </w:tr>
+      <w:tr>
+        <w:tc>
+          <w:tcPr>
+            <w:tcW w:type="dxa" w:w="792"/>
+          </w:tcPr>
+          <w:p>
+            <w:r>
+              <w:t>1</w:t>
+            </w:r>
+          </w:p>
+        </w:tc>
+        <w:tc>
+          <w:tcPr>
+            <w:tcW w:type="dxa" w:w="9432"/>
+          </w:tcPr>
+          <w:p>
+            <w:r>
+              <w:t>Model v1 passes 14/20 validation cases; evening accuracy is 40%.</w:t>
+            </w:r>
+          </w:p>
+        </w:tc>
+      </w:tr>
+      <w:tr>
+        <w:tc>
+          <w:tcPr>
+            <w:tcW w:type="dxa" w:w="792"/>
+          </w:tcPr>
+          <w:p>
+            <w:r>
+              <w:t>2</w:t>
+            </w:r>
+          </w:p>
+        </w:tc>
+        <w:tc>
+          <w:tcPr>
+            <w:tcW w:type="dxa" w:w="9432"/>
+          </w:tcPr>
+          <w:p>
+            <w:r>
+              <w:t>The six failed cases are low-light cases. One of those same six also has a disputed reference label; that is an overlapping review flag, not a seventh failed case.</w:t>
+            </w:r>
+          </w:p>
+        </w:tc>
+      </w:tr>
+      <w:tr>
+        <w:tc>
+          <w:tcPr>
+            <w:tcW w:type="dxa" w:w="792"/>
+          </w:tcPr>
+          <w:p>
+            <w:r>
+              <w:t>3</w:t>
+            </w:r>
+          </w:p>
+        </w:tc>
+        <w:tc>
+          <w:tcPr>
+            <w:tcW w:type="dxa" w:w="9432"/>
+          </w:tcPr>
+          <w:p>
+            <w:r>
+              <w:t>Add reviewed low-light training examples while freezing features and model settings.</w:t>
+            </w:r>
+          </w:p>
+        </w:tc>
+      </w:tr>
+      <w:tr>
+        <w:tc>
+          <w:tcPr>
+            <w:tcW w:type="dxa" w:w="792"/>
+          </w:tcPr>
+          <w:p>
+            <w:r>
+              <w:t>4</w:t>
+            </w:r>
+          </w:p>
+        </w:tc>
+        <w:tc>
+          <w:tcPr>
+            <w:tcW w:type="dxa" w:w="9432"/>
+          </w:tcPr>
+          <w:p>
+            <w:r>
+              <w:t>Model v2 passes 17/20; evening rises to 70%; inspect every old pass and record remaining limits.</w:t>
+            </w:r>
+          </w:p>
+        </w:tc>
+      </w:tr>
+    </w:tbl>
+    <w:p>
+      <w:r>
+        <w:t>Trace these corrected steps. Keep the stated metric, assumptions and interpretation when you change the case.</w:t>
+      </w:r>
+    </w:p>
+    <w:p>
+      <w:pPr>
+        <w:spacing w:line="336" w:lineRule="auto" w:after="180"/>
+      </w:pPr>
+      <w:r>
+        <w:rPr>
+          <w:b w:val="0"/>
+        </w:rPr>
+        <w:t>STEP 1  Model v1 passes 14/20 validation cases; evening accuracy is 40%.</w:t>
+      </w:r>
+    </w:p>
+    <w:p>
+      <w:pPr>
+        <w:spacing w:line="336" w:lineRule="auto" w:after="180"/>
+      </w:pPr>
+      <w:r>
+        <w:rPr>
+          <w:b w:val="0"/>
+        </w:rPr>
+        <w:t>STEP 2  The six failed cases are low-light cases. One of those same six also has a disputed reference label; that is an overlapping review flag, not a seventh failed case.</w:t>
+      </w:r>
+    </w:p>
+    <w:p>
+      <w:pPr>
+        <w:spacing w:line="336" w:lineRule="auto" w:after="180"/>
+      </w:pPr>
+      <w:r>
+        <w:rPr>
+          <w:b w:val="0"/>
+        </w:rPr>
+        <w:t xml:space="preserve">STEP 3  Add reviewed low-light </w:t>
+      </w:r>
+      <w:r>
+        <w:rPr>
+          <w:b/>
+        </w:rPr>
+        <w:t>training</w:t>
+      </w:r>
+      <w:r>
+        <w:rPr>
+          <w:b w:val="0"/>
+        </w:rPr>
+        <w:t xml:space="preserve"> examples while freezing features and model settings.</w:t>
+      </w:r>
+    </w:p>
+    <w:p>
+      <w:pPr>
+        <w:spacing w:line="336" w:lineRule="auto" w:after="180"/>
+      </w:pPr>
+      <w:r>
+        <w:rPr>
+          <w:b w:val="0"/>
+        </w:rPr>
+        <w:t xml:space="preserve">STEP 4  Model v2 passes 17/20; evening rises to </w:t>
+      </w:r>
+      <w:r>
+        <w:rPr>
+          <w:b/>
+        </w:rPr>
+        <w:t>70%</w:t>
+      </w:r>
+      <w:r>
+        <w:rPr>
+          <w:b w:val="0"/>
+        </w:rPr>
+        <w:t>; inspect every old pass and record remaining limits.</w:t>
+      </w:r>
+    </w:p>
+    <w:p>
+      <w:pPr>
+        <w:spacing w:line="336" w:lineRule="auto" w:after="180"/>
+      </w:pPr>
+      <w:r>
+        <w:rPr>
+          <w:b w:val="0"/>
+        </w:rPr>
+        <w:t>CHECK  Verify the denominator, unit, split, class definition, and data version before interpreting a score.</w:t>
+      </w:r>
+    </w:p>
+    <w:p>
+      <w:pPr>
+        <w:spacing w:line="336" w:lineRule="auto" w:after="180"/>
+      </w:pPr>
+      <w:r>
+        <w:rPr>
+          <w:b w:val="0"/>
+        </w:rPr>
+        <w:t xml:space="preserve">Recalculate, retrace, or restate the </w:t>
+      </w:r>
+      <w:r>
+        <w:rPr>
+          <w:b/>
+        </w:rPr>
+        <w:t>evidence</w:t>
+      </w:r>
+      <w:r>
+        <w:rPr>
+          <w:b w:val="0"/>
+        </w:rPr>
+        <w:t xml:space="preserve"> independently:</w:t>
+      </w:r>
+    </w:p>
+    <w:p>
+      <w:pPr>
+        <w:pStyle w:val="Heading3"/>
+      </w:pPr>
+      <w:r>
+        <w:t>A closer explanation</w:t>
+      </w:r>
+    </w:p>
+    <w:p>
+      <w:pPr>
         <w:pStyle w:val="Heading3"/>
       </w:pPr>
       <w:r>
@@ -2420,73 +3010,10 @@
     </w:p>
     <w:p>
       <w:pPr>
-        <w:spacing w:line="336" w:lineRule="auto" w:after="180"/>
-      </w:pPr>
-      <w:r>
-        <w:rPr>
-          <w:b w:val="0"/>
-        </w:rPr>
-        <w:t>Choose the next capstone revision from explicit false alarms and misses.</w:t>
-      </w:r>
-    </w:p>
-    <w:p>
-      <w:pPr>
         <w:pStyle w:val="Heading3"/>
       </w:pPr>
       <w:r>
         <w:t>The facts we will use</w:t>
-      </w:r>
-    </w:p>
-    <w:p>
-      <w:pPr>
-        <w:pStyle w:val="Heading3"/>
-      </w:pPr>
-      <w:r>
-        <w:t>Supplied facts</w:t>
-      </w:r>
-    </w:p>
-    <w:p>
-      <w:pPr>
-        <w:spacing w:line="336" w:lineRule="auto" w:after="180"/>
-        <w:shd w:fill="F1F6FC"/>
-      </w:pPr>
-      <w:r>
-        <w:rPr>
-          <w:b w:val="0"/>
-        </w:rPr>
-        <w:t>Positive=spotted. CandidateTP4, FN 2, FP 1, TN 9; baselineTP0, FN 6, FP 0, TN 10. Both evaluate the same16 cases.</w:t>
-      </w:r>
-    </w:p>
-    <w:p>
-      <w:pPr>
-        <w:pStyle w:val="Heading3"/>
-      </w:pPr>
-      <w:r>
-        <w:t>Supplied facts</w:t>
-      </w:r>
-    </w:p>
-    <w:p>
-      <w:pPr>
-        <w:spacing w:line="336" w:lineRule="auto" w:after="180"/>
-        <w:shd w:fill="F1F6FC"/>
-      </w:pPr>
-      <w:r>
-        <w:rPr>
-          <w:b w:val="0"/>
-        </w:rPr>
-        <w:t xml:space="preserve">All </w:t>
-      </w:r>
-      <w:r>
-        <w:rPr>
-          <w:b/>
-        </w:rPr>
-        <w:t>input</w:t>
-      </w:r>
-      <w:r>
-        <w:rPr>
-          <w:b w:val="0"/>
-        </w:rPr>
-        <w:t>s and outcomes in this worked example are invented classroom data; no real model run is claimed.</w:t>
       </w:r>
     </w:p>
     <w:p>
@@ -2494,7 +3021,7 @@
         <w:drawing>
           <wp:inline xmlns:a="http://schemas.openxmlformats.org/drawingml/2006/main" xmlns:pic="http://schemas.openxmlformats.org/drawingml/2006/picture">
             <wp:extent cx="5486400" cy="3077029"/>
-            <wp:docPr id="14" name="Picture 14" descr="Candidate, before revision"/>
+            <wp:docPr id="16" name="Picture 16" descr="Candidate, before revision"/>
             <wp:cNvGraphicFramePr>
               <a:graphicFrameLocks noChangeAspect="1"/>
             </wp:cNvGraphicFramePr>
@@ -2506,7 +3033,7 @@
                     <pic:cNvPicPr/>
                   </pic:nvPicPr>
                   <pic:blipFill>
-                    <a:blip r:embed="rId21"/>
+                    <a:blip r:embed="rId19"/>
                     <a:stretch>
                       <a:fillRect/>
                     </a:stretch>
@@ -2530,7 +3057,7 @@
         <w:drawing>
           <wp:inline xmlns:a="http://schemas.openxmlformats.org/drawingml/2006/main" xmlns:pic="http://schemas.openxmlformats.org/drawingml/2006/picture">
             <wp:extent cx="5486400" cy="5225143"/>
-            <wp:docPr id="15" name="Picture 15" descr="Capstone Train, Analyze, Improve. Compare accuracy: Candidate13/16=81.25%; baseline10/16=62.5%.. Compare detection: Candidate catches4/6 spotted leaves; baseline catches0/6.. Inspect errors: Review candidate’s two misses and one false alarm with conditions and label evidence before revising."/>
+            <wp:docPr id="17" name="Picture 17" descr="Capstone Train, Analyze, Improve. Compare accuracy: Candidate13/16=81.25%; baseline10/16=62.5%.. Compare detection: Candidate catches4/6 spotted leaves; baseline catches0/6.. Inspect errors: Review candidate’s two misses and one false alarm with conditions and label evidence before revising."/>
             <wp:cNvGraphicFramePr>
               <a:graphicFrameLocks noChangeAspect="1"/>
             </wp:cNvGraphicFramePr>
@@ -2542,7 +3069,7 @@
                     <pic:cNvPicPr/>
                   </pic:nvPicPr>
                   <pic:blipFill>
-                    <a:blip r:embed="rId22"/>
+                    <a:blip r:embed="rId20"/>
                     <a:stretch>
                       <a:fillRect/>
                     </a:stretch>
@@ -2566,114 +3093,7 @@
         <w:pStyle w:val="Heading3"/>
       </w:pPr>
       <w:r>
-        <w:t>Read the picture one step at a time</w:t>
-      </w:r>
-    </w:p>
-    <w:tbl>
-      <w:tblPr>
-        <w:tblStyle w:val="LightShading-Accent1"/>
-        <w:tblW w:type="auto" w:w="0"/>
-        <w:tblLook w:firstColumn="1" w:firstRow="1" w:lastColumn="0" w:lastRow="0" w:noHBand="0" w:noVBand="1" w:val="04A0"/>
-      </w:tblPr>
-      <w:tblGrid>
-        <w:gridCol w:w="5112"/>
-        <w:gridCol w:w="5112"/>
-      </w:tblGrid>
-      <w:tr>
-        <w:trPr>
-          <w:tblHeader/>
-        </w:trPr>
-        <w:tc>
-          <w:tcPr>
-            <w:tcW w:type="dxa" w:w="5112"/>
-          </w:tcPr>
-          <w:p>
-            <w:r>
-              <w:t>Step</w:t>
-            </w:r>
-          </w:p>
-        </w:tc>
-        <w:tc>
-          <w:tcPr>
-            <w:tcW w:type="dxa" w:w="5112"/>
-          </w:tcPr>
-          <w:p>
-            <w:r>
-              <w:t>What happens and why</w:t>
-            </w:r>
-          </w:p>
-        </w:tc>
-      </w:tr>
-      <w:tr>
-        <w:tc>
-          <w:tcPr>
-            <w:tcW w:type="dxa" w:w="5112"/>
-          </w:tcPr>
-          <w:p>
-            <w:r>
-              <w:t>1. Compare accuracy</w:t>
-            </w:r>
-          </w:p>
-        </w:tc>
-        <w:tc>
-          <w:tcPr>
-            <w:tcW w:type="dxa" w:w="5112"/>
-          </w:tcPr>
-          <w:p>
-            <w:r>
-              <w:t>Candidate13/16=81.25%; baseline10/16=62.5%.</w:t>
-            </w:r>
-          </w:p>
-        </w:tc>
-      </w:tr>
-      <w:tr>
-        <w:tc>
-          <w:tcPr>
-            <w:tcW w:type="dxa" w:w="5112"/>
-          </w:tcPr>
-          <w:p>
-            <w:r>
-              <w:t>2. Compare detection</w:t>
-            </w:r>
-          </w:p>
-        </w:tc>
-        <w:tc>
-          <w:tcPr>
-            <w:tcW w:type="dxa" w:w="5112"/>
-          </w:tcPr>
-          <w:p>
-            <w:r>
-              <w:t>Candidate catches4/6 spotted leaves; baseline catches0/6.</w:t>
-            </w:r>
-          </w:p>
-        </w:tc>
-      </w:tr>
-      <w:tr>
-        <w:tc>
-          <w:tcPr>
-            <w:tcW w:type="dxa" w:w="5112"/>
-          </w:tcPr>
-          <w:p>
-            <w:r>
-              <w:t>3. Inspect errors</w:t>
-            </w:r>
-          </w:p>
-        </w:tc>
-        <w:tc>
-          <w:tcPr>
-            <w:tcW w:type="dxa" w:w="5112"/>
-          </w:tcPr>
-          <w:p>
-            <w:r>
-              <w:t>Review candidate’s two misses and one false alarm with conditions and label evidence before revising.</w:t>
-            </w:r>
-          </w:p>
-        </w:tc>
-      </w:tr>
-    </w:tbl>
-    <w:p>
-      <w:r>
-        <w:t>Match each pictured step to the supplied facts. This is a worked teaching case, not an independent assessment.</w:t>
+        <w:t>Why this result follows</w:t>
       </w:r>
     </w:p>
     <w:p>
@@ -2681,182 +3101,107 @@
         <w:pStyle w:val="Heading3"/>
       </w:pPr>
       <w:r>
-        <w:t>Why this result follows</w:t>
-      </w:r>
-    </w:p>
-    <w:p>
-      <w:pPr>
-        <w:pStyle w:val="Heading3"/>
-      </w:pPr>
-      <w:r>
-        <w:t>Why the result follows</w:t>
+        <w:t>What this example does not establish</w:t>
+      </w:r>
+    </w:p>
+    <w:p>
+      <w:pPr>
+        <w:pStyle w:val="Heading1"/>
+      </w:pPr>
+      <w:r>
+        <w:t>07. Repair three plausible capstone overclaims</w:t>
+      </w:r>
+    </w:p>
+    <w:p>
+      <w:r>
+        <w:t>Name the split and version that actually support a statement.</w:t>
+      </w:r>
+    </w:p>
+    <w:p>
+      <w:pPr>
+        <w:pStyle w:val="Heading2"/>
+      </w:pPr>
+      <w:r>
+        <w:t>Complete claims and repairs</w:t>
       </w:r>
     </w:p>
     <w:p>
       <w:pPr>
         <w:spacing w:line="336" w:lineRule="auto" w:after="180"/>
-        <w:shd w:fill="F1F6FC"/>
       </w:pPr>
       <w:r>
         <w:rPr>
           <w:b w:val="0"/>
         </w:rPr>
-        <w:t xml:space="preserve">Read the picture in order. Review candidate’s two misses and one false alarm with conditions and label </w:t>
-      </w:r>
-      <w:r>
-        <w:rPr>
-          <w:b/>
-        </w:rPr>
-        <w:t>evidence</w:t>
-      </w:r>
+        <w:t>Repair “V2 gets 85%, so final performance is85%”:17/20 is inspected validation performance only. Repair “V2 memorizes all training rows, so it must fail”:40/40 training success alone does not settle generalization; compare the separate validation and later frozen final records.</w:t>
+      </w:r>
+    </w:p>
+    <w:p>
+      <w:pPr>
+        <w:spacing w:line="336" w:lineRule="auto" w:after="180"/>
+      </w:pPr>
       <w:r>
         <w:rPr>
           <w:b w:val="0"/>
         </w:rPr>
-        <w:t xml:space="preserve"> before revising. The arrows show which recorded </w:t>
-      </w:r>
-      <w:r>
-        <w:rPr>
-          <w:b/>
-        </w:rPr>
-        <w:t>input</w:t>
-      </w:r>
-      <w:r>
-        <w:rPr>
-          <w:b w:val="0"/>
-        </w:rPr>
-        <w:t xml:space="preserve"> or intermediate result each decision uses.</w:t>
+        <w:t>Repair “a post-final fix keeps an untouched test”:once final errors guide the change, those cases are development evidence for the new version. Keep the original frozen results and name the revision.</w:t>
+      </w:r>
+    </w:p>
+    <w:p>
+      <w:pPr>
+        <w:pStyle w:val="Heading2"/>
+      </w:pPr>
+      <w:r>
+        <w:t>Explain the remaining limits</w:t>
+      </w:r>
+    </w:p>
+    <w:p>
+      <w:pPr>
+        <w:pStyle w:val="ListBullet"/>
+      </w:pPr>
+      <w:r>
+        <w:t>Submit the frozen test report, error audit, revision proposal and updated model card. A revision proposal may conclude that more appropriate data or a simpler baseline is preferable. If no fresh test is available, stop at a transparent proposal instead of claiming the revision has been independently validated.</w:t>
+      </w:r>
+    </w:p>
+    <w:p>
+      <w:pPr>
+        <w:pStyle w:val="Heading3"/>
+      </w:pPr>
+      <w:r>
+        <w:t>What must remain visible when version 2 is proposed without a fresh test?</w:t>
+      </w:r>
+    </w:p>
+    <w:p>
+      <w:r>
+        <w:t>________________________________________________________________</w:t>
+      </w:r>
+    </w:p>
+    <w:p>
+      <w:r>
+        <w:t>________________________________________________________________</w:t>
+      </w:r>
+    </w:p>
+    <w:p>
+      <w:r>
+        <w:t>________________________________________________________________</w:t>
+      </w:r>
+    </w:p>
+    <w:p>
+      <w:r>
+        <w:t>________________________________________________________________</w:t>
+      </w:r>
+    </w:p>
+    <w:p>
+      <w:pPr>
+        <w:pStyle w:val="Heading2"/>
+      </w:pPr>
+      <w:r>
+        <w:t>Earlier wording, alternatives and picture transcripts · reference / check after trying</w:t>
       </w:r>
     </w:p>
     <w:p>
       <w:pPr>
         <w:spacing w:line="336" w:lineRule="auto" w:after="180"/>
-        <w:shd w:fill="F1F6FC"/>
-      </w:pPr>
-      <w:r>
-        <w:rPr>
-          <w:b w:val="0"/>
-        </w:rPr>
-        <w:t>Explain the deciding step aloud before checking the changed case; pointing to the final answer alone does not show how it follows.</w:t>
-      </w:r>
-    </w:p>
-    <w:p>
-      <w:pPr>
-        <w:pStyle w:val="Heading3"/>
-      </w:pPr>
-      <w:r>
-        <w:t>What this example does not establish</w:t>
-      </w:r>
-    </w:p>
-    <w:p>
-      <w:pPr>
-        <w:pStyle w:val="Heading3"/>
-      </w:pPr>
-      <w:r>
-        <w:t>Keep the stated limit</w:t>
-      </w:r>
-    </w:p>
-    <w:p>
-      <w:pPr>
-        <w:spacing w:line="336" w:lineRule="auto" w:after="180"/>
-        <w:shd w:fill="FFF5E6"/>
-      </w:pPr>
-      <w:r>
-        <w:rPr>
-          <w:b w:val="0"/>
-        </w:rPr>
-        <w:t xml:space="preserve">Any case-driven revision makes these records development </w:t>
-      </w:r>
-      <w:r>
-        <w:rPr>
-          <w:b/>
-        </w:rPr>
-        <w:t>evidence</w:t>
-      </w:r>
-      <w:r>
-        <w:rPr>
-          <w:b w:val="0"/>
-        </w:rPr>
-        <w:t xml:space="preserve"> for that revision; reserve a fresh final set.</w:t>
-      </w:r>
-    </w:p>
-    <w:p>
-      <w:pPr>
-        <w:pStyle w:val="Heading3"/>
-      </w:pPr>
-      <w:r>
-        <w:t>Keep the stated limit</w:t>
-      </w:r>
-    </w:p>
-    <w:p>
-      <w:pPr>
-        <w:spacing w:line="336" w:lineRule="auto" w:after="180"/>
-        <w:shd w:fill="FFF5E6"/>
-      </w:pPr>
-      <w:r>
-        <w:rPr>
-          <w:b w:val="0"/>
-        </w:rPr>
-        <w:t xml:space="preserve">Read the labelled picture: Why is “the revision is better” incomplete? Point to the relevant step in the picture, then write the changed result and the rule or </w:t>
-      </w:r>
-      <w:r>
-        <w:rPr>
-          <w:b/>
-        </w:rPr>
-        <w:t>evidence</w:t>
-      </w:r>
-      <w:r>
-        <w:rPr>
-          <w:b w:val="0"/>
-        </w:rPr>
-        <w:t xml:space="preserve"> that supports it.</w:t>
-      </w:r>
-    </w:p>
-    <w:p>
-      <w:pPr>
-        <w:pStyle w:val="Heading3"/>
-      </w:pPr>
-      <w:r>
-        <w:t>Keep the stated limit</w:t>
-      </w:r>
-    </w:p>
-    <w:p>
-      <w:pPr>
-        <w:spacing w:line="336" w:lineRule="auto" w:after="180"/>
-        <w:shd w:fill="FFF5E6"/>
-      </w:pPr>
-      <w:r>
-        <w:rPr>
-          <w:b w:val="0"/>
-        </w:rPr>
-        <w:t>Change one thing: A revision fixes one miss but creates two extra false alarms. Predict the result before checking the explanation. What remains the same?</w:t>
-      </w:r>
-    </w:p>
-    <w:p>
-      <w:pPr>
-        <w:pStyle w:val="Heading1"/>
-      </w:pPr>
-      <w:r>
-        <w:t>07. Find and repair a mistake</w:t>
-      </w:r>
-    </w:p>
-    <w:p>
-      <w:r>
-        <w:t>Find the unsupported step in the Capstone Train, Analyze, Improve claim and explain a repair using the supplied evidence.</w:t>
-      </w:r>
-    </w:p>
-    <w:p>
-      <w:pPr>
-        <w:pStyle w:val="Heading3"/>
-      </w:pPr>
-      <w:r>
-        <w:t>Find the first error</w:t>
-      </w:r>
-    </w:p>
-    <w:p>
-      <w:pPr>
-        <w:spacing w:line="336" w:lineRule="auto" w:after="180"/>
-        <w:shd w:fill="FFF5E6"/>
       </w:pPr>
       <w:r>
         <w:rPr>
@@ -2889,7 +3234,7 @@
         <w:drawing>
           <wp:inline xmlns:a="http://schemas.openxmlformats.org/drawingml/2006/main" xmlns:pic="http://schemas.openxmlformats.org/drawingml/2006/picture">
             <wp:extent cx="5486400" cy="2048256"/>
-            <wp:docPr id="16" name="Picture 16" descr="Misconception diagnosis and controlled repair for Week 35"/>
+            <wp:docPr id="18" name="Picture 18" descr="Misconception diagnosis and controlled repair for Week 35"/>
             <wp:cNvGraphicFramePr>
               <a:graphicFrameLocks noChangeAspect="1"/>
             </wp:cNvGraphicFramePr>
@@ -2901,7 +3246,7 @@
                     <pic:cNvPicPr/>
                   </pic:nvPicPr>
                   <pic:blipFill>
-                    <a:blip r:embed="rId23"/>
+                    <a:blip r:embed="rId21"/>
                     <a:stretch>
                       <a:fillRect/>
                     </a:stretch>
@@ -3133,7 +3478,6 @@
     <w:p>
       <w:pPr>
         <w:spacing w:line="336" w:lineRule="auto" w:after="180"/>
-        <w:shd w:fill="FFF5E6"/>
       </w:pPr>
       <w:r>
         <w:rPr>
@@ -3163,46 +3507,117 @@
     </w:p>
     <w:p>
       <w:pPr>
+        <w:pStyle w:val="Heading1"/>
+      </w:pPr>
+      <w:r>
+        <w:t>08. Explain the comparison with less help</w:t>
+      </w:r>
+    </w:p>
+    <w:p>
+      <w:r>
+        <w:t>Keep the full record rather than only its highest percentage.</w:t>
+      </w:r>
+    </w:p>
+    <w:p>
+      <w:pPr>
+        <w:pStyle w:val="Heading2"/>
+      </w:pPr>
+      <w:r>
+        <w:t>Current task and response</w:t>
+      </w:r>
+    </w:p>
+    <w:p>
+      <w:pPr>
+        <w:pStyle w:val="ListBullet"/>
+      </w:pPr>
+      <w:r>
+        <w:t>Using the complete parcel kit, explain the fixed learner and the single V1-to-V2 feature change. Reconstruct the validation matrices and all gained/regressed case IDs. Choose using the predeclared rule, then state what must be saved before final labels are released.</w:t>
+      </w:r>
+    </w:p>
+    <w:p>
+      <w:pPr>
         <w:pStyle w:val="Heading3"/>
       </w:pPr>
       <w:r>
-        <w:t>Check the claim against the facts</w:t>
+        <w:t>My capstone comparison, freeze and evidence reasoning</w:t>
+      </w:r>
+    </w:p>
+    <w:p>
+      <w:r>
+        <w:t>________________________________________________________________</w:t>
+      </w:r>
+    </w:p>
+    <w:p>
+      <w:r>
+        <w:t>________________________________________________________________</w:t>
+      </w:r>
+    </w:p>
+    <w:p>
+      <w:r>
+        <w:t>________________________________________________________________</w:t>
+      </w:r>
+    </w:p>
+    <w:p>
+      <w:r>
+        <w:t>________________________________________________________________</w:t>
+      </w:r>
+    </w:p>
+    <w:p>
+      <w:pPr>
+        <w:pStyle w:val="Heading2"/>
+      </w:pPr>
+      <w:r>
+        <w:t>Version later revisions honestly</w:t>
       </w:r>
     </w:p>
     <w:p>
       <w:pPr>
         <w:spacing w:line="336" w:lineRule="auto" w:after="180"/>
-        <w:shd w:fill="FFF5E6"/>
       </w:pPr>
       <w:r>
         <w:rPr>
           <w:b w:val="0"/>
         </w:rPr>
-        <w:t xml:space="preserve">Submit the frozen test report, </w:t>
+        <w:t xml:space="preserve">If dim examples account for both misses, record that </w:t>
       </w:r>
       <w:r>
         <w:rPr>
           <w:b/>
         </w:rPr>
-        <w:t>error audit</w:t>
+        <w:t>observation</w:t>
       </w:r>
       <w:r>
         <w:rPr>
           <w:b w:val="0"/>
         </w:rPr>
-        <w:t>, revision proposal and updated model card. A revision proposal may conclude that more appropriate data or a simpler baseline is preferable.</w:t>
+        <w:t xml:space="preserve"> and inspect collection conditions. It is a hypothesis for investigation, not proof that lighting caused the failures.</w:t>
       </w:r>
     </w:p>
     <w:p>
       <w:pPr>
         <w:spacing w:line="336" w:lineRule="auto" w:after="180"/>
-        <w:shd w:fill="FFF5E6"/>
       </w:pPr>
       <w:r>
         <w:rPr>
           <w:b w:val="0"/>
         </w:rPr>
-        <w:t>If no fresh test is available, stop at a transparent proposal instead of claiming the revision has been independently validated.</w:t>
+        <w:t>A proposed feature or model change creates version 2. Scores on the same inspected test must be labelled post-test development.</w:t>
+      </w:r>
+    </w:p>
+    <w:p>
+      <w:pPr>
+        <w:pStyle w:val="Heading2"/>
+      </w:pPr>
+      <w:r>
+        <w:t>Pictured error trade-off question</w:t>
+      </w:r>
+    </w:p>
+    <w:p>
+      <w:pPr>
+        <w:pStyle w:val="ListBullet"/>
+      </w:pPr>
+      <w:r>
+        <w:t>Why is “the revision is better” incomplete? Point to the relevant step in the picture, then write the changed result and the rule or evidence that supports it.</w:t>
       </w:r>
     </w:p>
     <w:p>
@@ -3210,7 +3625,7 @@
         <w:pStyle w:val="Heading3"/>
       </w:pPr>
       <w:r>
-        <w:t>What must remain visible when version 2 is proposed without a fresh test?</w:t>
+        <w:t>My explanation using a pictured step and the given facts</w:t>
       </w:r>
     </w:p>
     <w:p>
@@ -3235,15 +3650,10 @@
     </w:p>
     <w:p>
       <w:pPr>
-        <w:pStyle w:val="Heading1"/>
-      </w:pPr>
-      <w:r>
-        <w:t>08. Practise together</w:t>
-      </w:r>
-    </w:p>
-    <w:p>
-      <w:r>
-        <w:t>Practise Capstone Train, Analyze, Improve with support, then explain the deciding step in your own words.</w:t>
+        <w:pStyle w:val="Heading2"/>
+      </w:pPr>
+      <w:r>
+        <w:t>Reserve the independent matrix</w:t>
       </w:r>
     </w:p>
     <w:p>
@@ -3252,7 +3662,26 @@
       </w:pPr>
       <w:r>
         <w:rPr>
-          <w:b/>
+          <w:b w:val="0"/>
+        </w:rPr>
+        <w:t>This is supported practice. Keep the separately named independent case for an attempt before feedback.</w:t>
+      </w:r>
+    </w:p>
+    <w:p>
+      <w:pPr>
+        <w:pStyle w:val="Heading2"/>
+      </w:pPr>
+      <w:r>
+        <w:t>Earlier wording, alternatives and picture transcripts · reference / check after trying</w:t>
+      </w:r>
+    </w:p>
+    <w:p>
+      <w:pPr>
+        <w:spacing w:line="336" w:lineRule="auto" w:after="180"/>
+      </w:pPr>
+      <w:r>
+        <w:rPr>
+          <w:b w:val="0"/>
         </w:rPr>
         <w:t>ML STUDIO</w:t>
       </w:r>
@@ -3281,7 +3710,7 @@
         <w:drawing>
           <wp:inline xmlns:a="http://schemas.openxmlformats.org/drawingml/2006/main" xmlns:pic="http://schemas.openxmlformats.org/drawingml/2006/picture">
             <wp:extent cx="5486400" cy="2048256"/>
-            <wp:docPr id="17" name="Picture 17" descr="Reproducible machine-learning experiment record"/>
+            <wp:docPr id="19" name="Picture 19" descr="Reproducible machine-learning experiment record"/>
             <wp:cNvGraphicFramePr>
               <a:graphicFrameLocks noChangeAspect="1"/>
             </wp:cNvGraphicFramePr>
@@ -3293,7 +3722,7 @@
                     <pic:cNvPicPr/>
                   </pic:nvPicPr>
                   <pic:blipFill>
-                    <a:blip r:embed="rId24"/>
+                    <a:blip r:embed="rId22"/>
                     <a:stretch>
                       <a:fillRect/>
                     </a:stretch>
@@ -3322,16 +3751,7 @@
     </w:p>
     <w:p>
       <w:pPr>
-        <w:pStyle w:val="Heading3"/>
-      </w:pPr>
-      <w:r>
-        <w:t>Question to explain</w:t>
-      </w:r>
-    </w:p>
-    <w:p>
-      <w:pPr>
         <w:spacing w:line="336" w:lineRule="auto" w:after="180"/>
-        <w:shd w:fill="F5F1FB"/>
       </w:pPr>
       <w:r>
         <w:rPr>
@@ -3430,40 +3850,6 @@
       </w:pPr>
       <w:r>
         <w:t>A closer explanation</w:t>
-      </w:r>
-    </w:p>
-    <w:p>
-      <w:pPr>
-        <w:spacing w:line="336" w:lineRule="auto" w:after="180"/>
-      </w:pPr>
-      <w:r>
-        <w:rPr>
-          <w:b w:val="0"/>
-        </w:rPr>
-        <w:t xml:space="preserve">If dim examples account for both misses, record that </w:t>
-      </w:r>
-      <w:r>
-        <w:rPr>
-          <w:b/>
-        </w:rPr>
-        <w:t>observation</w:t>
-      </w:r>
-      <w:r>
-        <w:rPr>
-          <w:b w:val="0"/>
-        </w:rPr>
-        <w:t xml:space="preserve"> and inspect collection conditions. It is a hypothesis for investigation, not proof that lighting caused the failures.</w:t>
-      </w:r>
-    </w:p>
-    <w:p>
-      <w:pPr>
-        <w:spacing w:line="336" w:lineRule="auto" w:after="180"/>
-      </w:pPr>
-      <w:r>
-        <w:rPr>
-          <w:b w:val="0"/>
-        </w:rPr>
-        <w:t>A proposed feature or model change creates version 2. Scores on the same inspected test must be labelled post-test development.</w:t>
       </w:r>
     </w:p>
     <w:p>
@@ -3638,233 +4024,697 @@
     </w:p>
     <w:p>
       <w:pPr>
-        <w:spacing w:line="336" w:lineRule="auto" w:after="180"/>
-      </w:pPr>
+        <w:pStyle w:val="Heading1"/>
+      </w:pPr>
+      <w:r>
+        <w:t>09. Run the complete fit,compare and freeze investigation</w:t>
+      </w:r>
+    </w:p>
+    <w:p>
+      <w:r>
+        <w:t>The program contains every required record and stops short of final scoring.</w:t>
+      </w:r>
+    </w:p>
+    <w:p>
+      <w:pPr>
+        <w:pStyle w:val="Heading2"/>
+      </w:pPr>
+      <w:r>
+        <w:t>Complete runnable student kit and comparison</w:t>
+      </w:r>
+    </w:p>
+    <w:p>
       <w:r>
         <w:rPr>
-          <w:b w:val="0"/>
+          <w:rFonts w:ascii="Courier New" w:hAnsi="Courier New"/>
+          <w:sz w:val="18"/>
         </w:rPr>
-        <w:t xml:space="preserve">Why is “the revision is better” incomplete? Point to the relevant step in the picture, then write the changed result and the rule or </w:t>
-      </w:r>
-      <w:r>
-        <w:rPr>
-          <w:b/>
-        </w:rPr>
-        <w:t>evidence</w:t>
-      </w:r>
-      <w:r>
-        <w:rPr>
-          <w:b w:val="0"/>
-        </w:rPr>
-        <w:t xml:space="preserve"> that supports it.</w:t>
-      </w:r>
-    </w:p>
-    <w:p>
-      <w:pPr>
-        <w:pStyle w:val="Heading3"/>
-      </w:pPr>
-      <w:r>
-        <w:t>My explanation using a pictured step and the given facts</w:t>
-      </w:r>
-    </w:p>
-    <w:p>
-      <w:r>
-        <w:t>________________________________________________________________</w:t>
-      </w:r>
-    </w:p>
-    <w:p>
-      <w:r>
-        <w:t>________________________________________________________________</w:t>
-      </w:r>
-    </w:p>
-    <w:p>
-      <w:r>
-        <w:t>________________________________________________________________</w:t>
-      </w:r>
-    </w:p>
-    <w:p>
-      <w:r>
-        <w:t>________________________________________________________________</w:t>
-      </w:r>
-    </w:p>
-    <w:p>
-      <w:pPr>
-        <w:spacing w:line="336" w:lineRule="auto" w:after="180"/>
-      </w:pPr>
-      <w:r>
-        <w:rPr>
-          <w:b w:val="0"/>
-        </w:rPr>
-        <w:t>This is supported practice. Keep the separately named independent case for an attempt before feedback.</w:t>
-      </w:r>
-    </w:p>
-    <w:p>
-      <w:pPr>
-        <w:pStyle w:val="Heading1"/>
-      </w:pPr>
-      <w:r>
-        <w:t>09. Run the investigation</w:t>
-      </w:r>
-    </w:p>
-    <w:p>
-      <w:r>
-        <w:t>Investigate Capstone Train, Analyze, Improve. Record the prediction, actual observation or labelled paper trace, explanation and next test separately.</w:t>
-      </w:r>
-    </w:p>
-    <w:p>
-      <w:pPr>
-        <w:spacing w:line="336" w:lineRule="auto" w:after="180"/>
-      </w:pPr>
-      <w:r>
-        <w:rPr>
-          <w:b/>
-        </w:rPr>
-        <w:t>EVIDENCE</w:t>
-      </w:r>
-      <w:r>
-        <w:rPr>
-          <w:b/>
-        </w:rPr>
-        <w:t xml:space="preserve"> LAB</w:t>
-      </w:r>
-    </w:p>
-    <w:p>
-      <w:pPr>
-        <w:pStyle w:val="Heading3"/>
-      </w:pPr>
-      <w:r>
-        <w:t>Predict → Run → Calculate → Interpret</w:t>
-      </w:r>
-    </w:p>
-    <w:p>
-      <w:pPr>
-        <w:spacing w:line="336" w:lineRule="auto" w:after="180"/>
-      </w:pPr>
-      <w:r>
-        <w:rPr>
-          <w:b w:val="0"/>
-        </w:rPr>
-        <w:t>Keep the test conditions fixed, record every result, and change only one planned factor.</w:t>
-      </w:r>
-    </w:p>
-    <w:p>
-      <w:r>
-        <w:drawing>
-          <wp:inline xmlns:a="http://schemas.openxmlformats.org/drawingml/2006/main" xmlns:pic="http://schemas.openxmlformats.org/drawingml/2006/picture">
-            <wp:extent cx="5486400" cy="2048256"/>
-            <wp:docPr id="18" name="Picture 18" descr="Guided ML lab for Week 35"/>
-            <wp:cNvGraphicFramePr>
-              <a:graphicFrameLocks noChangeAspect="1"/>
-            </wp:cNvGraphicFramePr>
-            <a:graphic>
-              <a:graphicData uri="http://schemas.openxmlformats.org/drawingml/2006/picture">
-                <pic:pic>
-                  <pic:nvPicPr>
-                    <pic:cNvPr id="0" name="7d9b0a9fbb3c189294a21988a4b610e724294a9a4769d68ca5aaede016951452.png"/>
-                    <pic:cNvPicPr/>
-                  </pic:nvPicPr>
-                  <pic:blipFill>
-                    <a:blip r:embed="rId25"/>
-                    <a:stretch>
-                      <a:fillRect/>
-                    </a:stretch>
-                  </pic:blipFill>
-                  <pic:spPr>
-                    <a:xfrm>
-                      <a:off x="0" y="0"/>
-                      <a:ext cx="5486400" cy="2048256"/>
-                    </a:xfrm>
-                    <a:prstGeom prst="rect"/>
-                  </pic:spPr>
-                </pic:pic>
-              </a:graphicData>
-            </a:graphic>
-          </wp:inline>
-        </w:drawing>
-      </w:r>
-    </w:p>
-    <w:p>
-      <w:pPr>
-        <w:spacing w:line="336" w:lineRule="auto" w:after="180"/>
-        <w:shd w:fill="F4F9FC"/>
-      </w:pPr>
-      <w:r>
-        <w:rPr>
-          <w:b w:val="0"/>
-        </w:rPr>
-        <w:t xml:space="preserve">1.  Write the hypothesis and expected </w:t>
-      </w:r>
-      <w:r>
-        <w:rPr>
-          <w:b/>
-        </w:rPr>
-        <w:t>evidence</w:t>
-      </w:r>
-      <w:r>
-        <w:rPr>
-          <w:b w:val="0"/>
-        </w:rPr>
-        <w:t xml:space="preserve"> before running.</w:t>
-      </w:r>
-    </w:p>
-    <w:p>
-      <w:pPr>
-        <w:spacing w:line="336" w:lineRule="auto" w:after="180"/>
-        <w:shd w:fill="F4F9FC"/>
-      </w:pPr>
-      <w:r>
-        <w:rPr>
-          <w:b w:val="0"/>
-        </w:rPr>
-        <w:t xml:space="preserve">2.  Capstone Gate 2: reproduce v1, cluster errors, approve one change, rerun fixed cases, and publish all gains and </w:t>
-      </w:r>
-      <w:r>
-        <w:rPr>
-          <w:b/>
-        </w:rPr>
-        <w:t>regression</w:t>
-      </w:r>
-      <w:r>
-        <w:rPr>
-          <w:b w:val="0"/>
-        </w:rPr>
-        <w:t>s.</w:t>
-      </w:r>
-    </w:p>
-    <w:p>
-      <w:pPr>
-        <w:spacing w:line="336" w:lineRule="auto" w:after="180"/>
-        <w:shd w:fill="F4F9FC"/>
-      </w:pPr>
-      <w:r>
-        <w:rPr>
-          <w:b w:val="0"/>
-        </w:rPr>
-        <w:t>3.  Run one normal, one boundary, one missing, and one shifted case.</w:t>
-      </w:r>
-    </w:p>
-    <w:p>
-      <w:pPr>
-        <w:spacing w:line="336" w:lineRule="auto" w:after="180"/>
-        <w:shd w:fill="F4F9FC"/>
-      </w:pPr>
-      <w:r>
-        <w:rPr>
-          <w:b w:val="0"/>
-        </w:rPr>
-        <w:t>4.  Calculate the metric from raw counts or row-level errors.</w:t>
-      </w:r>
-    </w:p>
-    <w:p>
-      <w:pPr>
-        <w:spacing w:line="336" w:lineRule="auto" w:after="180"/>
-        <w:shd w:fill="F4F9FC"/>
-      </w:pPr>
-      <w:r>
-        <w:rPr>
-          <w:b w:val="0"/>
-        </w:rPr>
-        <w:t>5.  Interpret what changed, what did not, and what remains unsafe or unknown.</w:t>
+        <w:t>import csv</w:t>
+        <w:br/>
+        <w:t>from io import StringIO</w:t>
+        <w:br/>
+        <w:t>from collections import Counter</w:t>
+        <w:br/>
+        <w:br/>
+        <w:t># Complete student kit; final reference cells are deliberately blank.</w:t>
+        <w:br/>
+        <w:t>DATA = """id,group_id,split,width_cm,height_cm,label</w:t>
+        <w:br/>
+        <w:t>P00,P00,training,2,2,clear</w:t>
+        <w:br/>
+        <w:t>P01,P01,training,3,2,clear</w:t>
+        <w:br/>
+        <w:t>P02,P02,validation,4,2,clear</w:t>
+        <w:br/>
+        <w:t>P03,P03,final,5,2,</w:t>
+        <w:br/>
+        <w:t>P04,P04,training,6,2,clear</w:t>
+        <w:br/>
+        <w:t>P05,P05,training,7,2,clear</w:t>
+        <w:br/>
+        <w:t>P06,P06,validation,8,2,clear</w:t>
+        <w:br/>
+        <w:t>P07,P07,final,9,2,</w:t>
+        <w:br/>
+        <w:t>P08,P08,training,10,2,blocked</w:t>
+        <w:br/>
+        <w:t>P09,P09,training,2,3,clear</w:t>
+        <w:br/>
+        <w:t>P10,P10,validation,3,3,clear</w:t>
+        <w:br/>
+        <w:t>P11,P11,training,4,3,clear</w:t>
+        <w:br/>
+        <w:t>P12,P12,training,5,3,clear</w:t>
+        <w:br/>
+        <w:t>P13,P13,validation,6,3,clear</w:t>
+        <w:br/>
+        <w:t>P14,P14,final,7,3,</w:t>
+        <w:br/>
+        <w:t>P15,P15,training,8,3,clear</w:t>
+        <w:br/>
+        <w:t>P16,P16,training,9,3,blocked</w:t>
+        <w:br/>
+        <w:t>P17,P17,validation,10,3,blocked</w:t>
+        <w:br/>
+        <w:t>P18,P18,training,2,4,clear</w:t>
+        <w:br/>
+        <w:t>P19,P19,training,3,4,clear</w:t>
+        <w:br/>
+        <w:t>P20,P20,validation,4,4,clear</w:t>
+        <w:br/>
+        <w:t>P21,P21,final,5,4,</w:t>
+        <w:br/>
+        <w:t>P22,P22,training,6,4,clear</w:t>
+        <w:br/>
+        <w:t>P23,P23,training,7,4,clear</w:t>
+        <w:br/>
+        <w:t>P24,P24,validation,8,4,blocked</w:t>
+        <w:br/>
+        <w:t>P25,P25,final,9,4,</w:t>
+        <w:br/>
+        <w:t>P26,P26,training,10,4,blocked</w:t>
+        <w:br/>
+        <w:t>P27,P27,training,2,5,clear</w:t>
+        <w:br/>
+        <w:t>P28,P28,validation,3,5,clear</w:t>
+        <w:br/>
+        <w:t>P29,P29,training,4,5,clear</w:t>
+        <w:br/>
+        <w:t>P30,P30,training,5,5,clear</w:t>
+        <w:br/>
+        <w:t>P31,P31,validation,6,5,clear</w:t>
+        <w:br/>
+        <w:t>P32,P32,final,7,5,</w:t>
+        <w:br/>
+        <w:t>P33,P33,training,8,5,blocked</w:t>
+        <w:br/>
+        <w:t>P34,P34,training,9,5,blocked</w:t>
+        <w:br/>
+        <w:t>P35,P35,validation,10,5,blocked</w:t>
+        <w:br/>
+        <w:t>P36,P36,training,2,6,clear</w:t>
+        <w:br/>
+        <w:t>P37,P37,training,3,6,clear</w:t>
+        <w:br/>
+        <w:t>P38,P38,validation,4,6,clear</w:t>
+        <w:br/>
+        <w:t>P39,P39,final,5,6,</w:t>
+        <w:br/>
+        <w:t>P40,P40,training,6,6,blocked</w:t>
+        <w:br/>
+        <w:t>P41,P41,training,7,6,blocked</w:t>
+        <w:br/>
+        <w:t>P42,P42,validation,8,6,blocked</w:t>
+        <w:br/>
+        <w:t>P43,P43,final,9,6,</w:t>
+        <w:br/>
+        <w:t>P44,P44,training,10,6,blocked</w:t>
+        <w:br/>
+        <w:t>P45,P45,training,2,7,clear</w:t>
+        <w:br/>
+        <w:t>P46,P46,validation,3,7,clear</w:t>
+        <w:br/>
+        <w:t>P47,P47,training,4,7,clear</w:t>
+        <w:br/>
+        <w:t>P48,P48,training,5,7,blocked</w:t>
+        <w:br/>
+        <w:t>P49,P49,validation,6,7,blocked</w:t>
+        <w:br/>
+        <w:t>P50,P50,final,7,7,</w:t>
+        <w:br/>
+        <w:t>P51,P51,training,8,7,blocked</w:t>
+        <w:br/>
+        <w:t>P52,P52,training,9,7,blocked</w:t>
+        <w:br/>
+        <w:t>P53,P53,validation,10,7,blocked</w:t>
+        <w:br/>
+        <w:t>P54,P54,training,2,8,clear</w:t>
+        <w:br/>
+        <w:t>P55,P55,training,3,8,clear</w:t>
+        <w:br/>
+        <w:t>P56,P56,validation,4,8,blocked</w:t>
+        <w:br/>
+        <w:t>P57,P57,final,5,8,</w:t>
+        <w:br/>
+        <w:t>P58,P58,training,6,8,blocked</w:t>
+        <w:br/>
+        <w:t>P59,P59,training,7,8,blocked</w:t>
+        <w:br/>
+        <w:t>P60,P60,validation,8,8,blocked</w:t>
+        <w:br/>
+        <w:t>P61,P61,final,9,8,</w:t>
+        <w:br/>
+        <w:t>P62,P62,training,10,8,blocked</w:t>
+        <w:br/>
+        <w:t>P63,P63,training,2,9,clear</w:t>
+        <w:br/>
+        <w:t>P64,P64,validation,3,9,blocked</w:t>
+        <w:br/>
+        <w:t>P65,P65,training,4,9,blocked</w:t>
+        <w:br/>
+        <w:t>P66,P66,training,5,9,blocked</w:t>
+        <w:br/>
+        <w:t>P67,P67,validation,6,9,blocked</w:t>
+        <w:br/>
+        <w:t>P68,P68,final,7,9,</w:t>
+        <w:br/>
+        <w:t>P69,P69,training,8,9,blocked</w:t>
+        <w:br/>
+        <w:t>P70,P70,training,9,9,blocked</w:t>
+        <w:br/>
+        <w:t>P71,P71,validation,10,9,blocked</w:t>
+        <w:br/>
+        <w:t>"""</w:t>
+        <w:br/>
+        <w:t>records = list(csv.DictReader(StringIO(DATA)))</w:t>
+        <w:br/>
+        <w:t>for row in records:</w:t>
+        <w:br/>
+        <w:t xml:space="preserve">    row['width_cm'] = int(row['width_cm'])</w:t>
+        <w:br/>
+        <w:t xml:space="preserve">    row['height_cm'] = int(row['height_cm'])</w:t>
+        <w:br/>
+        <w:t>train = [r for r in records if r['split'] == 'training']</w:t>
+        <w:br/>
+        <w:t>valid = [r for r in records if r['split'] == 'validation']</w:t>
+        <w:br/>
+        <w:t>final_features = [r for r in records if r['split'] == 'final']</w:t>
+        <w:br/>
+        <w:t>assert len({r['id'] for r in records}) == len(records) == 72</w:t>
+        <w:br/>
+        <w:t>sets = [{r['group_id'] for r in part} for part in [train, valid, final_features]]</w:t>
+        <w:br/>
+        <w:t>assert not (sets[0] &amp; sets[1] or sets[0] &amp; sets[2] or sets[1] &amp; sets[2])</w:t>
+        <w:br/>
+        <w:t>assert all(not r['label'] for r in final_features)</w:t>
+        <w:br/>
+        <w:t>counts = Counter(r['label'] for r in train)</w:t>
+        <w:br/>
+        <w:t>constant = 'blocked' if counts['blocked'] &gt; counts['clear'] else 'clear'</w:t>
+        <w:br/>
+        <w:t>predictions = [constant] * len(valid)</w:t>
+        <w:br/>
+        <w:t>correct = sum(p == r['label'] for p, r in zip(predictions, valid))</w:t>
+        <w:br/>
+        <w:t>positives = sum(r['label'] == 'blocked' for r in valid)</w:t>
+        <w:br/>
+        <w:t>found = sum(p == r['label'] == 'blocked' for p, r in zip(predictions, valid))</w:t>
+        <w:br/>
+        <w:t>print('roles', len(train), len(valid), len(final_features))</w:t>
+        <w:br/>
+        <w:t>print('training clear/blocked', counts['clear'], counts['blocked'])</w:t>
+        <w:br/>
+        <w:t>print('frozen baseline', constant)</w:t>
+        <w:br/>
+        <w:t>print('validation correct/total', correct, len(valid))</w:t>
+        <w:br/>
+        <w:t>print('validation blocked found/total', found, positives)</w:t>
+        <w:br/>
+        <w:t>print('final references absent: not scored')</w:t>
+        <w:br/>
+        <w:t># IDs/groups are audit metadata, not model features. Tie rule chooses clear.</w:t>
+        <w:br/>
+        <w:br/>
+        <w:t>from fractions import Fraction</w:t>
+        <w:br/>
+        <w:br/>
+        <w:t># Declare the two candidates and selection rule before inspecting validation.</w:t>
+        <w:br/>
+        <w:t># V2 changes only the available feature set. k=1 and all tie rules stay fixed.</w:t>
+        <w:br/>
+        <w:t>def fit_neighbour(training, features):</w:t>
+        <w:br/>
+        <w:t xml:space="preserve">    if not training or not features:</w:t>
+        <w:br/>
+        <w:t xml:space="preserve">        raise ValueError('Need training records and named features')</w:t>
+        <w:br/>
+        <w:t xml:space="preserve">    if any(r['label'] not in ('clear', 'blocked') for r in training):</w:t>
+        <w:br/>
+        <w:t xml:space="preserve">        raise ValueError('Training labels must be known')</w:t>
+        <w:br/>
+        <w:t xml:space="preserve">    lows = tuple(min(r[f] for r in training) for f in features)</w:t>
+        <w:br/>
+        <w:t xml:space="preserve">    spans = tuple(max(r[f] for r in training) - lo for f, lo in zip(features, lows))</w:t>
+        <w:br/>
+        <w:t xml:space="preserve">    if any(span == 0 for span in spans):</w:t>
+        <w:br/>
+        <w:t xml:space="preserve">        raise ValueError('This experiment requires nonconstant training features')</w:t>
+        <w:br/>
+        <w:t xml:space="preserve">    def scale(row):</w:t>
+        <w:br/>
+        <w:t xml:space="preserve">        return tuple(Fraction(row[f] - lo, span) for f, lo, span in zip(features, lows, spans))</w:t>
+        <w:br/>
+        <w:t xml:space="preserve">    stored = [(r['id'], scale(r), r['label']) for r in training]</w:t>
+        <w:br/>
+        <w:t xml:space="preserve">    return features, lows, spans, stored</w:t>
+        <w:br/>
+        <w:br/>
+        <w:t>def predict(row, model):</w:t>
+        <w:br/>
+        <w:t xml:space="preserve">    features, lows, spans, stored = model</w:t>
+        <w:br/>
+        <w:t xml:space="preserve">    point = tuple(Fraction(row[f] - lo, span) for f, lo, span in zip(features, lows, spans))</w:t>
+        <w:br/>
+        <w:t xml:space="preserve">    # Manhattan distance; exact ties use the smallest training ID.</w:t>
+        <w:br/>
+        <w:t xml:space="preserve">    nearest = min(stored, key=lambda item: (sum(abs(a-b) for a,b in zip(point,item[1])), item[0]))</w:t>
+        <w:br/>
+        <w:t xml:space="preserve">    return nearest[2]</w:t>
+        <w:br/>
+        <w:br/>
+        <w:t>def matrix(part, preds):</w:t>
+        <w:br/>
+        <w:t xml:space="preserve">    if len(part) != len(preds) or not part:</w:t>
+        <w:br/>
+        <w:t xml:space="preserve">        raise ValueError('Need one prediction per labelled case')</w:t>
+        <w:br/>
+        <w:t xml:space="preserve">    cells = [0, 0, 0, 0]  # TN, FP, FN, TP; blocked positive</w:t>
+        <w:br/>
+        <w:t xml:space="preserve">    for r, p in zip(part, preds):</w:t>
+        <w:br/>
+        <w:t xml:space="preserve">        if r['label'] not in ('clear', 'blocked') or p not in ('clear', 'blocked'):</w:t>
+        <w:br/>
+        <w:t xml:space="preserve">            raise ValueError('Unknown reference or prediction; do not score blank final labels')</w:t>
+        <w:br/>
+        <w:t xml:space="preserve">        cells[2 * (r['label'] == 'blocked') + (p == 'blocked')] += 1</w:t>
+        <w:br/>
+        <w:t xml:space="preserve">    return cells</w:t>
+        <w:br/>
+        <w:br/>
+        <w:t>models = {'V1': fit_neighbour(train, ('width_cm',)),</w:t>
+        <w:br/>
+        <w:t xml:space="preserve">          'V2': fit_neighbour(train, ('width_cm', 'height_cm'))}</w:t>
+        <w:br/>
+        <w:t>validation_predictions = {v: [predict(r,m) for r in valid] for v,m in models.items()}</w:t>
+        <w:br/>
+        <w:t>validation_matrices = {v: matrix(valid, ps) for v,ps in validation_predictions.items()}</w:t>
+        <w:br/>
+        <w:t># Predeclared: most validation correct; then fewer features; then version name.</w:t>
+        <w:br/>
+        <w:t>chosen = min(models, key=lambda v: (-(validation_matrices[v][0]+validation_matrices[v][3]), len(models[v][0]), v))</w:t>
+        <w:br/>
+        <w:t>print('validation baseline TN FP FN TP', matrix(valid, [constant]*len(valid)))</w:t>
+        <w:br/>
+        <w:t>for v in models:</w:t>
+        <w:br/>
+        <w:t xml:space="preserve">    train_preds = [predict(r,models[v]) for r in train]</w:t>
+        <w:br/>
+        <w:t xml:space="preserve">    print(v, 'training correct/40', sum(p==r['label'] for p,r in zip(train_preds,train)))</w:t>
+        <w:br/>
+        <w:t xml:space="preserve">    print(v, 'validation TN FP FN TP', validation_matrices[v])</w:t>
+        <w:br/>
+        <w:t xml:space="preserve">    print(v, 'validation errors', [r['id'] for r,p in zip(valid,validation_predictions[v]) if r['label']!=p])</w:t>
+        <w:br/>
+        <w:t>gains = [r['id'] for r,a,b in zip(valid,validation_predictions['V1'],validation_predictions['V2']) if a!=r['label'] and b==r['label']]</w:t>
+        <w:br/>
+        <w:t>regressions = [r['id'] for r,a,b in zip(valid,validation_predictions['V1'],validation_predictions['V2']) if a==r['label'] and b!=r['label']]</w:t>
+        <w:br/>
+        <w:t>print('V2 gains', gains, 'regressions', regressions)</w:t>
+        <w:br/>
+        <w:t>print('frozen choice', chosen)</w:t>
+        <w:br/>
+        <w:t># Save this code/data/feature contract and these predictions before key release.</w:t>
+        <w:br/>
+        <w:t>final_predictions = [predict(r,models[chosen]) for r in final_features]</w:t>
+        <w:br/>
+        <w:t>print('frozen final prediction ledger', list(zip([r['id'] for r in final_features], final_predictions)))</w:t>
+        <w:br/>
+        <w:t>print('Final score withheld: teacher reference release and freeze check required.')</w:t>
+        <w:br/>
+      </w:r>
+    </w:p>
+    <w:p>
+      <w:pPr>
+        <w:pStyle w:val="Heading2"/>
+      </w:pPr>
+      <w:r>
+        <w:t>Freeze checklist and release boundary</w:t>
+      </w:r>
+    </w:p>
+    <w:tbl>
+      <w:tblPr>
+        <w:tblStyle w:val="LightShading-Accent1"/>
+        <w:tblW w:type="auto" w:w="0"/>
+        <w:tblLook w:firstColumn="1" w:firstRow="1" w:lastColumn="0" w:lastRow="0" w:noHBand="0" w:noVBand="1" w:val="04A0"/>
+      </w:tblPr>
+      <w:tblGrid>
+        <w:gridCol w:w="5112"/>
+        <w:gridCol w:w="5112"/>
+      </w:tblGrid>
+      <w:tr>
+        <w:trPr>
+          <w:tblHeader/>
+        </w:trPr>
+        <w:tc>
+          <w:tcPr>
+            <w:tcW w:type="dxa" w:w="5112"/>
+          </w:tcPr>
+          <w:p>
+            <w:r>
+              <w:t>Freeze field</w:t>
+            </w:r>
+          </w:p>
+        </w:tc>
+        <w:tc>
+          <w:tcPr>
+            <w:tcW w:type="dxa" w:w="5112"/>
+          </w:tcPr>
+          <w:p>
+            <w:r>
+              <w:t>Complete kit contract / action</w:t>
+            </w:r>
+          </w:p>
+        </w:tc>
+      </w:tr>
+      <w:tr>
+        <w:tc>
+          <w:tcPr>
+            <w:tcW w:type="dxa" w:w="5112"/>
+          </w:tcPr>
+          <w:p>
+            <w:r>
+              <w:t>Data and groups</w:t>
+            </w:r>
+          </w:p>
+        </w:tc>
+        <w:tc>
+          <w:tcPr>
+            <w:tcW w:type="dxa" w:w="5112"/>
+          </w:tcPr>
+          <w:p>
+            <w:r>
+              <w:t>72-row kit:40/20/12, one parcel per group; retain exact membership and CSV/code copy.</w:t>
+            </w:r>
+          </w:p>
+        </w:tc>
+      </w:tr>
+      <w:tr>
+        <w:tc>
+          <w:tcPr>
+            <w:tcW w:type="dxa" w:w="5112"/>
+          </w:tcPr>
+          <w:p>
+            <w:r>
+              <w:t>Model and preprocessing</w:t>
+            </w:r>
+          </w:p>
+        </w:tc>
+        <w:tc>
+          <w:tcPr>
+            <w:tcW w:type="dxa" w:w="5112"/>
+          </w:tcPr>
+          <w:p>
+            <w:r>
+              <w:t>V2, features width_cm/height_cm, training lows 2/2 and ranges 8/7, k1, Manhattan, exact Fraction arithmetic, smallest-ID tie.</w:t>
+            </w:r>
+          </w:p>
+        </w:tc>
+      </w:tr>
+      <w:tr>
+        <w:tc>
+          <w:tcPr>
+            <w:tcW w:type="dxa" w:w="5112"/>
+          </w:tcPr>
+          <w:p>
+            <w:r>
+              <w:t>Selection evidence</w:t>
+            </w:r>
+          </w:p>
+        </w:tc>
+        <w:tc>
+          <w:tcPr>
+            <w:tcW w:type="dxa" w:w="5112"/>
+          </w:tcPr>
+          <w:p>
+            <w:r>
+              <w:t>Same20 validation rows, V1 13/20, V2 17/20; four gains, no regressions, three remaining misses.</w:t>
+            </w:r>
+          </w:p>
+        </w:tc>
+      </w:tr>
+      <w:tr>
+        <w:tc>
+          <w:tcPr>
+            <w:tcW w:type="dxa" w:w="5112"/>
+          </w:tcPr>
+          <w:p>
+            <w:r>
+              <w:t>Frozen predictions</w:t>
+            </w:r>
+          </w:p>
+        </w:tc>
+        <w:tc>
+          <w:tcPr>
+            <w:tcW w:type="dxa" w:w="5112"/>
+          </w:tcPr>
+          <w:p>
+            <w:r>
+              <w:t>Program prints one saved prediction for each of12 reserved feature IDs without reading a final reference.</w:t>
+            </w:r>
+          </w:p>
+        </w:tc>
+      </w:tr>
+      <w:tr>
+        <w:tc>
+          <w:tcPr>
+            <w:tcW w:type="dxa" w:w="5112"/>
+          </w:tcPr>
+          <w:p>
+            <w:r>
+              <w:t>Teacher gate</w:t>
+            </w:r>
+          </w:p>
+        </w:tc>
+        <w:tc>
+          <w:tcPr>
+            <w:tcW w:type="dxa" w:w="5112"/>
+          </w:tcPr>
+          <w:p>
+            <w:r>
+              <w:t>Teacher checks saved record and records actual date/status before key release; no completed approval is invented here.</w:t>
+            </w:r>
+          </w:p>
+        </w:tc>
+      </w:tr>
+      <w:tr>
+        <w:tc>
+          <w:tcPr>
+            <w:tcW w:type="dxa" w:w="5112"/>
+          </w:tcPr>
+          <w:p>
+            <w:r>
+              <w:t>After release</w:t>
+            </w:r>
+          </w:p>
+        </w:tc>
+        <w:tc>
+          <w:tcPr>
+            <w:tcW w:type="dxa" w:w="5112"/>
+          </w:tcPr>
+          <w:p>
+            <w:r>
+              <w:t>Score frozen baseline and candidate on identical final IDs; save every result. Any changed version gets a new name and reused-evidence label.</w:t>
+            </w:r>
+          </w:p>
+        </w:tc>
+      </w:tr>
+    </w:tbl>
+    <w:p>
+      <w:pPr>
+        <w:pStyle w:val="Heading2"/>
+      </w:pPr>
+      <w:r>
+        <w:t>Normal,tie,blank-label,constant-feature and target-leakage probes</w:t>
+      </w:r>
+    </w:p>
+    <w:tbl>
+      <w:tblPr>
+        <w:tblStyle w:val="LightShading-Accent1"/>
+        <w:tblW w:type="auto" w:w="0"/>
+        <w:tblLook w:firstColumn="1" w:firstRow="1" w:lastColumn="0" w:lastRow="0" w:noHBand="0" w:noVBand="1" w:val="04A0"/>
+      </w:tblPr>
+      <w:tblGrid>
+        <w:gridCol w:w="5112"/>
+        <w:gridCol w:w="5112"/>
+      </w:tblGrid>
+      <w:tr>
+        <w:trPr>
+          <w:tblHeader/>
+        </w:trPr>
+        <w:tc>
+          <w:tcPr>
+            <w:tcW w:type="dxa" w:w="5112"/>
+          </w:tcPr>
+          <w:p>
+            <w:r>
+              <w:t>Complete program probe</w:t>
+            </w:r>
+          </w:p>
+        </w:tc>
+        <w:tc>
+          <w:tcPr>
+            <w:tcW w:type="dxa" w:w="5112"/>
+          </w:tcPr>
+          <w:p>
+            <w:r>
+              <w:t>Expected check</w:t>
+            </w:r>
+          </w:p>
+        </w:tc>
+      </w:tr>
+      <w:tr>
+        <w:tc>
+          <w:tcPr>
+            <w:tcW w:type="dxa" w:w="5112"/>
+          </w:tcPr>
+          <w:p>
+            <w:r>
+              <w:t>Normal fixed comparison</w:t>
+            </w:r>
+          </w:p>
+        </w:tc>
+        <w:tc>
+          <w:tcPr>
+            <w:tcW w:type="dxa" w:w="5112"/>
+          </w:tcPr>
+          <w:p>
+            <w:r>
+              <w:t>V1 13/20, V2 17/20; choose V2.</w:t>
+            </w:r>
+          </w:p>
+        </w:tc>
+      </w:tr>
+      <w:tr>
+        <w:tc>
+          <w:tcPr>
+            <w:tcW w:type="dxa" w:w="5112"/>
+          </w:tcPr>
+          <w:p>
+            <w:r>
+              <w:t>Exact equal distances</w:t>
+            </w:r>
+          </w:p>
+        </w:tc>
+        <w:tc>
+          <w:tcPr>
+            <w:tcW w:type="dxa" w:w="5112"/>
+          </w:tcPr>
+          <w:p>
+            <w:r>
+              <w:t>Smallest training ID wins; do not choose using the validation label.</w:t>
+            </w:r>
+          </w:p>
+        </w:tc>
+      </w:tr>
+      <w:tr>
+        <w:tc>
+          <w:tcPr>
+            <w:tcW w:type="dxa" w:w="5112"/>
+          </w:tcPr>
+          <w:p>
+            <w:r>
+              <w:t>Blank final references</w:t>
+            </w:r>
+          </w:p>
+        </w:tc>
+        <w:tc>
+          <w:tcPr>
+            <w:tcW w:type="dxa" w:w="5112"/>
+          </w:tcPr>
+          <w:p>
+            <w:r>
+              <w:t>Print predictions only; matrix() rejects scoring blank labels.</w:t>
+            </w:r>
+          </w:p>
+        </w:tc>
+      </w:tr>
+      <w:tr>
+        <w:tc>
+          <w:tcPr>
+            <w:tcW w:type="dxa" w:w="5112"/>
+          </w:tcPr>
+          <w:p>
+            <w:r>
+              <w:t>Constant training feature</w:t>
+            </w:r>
+          </w:p>
+        </w:tc>
+        <w:tc>
+          <w:tcPr>
+            <w:tcW w:type="dxa" w:w="5112"/>
+          </w:tcPr>
+          <w:p>
+            <w:r>
+              <w:t>Fit raises ValueError under this stated nonconstant-feature experiment contract.</w:t>
+            </w:r>
+          </w:p>
+        </w:tc>
+      </w:tr>
+      <w:tr>
+        <w:tc>
+          <w:tcPr>
+            <w:tcW w:type="dxa" w:w="5112"/>
+          </w:tcPr>
+          <w:p>
+            <w:r>
+              <w:t>Changed query reference only</w:t>
+            </w:r>
+          </w:p>
+        </w:tc>
+        <w:tc>
+          <w:tcPr>
+            <w:tcW w:type="dxa" w:w="5112"/>
+          </w:tcPr>
+          <w:p>
+            <w:r>
+              <w:t>Prediction unchanged:predict reads feature fields, not the query label.</w:t>
+            </w:r>
+          </w:p>
+        </w:tc>
+      </w:tr>
+    </w:tbl>
+    <w:p>
+      <w:pPr>
+        <w:pStyle w:val="Heading2"/>
+      </w:pPr>
+      <w:r>
+        <w:t>Run or trace and retain the actual record</w:t>
+      </w:r>
+    </w:p>
+    <w:p>
+      <w:pPr>
+        <w:pStyle w:val="ListNumber"/>
+      </w:pPr>
+      <w:r>
+        <w:t>Capstone Gate 2: predict the comparison, run or trace the complete code, then retain the actual output and code copy. Check all gains and remaining errors. Save the freeze fields before the teacher releases references. Running this supplied paper kit reproduces a constructed example; it does not perform a real classroom review or evaluate your own plant project. Apply the same record structure to your actual project without copying these numbers as its results.</w:t>
+      </w:r>
+    </w:p>
+    <w:p>
+      <w:pPr>
+        <w:pStyle w:val="Heading2"/>
+      </w:pPr>
+      <w:r>
+        <w:t>Keep the experiment ledger</w:t>
       </w:r>
     </w:p>
     <w:tbl>
@@ -4114,14 +4964,6 @@
     </w:tbl>
     <w:p>
       <w:pPr>
-        <w:pStyle w:val="Heading3"/>
-      </w:pPr>
-      <w:r>
-        <w:t>Plan → try → check</w:t>
-      </w:r>
-    </w:p>
-    <w:p>
-      <w:pPr>
         <w:spacing w:line="336" w:lineRule="auto" w:after="180"/>
       </w:pPr>
       <w:r>
@@ -4133,15 +4975,10 @@
     </w:p>
     <w:p>
       <w:pPr>
-        <w:pStyle w:val="Heading1"/>
-      </w:pPr>
-      <w:r>
-        <w:t>10. Build your understanding</w:t>
-      </w:r>
-    </w:p>
-    <w:p>
-      <w:r>
-        <w:t>Move from recall to tracing, diagnosis and transfer in Capstone Train, Analyze, Improve. Explain why each step is justified.</w:t>
+        <w:pStyle w:val="Heading2"/>
+      </w:pPr>
+      <w:r>
+        <w:t>Earlier wording, alternatives and picture transcripts · reference / check after trying</w:t>
       </w:r>
     </w:p>
     <w:p>
@@ -4151,6 +4988,1706 @@
       <w:r>
         <w:rPr>
           <w:b/>
+        </w:rPr>
+        <w:t>EVIDENCE</w:t>
+      </w:r>
+      <w:r>
+        <w:rPr>
+          <w:b w:val="0"/>
+        </w:rPr>
+        <w:t xml:space="preserve"> LAB</w:t>
+      </w:r>
+    </w:p>
+    <w:p>
+      <w:pPr>
+        <w:pStyle w:val="Heading3"/>
+      </w:pPr>
+      <w:r>
+        <w:t>Predict → Run → Calculate → Interpret</w:t>
+      </w:r>
+    </w:p>
+    <w:p>
+      <w:pPr>
+        <w:spacing w:line="336" w:lineRule="auto" w:after="180"/>
+      </w:pPr>
+      <w:r>
+        <w:rPr>
+          <w:b w:val="0"/>
+        </w:rPr>
+        <w:t>Keep the test conditions fixed, record every result, and change only one planned factor.</w:t>
+      </w:r>
+    </w:p>
+    <w:p>
+      <w:r>
+        <w:drawing>
+          <wp:inline xmlns:a="http://schemas.openxmlformats.org/drawingml/2006/main" xmlns:pic="http://schemas.openxmlformats.org/drawingml/2006/picture">
+            <wp:extent cx="5486400" cy="2048256"/>
+            <wp:docPr id="20" name="Picture 20" descr="Guided ML lab for Week 35"/>
+            <wp:cNvGraphicFramePr>
+              <a:graphicFrameLocks noChangeAspect="1"/>
+            </wp:cNvGraphicFramePr>
+            <a:graphic>
+              <a:graphicData uri="http://schemas.openxmlformats.org/drawingml/2006/picture">
+                <pic:pic>
+                  <pic:nvPicPr>
+                    <pic:cNvPr id="0" name="7d9b0a9fbb3c189294a21988a4b610e724294a9a4769d68ca5aaede016951452.png"/>
+                    <pic:cNvPicPr/>
+                  </pic:nvPicPr>
+                  <pic:blipFill>
+                    <a:blip r:embed="rId23"/>
+                    <a:stretch>
+                      <a:fillRect/>
+                    </a:stretch>
+                  </pic:blipFill>
+                  <pic:spPr>
+                    <a:xfrm>
+                      <a:off x="0" y="0"/>
+                      <a:ext cx="5486400" cy="2048256"/>
+                    </a:xfrm>
+                    <a:prstGeom prst="rect"/>
+                  </pic:spPr>
+                </pic:pic>
+              </a:graphicData>
+            </a:graphic>
+          </wp:inline>
+        </w:drawing>
+      </w:r>
+    </w:p>
+    <w:p>
+      <w:pPr>
+        <w:spacing w:line="336" w:lineRule="auto" w:after="180"/>
+      </w:pPr>
+      <w:r>
+        <w:rPr>
+          <w:b w:val="0"/>
+        </w:rPr>
+        <w:t xml:space="preserve">1.  Write the hypothesis and expected </w:t>
+      </w:r>
+      <w:r>
+        <w:rPr>
+          <w:b/>
+        </w:rPr>
+        <w:t>evidence</w:t>
+      </w:r>
+      <w:r>
+        <w:rPr>
+          <w:b w:val="0"/>
+        </w:rPr>
+        <w:t xml:space="preserve"> before running.</w:t>
+      </w:r>
+    </w:p>
+    <w:p>
+      <w:pPr>
+        <w:spacing w:line="336" w:lineRule="auto" w:after="180"/>
+      </w:pPr>
+      <w:r>
+        <w:rPr>
+          <w:b w:val="0"/>
+        </w:rPr>
+        <w:t xml:space="preserve">2.  Capstone Gate 2: reproduce v1, cluster errors, approve one change, rerun fixed cases, and publish all gains and </w:t>
+      </w:r>
+      <w:r>
+        <w:rPr>
+          <w:b/>
+        </w:rPr>
+        <w:t>regression</w:t>
+      </w:r>
+      <w:r>
+        <w:rPr>
+          <w:b w:val="0"/>
+        </w:rPr>
+        <w:t>s.</w:t>
+      </w:r>
+    </w:p>
+    <w:p>
+      <w:pPr>
+        <w:spacing w:line="336" w:lineRule="auto" w:after="180"/>
+      </w:pPr>
+      <w:r>
+        <w:rPr>
+          <w:b w:val="0"/>
+        </w:rPr>
+        <w:t>3.  Run one normal, one boundary, one missing, and one shifted case.</w:t>
+      </w:r>
+    </w:p>
+    <w:p>
+      <w:pPr>
+        <w:spacing w:line="336" w:lineRule="auto" w:after="180"/>
+      </w:pPr>
+      <w:r>
+        <w:rPr>
+          <w:b w:val="0"/>
+        </w:rPr>
+        <w:t>4.  Calculate the metric from raw counts or row-level errors.</w:t>
+      </w:r>
+    </w:p>
+    <w:p>
+      <w:pPr>
+        <w:spacing w:line="336" w:lineRule="auto" w:after="180"/>
+      </w:pPr>
+      <w:r>
+        <w:rPr>
+          <w:b w:val="0"/>
+        </w:rPr>
+        <w:t>5.  Interpret what changed, what did not, and what remains unsafe or unknown.</w:t>
+      </w:r>
+    </w:p>
+    <w:p>
+      <w:pPr>
+        <w:pStyle w:val="Heading3"/>
+      </w:pPr>
+      <w:r>
+        <w:t>Plan → try → check</w:t>
+      </w:r>
+    </w:p>
+    <w:p>
+      <w:pPr>
+        <w:pStyle w:val="Heading1"/>
+      </w:pPr>
+      <w:r>
+        <w:t>14. Try alone: audit a fresh frozen evaluation</w:t>
+      </w:r>
+    </w:p>
+    <w:p>
+      <w:r>
+        <w:t>Explain accuracy,precision,recall and error trade-offs from the supplied matrix.</w:t>
+      </w:r>
+    </w:p>
+    <w:p>
+      <w:pPr>
+        <w:pStyle w:val="Heading2"/>
+      </w:pPr>
+      <w:r>
+        <w:t>Complete selected matrix and axes</w:t>
+      </w:r>
+    </w:p>
+    <w:p>
+      <w:pPr>
+        <w:spacing w:line="336" w:lineRule="auto" w:after="180"/>
+      </w:pPr>
+      <w:r>
+        <w:rPr>
+          <w:b w:val="0"/>
+        </w:rPr>
+        <w:t>Frozen candidate[[6, 2],[1, 3]] and baseline[[8, 0],[4, 0]] on 12 cases. Compute candidate metrics and compare error types.</w:t>
+      </w:r>
+    </w:p>
+    <w:p>
+      <w:pPr>
+        <w:spacing w:line="336" w:lineRule="auto" w:after="180"/>
+      </w:pPr>
+      <w:r>
+        <w:rPr>
+          <w:b w:val="0"/>
+        </w:rPr>
+        <w:t>This is a separate fully supplied 12-case frozen-matrix exercise, not the parcel kit’s hidden result. Rows are true clear/blocked and columns predicted clear/blocked; blocked is positive. Use its given counts and compare both kinds of error. Keep the first attempt before opening the teacher key; do not substitute the worked validation or pictured 16-case numbers.</w:t>
+      </w:r>
+    </w:p>
+    <w:p>
+      <w:pPr>
+        <w:pStyle w:val="Heading2"/>
+      </w:pPr>
+      <w:r>
+        <w:t>First attempt and support record</w:t>
+      </w:r>
+    </w:p>
+    <w:p>
+      <w:pPr>
+        <w:pStyle w:val="Heading3"/>
+      </w:pPr>
+      <w:r>
+        <w:t>My independent explanation, trace and limits</w:t>
+      </w:r>
+    </w:p>
+    <w:p>
+      <w:r>
+        <w:t>________________________________________________________________</w:t>
+      </w:r>
+    </w:p>
+    <w:p>
+      <w:r>
+        <w:t>________________________________________________________________</w:t>
+      </w:r>
+    </w:p>
+    <w:p>
+      <w:r>
+        <w:t>________________________________________________________________</w:t>
+      </w:r>
+    </w:p>
+    <w:p>
+      <w:r>
+        <w:t>________________________________________________________________</w:t>
+      </w:r>
+    </w:p>
+    <w:p>
+      <w:r>
+        <w:t>________________________________________________________________</w:t>
+      </w:r>
+    </w:p>
+    <w:p>
+      <w:r>
+        <w:t>________________________________________________________________</w:t>
+      </w:r>
+    </w:p>
+    <w:p>
+      <w:r>
+        <w:t>________________________________________________________________</w:t>
+      </w:r>
+    </w:p>
+    <w:p>
+      <w:pPr>
+        <w:spacing w:line="336" w:lineRule="auto" w:after="180"/>
+      </w:pPr>
+      <w:r>
+        <w:rPr>
+          <w:b w:val="0"/>
+        </w:rPr>
+        <w:t>Attempt this case before feedback. Record any help. Earlier examples below are further practice; a case already practised with feedback cannot establish fresh transfer.</w:t>
+      </w:r>
+    </w:p>
+    <w:p>
+      <w:pPr>
+        <w:spacing w:line="336" w:lineRule="auto" w:after="180"/>
+      </w:pPr>
+      <w:r>
+        <w:rPr>
+          <w:b w:val="0"/>
+        </w:rPr>
+        <w:t xml:space="preserve">Your teacher has the independent answer and scoring criteria. Complete the matching workbook week to keep your practice </w:t>
+      </w:r>
+      <w:r>
+        <w:rPr>
+          <w:b/>
+        </w:rPr>
+        <w:t>evidence</w:t>
+      </w:r>
+      <w:r>
+        <w:rPr>
+          <w:b w:val="0"/>
+        </w:rPr>
+        <w:t xml:space="preserve"> together.</w:t>
+      </w:r>
+    </w:p>
+    <w:p>
+      <w:pPr>
+        <w:pStyle w:val="Heading2"/>
+      </w:pPr>
+      <w:r>
+        <w:t>Use feedback after trying</w:t>
+      </w:r>
+    </w:p>
+    <w:p>
+      <w:pPr>
+        <w:spacing w:line="336" w:lineRule="auto" w:after="180"/>
+      </w:pPr>
+      <w:r>
+        <w:rPr>
+          <w:b w:val="0"/>
+        </w:rPr>
+        <w:t>Attempt the independent case before hints. Record whether you worked alone, used a hint or followed a model. After feedback, fix the first unsupported step and explain why it changed.</w:t>
+      </w:r>
+    </w:p>
+    <w:p>
+      <w:pPr>
+        <w:spacing w:line="336" w:lineRule="auto" w:after="180"/>
+      </w:pPr>
+      <w:r>
+        <w:rPr>
+          <w:b w:val="0"/>
+        </w:rPr>
+        <w:t>A later check uses a changed case, not a copied answer.</w:t>
+      </w:r>
+    </w:p>
+    <w:p>
+      <w:pPr>
+        <w:pStyle w:val="Heading2"/>
+      </w:pPr>
+      <w:r>
+        <w:t>Earlier wording, alternatives and picture transcripts · reference / check after trying</w:t>
+      </w:r>
+    </w:p>
+    <w:p>
+      <w:pPr>
+        <w:pStyle w:val="Heading3"/>
+      </w:pPr>
+      <w:r>
+        <w:t>Independent case: Apply independently</w:t>
+      </w:r>
+    </w:p>
+    <w:p>
+      <w:pPr>
+        <w:pStyle w:val="Heading3"/>
+      </w:pPr>
+      <w:r>
+        <w:t>Week 35 Independent application</w:t>
+      </w:r>
+    </w:p>
+    <w:p>
+      <w:pPr>
+        <w:spacing w:line="336" w:lineRule="auto" w:after="180"/>
+      </w:pPr>
+      <w:r>
+        <w:rPr>
+          <w:b w:val="0"/>
+        </w:rPr>
+        <w:t>Close the worked explanation. Apply the idea to this different question without copying.</w:t>
+      </w:r>
+    </w:p>
+    <w:p>
+      <w:pPr>
+        <w:spacing w:line="336" w:lineRule="auto" w:after="180"/>
+      </w:pPr>
+      <w:r>
+        <w:rPr>
+          <w:b w:val="0"/>
+        </w:rPr>
+        <w:t xml:space="preserve">A revision raises overall validation accuracy from </w:t>
+      </w:r>
+      <w:r>
+        <w:rPr>
+          <w:b/>
+        </w:rPr>
+        <w:t>80%</w:t>
+      </w:r>
+      <w:r>
+        <w:rPr>
+          <w:b w:val="0"/>
+        </w:rPr>
+        <w:t xml:space="preserve"> to 84% but lowers dim-light accuracy from </w:t>
+      </w:r>
+      <w:r>
+        <w:rPr>
+          <w:b/>
+        </w:rPr>
+        <w:t>60%</w:t>
+      </w:r>
+      <w:r>
+        <w:rPr>
+          <w:b w:val="0"/>
+        </w:rPr>
+        <w:t xml:space="preserve"> to 40%. How should the improvement claim change?</w:t>
+      </w:r>
+    </w:p>
+    <w:p>
+      <w:pPr>
+        <w:spacing w:line="336" w:lineRule="auto" w:after="180"/>
+      </w:pPr>
+      <w:r>
+        <w:rPr>
+          <w:b w:val="0"/>
+        </w:rPr>
+        <w:t xml:space="preserve">My answer, with a trace, calculation or supporting </w:t>
+      </w:r>
+      <w:r>
+        <w:rPr>
+          <w:b/>
+        </w:rPr>
+        <w:t>evidence</w:t>
+      </w:r>
+    </w:p>
+    <w:p>
+      <w:pPr>
+        <w:pStyle w:val="Heading3"/>
+      </w:pPr>
+      <w:r>
+        <w:t>Write or draw your reasoning and evidence.</w:t>
+      </w:r>
+    </w:p>
+    <w:p>
+      <w:r>
+        <w:t>________________________________________________________________</w:t>
+      </w:r>
+    </w:p>
+    <w:p>
+      <w:r>
+        <w:t>________________________________________________________________</w:t>
+      </w:r>
+    </w:p>
+    <w:p>
+      <w:r>
+        <w:t>________________________________________________________________</w:t>
+      </w:r>
+    </w:p>
+    <w:p>
+      <w:r>
+        <w:t>________________________________________________________________</w:t>
+      </w:r>
+    </w:p>
+    <w:p>
+      <w:r>
+        <w:t>________________________________________________________________</w:t>
+      </w:r>
+    </w:p>
+    <w:p>
+      <w:pPr>
+        <w:pStyle w:val="Heading3"/>
+      </w:pPr>
+      <w:r>
+        <w:t>Create and test</w:t>
+      </w:r>
+    </w:p>
+    <w:p>
+      <w:pPr>
+        <w:spacing w:line="336" w:lineRule="auto" w:after="180"/>
+      </w:pPr>
+      <w:r>
+        <w:rPr>
+          <w:b w:val="0"/>
+        </w:rPr>
+        <w:t>Change one relevant detail. Predict the result before testing. Include a boundary or missing-information case when it helps reveal a limit.</w:t>
+      </w:r>
+    </w:p>
+    <w:p>
+      <w:pPr>
+        <w:spacing w:line="336" w:lineRule="auto" w:after="180"/>
+      </w:pPr>
+      <w:r>
+        <w:rPr>
+          <w:b w:val="0"/>
+        </w:rPr>
+        <w:t xml:space="preserve">My changed </w:t>
+      </w:r>
+      <w:r>
+        <w:rPr>
+          <w:b/>
+        </w:rPr>
+        <w:t>input</w:t>
+      </w:r>
+      <w:r>
+        <w:rPr>
+          <w:b w:val="0"/>
+        </w:rPr>
+        <w:t xml:space="preserve"> and expected result</w:t>
+      </w:r>
+    </w:p>
+    <w:p>
+      <w:pPr>
+        <w:pStyle w:val="Heading3"/>
+      </w:pPr>
+      <w:r>
+        <w:t>Write or draw your reasoning and evidence.</w:t>
+      </w:r>
+    </w:p>
+    <w:p>
+      <w:r>
+        <w:t>________________________________________________________________</w:t>
+      </w:r>
+    </w:p>
+    <w:p>
+      <w:r>
+        <w:t>________________________________________________________________</w:t>
+      </w:r>
+    </w:p>
+    <w:p>
+      <w:r>
+        <w:t>________________________________________________________________</w:t>
+      </w:r>
+    </w:p>
+    <w:p>
+      <w:r>
+        <w:t>________________________________________________________________</w:t>
+      </w:r>
+    </w:p>
+    <w:p>
+      <w:r>
+        <w:t>________________________________________________________________</w:t>
+      </w:r>
+    </w:p>
+    <w:p>
+      <w:pPr>
+        <w:pStyle w:val="Heading3"/>
+      </w:pPr>
+      <w:r>
+        <w:t>Connect to your project</w:t>
+      </w:r>
+    </w:p>
+    <w:p>
+      <w:pPr>
+        <w:spacing w:line="336" w:lineRule="auto" w:after="180"/>
+      </w:pPr>
+      <w:r>
+        <w:rPr>
+          <w:b w:val="0"/>
+        </w:rPr>
+        <w:t>Finalize the Plant Classifier experiment record, confusion matrix, subgroup table, model card, and honest remaining-limit statement.</w:t>
+      </w:r>
+    </w:p>
+    <w:p>
+      <w:pPr>
+        <w:spacing w:line="336" w:lineRule="auto" w:after="180"/>
+      </w:pPr>
+      <w:r>
+        <w:rPr>
+          <w:b w:val="0"/>
+        </w:rPr>
+        <w:t xml:space="preserve">The </w:t>
+      </w:r>
+      <w:r>
+        <w:rPr>
+          <w:b/>
+        </w:rPr>
+        <w:t>evidence</w:t>
+      </w:r>
+      <w:r>
+        <w:rPr>
+          <w:b w:val="0"/>
+        </w:rPr>
+        <w:t xml:space="preserve"> I will keep</w:t>
+      </w:r>
+    </w:p>
+    <w:p>
+      <w:pPr>
+        <w:pStyle w:val="Heading3"/>
+      </w:pPr>
+      <w:r>
+        <w:t>Write or draw your reasoning and evidence.</w:t>
+      </w:r>
+    </w:p>
+    <w:p>
+      <w:r>
+        <w:t>________________________________________________________________</w:t>
+      </w:r>
+    </w:p>
+    <w:p>
+      <w:r>
+        <w:t>________________________________________________________________</w:t>
+      </w:r>
+    </w:p>
+    <w:p>
+      <w:r>
+        <w:t>________________________________________________________________</w:t>
+      </w:r>
+    </w:p>
+    <w:p>
+      <w:r>
+        <w:t>________________________________________________________________</w:t>
+      </w:r>
+    </w:p>
+    <w:p>
+      <w:r>
+        <w:t>________________________________________________________________</w:t>
+      </w:r>
+    </w:p>
+    <w:p>
+      <w:pPr>
+        <w:pStyle w:val="Heading3"/>
+      </w:pPr>
+      <w:r>
+        <w:t>Transfer practice from the original programme</w:t>
+      </w:r>
+    </w:p>
+    <w:p>
+      <w:pPr>
+        <w:spacing w:line="336" w:lineRule="auto" w:after="180"/>
+      </w:pPr>
+      <w:r>
+        <w:rPr>
+          <w:b w:val="0"/>
+        </w:rPr>
+        <w:t>A new model reduces validation errors from 8 to 5 but the team also removed three hard cases. Can improvement be attributed to the model? Propose a repair to the experiment.</w:t>
+      </w:r>
+    </w:p>
+    <w:p>
+      <w:pPr>
+        <w:pStyle w:val="Heading3"/>
+      </w:pPr>
+      <w:r>
+        <w:t>Explain the mechanism, evidence and one limit.</w:t>
+      </w:r>
+    </w:p>
+    <w:p>
+      <w:r>
+        <w:t>________________________________________________________________</w:t>
+      </w:r>
+    </w:p>
+    <w:p>
+      <w:r>
+        <w:t>________________________________________________________________</w:t>
+      </w:r>
+    </w:p>
+    <w:p>
+      <w:r>
+        <w:t>________________________________________________________________</w:t>
+      </w:r>
+    </w:p>
+    <w:p>
+      <w:r>
+        <w:t>________________________________________________________________</w:t>
+      </w:r>
+    </w:p>
+    <w:p>
+      <w:r>
+        <w:t>________________________________________________________________</w:t>
+      </w:r>
+    </w:p>
+    <w:p>
+      <w:r>
+        <w:t>________________________________________________________________</w:t>
+      </w:r>
+    </w:p>
+    <w:p>
+      <w:r>
+        <w:t>________________________________________________________________</w:t>
+      </w:r>
+    </w:p>
+    <w:p>
+      <w:pPr>
+        <w:pStyle w:val="Heading3"/>
+      </w:pPr>
+      <w:r>
+        <w:t>Use feedback to improve</w:t>
+      </w:r>
+    </w:p>
+    <w:p>
+      <w:pPr>
+        <w:pStyle w:val="Heading1"/>
+      </w:pPr>
+      <w:r>
+        <w:t>11. Build an inspectable capstone record</w:t>
+      </w:r>
+    </w:p>
+    <w:p>
+      <w:r>
+        <w:t>The reader should be able to separate selection evidence from final evidence.</w:t>
+      </w:r>
+    </w:p>
+    <w:p>
+      <w:pPr>
+        <w:pStyle w:val="Heading2"/>
+      </w:pPr>
+      <w:r>
+        <w:t>Project artifact and complete record</w:t>
+      </w:r>
+    </w:p>
+    <w:p>
+      <w:pPr>
+        <w:spacing w:line="336" w:lineRule="auto" w:after="180"/>
+      </w:pPr>
+      <w:r>
+        <w:rPr>
+          <w:b w:val="0"/>
+        </w:rPr>
+        <w:t>THIS WEEK'S CHECKPOINT  Finalize the Plant Classifier experiment record, confusion matrix, subgroup table, model card, and honest remaining-limit statement.</w:t>
+      </w:r>
+    </w:p>
+    <w:p>
+      <w:pPr>
+        <w:spacing w:line="336" w:lineRule="auto" w:after="180"/>
+      </w:pPr>
+      <w:r>
+        <w:rPr>
+          <w:b w:val="0"/>
+        </w:rPr>
+        <w:t>Keep the complete hypothesis, V1/V2 code and data versions, split/group membership, training-only preprocessing, all validation predictions/gains/regressions and actual freeze status. Your Plant Classifier project may have different labels, inputs and data; the parcel-kit scores are not its evidence.</w:t>
+      </w:r>
+    </w:p>
+    <w:p>
+      <w:pPr>
+        <w:spacing w:line="336" w:lineRule="auto" w:after="180"/>
+      </w:pPr>
+      <w:r>
+        <w:rPr>
+          <w:b w:val="0"/>
+        </w:rPr>
+        <w:t>After final release preserve baseline/candidate comparisons unchanged, and label any error-driven revision as a new development version needing fresh final evidence.</w:t>
+      </w:r>
+    </w:p>
+    <w:p>
+      <w:pPr>
+        <w:spacing w:line="336" w:lineRule="auto" w:after="180"/>
+      </w:pPr>
+      <w:r>
+        <w:rPr>
+          <w:b w:val="0"/>
+        </w:rPr>
+        <w:t xml:space="preserve">For your Responsible Plant Classifier, save the </w:t>
+      </w:r>
+      <w:r>
+        <w:rPr>
+          <w:b/>
+        </w:rPr>
+        <w:t>input</w:t>
+      </w:r>
+      <w:r>
+        <w:rPr>
+          <w:b w:val="0"/>
+        </w:rPr>
+        <w:t>, procedure, observed result and limitation of this check.</w:t>
+      </w:r>
+    </w:p>
+    <w:p>
+      <w:pPr>
+        <w:spacing w:line="336" w:lineRule="auto" w:after="180"/>
+      </w:pPr>
+      <w:r>
+        <w:rPr>
+          <w:b w:val="0"/>
+        </w:rPr>
+        <w:t>Label this worked example as practice; use a different, previously unreviewed case when checking independent understanding.</w:t>
+      </w:r>
+    </w:p>
+    <w:p>
+      <w:pPr>
+        <w:pStyle w:val="Heading2"/>
+      </w:pPr>
+      <w:r>
+        <w:t>Scope,human decision and remaining limits</w:t>
+      </w:r>
+    </w:p>
+    <w:p>
+      <w:pPr>
+        <w:spacing w:line="336" w:lineRule="auto" w:after="180"/>
+      </w:pPr>
+      <w:r>
+        <w:rPr>
+          <w:b w:val="0"/>
+        </w:rPr>
+        <w:t>Which requirement or risk does this artifact address?</w:t>
+      </w:r>
+    </w:p>
+    <w:p>
+      <w:pPr>
+        <w:spacing w:line="336" w:lineRule="auto" w:after="180"/>
+      </w:pPr>
+      <w:r>
+        <w:rPr>
+          <w:b w:val="0"/>
+        </w:rPr>
+        <w:t>Which dataset, split, code, and metric version does it use?</w:t>
+      </w:r>
+    </w:p>
+    <w:p>
+      <w:pPr>
+        <w:spacing w:line="336" w:lineRule="auto" w:after="180"/>
+      </w:pPr>
+      <w:r>
+        <w:rPr>
+          <w:b w:val="0"/>
+        </w:rPr>
+        <w:t>What normal and shifted cases were tested?</w:t>
+      </w:r>
+    </w:p>
+    <w:p>
+      <w:pPr>
+        <w:spacing w:line="336" w:lineRule="auto" w:after="180"/>
+      </w:pPr>
+      <w:r>
+        <w:rPr>
+          <w:b w:val="0"/>
+        </w:rPr>
+        <w:t>What remains uncertain or weak?</w:t>
+      </w:r>
+    </w:p>
+    <w:p>
+      <w:pPr>
+        <w:spacing w:line="336" w:lineRule="auto" w:after="180"/>
+      </w:pPr>
+      <w:r>
+        <w:rPr>
+          <w:b w:val="0"/>
+        </w:rPr>
+        <w:t>What decision still belongs to a teacher or qualified human?</w:t>
+      </w:r>
+    </w:p>
+    <w:p>
+      <w:pPr>
+        <w:spacing w:line="336" w:lineRule="auto" w:after="180"/>
+      </w:pPr>
+      <w:r>
+        <w:rPr>
+          <w:b w:val="0"/>
+        </w:rPr>
+        <w:t>RESPONSIBLE RELEASE  Never use this classroom prototype for medical, pesticide, agricultural, or other consequential decisions.</w:t>
+      </w:r>
+    </w:p>
+    <w:p>
+      <w:pPr>
+        <w:spacing w:line="336" w:lineRule="auto" w:after="180"/>
+      </w:pPr>
+      <w:r>
+        <w:rPr>
+          <w:b w:val="0"/>
+        </w:rPr>
+        <w:t xml:space="preserve">My </w:t>
+      </w:r>
+      <w:r>
+        <w:rPr>
+          <w:b/>
+        </w:rPr>
+        <w:t>evidence</w:t>
+      </w:r>
+      <w:r>
+        <w:rPr>
+          <w:b w:val="0"/>
+        </w:rPr>
+        <w:t>-linked project decision:</w:t>
+      </w:r>
+    </w:p>
+    <w:p>
+      <w:pPr>
+        <w:pStyle w:val="Heading2"/>
+      </w:pPr>
+      <w:r>
+        <w:t>Earlier wording, alternatives and picture transcripts · reference / check after trying</w:t>
+      </w:r>
+    </w:p>
+    <w:p>
+      <w:pPr>
+        <w:spacing w:line="336" w:lineRule="auto" w:after="180"/>
+      </w:pPr>
+      <w:r>
+        <w:rPr>
+          <w:b w:val="0"/>
+        </w:rPr>
+        <w:t>CUMULATIVE PROJECT</w:t>
+      </w:r>
+    </w:p>
+    <w:p>
+      <w:pPr>
+        <w:pStyle w:val="Heading3"/>
+      </w:pPr>
+      <w:r>
+        <w:t>Responsible Plant Classifier</w:t>
+      </w:r>
+    </w:p>
+    <w:p>
+      <w:pPr>
+        <w:spacing w:line="336" w:lineRule="auto" w:after="180"/>
+      </w:pPr>
+      <w:r>
+        <w:rPr>
+          <w:b w:val="0"/>
+        </w:rPr>
+        <w:t xml:space="preserve">Every week adds one reviewable artifact to the same </w:t>
+      </w:r>
+      <w:r>
+        <w:rPr>
+          <w:b/>
+        </w:rPr>
+        <w:t>evidence</w:t>
+      </w:r>
+      <w:r>
+        <w:rPr>
+          <w:b w:val="0"/>
+        </w:rPr>
+        <w:t>-based capstone.</w:t>
+      </w:r>
+    </w:p>
+    <w:p>
+      <w:r>
+        <w:drawing>
+          <wp:inline xmlns:a="http://schemas.openxmlformats.org/drawingml/2006/main" xmlns:pic="http://schemas.openxmlformats.org/drawingml/2006/picture">
+            <wp:extent cx="5486400" cy="2048256"/>
+            <wp:docPr id="21" name="Picture 21" descr="Responsible Plant Classifier checkpoint for Week 35"/>
+            <wp:cNvGraphicFramePr>
+              <a:graphicFrameLocks noChangeAspect="1"/>
+            </wp:cNvGraphicFramePr>
+            <a:graphic>
+              <a:graphicData uri="http://schemas.openxmlformats.org/drawingml/2006/picture">
+                <pic:pic>
+                  <pic:nvPicPr>
+                    <pic:cNvPr id="0" name="52165687cd7881859d84f1bfab7b57d0d16533cc029b7918ef4451305a0a56ee.png"/>
+                    <pic:cNvPicPr/>
+                  </pic:nvPicPr>
+                  <pic:blipFill>
+                    <a:blip r:embed="rId24"/>
+                    <a:stretch>
+                      <a:fillRect/>
+                    </a:stretch>
+                  </pic:blipFill>
+                  <pic:spPr>
+                    <a:xfrm>
+                      <a:off x="0" y="0"/>
+                      <a:ext cx="5486400" cy="2048256"/>
+                    </a:xfrm>
+                    <a:prstGeom prst="rect"/>
+                  </pic:spPr>
+                </pic:pic>
+              </a:graphicData>
+            </a:graphic>
+          </wp:inline>
+        </w:drawing>
+      </w:r>
+    </w:p>
+    <w:p>
+      <w:pPr>
+        <w:pStyle w:val="Heading3"/>
+      </w:pPr>
+      <w:r>
+        <w:t>Evidence for your project</w:t>
+      </w:r>
+    </w:p>
+    <w:p>
+      <w:pPr>
+        <w:pStyle w:val="Heading1"/>
+      </w:pPr>
+      <w:r>
+        <w:t>16. Finish with a selected version and a bounded claim</w:t>
+      </w:r>
+    </w:p>
+    <w:p>
+      <w:r>
+        <w:t>Name one remaining failure and the evidence needed next.</w:t>
+      </w:r>
+    </w:p>
+    <w:p>
+      <w:pPr>
+        <w:pStyle w:val="Heading2"/>
+      </w:pPr>
+      <w:r>
+        <w:t>Retrieve and explain</w:t>
+      </w:r>
+    </w:p>
+    <w:p>
+      <w:pPr>
+        <w:pStyle w:val="ListBullet"/>
+      </w:pPr>
+      <w:r>
+        <w:t>Close your notes. Explain this goal in your own words: Run a frozen final evaluation with complete accounting</w:t>
+      </w:r>
+    </w:p>
+    <w:p>
+      <w:pPr>
+        <w:pStyle w:val="Heading3"/>
+      </w:pPr>
+      <w:r>
+        <w:t>My deciding step, evidence and one remaining question</w:t>
+      </w:r>
+    </w:p>
+    <w:p>
+      <w:r>
+        <w:t>________________________________________________________________</w:t>
+      </w:r>
+    </w:p>
+    <w:p>
+      <w:r>
+        <w:t>________________________________________________________________</w:t>
+      </w:r>
+    </w:p>
+    <w:p>
+      <w:r>
+        <w:t>________________________________________________________________</w:t>
+      </w:r>
+    </w:p>
+    <w:p>
+      <w:r>
+        <w:t>________________________________________________________________</w:t>
+      </w:r>
+    </w:p>
+    <w:p>
+      <w:r>
+        <w:t>________________________________________________________________</w:t>
+      </w:r>
+    </w:p>
+    <w:p>
+      <w:pPr>
+        <w:pStyle w:val="Heading2"/>
+      </w:pPr>
+      <w:r>
+        <w:t>Plan a changed-case return</w:t>
+      </w:r>
+    </w:p>
+    <w:p>
+      <w:pPr>
+        <w:spacing w:line="336" w:lineRule="auto" w:after="180"/>
+      </w:pPr>
+      <w:r>
+        <w:rPr>
+          <w:b w:val="0"/>
+        </w:rPr>
+        <w:t xml:space="preserve">If you are unsure, return to the worked picture and explain one arrow. If you are ready, change an </w:t>
+      </w:r>
+      <w:r>
+        <w:rPr>
+          <w:b/>
+        </w:rPr>
+        <w:t>input</w:t>
+      </w:r>
+      <w:r>
+        <w:rPr>
+          <w:b w:val="0"/>
+        </w:rPr>
+        <w:t xml:space="preserve"> or assumption and justify your </w:t>
+      </w:r>
+      <w:r>
+        <w:rPr>
+          <w:b/>
+        </w:rPr>
+        <w:t>prediction</w:t>
+      </w:r>
+      <w:r>
+        <w:rPr>
+          <w:b w:val="0"/>
+        </w:rPr>
+        <w:t>.</w:t>
+      </w:r>
+    </w:p>
+    <w:p>
+      <w:pPr>
+        <w:spacing w:line="336" w:lineRule="auto" w:after="180"/>
+      </w:pPr>
+      <w:r>
+        <w:rPr>
+          <w:b w:val="0"/>
+        </w:rPr>
+        <w:t xml:space="preserve">Save your workbook </w:t>
+      </w:r>
+      <w:r>
+        <w:rPr>
+          <w:b/>
+        </w:rPr>
+        <w:t>evidence</w:t>
+      </w:r>
+      <w:r>
+        <w:rPr>
+          <w:b w:val="0"/>
+        </w:rPr>
+        <w:t>. At the next review, try a different case before opening your old answer.</w:t>
+      </w:r>
+    </w:p>
+    <w:p>
+      <w:pPr>
+        <w:pStyle w:val="Heading1"/>
+      </w:pPr>
+      <w:r>
+        <w:t>Reference bank and extra practice</w:t>
+      </w:r>
+    </w:p>
+    <w:p>
+      <w:pPr>
+        <w:pStyle w:val="Heading1"/>
+      </w:pPr>
+      <w:r>
+        <w:t>05. Reference · Words for the current experiment</w:t>
+      </w:r>
+    </w:p>
+    <w:p>
+      <w:r>
+        <w:t>Tie each word to a particular input, fitted choice or evidence record.</w:t>
+      </w:r>
+    </w:p>
+    <w:p>
+      <w:pPr>
+        <w:pStyle w:val="Heading2"/>
+      </w:pPr>
+      <w:r>
+        <w:t>Core vocabulary</w:t>
+      </w:r>
+    </w:p>
+    <w:tbl>
+      <w:tblPr>
+        <w:tblStyle w:val="LightShading-Accent1"/>
+        <w:tblW w:type="auto" w:w="0"/>
+        <w:tblLook w:firstColumn="1" w:firstRow="1" w:lastColumn="0" w:lastRow="0" w:noHBand="0" w:noVBand="1" w:val="04A0"/>
+      </w:tblPr>
+      <w:tblGrid>
+        <w:gridCol w:w="3408"/>
+        <w:gridCol w:w="3408"/>
+        <w:gridCol w:w="3408"/>
+      </w:tblGrid>
+      <w:tr>
+        <w:trPr>
+          <w:tblHeader/>
+        </w:trPr>
+        <w:tc>
+          <w:tcPr>
+            <w:tcW w:type="dxa" w:w="3408"/>
+          </w:tcPr>
+          <w:p>
+            <w:r>
+              <w:t>Term</w:t>
+            </w:r>
+          </w:p>
+        </w:tc>
+        <w:tc>
+          <w:tcPr>
+            <w:tcW w:type="dxa" w:w="3408"/>
+          </w:tcPr>
+          <w:p>
+            <w:r>
+              <w:t>Precise meaning</w:t>
+            </w:r>
+          </w:p>
+        </w:tc>
+        <w:tc>
+          <w:tcPr>
+            <w:tcW w:type="dxa" w:w="3408"/>
+          </w:tcPr>
+          <w:p>
+            <w:r>
+              <w:t>My ML example</w:t>
+            </w:r>
+          </w:p>
+        </w:tc>
+      </w:tr>
+      <w:tr>
+        <w:tc>
+          <w:tcPr>
+            <w:tcW w:type="dxa" w:w="3408"/>
+          </w:tcPr>
+          <w:p>
+            <w:r>
+              <w:t>baseline run</w:t>
+            </w:r>
+          </w:p>
+        </w:tc>
+        <w:tc>
+          <w:tcPr>
+            <w:tcW w:type="dxa" w:w="3408"/>
+          </w:tcPr>
+          <w:p>
+            <w:r>
+              <w:t>first reproducible model result</w:t>
+            </w:r>
+          </w:p>
+        </w:tc>
+        <w:tc>
+          <w:tcPr>
+            <w:tcW w:type="dxa" w:w="3408"/>
+          </w:tcPr>
+          <w:p>
+            <w:r/>
+          </w:p>
+        </w:tc>
+      </w:tr>
+      <w:tr>
+        <w:tc>
+          <w:tcPr>
+            <w:tcW w:type="dxa" w:w="3408"/>
+          </w:tcPr>
+          <w:p>
+            <w:r>
+              <w:t>error audit</w:t>
+            </w:r>
+          </w:p>
+        </w:tc>
+        <w:tc>
+          <w:tcPr>
+            <w:tcW w:type="dxa" w:w="3408"/>
+          </w:tcPr>
+          <w:p>
+            <w:r>
+              <w:t>systematic review of mistakes</w:t>
+            </w:r>
+          </w:p>
+        </w:tc>
+        <w:tc>
+          <w:tcPr>
+            <w:tcW w:type="dxa" w:w="3408"/>
+          </w:tcPr>
+          <w:p>
+            <w:r/>
+          </w:p>
+        </w:tc>
+      </w:tr>
+      <w:tr>
+        <w:tc>
+          <w:tcPr>
+            <w:tcW w:type="dxa" w:w="3408"/>
+          </w:tcPr>
+          <w:p>
+            <w:r>
+              <w:t>before/after</w:t>
+            </w:r>
+          </w:p>
+        </w:tc>
+        <w:tc>
+          <w:tcPr>
+            <w:tcW w:type="dxa" w:w="3408"/>
+          </w:tcPr>
+          <w:p>
+            <w:r>
+              <w:t>same evaluation around one change</w:t>
+            </w:r>
+          </w:p>
+        </w:tc>
+        <w:tc>
+          <w:tcPr>
+            <w:tcW w:type="dxa" w:w="3408"/>
+          </w:tcPr>
+          <w:p>
+            <w:r/>
+          </w:p>
+        </w:tc>
+      </w:tr>
+      <w:tr>
+        <w:tc>
+          <w:tcPr>
+            <w:tcW w:type="dxa" w:w="3408"/>
+          </w:tcPr>
+          <w:p>
+            <w:r>
+              <w:t>regression</w:t>
+            </w:r>
+          </w:p>
+        </w:tc>
+        <w:tc>
+          <w:tcPr>
+            <w:tcW w:type="dxa" w:w="3408"/>
+          </w:tcPr>
+          <w:p>
+            <w:r>
+              <w:t>previously passing case now fails</w:t>
+            </w:r>
+          </w:p>
+        </w:tc>
+        <w:tc>
+          <w:tcPr>
+            <w:tcW w:type="dxa" w:w="3408"/>
+          </w:tcPr>
+          <w:p>
+            <w:r/>
+          </w:p>
+        </w:tc>
+      </w:tr>
+    </w:tbl>
+    <w:p>
+      <w:pPr>
+        <w:pStyle w:val="Heading2"/>
+      </w:pPr>
+      <w:r>
+        <w:t>Closer-explanation terms</w:t>
+      </w:r>
+    </w:p>
+    <w:tbl>
+      <w:tblPr>
+        <w:tblStyle w:val="LightShading-Accent1"/>
+        <w:tblW w:type="auto" w:w="0"/>
+        <w:tblLook w:firstColumn="1" w:firstRow="1" w:lastColumn="0" w:lastRow="0" w:noHBand="0" w:noVBand="1" w:val="04A0"/>
+      </w:tblPr>
+      <w:tblGrid>
+        <w:gridCol w:w="5112"/>
+        <w:gridCol w:w="5112"/>
+      </w:tblGrid>
+      <w:tr>
+        <w:trPr>
+          <w:tblHeader/>
+        </w:trPr>
+        <w:tc>
+          <w:tcPr>
+            <w:tcW w:type="dxa" w:w="5112"/>
+          </w:tcPr>
+          <w:p>
+            <w:r>
+              <w:t>Word</w:t>
+            </w:r>
+          </w:p>
+        </w:tc>
+        <w:tc>
+          <w:tcPr>
+            <w:tcW w:type="dxa" w:w="5112"/>
+          </w:tcPr>
+          <w:p>
+            <w:r>
+              <w:t>Meaning</w:t>
+            </w:r>
+          </w:p>
+        </w:tc>
+      </w:tr>
+      <w:tr>
+        <w:tc>
+          <w:tcPr>
+            <w:tcW w:type="dxa" w:w="5112"/>
+          </w:tcPr>
+          <w:p>
+            <w:r>
+              <w:t>Final evaluation</w:t>
+            </w:r>
+          </w:p>
+        </w:tc>
+        <w:tc>
+          <w:tcPr>
+            <w:tcW w:type="dxa" w:w="5112"/>
+          </w:tcPr>
+          <w:p>
+            <w:r>
+              <w:t>Assessment of the frozen procedure on held-out evidence</w:t>
+            </w:r>
+          </w:p>
+        </w:tc>
+      </w:tr>
+      <w:tr>
+        <w:tc>
+          <w:tcPr>
+            <w:tcW w:type="dxa" w:w="5112"/>
+          </w:tcPr>
+          <w:p>
+            <w:r>
+              <w:t>Error audit</w:t>
+            </w:r>
+          </w:p>
+        </w:tc>
+        <w:tc>
+          <w:tcPr>
+            <w:tcW w:type="dxa" w:w="5112"/>
+          </w:tcPr>
+          <w:p>
+            <w:r>
+              <w:t>A documented inspection of mistakes and missing predictions</w:t>
+            </w:r>
+          </w:p>
+        </w:tc>
+      </w:tr>
+      <w:tr>
+        <w:tc>
+          <w:tcPr>
+            <w:tcW w:type="dxa" w:w="5112"/>
+          </w:tcPr>
+          <w:p>
+            <w:r>
+              <w:t>Revision log</w:t>
+            </w:r>
+          </w:p>
+        </w:tc>
+        <w:tc>
+          <w:tcPr>
+            <w:tcW w:type="dxa" w:w="5112"/>
+          </w:tcPr>
+          <w:p>
+            <w:r>
+              <w:t>A record of changes, reasons and affected evidence</w:t>
+            </w:r>
+          </w:p>
+        </w:tc>
+      </w:tr>
+      <w:tr>
+        <w:tc>
+          <w:tcPr>
+            <w:tcW w:type="dxa" w:w="5112"/>
+          </w:tcPr>
+          <w:p>
+            <w:r>
+              <w:t>Evidence status</w:t>
+            </w:r>
+          </w:p>
+        </w:tc>
+        <w:tc>
+          <w:tcPr>
+            <w:tcW w:type="dxa" w:w="5112"/>
+          </w:tcPr>
+          <w:p>
+            <w:r>
+              <w:t>Whether a result is development, untouched test or post-test reuse</w:t>
+            </w:r>
+          </w:p>
+        </w:tc>
+      </w:tr>
+    </w:tbl>
+    <w:p>
+      <w:pPr>
+        <w:pStyle w:val="Heading2"/>
+      </w:pPr>
+      <w:r>
+        <w:t>Earlier wording, alternatives and picture transcripts · reference / check after trying</w:t>
+      </w:r>
+    </w:p>
+    <w:p>
+      <w:pPr>
+        <w:spacing w:line="336" w:lineRule="auto" w:after="180"/>
+      </w:pPr>
+      <w:r>
+        <w:rPr>
+          <w:b w:val="0"/>
+        </w:rPr>
+        <w:t>VOCABULARY</w:t>
+      </w:r>
+    </w:p>
+    <w:p>
+      <w:pPr>
+        <w:pStyle w:val="Heading3"/>
+      </w:pPr>
+      <w:r>
+        <w:t>Words You Can Calculate and Defend</w:t>
+      </w:r>
+    </w:p>
+    <w:p>
+      <w:pPr>
+        <w:spacing w:line="336" w:lineRule="auto" w:after="180"/>
+      </w:pPr>
+      <w:r>
+        <w:rPr>
+          <w:b w:val="0"/>
+        </w:rPr>
+        <w:t>A definition matters when it lets you interpret a new dataset, model, or result.</w:t>
+      </w:r>
+    </w:p>
+    <w:p>
+      <w:r>
+        <w:drawing>
+          <wp:inline xmlns:a="http://schemas.openxmlformats.org/drawingml/2006/main" xmlns:pic="http://schemas.openxmlformats.org/drawingml/2006/picture">
+            <wp:extent cx="5237018" cy="3200400"/>
+            <wp:docPr id="22" name="Picture 22" descr="Vocabulary: baseline run, first reproducible model result"/>
+            <wp:cNvGraphicFramePr>
+              <a:graphicFrameLocks noChangeAspect="1"/>
+            </wp:cNvGraphicFramePr>
+            <a:graphic>
+              <a:graphicData uri="http://schemas.openxmlformats.org/drawingml/2006/picture">
+                <pic:pic>
+                  <pic:nvPicPr>
+                    <pic:cNvPr id="0" name="a05f06f0b85688de6f44ac1a2f1c797bab1fd586dea0e84088c0e77ac14e1c3b.png"/>
+                    <pic:cNvPicPr/>
+                  </pic:nvPicPr>
+                  <pic:blipFill>
+                    <a:blip r:embed="rId25"/>
+                    <a:stretch>
+                      <a:fillRect/>
+                    </a:stretch>
+                  </pic:blipFill>
+                  <pic:spPr>
+                    <a:xfrm>
+                      <a:off x="0" y="0"/>
+                      <a:ext cx="5237018" cy="3200400"/>
+                    </a:xfrm>
+                    <a:prstGeom prst="rect"/>
+                  </pic:spPr>
+                </pic:pic>
+              </a:graphicData>
+            </a:graphic>
+          </wp:inline>
+        </w:drawing>
+      </w:r>
+    </w:p>
+    <w:p>
+      <w:r>
+        <w:drawing>
+          <wp:inline xmlns:a="http://schemas.openxmlformats.org/drawingml/2006/main" xmlns:pic="http://schemas.openxmlformats.org/drawingml/2006/picture">
+            <wp:extent cx="5237018" cy="3200400"/>
+            <wp:docPr id="23" name="Picture 23" descr="Vocabulary: error audit, systematic review of mistakes"/>
+            <wp:cNvGraphicFramePr>
+              <a:graphicFrameLocks noChangeAspect="1"/>
+            </wp:cNvGraphicFramePr>
+            <a:graphic>
+              <a:graphicData uri="http://schemas.openxmlformats.org/drawingml/2006/picture">
+                <pic:pic>
+                  <pic:nvPicPr>
+                    <pic:cNvPr id="0" name="18e68944bc72913e9e2bc91cbd06591c9e8285b73e034dc61e22c8d631689f6d.png"/>
+                    <pic:cNvPicPr/>
+                  </pic:nvPicPr>
+                  <pic:blipFill>
+                    <a:blip r:embed="rId26"/>
+                    <a:stretch>
+                      <a:fillRect/>
+                    </a:stretch>
+                  </pic:blipFill>
+                  <pic:spPr>
+                    <a:xfrm>
+                      <a:off x="0" y="0"/>
+                      <a:ext cx="5237018" cy="3200400"/>
+                    </a:xfrm>
+                    <a:prstGeom prst="rect"/>
+                  </pic:spPr>
+                </pic:pic>
+              </a:graphicData>
+            </a:graphic>
+          </wp:inline>
+        </w:drawing>
+      </w:r>
+    </w:p>
+    <w:p>
+      <w:r>
+        <w:drawing>
+          <wp:inline xmlns:a="http://schemas.openxmlformats.org/drawingml/2006/main" xmlns:pic="http://schemas.openxmlformats.org/drawingml/2006/picture">
+            <wp:extent cx="5237018" cy="3200400"/>
+            <wp:docPr id="24" name="Picture 24" descr="Vocabulary: before/after, same evaluation around one change"/>
+            <wp:cNvGraphicFramePr>
+              <a:graphicFrameLocks noChangeAspect="1"/>
+            </wp:cNvGraphicFramePr>
+            <a:graphic>
+              <a:graphicData uri="http://schemas.openxmlformats.org/drawingml/2006/picture">
+                <pic:pic>
+                  <pic:nvPicPr>
+                    <pic:cNvPr id="0" name="631847151a679056d56d2a3178f2453be2c618ddc99a2080743168abb8ccc8e8.png"/>
+                    <pic:cNvPicPr/>
+                  </pic:nvPicPr>
+                  <pic:blipFill>
+                    <a:blip r:embed="rId27"/>
+                    <a:stretch>
+                      <a:fillRect/>
+                    </a:stretch>
+                  </pic:blipFill>
+                  <pic:spPr>
+                    <a:xfrm>
+                      <a:off x="0" y="0"/>
+                      <a:ext cx="5237018" cy="3200400"/>
+                    </a:xfrm>
+                    <a:prstGeom prst="rect"/>
+                  </pic:spPr>
+                </pic:pic>
+              </a:graphicData>
+            </a:graphic>
+          </wp:inline>
+        </w:drawing>
+      </w:r>
+    </w:p>
+    <w:p>
+      <w:r>
+        <w:drawing>
+          <wp:inline xmlns:a="http://schemas.openxmlformats.org/drawingml/2006/main" xmlns:pic="http://schemas.openxmlformats.org/drawingml/2006/picture">
+            <wp:extent cx="5237018" cy="3200400"/>
+            <wp:docPr id="25" name="Picture 25" descr="Vocabulary: regression, previously passing case now fails"/>
+            <wp:cNvGraphicFramePr>
+              <a:graphicFrameLocks noChangeAspect="1"/>
+            </wp:cNvGraphicFramePr>
+            <a:graphic>
+              <a:graphicData uri="http://schemas.openxmlformats.org/drawingml/2006/picture">
+                <pic:pic>
+                  <pic:nvPicPr>
+                    <pic:cNvPr id="0" name="a555b4b4e47cfa4b29beb105febfbe5af3e552783e1908cc30a737354e96ed16.png"/>
+                    <pic:cNvPicPr/>
+                  </pic:nvPicPr>
+                  <pic:blipFill>
+                    <a:blip r:embed="rId28"/>
+                    <a:stretch>
+                      <a:fillRect/>
+                    </a:stretch>
+                  </pic:blipFill>
+                  <pic:spPr>
+                    <a:xfrm>
+                      <a:off x="0" y="0"/>
+                      <a:ext cx="5237018" cy="3200400"/>
+                    </a:xfrm>
+                    <a:prstGeom prst="rect"/>
+                  </pic:spPr>
+                </pic:pic>
+              </a:graphicData>
+            </a:graphic>
+          </wp:inline>
+        </w:drawing>
+      </w:r>
+    </w:p>
+    <w:p>
+      <w:pPr>
+        <w:spacing w:line="336" w:lineRule="auto" w:after="180"/>
+      </w:pPr>
+      <w:r>
+        <w:rPr>
+          <w:b w:val="0"/>
+        </w:rPr>
+        <w:t>MISCONCEPTION TO REPAIR  A higher overall score proves every important aspect improved.</w:t>
+      </w:r>
+    </w:p>
+    <w:p>
+      <w:pPr>
+        <w:spacing w:line="336" w:lineRule="auto" w:after="180"/>
+      </w:pPr>
+      <w:r>
+        <w:rPr>
+          <w:b w:val="0"/>
+        </w:rPr>
+        <w:t>Repair the claim using a definition, calculation, or test record:</w:t>
+      </w:r>
+    </w:p>
+    <w:p>
+      <w:pPr>
+        <w:pStyle w:val="Heading3"/>
+      </w:pPr>
+      <w:r>
+        <w:t>Words used in the closer explanation</w:t>
+      </w:r>
+    </w:p>
+    <w:p>
+      <w:pPr>
+        <w:pStyle w:val="Heading1"/>
+      </w:pPr>
+      <w:r>
+        <w:t>10. Extra challenge · Build a stronger explanation</w:t>
+      </w:r>
+    </w:p>
+    <w:p>
+      <w:r>
+        <w:t>Choose the next useful challenge after the main route.</w:t>
+      </w:r>
+    </w:p>
+    <w:p>
+      <w:pPr>
+        <w:pStyle w:val="Heading2"/>
+      </w:pPr>
+      <w:r>
+        <w:t>Thinking ladder</w:t>
+      </w:r>
+    </w:p>
+    <w:p>
+      <w:pPr>
+        <w:pStyle w:val="ListBullet"/>
+      </w:pPr>
+      <w:r>
+        <w:t>DEFINE  Use all four terms precisely: baseline run, error audit, before/after, regression.</w:t>
+      </w:r>
+    </w:p>
+    <w:p>
+      <w:pPr>
+        <w:pStyle w:val="ListBullet"/>
+      </w:pPr>
+      <w:r>
+        <w:t>CALCULATE  Reproduce the worked evidence with units and denominator.</w:t>
+      </w:r>
+    </w:p>
+    <w:p>
+      <w:pPr>
+        <w:pStyle w:val="ListBullet"/>
+      </w:pPr>
+      <w:r>
+        <w:t>TRACE  Explain the data, code or decision path.</w:t>
+      </w:r>
+    </w:p>
+    <w:p>
+      <w:pPr>
+        <w:pStyle w:val="ListBullet"/>
+      </w:pPr>
+      <w:r>
+        <w:t>DIAGNOSE  A higher overall score proves every important aspect improved.</w:t>
+      </w:r>
+    </w:p>
+    <w:p>
+      <w:pPr>
+        <w:pStyle w:val="ListBullet"/>
+      </w:pPr>
+      <w:r>
+        <w:t>TRANSFER  Solve a fresh dataset or model case.</w:t>
+      </w:r>
+    </w:p>
+    <w:p>
+      <w:pPr>
+        <w:pStyle w:val="ListBullet"/>
+      </w:pPr>
+      <w:r>
+        <w:t>IMPROVE  Change one cause and rerun fixed evidence.</w:t>
+      </w:r>
+    </w:p>
+    <w:p>
+      <w:pPr>
+        <w:pStyle w:val="ListBullet"/>
+      </w:pPr>
+      <w:r>
+        <w:t>DEFEND  State intended use, metric, limitation, and human responsibility.</w:t>
+      </w:r>
+    </w:p>
+    <w:p>
+      <w:pPr>
+        <w:spacing w:line="336" w:lineRule="auto" w:after="180"/>
+      </w:pPr>
+      <w:r>
+        <w:rPr>
+          <w:b w:val="0"/>
+        </w:rPr>
+        <w:t>MASTERY RULE  A coached calculation becomes mastery only after a different case is completed independently.</w:t>
+      </w:r>
+    </w:p>
+    <w:p>
+      <w:pPr>
+        <w:pStyle w:val="Heading2"/>
+      </w:pPr>
+      <w:r>
+        <w:t>Earlier wording, alternatives and picture transcripts · reference / check after trying</w:t>
+      </w:r>
+    </w:p>
+    <w:p>
+      <w:pPr>
+        <w:spacing w:line="336" w:lineRule="auto" w:after="180"/>
+      </w:pPr>
+      <w:r>
+        <w:rPr>
+          <w:b w:val="0"/>
         </w:rPr>
         <w:t>MASTERY</w:t>
       </w:r>
@@ -4191,7 +6728,7 @@
         <w:drawing>
           <wp:inline xmlns:a="http://schemas.openxmlformats.org/drawingml/2006/main" xmlns:pic="http://schemas.openxmlformats.org/drawingml/2006/picture">
             <wp:extent cx="5486400" cy="1865376"/>
-            <wp:docPr id="19" name="Picture 19" descr="Seven-step ML Builder mastery ladder"/>
+            <wp:docPr id="26" name="Picture 26" descr="Seven-step ML Builder mastery ladder"/>
             <wp:cNvGraphicFramePr>
               <a:graphicFrameLocks noChangeAspect="1"/>
             </wp:cNvGraphicFramePr>
@@ -4203,7 +6740,7 @@
                     <pic:cNvPicPr/>
                   </pic:nvPicPr>
                   <pic:blipFill>
-                    <a:blip r:embed="rId26"/>
+                    <a:blip r:embed="rId29"/>
                     <a:stretch>
                       <a:fillRect/>
                     </a:stretch>
@@ -4224,222 +6761,117 @@
     </w:p>
     <w:p>
       <w:pPr>
+        <w:pStyle w:val="Heading1"/>
+      </w:pPr>
+      <w:r>
+        <w:t>12. Reference · Inspect your evidence</w:t>
+      </w:r>
+    </w:p>
+    <w:p>
+      <w:r>
+        <w:t>Use after practice; keep the selected separate12-case frozen matrix for the individual attempt.</w:t>
+      </w:r>
+    </w:p>
+    <w:p>
+      <w:pPr>
+        <w:pStyle w:val="Heading2"/>
+      </w:pPr>
+      <w:r>
+        <w:t>Experiment evidence checklist</w:t>
+      </w:r>
+    </w:p>
+    <w:p>
+      <w:pPr>
+        <w:pStyle w:val="ListBullet"/>
+      </w:pPr>
+      <w:r>
+        <w:t>□ Define the task, feature/target roles, and intended-use boundary.</w:t>
+      </w:r>
+    </w:p>
+    <w:p>
+      <w:pPr>
+        <w:pStyle w:val="ListBullet"/>
+      </w:pPr>
+      <w:r>
+        <w:t>□ Show the calculation, code trace, or experiment record.</w:t>
+      </w:r>
+    </w:p>
+    <w:p>
+      <w:pPr>
+        <w:pStyle w:val="ListBullet"/>
+      </w:pPr>
+      <w:r>
+        <w:t>□ Test a normal case and one revealing boundary, missing, or shifted case.</w:t>
+      </w:r>
+    </w:p>
+    <w:p>
+      <w:pPr>
+        <w:pStyle w:val="ListBullet"/>
+      </w:pPr>
+      <w:r>
+        <w:t>□ Diagnose one failure without changing several factors at once.</w:t>
+      </w:r>
+    </w:p>
+    <w:p>
+      <w:pPr>
+        <w:pStyle w:val="ListBullet"/>
+      </w:pPr>
+      <w:r>
+        <w:t>□ Name a limitation, fairness concern, and the human-review action.</w:t>
+      </w:r>
+    </w:p>
+    <w:p>
+      <w:pPr>
+        <w:pStyle w:val="ListBullet"/>
+      </w:pPr>
+      <w:r>
+        <w:t>Independent evidence and defense:</w:t>
+      </w:r>
+    </w:p>
+    <w:p>
+      <w:pPr>
+        <w:pStyle w:val="ListBullet"/>
+      </w:pPr>
+      <w:r>
+        <w:t>My level:  □ Not yet  □ With one hint  □ Independently  □ I can teach and defend it</w:t>
+      </w:r>
+    </w:p>
+    <w:p>
+      <w:pPr>
+        <w:pStyle w:val="Heading2"/>
+      </w:pPr>
+      <w:r>
+        <w:t>Earlier wording, alternatives and picture transcripts · reference / check after trying</w:t>
+      </w:r>
+    </w:p>
+    <w:p>
+      <w:pPr>
         <w:spacing w:line="336" w:lineRule="auto" w:after="180"/>
       </w:pPr>
       <w:r>
         <w:rPr>
           <w:b w:val="0"/>
         </w:rPr>
-        <w:t xml:space="preserve">DEFINE  Use all four terms precisely: </w:t>
-      </w:r>
-      <w:r>
-        <w:rPr>
-          <w:b/>
-        </w:rPr>
-        <w:t>baseline run</w:t>
-      </w:r>
+        <w:t>INDEPENDENT PROOF</w:t>
+      </w:r>
+    </w:p>
+    <w:p>
+      <w:pPr>
+        <w:pStyle w:val="Heading3"/>
+      </w:pPr>
+      <w:r>
+        <w:t>Explain • Calculate • Transfer • Defend</w:t>
+      </w:r>
+    </w:p>
+    <w:p>
+      <w:pPr>
+        <w:spacing w:line="336" w:lineRule="auto" w:after="180"/>
+      </w:pPr>
       <w:r>
         <w:rPr>
           <w:b w:val="0"/>
         </w:rPr>
-        <w:t xml:space="preserve">, </w:t>
-      </w:r>
-      <w:r>
-        <w:rPr>
-          <w:b/>
-        </w:rPr>
-        <w:t>error audit</w:t>
-      </w:r>
-      <w:r>
-        <w:rPr>
-          <w:b w:val="0"/>
-        </w:rPr>
-        <w:t xml:space="preserve">, </w:t>
-      </w:r>
-      <w:r>
-        <w:rPr>
-          <w:b/>
-        </w:rPr>
-        <w:t>before/after</w:t>
-      </w:r>
-      <w:r>
-        <w:rPr>
-          <w:b w:val="0"/>
-        </w:rPr>
-        <w:t xml:space="preserve">, </w:t>
-      </w:r>
-      <w:r>
-        <w:rPr>
-          <w:b/>
-        </w:rPr>
-        <w:t>regression</w:t>
-      </w:r>
-      <w:r>
-        <w:rPr>
-          <w:b w:val="0"/>
-        </w:rPr>
-        <w:t>.</w:t>
-      </w:r>
-    </w:p>
-    <w:p>
-      <w:pPr>
-        <w:spacing w:line="336" w:lineRule="auto" w:after="180"/>
-      </w:pPr>
-      <w:r>
-        <w:rPr>
-          <w:b w:val="0"/>
-        </w:rPr>
-        <w:t xml:space="preserve">CALCULATE  Reproduce the worked </w:t>
-      </w:r>
-      <w:r>
-        <w:rPr>
-          <w:b/>
-        </w:rPr>
-        <w:t>evidence</w:t>
-      </w:r>
-      <w:r>
-        <w:rPr>
-          <w:b w:val="0"/>
-        </w:rPr>
-        <w:t xml:space="preserve"> with units and denominator.</w:t>
-      </w:r>
-    </w:p>
-    <w:p>
-      <w:pPr>
-        <w:spacing w:line="336" w:lineRule="auto" w:after="180"/>
-        <w:shd w:fill="F4F9FC"/>
-      </w:pPr>
-      <w:r>
-        <w:rPr>
-          <w:b w:val="0"/>
-        </w:rPr>
-        <w:t>TRACE  Explain the data, code or decision path.</w:t>
-      </w:r>
-    </w:p>
-    <w:p>
-      <w:pPr>
-        <w:spacing w:line="336" w:lineRule="auto" w:after="180"/>
-        <w:shd w:fill="F4F9FC"/>
-      </w:pPr>
-      <w:r>
-        <w:rPr>
-          <w:b w:val="0"/>
-        </w:rPr>
-        <w:t>DIAGNOSE  A higher overall score proves every important aspect improved.</w:t>
-      </w:r>
-    </w:p>
-    <w:p>
-      <w:pPr>
-        <w:spacing w:line="336" w:lineRule="auto" w:after="180"/>
-        <w:shd w:fill="F4F9FC"/>
-      </w:pPr>
-      <w:r>
-        <w:rPr>
-          <w:b w:val="0"/>
-        </w:rPr>
-        <w:t>TRANSFER  Solve a fresh dataset or model case.</w:t>
-      </w:r>
-    </w:p>
-    <w:p>
-      <w:pPr>
-        <w:spacing w:line="336" w:lineRule="auto" w:after="180"/>
-      </w:pPr>
-      <w:r>
-        <w:rPr>
-          <w:b w:val="0"/>
-        </w:rPr>
-        <w:t xml:space="preserve">IMPROVE  Change one cause and rerun fixed </w:t>
-      </w:r>
-      <w:r>
-        <w:rPr>
-          <w:b/>
-        </w:rPr>
-        <w:t>evidence</w:t>
-      </w:r>
-      <w:r>
-        <w:rPr>
-          <w:b w:val="0"/>
-        </w:rPr>
-        <w:t>.</w:t>
-      </w:r>
-    </w:p>
-    <w:p>
-      <w:pPr>
-        <w:spacing w:line="336" w:lineRule="auto" w:after="180"/>
-        <w:shd w:fill="F4F9FC"/>
-      </w:pPr>
-      <w:r>
-        <w:rPr>
-          <w:b w:val="0"/>
-        </w:rPr>
-        <w:t>DEFEND  State intended use, metric, limitation, and human responsibility.</w:t>
-      </w:r>
-    </w:p>
-    <w:p>
-      <w:pPr>
-        <w:spacing w:line="336" w:lineRule="auto" w:after="180"/>
-        <w:shd w:fill="F1F6F8"/>
-      </w:pPr>
-      <w:r>
-        <w:rPr>
-          <w:b w:val="0"/>
-        </w:rPr>
-        <w:t>MASTERY RULE  A coached calculation becomes mastery only after a different case is completed independently.</w:t>
-      </w:r>
-    </w:p>
-    <w:p>
-      <w:pPr>
-        <w:pStyle w:val="Heading1"/>
-      </w:pPr>
-      <w:r>
-        <w:t>11. Connect your project</w:t>
-      </w:r>
-    </w:p>
-    <w:p>
-      <w:r>
-        <w:t>Apply this week’s idea to Responsible Plant Classifier. Keep an annotated decision and the evidence supporting it.</w:t>
-      </w:r>
-    </w:p>
-    <w:p>
-      <w:pPr>
-        <w:spacing w:line="336" w:lineRule="auto" w:after="180"/>
-      </w:pPr>
-      <w:r>
-        <w:rPr>
-          <w:b/>
-        </w:rPr>
-        <w:t>CUMULATIVE PROJECT</w:t>
-      </w:r>
-    </w:p>
-    <w:p>
-      <w:pPr>
-        <w:pStyle w:val="Heading3"/>
-      </w:pPr>
-      <w:r>
-        <w:t>Responsible Plant Classifier</w:t>
-      </w:r>
-    </w:p>
-    <w:p>
-      <w:pPr>
-        <w:spacing w:line="336" w:lineRule="auto" w:after="180"/>
-      </w:pPr>
-      <w:r>
-        <w:rPr>
-          <w:b w:val="0"/>
-        </w:rPr>
-        <w:t xml:space="preserve">Every week adds one reviewable artifact to the same </w:t>
-      </w:r>
-      <w:r>
-        <w:rPr>
-          <w:b/>
-        </w:rPr>
-        <w:t>evidence</w:t>
-      </w:r>
-      <w:r>
-        <w:rPr>
-          <w:b w:val="0"/>
-        </w:rPr>
-        <w:t>-based capstone.</w:t>
+        <w:t>Complete this with a fresh case after guided practice and compare it with the mastery criteria.</w:t>
       </w:r>
     </w:p>
     <w:p>
@@ -4447,7 +6879,7 @@
         <w:drawing>
           <wp:inline xmlns:a="http://schemas.openxmlformats.org/drawingml/2006/main" xmlns:pic="http://schemas.openxmlformats.org/drawingml/2006/picture">
             <wp:extent cx="5486400" cy="2048256"/>
-            <wp:docPr id="20" name="Picture 20" descr="Responsible Plant Classifier checkpoint for Week 35"/>
+            <wp:docPr id="27" name="Picture 27" descr="Independent ML Builder proof for Week 35"/>
             <wp:cNvGraphicFramePr>
               <a:graphicFrameLocks noChangeAspect="1"/>
             </wp:cNvGraphicFramePr>
@@ -4455,11 +6887,11 @@
               <a:graphicData uri="http://schemas.openxmlformats.org/drawingml/2006/picture">
                 <pic:pic>
                   <pic:nvPicPr>
-                    <pic:cNvPr id="0" name="52165687cd7881859d84f1bfab7b57d0d16533cc029b7918ef4451305a0a56ee.png"/>
+                    <pic:cNvPr id="0" name="bcd804005329cd008e9011413a6b91e6bac47c974613c29220d4abf32381b949.png"/>
                     <pic:cNvPicPr/>
                   </pic:nvPicPr>
                   <pic:blipFill>
-                    <a:blip r:embed="rId27"/>
+                    <a:blip r:embed="rId30"/>
                     <a:stretch>
                       <a:fillRect/>
                     </a:stretch>
@@ -4481,96 +6913,23 @@
     <w:p>
       <w:pPr>
         <w:spacing w:line="336" w:lineRule="auto" w:after="180"/>
-        <w:shd w:fill="EDF7F3"/>
       </w:pPr>
       <w:r>
         <w:rPr>
           <w:b w:val="0"/>
         </w:rPr>
-        <w:t>THIS WEEK'S CHECKPOINT  Finalize the Plant Classifier experiment record, confusion matrix, subgroup table, model card, and honest remaining-limit statement.</w:t>
+        <w:t>REQUIRED PROOF  Train, audit, change one factor, and compare against the same validation set.</w:t>
       </w:r>
     </w:p>
     <w:p>
       <w:pPr>
         <w:spacing w:line="336" w:lineRule="auto" w:after="180"/>
-        <w:shd w:fill="F5F1FB"/>
       </w:pPr>
       <w:r>
         <w:rPr>
           <w:b w:val="0"/>
         </w:rPr>
-        <w:t>Which requirement or risk does this artifact address?</w:t>
-      </w:r>
-    </w:p>
-    <w:p>
-      <w:pPr>
-        <w:spacing w:line="336" w:lineRule="auto" w:after="180"/>
-        <w:shd w:fill="F5F1FB"/>
-      </w:pPr>
-      <w:r>
-        <w:rPr>
-          <w:b w:val="0"/>
-        </w:rPr>
-        <w:t>Which dataset, split, code, and metric version does it use?</w:t>
-      </w:r>
-    </w:p>
-    <w:p>
-      <w:pPr>
-        <w:spacing w:line="336" w:lineRule="auto" w:after="180"/>
-        <w:shd w:fill="F5F1FB"/>
-      </w:pPr>
-      <w:r>
-        <w:rPr>
-          <w:b w:val="0"/>
-        </w:rPr>
-        <w:t>What normal and shifted cases were tested?</w:t>
-      </w:r>
-    </w:p>
-    <w:p>
-      <w:pPr>
-        <w:spacing w:line="336" w:lineRule="auto" w:after="180"/>
-        <w:shd w:fill="F5F1FB"/>
-      </w:pPr>
-      <w:r>
-        <w:rPr>
-          <w:b w:val="0"/>
-        </w:rPr>
-        <w:t>What remains uncertain or weak?</w:t>
-      </w:r>
-    </w:p>
-    <w:p>
-      <w:pPr>
-        <w:spacing w:line="336" w:lineRule="auto" w:after="180"/>
-        <w:shd w:fill="F5F1FB"/>
-      </w:pPr>
-      <w:r>
-        <w:rPr>
-          <w:b w:val="0"/>
-        </w:rPr>
-        <w:t>What decision still belongs to a teacher or qualified human?</w:t>
-      </w:r>
-    </w:p>
-    <w:p>
-      <w:pPr>
-        <w:spacing w:line="336" w:lineRule="auto" w:after="180"/>
-        <w:shd w:fill="FFF5E6"/>
-      </w:pPr>
-      <w:r>
-        <w:rPr>
-          <w:b w:val="0"/>
-        </w:rPr>
-        <w:t>RESPONSIBLE RELEASE  Never use this classroom prototype for medical, pesticide, agricultural, or other consequential decisions.</w:t>
-      </w:r>
-    </w:p>
-    <w:p>
-      <w:pPr>
-        <w:spacing w:line="336" w:lineRule="auto" w:after="180"/>
-      </w:pPr>
-      <w:r>
-        <w:rPr>
-          <w:b w:val="0"/>
-        </w:rPr>
-        <w:t xml:space="preserve">My </w:t>
+        <w:t xml:space="preserve">NEXT BRIDGE  Carry the experiment </w:t>
       </w:r>
       <w:r>
         <w:rPr>
@@ -4582,15 +6941,28 @@
         <w:rPr>
           <w:b w:val="0"/>
         </w:rPr>
-        <w:t>-linked project decision:</w:t>
-      </w:r>
-    </w:p>
-    <w:p>
-      <w:pPr>
-        <w:pStyle w:val="Heading3"/>
-      </w:pPr>
-      <w:r>
-        <w:t>Evidence for your project</w:t>
+        <w:t xml:space="preserve"> into: ML Builder Expo.</w:t>
+      </w:r>
+    </w:p>
+    <w:p>
+      <w:pPr>
+        <w:pStyle w:val="Heading1"/>
+      </w:pPr>
+      <w:r>
+        <w:t>13. Extra practice · Earlier complete case</w:t>
+      </w:r>
+    </w:p>
+    <w:p>
+      <w:r>
+        <w:t>Attempt the question before opening its worked explanation.</w:t>
+      </w:r>
+    </w:p>
+    <w:p>
+      <w:pPr>
+        <w:pStyle w:val="Heading2"/>
+      </w:pPr>
+      <w:r>
+        <w:t>Situation and question</w:t>
       </w:r>
     </w:p>
     <w:p>
@@ -4601,62 +6973,31 @@
         <w:rPr>
           <w:b w:val="0"/>
         </w:rPr>
-        <w:t xml:space="preserve">For your Responsible Plant Classifier, save the </w:t>
+        <w:t>Baseline validation accuracy</w:t>
       </w:r>
       <w:r>
         <w:rPr>
           <w:b/>
         </w:rPr>
-        <w:t>input</w:t>
+        <w:t>70%</w:t>
       </w:r>
       <w:r>
         <w:rPr>
           <w:b w:val="0"/>
         </w:rPr>
-        <w:t>, procedure, observed result and limitation of this check.</w:t>
-      </w:r>
-    </w:p>
-    <w:p>
-      <w:pPr>
-        <w:spacing w:line="336" w:lineRule="auto" w:after="180"/>
-      </w:pPr>
+        <w:t>; model</w:t>
+      </w:r>
+      <w:r>
+        <w:rPr>
+          <w:b/>
+        </w:rPr>
+        <w:t>80%</w:t>
+      </w:r>
       <w:r>
         <w:rPr>
           <w:b w:val="0"/>
         </w:rPr>
-        <w:t>Label this worked example as practice; use a different, previously unreviewed case when checking independent understanding.</w:t>
-      </w:r>
-    </w:p>
-    <w:p>
-      <w:pPr>
-        <w:pStyle w:val="Heading1"/>
-      </w:pPr>
-      <w:r>
-        <w:t>12. Show what you know</w:t>
-      </w:r>
-    </w:p>
-    <w:p>
-      <w:r>
-        <w:t>Use a genuinely new case for independent evidence. Previously discussed examples remain practice; use the separately named independent case before feedback.</w:t>
-      </w:r>
-    </w:p>
-    <w:p>
-      <w:pPr>
-        <w:spacing w:line="336" w:lineRule="auto" w:after="180"/>
-      </w:pPr>
-      <w:r>
-        <w:rPr>
-          <w:b/>
-        </w:rPr>
-        <w:t>INDEPENDENT PROOF</w:t>
-      </w:r>
-    </w:p>
-    <w:p>
-      <w:pPr>
-        <w:pStyle w:val="Heading3"/>
-      </w:pPr>
-      <w:r>
-        <w:t>Explain • Calculate • Transfer • Defend</w:t>
+        <w:t>; most remaining errors are dim images.</w:t>
       </w:r>
     </w:p>
     <w:p>
@@ -4667,129 +7008,7 @@
         <w:rPr>
           <w:b w:val="0"/>
         </w:rPr>
-        <w:t>Complete this with a fresh case after guided practice and compare it with the mastery criteria.</w:t>
-      </w:r>
-    </w:p>
-    <w:p>
-      <w:r>
-        <w:drawing>
-          <wp:inline xmlns:a="http://schemas.openxmlformats.org/drawingml/2006/main" xmlns:pic="http://schemas.openxmlformats.org/drawingml/2006/picture">
-            <wp:extent cx="5486400" cy="2048256"/>
-            <wp:docPr id="21" name="Picture 21" descr="Independent ML Builder proof for Week 35"/>
-            <wp:cNvGraphicFramePr>
-              <a:graphicFrameLocks noChangeAspect="1"/>
-            </wp:cNvGraphicFramePr>
-            <a:graphic>
-              <a:graphicData uri="http://schemas.openxmlformats.org/drawingml/2006/picture">
-                <pic:pic>
-                  <pic:nvPicPr>
-                    <pic:cNvPr id="0" name="bcd804005329cd008e9011413a6b91e6bac47c974613c29220d4abf32381b949.png"/>
-                    <pic:cNvPicPr/>
-                  </pic:nvPicPr>
-                  <pic:blipFill>
-                    <a:blip r:embed="rId28"/>
-                    <a:stretch>
-                      <a:fillRect/>
-                    </a:stretch>
-                  </pic:blipFill>
-                  <pic:spPr>
-                    <a:xfrm>
-                      <a:off x="0" y="0"/>
-                      <a:ext cx="5486400" cy="2048256"/>
-                    </a:xfrm>
-                    <a:prstGeom prst="rect"/>
-                  </pic:spPr>
-                </pic:pic>
-              </a:graphicData>
-            </a:graphic>
-          </wp:inline>
-        </w:drawing>
-      </w:r>
-    </w:p>
-    <w:p>
-      <w:pPr>
-        <w:pStyle w:val="Heading3"/>
-      </w:pPr>
-      <w:r>
-        <w:t>What success looks like</w:t>
-      </w:r>
-    </w:p>
-    <w:p>
-      <w:pPr>
-        <w:spacing w:line="336" w:lineRule="auto" w:after="180"/>
-        <w:shd w:fill="EDF7F3"/>
-      </w:pPr>
-      <w:r>
-        <w:rPr>
-          <w:b w:val="0"/>
-        </w:rPr>
-        <w:t>REQUIRED PROOF  Train, audit, change one factor, and compare against the same validation set.</w:t>
-      </w:r>
-    </w:p>
-    <w:p>
-      <w:pPr>
-        <w:spacing w:line="336" w:lineRule="auto" w:after="180"/>
-      </w:pPr>
-      <w:r>
-        <w:rPr>
-          <w:b w:val="0"/>
-        </w:rPr>
-        <w:t>□ Define the task, feature/target roles, and intended-use boundary.</w:t>
-      </w:r>
-    </w:p>
-    <w:p>
-      <w:pPr>
-        <w:spacing w:line="336" w:lineRule="auto" w:after="180"/>
-      </w:pPr>
-      <w:r>
-        <w:rPr>
-          <w:b w:val="0"/>
-        </w:rPr>
-        <w:t>□ Show the calculation, code trace, or experiment record.</w:t>
-      </w:r>
-    </w:p>
-    <w:p>
-      <w:pPr>
-        <w:spacing w:line="336" w:lineRule="auto" w:after="180"/>
-      </w:pPr>
-      <w:r>
-        <w:rPr>
-          <w:b w:val="0"/>
-        </w:rPr>
-        <w:t>□ Test a normal case and one revealing boundary, missing, or shifted case.</w:t>
-      </w:r>
-    </w:p>
-    <w:p>
-      <w:pPr>
-        <w:spacing w:line="336" w:lineRule="auto" w:after="180"/>
-      </w:pPr>
-      <w:r>
-        <w:rPr>
-          <w:b w:val="0"/>
-        </w:rPr>
-        <w:t>□ Diagnose one failure without changing several factors at once.</w:t>
-      </w:r>
-    </w:p>
-    <w:p>
-      <w:pPr>
-        <w:spacing w:line="336" w:lineRule="auto" w:after="180"/>
-      </w:pPr>
-      <w:r>
-        <w:rPr>
-          <w:b w:val="0"/>
-        </w:rPr>
-        <w:t>□ Name a limitation, fairness concern, and the human-review action.</w:t>
-      </w:r>
-    </w:p>
-    <w:p>
-      <w:pPr>
-        <w:spacing w:line="336" w:lineRule="auto" w:after="180"/>
-      </w:pPr>
-      <w:r>
-        <w:rPr>
-          <w:b w:val="0"/>
-        </w:rPr>
-        <w:t xml:space="preserve">Independent </w:t>
+        <w:t xml:space="preserve">Plan improvement </w:t>
       </w:r>
       <w:r>
         <w:rPr>
@@ -4801,18 +7020,23 @@
         <w:rPr>
           <w:b w:val="0"/>
         </w:rPr>
-        <w:t xml:space="preserve"> and defense:</w:t>
-      </w:r>
-    </w:p>
-    <w:p>
-      <w:pPr>
-        <w:spacing w:line="336" w:lineRule="auto" w:after="180"/>
-      </w:pPr>
-      <w:r>
-        <w:rPr>
-          <w:b w:val="0"/>
-        </w:rPr>
-        <w:t>My level:  □ Not yet  □ With one hint  □ Independently  □ I can teach and defend it</w:t>
+        <w:t>.</w:t>
+      </w:r>
+    </w:p>
+    <w:p>
+      <w:pPr>
+        <w:pStyle w:val="Heading2"/>
+      </w:pPr>
+      <w:r>
+        <w:t>Your explanation</w:t>
+      </w:r>
+    </w:p>
+    <w:p>
+      <w:pPr>
+        <w:pStyle w:val="ListBullet"/>
+      </w:pPr>
+      <w:r>
+        <w:t>Which detail supports the answer, and why does it matter?</w:t>
       </w:r>
     </w:p>
     <w:p>
@@ -4820,145 +7044,40 @@
         <w:pStyle w:val="Heading3"/>
       </w:pPr>
       <w:r>
-        <w:t>Connect to the next lesson</w:t>
-      </w:r>
-    </w:p>
-    <w:p>
-      <w:pPr>
-        <w:spacing w:line="336" w:lineRule="auto" w:after="180"/>
-        <w:shd w:fill="F1F6F8"/>
-      </w:pPr>
-      <w:r>
-        <w:rPr>
-          <w:b w:val="0"/>
-        </w:rPr>
-        <w:t xml:space="preserve">NEXT BRIDGE  Carry the experiment </w:t>
-      </w:r>
-      <w:r>
-        <w:rPr>
-          <w:b/>
-        </w:rPr>
-        <w:t>evidence</w:t>
-      </w:r>
-      <w:r>
-        <w:rPr>
-          <w:b w:val="0"/>
-        </w:rPr>
-        <w:t xml:space="preserve"> into: ML Builder Expo.</w:t>
-      </w:r>
-    </w:p>
-    <w:p>
-      <w:pPr>
-        <w:pStyle w:val="Heading1"/>
-      </w:pPr>
-      <w:r>
-        <w:t>13. Study a complete case</w:t>
-      </w:r>
-    </w:p>
-    <w:p>
-      <w:r>
-        <w:t>Revisit the complete Capstone Train, Analyze, Improve case for supported practice. Repeated examples do not become fresh assessments.</w:t>
-      </w:r>
-    </w:p>
-    <w:p>
-      <w:pPr>
-        <w:pStyle w:val="Heading3"/>
-      </w:pPr>
-      <w:r>
-        <w:t>Week 35 Worked case</w:t>
-      </w:r>
-    </w:p>
-    <w:p>
-      <w:pPr>
-        <w:spacing w:line="336" w:lineRule="auto" w:after="180"/>
-      </w:pPr>
-      <w:r>
-        <w:rPr>
-          <w:b w:val="0"/>
-        </w:rPr>
-        <w:t>Use the supplied details to practise the weekly concept before attempting the independent question. This case extends the illustrated lesson.</w:t>
-      </w:r>
-    </w:p>
-    <w:p>
-      <w:pPr>
-        <w:pStyle w:val="Heading3"/>
-      </w:pPr>
-      <w:r>
-        <w:t>The situation</w:t>
-      </w:r>
-    </w:p>
-    <w:p>
-      <w:pPr>
-        <w:spacing w:line="336" w:lineRule="auto" w:after="180"/>
-      </w:pPr>
-      <w:r>
-        <w:rPr>
-          <w:b w:val="0"/>
-        </w:rPr>
-        <w:t>Baseline validation accuracy</w:t>
-      </w:r>
-      <w:r>
-        <w:rPr>
-          <w:b/>
-        </w:rPr>
-        <w:t>70%</w:t>
-      </w:r>
-      <w:r>
-        <w:rPr>
-          <w:b w:val="0"/>
-        </w:rPr>
-        <w:t>; model</w:t>
-      </w:r>
-      <w:r>
-        <w:rPr>
-          <w:b/>
-        </w:rPr>
-        <w:t>80%</w:t>
-      </w:r>
-      <w:r>
-        <w:rPr>
-          <w:b w:val="0"/>
-        </w:rPr>
-        <w:t>; most remaining errors are dim images.</w:t>
-      </w:r>
-    </w:p>
-    <w:p>
-      <w:pPr>
-        <w:pStyle w:val="Heading3"/>
-      </w:pPr>
-      <w:r>
-        <w:t>The question</w:t>
-      </w:r>
-    </w:p>
-    <w:p>
-      <w:pPr>
-        <w:spacing w:line="336" w:lineRule="auto" w:after="180"/>
-      </w:pPr>
-      <w:r>
-        <w:rPr>
-          <w:b w:val="0"/>
-        </w:rPr>
-        <w:t xml:space="preserve">Plan improvement </w:t>
-      </w:r>
-      <w:r>
-        <w:rPr>
-          <w:b/>
-        </w:rPr>
-        <w:t>evidence</w:t>
-      </w:r>
-      <w:r>
-        <w:rPr>
-          <w:b w:val="0"/>
-        </w:rPr>
-        <w:t>.</w:t>
-      </w:r>
-    </w:p>
-    <w:p>
-      <w:pPr>
-        <w:pStyle w:val="Heading3"/>
-      </w:pPr>
-      <w:r>
-        <w:t>Worked explanation</w:t>
+        <w:t>Write or draw your reasoning and evidence.</w:t>
+      </w:r>
+    </w:p>
+    <w:p>
+      <w:r>
+        <w:t>________________________________________________________________</w:t>
+      </w:r>
+    </w:p>
+    <w:p>
+      <w:r>
+        <w:t>________________________________________________________________</w:t>
+      </w:r>
+    </w:p>
+    <w:p>
+      <w:r>
+        <w:t>________________________________________________________________</w:t>
+      </w:r>
+    </w:p>
+    <w:p>
+      <w:r>
+        <w:t>________________________________________________________________</w:t>
+      </w:r>
+    </w:p>
+    <w:p>
+      <w:r>
+        <w:t>________________________________________________________________</w:t>
+      </w:r>
+    </w:p>
+    <w:p>
+      <w:pPr>
+        <w:pStyle w:val="Heading2"/>
+      </w:pPr>
+      <w:r>
+        <w:t>Check after trying · reference / check after trying</w:t>
       </w:r>
     </w:p>
     <w:p>
@@ -4970,75 +7089,6 @@
           <w:b w:val="0"/>
         </w:rPr>
         <w:t>Keep partitions fixed, inspect dim-image errors, change one factor and compare the same validation criteria/slices. Reserve final test.</w:t>
-      </w:r>
-    </w:p>
-    <w:p>
-      <w:pPr>
-        <w:pStyle w:val="Heading3"/>
-      </w:pPr>
-      <w:r>
-        <w:t>Explain it in your own words</w:t>
-      </w:r>
-    </w:p>
-    <w:p>
-      <w:pPr>
-        <w:spacing w:line="336" w:lineRule="auto" w:after="180"/>
-        <w:shd w:fill="F5F1FB"/>
-      </w:pPr>
-      <w:r>
-        <w:rPr>
-          <w:b w:val="0"/>
-        </w:rPr>
-        <w:t>Which detail supports the answer, and why does it matter?</w:t>
-      </w:r>
-    </w:p>
-    <w:p>
-      <w:pPr>
-        <w:pStyle w:val="Heading3"/>
-      </w:pPr>
-      <w:r>
-        <w:t>Write or draw your reasoning and evidence.</w:t>
-      </w:r>
-    </w:p>
-    <w:p>
-      <w:r>
-        <w:t>________________________________________________________________</w:t>
-      </w:r>
-    </w:p>
-    <w:p>
-      <w:r>
-        <w:t>________________________________________________________________</w:t>
-      </w:r>
-    </w:p>
-    <w:p>
-      <w:r>
-        <w:t>________________________________________________________________</w:t>
-      </w:r>
-    </w:p>
-    <w:p>
-      <w:r>
-        <w:t>________________________________________________________________</w:t>
-      </w:r>
-    </w:p>
-    <w:p>
-      <w:r>
-        <w:t>________________________________________________________________</w:t>
-      </w:r>
-    </w:p>
-    <w:p>
-      <w:pPr>
-        <w:pStyle w:val="Heading3"/>
-      </w:pPr>
-      <w:r>
-        <w:t>Trace the supplied case visually</w:t>
-      </w:r>
-    </w:p>
-    <w:p>
-      <w:pPr>
-        <w:pStyle w:val="Heading3"/>
-      </w:pPr>
-      <w:r>
-        <w:t>Keep improvement evidence comparable</w:t>
       </w:r>
     </w:p>
     <w:tbl>
@@ -5167,6 +7217,81 @@
     </w:tbl>
     <w:p>
       <w:pPr>
+        <w:pStyle w:val="Heading2"/>
+      </w:pPr>
+      <w:r>
+        <w:t>Earlier wording, alternatives and picture transcripts · reference / check after trying</w:t>
+      </w:r>
+    </w:p>
+    <w:p>
+      <w:pPr>
+        <w:pStyle w:val="Heading3"/>
+      </w:pPr>
+      <w:r>
+        <w:t>Week 35 Worked case</w:t>
+      </w:r>
+    </w:p>
+    <w:p>
+      <w:pPr>
+        <w:spacing w:line="336" w:lineRule="auto" w:after="180"/>
+      </w:pPr>
+      <w:r>
+        <w:rPr>
+          <w:b w:val="0"/>
+        </w:rPr>
+        <w:t>Use the supplied details to practise the weekly concept before attempting the independent question. This case extends the illustrated lesson.</w:t>
+      </w:r>
+    </w:p>
+    <w:p>
+      <w:pPr>
+        <w:pStyle w:val="Heading3"/>
+      </w:pPr>
+      <w:r>
+        <w:t>The situation</w:t>
+      </w:r>
+    </w:p>
+    <w:p>
+      <w:pPr>
+        <w:pStyle w:val="Heading3"/>
+      </w:pPr>
+      <w:r>
+        <w:t>The question</w:t>
+      </w:r>
+    </w:p>
+    <w:p>
+      <w:pPr>
+        <w:pStyle w:val="Heading3"/>
+      </w:pPr>
+      <w:r>
+        <w:t>Worked explanation</w:t>
+      </w:r>
+    </w:p>
+    <w:p>
+      <w:pPr>
+        <w:pStyle w:val="Heading3"/>
+      </w:pPr>
+      <w:r>
+        <w:t>Explain it in your own words</w:t>
+      </w:r>
+    </w:p>
+    <w:p>
+      <w:pPr>
+        <w:pStyle w:val="Heading3"/>
+      </w:pPr>
+      <w:r>
+        <w:t>Trace the supplied case visually</w:t>
+      </w:r>
+    </w:p>
+    <w:p>
+      <w:pPr>
+        <w:pStyle w:val="Heading3"/>
+      </w:pPr>
+      <w:r>
+        <w:t>Keep improvement evidence comparable</w:t>
+      </w:r>
+    </w:p>
+    <w:p>
+      <w:pPr>
         <w:spacing w:line="336" w:lineRule="auto" w:after="180"/>
       </w:pPr>
       <w:r>
@@ -5239,479 +7364,20 @@
         <w:pStyle w:val="Heading1"/>
       </w:pPr>
       <w:r>
-        <w:t>14. Try a new case independently</w:t>
-      </w:r>
-    </w:p>
-    <w:p>
-      <w:r>
-        <w:t>Attempt the reserved new case before feedback. Record support; the earlier examples below remain additional practice.</w:t>
-      </w:r>
-    </w:p>
-    <w:p>
-      <w:pPr>
-        <w:pStyle w:val="Heading3"/>
-      </w:pPr>
-      <w:r>
-        <w:t>Independent case: Apply independently</w:t>
-      </w:r>
-    </w:p>
-    <w:p>
-      <w:pPr>
-        <w:spacing w:line="336" w:lineRule="auto" w:after="180"/>
-      </w:pPr>
-      <w:r>
-        <w:rPr>
-          <w:b w:val="0"/>
-        </w:rPr>
-        <w:t>Frozen candidate[[6, 2],[1, 3]] and baseline[[8, 0],[4, 0]] on 12 cases. Compute candidate metrics and compare error types.</w:t>
-      </w:r>
-    </w:p>
-    <w:p>
-      <w:pPr>
-        <w:pStyle w:val="Heading3"/>
-      </w:pPr>
-      <w:r>
-        <w:t>My independent explanation, trace and limits</w:t>
-      </w:r>
-    </w:p>
-    <w:p>
-      <w:r>
-        <w:t>________________________________________________________________</w:t>
-      </w:r>
-    </w:p>
-    <w:p>
-      <w:r>
-        <w:t>________________________________________________________________</w:t>
-      </w:r>
-    </w:p>
-    <w:p>
-      <w:r>
-        <w:t>________________________________________________________________</w:t>
-      </w:r>
-    </w:p>
-    <w:p>
-      <w:r>
-        <w:t>________________________________________________________________</w:t>
-      </w:r>
-    </w:p>
-    <w:p>
-      <w:r>
-        <w:t>________________________________________________________________</w:t>
-      </w:r>
-    </w:p>
-    <w:p>
-      <w:r>
-        <w:t>________________________________________________________________</w:t>
-      </w:r>
-    </w:p>
-    <w:p>
-      <w:r>
-        <w:t>________________________________________________________________</w:t>
-      </w:r>
-    </w:p>
-    <w:p>
-      <w:pPr>
-        <w:spacing w:line="336" w:lineRule="auto" w:after="180"/>
-      </w:pPr>
-      <w:r>
-        <w:rPr>
-          <w:b w:val="0"/>
-        </w:rPr>
-        <w:t>Attempt this case before feedback. Record any help. Earlier examples below are further practice; a case already practised with feedback cannot establish fresh transfer.</w:t>
-      </w:r>
-    </w:p>
-    <w:p>
-      <w:pPr>
-        <w:pStyle w:val="Heading3"/>
-      </w:pPr>
-      <w:r>
-        <w:t>Week 35 Independent application</w:t>
-      </w:r>
-    </w:p>
-    <w:p>
-      <w:pPr>
-        <w:spacing w:line="336" w:lineRule="auto" w:after="180"/>
-      </w:pPr>
-      <w:r>
-        <w:rPr>
-          <w:b w:val="0"/>
-        </w:rPr>
-        <w:t>Close the worked explanation. Apply the idea to this different question without copying.</w:t>
-      </w:r>
-    </w:p>
-    <w:p>
-      <w:pPr>
-        <w:spacing w:line="336" w:lineRule="auto" w:after="180"/>
-        <w:shd w:fill="F5F1FB"/>
-      </w:pPr>
-      <w:r>
-        <w:rPr>
-          <w:b w:val="0"/>
-        </w:rPr>
-        <w:t xml:space="preserve">A revision raises overall validation accuracy from </w:t>
-      </w:r>
-      <w:r>
-        <w:rPr>
-          <w:b/>
-        </w:rPr>
-        <w:t>80%</w:t>
-      </w:r>
-      <w:r>
-        <w:rPr>
-          <w:b w:val="0"/>
-        </w:rPr>
-        <w:t xml:space="preserve"> to 84% but lowers dim-light accuracy from </w:t>
-      </w:r>
-      <w:r>
-        <w:rPr>
-          <w:b/>
-        </w:rPr>
-        <w:t>60%</w:t>
-      </w:r>
-      <w:r>
-        <w:rPr>
-          <w:b w:val="0"/>
-        </w:rPr>
-        <w:t xml:space="preserve"> to 40%. How should the improvement claim change?</w:t>
-      </w:r>
-    </w:p>
-    <w:p>
-      <w:pPr>
-        <w:spacing w:line="336" w:lineRule="auto" w:after="180"/>
-      </w:pPr>
-      <w:r>
-        <w:rPr>
-          <w:b w:val="0"/>
-        </w:rPr>
-        <w:t xml:space="preserve">My answer, with a trace, calculation or supporting </w:t>
-      </w:r>
-      <w:r>
-        <w:rPr>
-          <w:b/>
-        </w:rPr>
-        <w:t>evidence</w:t>
-      </w:r>
-    </w:p>
-    <w:p>
-      <w:pPr>
-        <w:pStyle w:val="Heading3"/>
-      </w:pPr>
-      <w:r>
-        <w:t>Write or draw your reasoning and evidence.</w:t>
-      </w:r>
-    </w:p>
-    <w:p>
-      <w:r>
-        <w:t>________________________________________________________________</w:t>
-      </w:r>
-    </w:p>
-    <w:p>
-      <w:r>
-        <w:t>________________________________________________________________</w:t>
-      </w:r>
-    </w:p>
-    <w:p>
-      <w:r>
-        <w:t>________________________________________________________________</w:t>
-      </w:r>
-    </w:p>
-    <w:p>
-      <w:r>
-        <w:t>________________________________________________________________</w:t>
-      </w:r>
-    </w:p>
-    <w:p>
-      <w:r>
-        <w:t>________________________________________________________________</w:t>
-      </w:r>
-    </w:p>
-    <w:p>
-      <w:pPr>
-        <w:pStyle w:val="Heading3"/>
-      </w:pPr>
-      <w:r>
-        <w:t>Create and test</w:t>
-      </w:r>
-    </w:p>
-    <w:p>
-      <w:pPr>
-        <w:spacing w:line="336" w:lineRule="auto" w:after="180"/>
-      </w:pPr>
-      <w:r>
-        <w:rPr>
-          <w:b w:val="0"/>
-        </w:rPr>
-        <w:t>Change one relevant detail. Predict the result before testing. Include a boundary or missing-information case when it helps reveal a limit.</w:t>
-      </w:r>
-    </w:p>
-    <w:p>
-      <w:pPr>
-        <w:spacing w:line="336" w:lineRule="auto" w:after="180"/>
-      </w:pPr>
-      <w:r>
-        <w:rPr>
-          <w:b w:val="0"/>
-        </w:rPr>
-        <w:t xml:space="preserve">My changed </w:t>
-      </w:r>
-      <w:r>
-        <w:rPr>
-          <w:b/>
-        </w:rPr>
-        <w:t>input</w:t>
-      </w:r>
-      <w:r>
-        <w:rPr>
-          <w:b w:val="0"/>
-        </w:rPr>
-        <w:t xml:space="preserve"> and expected result</w:t>
-      </w:r>
-    </w:p>
-    <w:p>
-      <w:pPr>
-        <w:pStyle w:val="Heading3"/>
-      </w:pPr>
-      <w:r>
-        <w:t>Write or draw your reasoning and evidence.</w:t>
-      </w:r>
-    </w:p>
-    <w:p>
-      <w:r>
-        <w:t>________________________________________________________________</w:t>
-      </w:r>
-    </w:p>
-    <w:p>
-      <w:r>
-        <w:t>________________________________________________________________</w:t>
-      </w:r>
-    </w:p>
-    <w:p>
-      <w:r>
-        <w:t>________________________________________________________________</w:t>
-      </w:r>
-    </w:p>
-    <w:p>
-      <w:r>
-        <w:t>________________________________________________________________</w:t>
-      </w:r>
-    </w:p>
-    <w:p>
-      <w:r>
-        <w:t>________________________________________________________________</w:t>
-      </w:r>
-    </w:p>
-    <w:p>
-      <w:pPr>
-        <w:pStyle w:val="Heading3"/>
-      </w:pPr>
-      <w:r>
-        <w:t>Connect to your project</w:t>
-      </w:r>
-    </w:p>
-    <w:p>
-      <w:pPr>
-        <w:spacing w:line="336" w:lineRule="auto" w:after="180"/>
-      </w:pPr>
-      <w:r>
-        <w:rPr>
-          <w:b w:val="0"/>
-        </w:rPr>
-        <w:t>Finalize the Plant Classifier experiment record, confusion matrix, subgroup table, model card, and honest remaining-limit statement.</w:t>
-      </w:r>
-    </w:p>
-    <w:p>
-      <w:pPr>
-        <w:spacing w:line="336" w:lineRule="auto" w:after="180"/>
-      </w:pPr>
-      <w:r>
-        <w:rPr>
-          <w:b w:val="0"/>
-        </w:rPr>
-        <w:t xml:space="preserve">The </w:t>
-      </w:r>
-      <w:r>
-        <w:rPr>
-          <w:b/>
-        </w:rPr>
-        <w:t>evidence</w:t>
-      </w:r>
-      <w:r>
-        <w:rPr>
-          <w:b w:val="0"/>
-        </w:rPr>
-        <w:t xml:space="preserve"> I will keep</w:t>
-      </w:r>
-    </w:p>
-    <w:p>
-      <w:pPr>
-        <w:pStyle w:val="Heading3"/>
-      </w:pPr>
-      <w:r>
-        <w:t>Write or draw your reasoning and evidence.</w:t>
-      </w:r>
-    </w:p>
-    <w:p>
-      <w:r>
-        <w:t>________________________________________________________________</w:t>
-      </w:r>
-    </w:p>
-    <w:p>
-      <w:r>
-        <w:t>________________________________________________________________</w:t>
-      </w:r>
-    </w:p>
-    <w:p>
-      <w:r>
-        <w:t>________________________________________________________________</w:t>
-      </w:r>
-    </w:p>
-    <w:p>
-      <w:r>
-        <w:t>________________________________________________________________</w:t>
-      </w:r>
-    </w:p>
-    <w:p>
-      <w:r>
-        <w:t>________________________________________________________________</w:t>
-      </w:r>
-    </w:p>
-    <w:p>
-      <w:pPr>
-        <w:spacing w:line="336" w:lineRule="auto" w:after="180"/>
-      </w:pPr>
-      <w:r>
-        <w:rPr>
-          <w:b w:val="0"/>
-        </w:rPr>
-        <w:t xml:space="preserve">Your teacher has the independent answer and scoring criteria. Complete the matching workbook week to keep your practice </w:t>
-      </w:r>
-      <w:r>
-        <w:rPr>
-          <w:b/>
-        </w:rPr>
-        <w:t>evidence</w:t>
-      </w:r>
-      <w:r>
-        <w:rPr>
-          <w:b w:val="0"/>
-        </w:rPr>
-        <w:t xml:space="preserve"> together.</w:t>
-      </w:r>
-    </w:p>
-    <w:p>
-      <w:pPr>
-        <w:pStyle w:val="Heading3"/>
-      </w:pPr>
-      <w:r>
-        <w:t>Transfer practice from the original programme</w:t>
-      </w:r>
-    </w:p>
-    <w:p>
-      <w:pPr>
-        <w:spacing w:line="336" w:lineRule="auto" w:after="180"/>
-      </w:pPr>
-      <w:r>
-        <w:rPr>
-          <w:b w:val="0"/>
-        </w:rPr>
-        <w:t>A new model reduces validation errors from 8 to 5 but the team also removed three hard cases. Can improvement be attributed to the model? Propose a repair to the experiment.</w:t>
-      </w:r>
-    </w:p>
-    <w:p>
-      <w:pPr>
-        <w:pStyle w:val="Heading3"/>
-      </w:pPr>
-      <w:r>
-        <w:t>Explain the mechanism, evidence and one limit.</w:t>
-      </w:r>
-    </w:p>
-    <w:p>
-      <w:r>
-        <w:t>________________________________________________________________</w:t>
-      </w:r>
-    </w:p>
-    <w:p>
-      <w:r>
-        <w:t>________________________________________________________________</w:t>
-      </w:r>
-    </w:p>
-    <w:p>
-      <w:r>
-        <w:t>________________________________________________________________</w:t>
-      </w:r>
-    </w:p>
-    <w:p>
-      <w:r>
-        <w:t>________________________________________________________________</w:t>
-      </w:r>
-    </w:p>
-    <w:p>
-      <w:r>
-        <w:t>________________________________________________________________</w:t>
-      </w:r>
-    </w:p>
-    <w:p>
-      <w:r>
-        <w:t>________________________________________________________________</w:t>
-      </w:r>
-    </w:p>
-    <w:p>
-      <w:r>
-        <w:t>________________________________________________________________</w:t>
-      </w:r>
-    </w:p>
-    <w:p>
-      <w:pPr>
-        <w:pStyle w:val="Heading3"/>
-      </w:pPr>
-      <w:r>
-        <w:t>Use feedback to improve</w:t>
-      </w:r>
-    </w:p>
-    <w:p>
-      <w:pPr>
-        <w:spacing w:line="336" w:lineRule="auto" w:after="180"/>
-      </w:pPr>
-      <w:r>
-        <w:rPr>
-          <w:b w:val="0"/>
-        </w:rPr>
-        <w:t>Attempt the independent case before hints. Record whether you worked alone, used a hint or followed a model. After feedback, fix the first unsupported step and explain why it changed.</w:t>
-      </w:r>
-    </w:p>
-    <w:p>
-      <w:pPr>
-        <w:spacing w:line="336" w:lineRule="auto" w:after="180"/>
-      </w:pPr>
-      <w:r>
-        <w:rPr>
-          <w:b w:val="0"/>
-        </w:rPr>
-        <w:t>A later check uses a changed case, not a copied answer.</w:t>
-      </w:r>
-    </w:p>
-    <w:p>
-      <w:pPr>
-        <w:pStyle w:val="Heading1"/>
-      </w:pPr>
-      <w:r>
-        <w:t>15. Your lesson route</w:t>
-      </w:r>
-    </w:p>
-    <w:p>
-      <w:r>
-        <w:t>Use this map to navigate Capstone Train, Analyze, Improve, connect the goals to tasks and keep one evidence record for each attempt.</w:t>
-      </w:r>
-    </w:p>
-    <w:p>
-      <w:pPr>
-        <w:spacing w:line="336" w:lineRule="auto" w:after="180"/>
-      </w:pPr>
-      <w:r>
-        <w:rPr>
-          <w:b w:val="0"/>
-        </w:rPr>
-        <w:t>Start with this question: Choose the next capstone revision from explicit false alarms and misses.</w:t>
+        <w:t>15. Reference · Earlier route checklist</w:t>
+      </w:r>
+    </w:p>
+    <w:p>
+      <w:r>
+        <w:t>Use one main route; revisit the checklist only when useful.</w:t>
+      </w:r>
+    </w:p>
+    <w:p>
+      <w:pPr>
+        <w:pStyle w:val="Heading2"/>
+      </w:pPr>
+      <w:r>
+        <w:t>Checklist and first prediction</w:t>
       </w:r>
     </w:p>
     <w:tbl>
@@ -5876,15 +7542,10 @@
     </w:p>
     <w:p>
       <w:pPr>
-        <w:pStyle w:val="Heading1"/>
-      </w:pPr>
-      <w:r>
-        <w:t>16. Finish and return</w:t>
-      </w:r>
-    </w:p>
-    <w:p>
-      <w:r>
-        <w:t>Explain Capstone Train, Analyze, Improve without notes, identify a remaining question and plan a later check with a changed case.</w:t>
+        <w:pStyle w:val="Heading2"/>
+      </w:pPr>
+      <w:r>
+        <w:t>Earlier wording, alternatives and picture transcripts · reference / check after trying</w:t>
       </w:r>
     </w:p>
     <w:p>
@@ -5895,52 +7556,148 @@
         <w:rPr>
           <w:b w:val="0"/>
         </w:rPr>
-        <w:t xml:space="preserve">Close your notes. Explain this goal in your own words: Run a frozen </w:t>
+        <w:t>Start with this question: Choose the next capstone revision from explicit false alarms and misses.</w:t>
+      </w:r>
+    </w:p>
+    <w:p>
+      <w:pPr>
+        <w:pStyle w:val="Heading1"/>
+      </w:pPr>
+      <w:r>
+        <w:t>17. Extra practice · Predict, check and repair</w:t>
+      </w:r>
+    </w:p>
+    <w:p>
+      <w:r>
+        <w:t>Keep supported feedback separate from the reserved independent case.</w:t>
+      </w:r>
+    </w:p>
+    <w:p>
+      <w:pPr>
+        <w:pStyle w:val="Heading2"/>
+      </w:pPr>
+      <w:r>
+        <w:t>First supported question and hint</w:t>
+      </w:r>
+    </w:p>
+    <w:p>
+      <w:pPr>
+        <w:pStyle w:val="ListBullet"/>
+      </w:pPr>
+      <w:r>
+        <w:t>Choose the next capstone revision from explicit false alarms and misses.</w:t>
+      </w:r>
+    </w:p>
+    <w:p>
+      <w:pPr>
+        <w:pStyle w:val="Heading3"/>
+      </w:pPr>
+      <w:r>
+        <w:t>Practice 1: explain the deciding evidence</w:t>
+      </w:r>
+    </w:p>
+    <w:p>
+      <w:pPr>
+        <w:pStyle w:val="ListBullet"/>
+      </w:pPr>
+      <w:r>
+        <w:t>Which labelled step matches this detail? Review candidate’s two misses and one false alarm with conditions and label evidence before revising.</w:t>
+      </w:r>
+    </w:p>
+    <w:p>
+      <w:pPr>
+        <w:pStyle w:val="ListBullet"/>
+      </w:pPr>
+      <w:r>
+        <w:t>1. Inspect errors</w:t>
+      </w:r>
+    </w:p>
+    <w:p>
+      <w:pPr>
+        <w:pStyle w:val="ListBullet"/>
+      </w:pPr>
+      <w:r>
+        <w:t>2. Compare accuracy</w:t>
+      </w:r>
+    </w:p>
+    <w:p>
+      <w:pPr>
+        <w:pStyle w:val="ListBullet"/>
+      </w:pPr>
+      <w:r>
+        <w:t>3. Compare detection</w:t>
+      </w:r>
+    </w:p>
+    <w:p>
+      <w:pPr>
+        <w:pStyle w:val="Heading3"/>
+      </w:pPr>
+      <w:r>
+        <w:t>My selected conclusion, deciding fact and explanation</w:t>
+      </w:r>
+    </w:p>
+    <w:p>
+      <w:r>
+        <w:t>________________________________________________________________</w:t>
+      </w:r>
+    </w:p>
+    <w:p>
+      <w:r>
+        <w:t>________________________________________________________________</w:t>
+      </w:r>
+    </w:p>
+    <w:p>
+      <w:r>
+        <w:t>________________________________________________________________</w:t>
+      </w:r>
+    </w:p>
+    <w:p>
+      <w:r>
+        <w:t>________________________________________________________________</w:t>
+      </w:r>
+    </w:p>
+    <w:p>
+      <w:r>
+        <w:t>________________________________________________________________</w:t>
+      </w:r>
+    </w:p>
+    <w:p>
+      <w:pPr>
+        <w:pStyle w:val="ListBullet"/>
+      </w:pPr>
+      <w:r>
+        <w:t>Hint if needed: Read the steps in the pictorial case. Match the supplied detail to the stage that performs or records it.</w:t>
+      </w:r>
+    </w:p>
+    <w:p>
+      <w:pPr>
+        <w:pStyle w:val="Heading2"/>
+      </w:pPr>
+      <w:r>
+        <w:t>Check the first explanation · reference / check after trying</w:t>
+      </w:r>
+    </w:p>
+    <w:p>
+      <w:pPr>
+        <w:spacing w:line="336" w:lineRule="auto" w:after="180"/>
+      </w:pPr>
+      <w:r>
+        <w:rPr>
+          <w:b w:val="0"/>
+        </w:rPr>
+        <w:t xml:space="preserve">After your attempt, compare with the supported explanation: Inspect errors Review candidate’s two misses and one false alarm with conditions and label </w:t>
       </w:r>
       <w:r>
         <w:rPr>
           <w:b/>
         </w:rPr>
-        <w:t>final evaluation</w:t>
+        <w:t>evidence</w:t>
       </w:r>
       <w:r>
         <w:rPr>
           <w:b w:val="0"/>
         </w:rPr>
-        <w:t xml:space="preserve"> with complete accounting</w:t>
-      </w:r>
-    </w:p>
-    <w:p>
-      <w:pPr>
-        <w:pStyle w:val="Heading3"/>
-      </w:pPr>
-      <w:r>
-        <w:t>My deciding step, evidence and one remaining question</w:t>
-      </w:r>
-    </w:p>
-    <w:p>
-      <w:r>
-        <w:t>________________________________________________________________</w:t>
-      </w:r>
-    </w:p>
-    <w:p>
-      <w:r>
-        <w:t>________________________________________________________________</w:t>
-      </w:r>
-    </w:p>
-    <w:p>
-      <w:r>
-        <w:t>________________________________________________________________</w:t>
-      </w:r>
-    </w:p>
-    <w:p>
-      <w:r>
-        <w:t>________________________________________________________________</w:t>
-      </w:r>
-    </w:p>
-    <w:p>
-      <w:r>
-        <w:t>________________________________________________________________</w:t>
+        <w:t xml:space="preserve"> before revising. Read the picture in order.</w:t>
       </w:r>
     </w:p>
     <w:p>
@@ -5951,7 +7708,19 @@
         <w:rPr>
           <w:b w:val="0"/>
         </w:rPr>
-        <w:t xml:space="preserve">If you are unsure, return to the worked picture and explain one arrow. If you are ready, change an </w:t>
+        <w:t xml:space="preserve">Review candidate’s two misses and one false alarm with conditions and label </w:t>
+      </w:r>
+      <w:r>
+        <w:rPr>
+          <w:b/>
+        </w:rPr>
+        <w:t>evidence</w:t>
+      </w:r>
+      <w:r>
+        <w:rPr>
+          <w:b w:val="0"/>
+        </w:rPr>
+        <w:t xml:space="preserve"> before revising. The arrows show which recorded </w:t>
       </w:r>
       <w:r>
         <w:rPr>
@@ -5963,7 +7732,225 @@
         <w:rPr>
           <w:b w:val="0"/>
         </w:rPr>
-        <w:t xml:space="preserve"> or assumption and justify your </w:t>
+        <w:t xml:space="preserve"> or intermediate result each decision uses.</w:t>
+      </w:r>
+    </w:p>
+    <w:p>
+      <w:pPr>
+        <w:spacing w:line="336" w:lineRule="auto" w:after="180"/>
+      </w:pPr>
+      <w:r>
+        <w:rPr>
+          <w:b w:val="0"/>
+        </w:rPr>
+        <w:t>Explain the deciding step aloud before checking the changed case; pointing to the final answer alone does not show how it follows.</w:t>
+      </w:r>
+    </w:p>
+    <w:p>
+      <w:pPr>
+        <w:pStyle w:val="Heading2"/>
+      </w:pPr>
+      <w:r>
+        <w:t>Changed-case question and hint</w:t>
+      </w:r>
+    </w:p>
+    <w:p>
+      <w:pPr>
+        <w:pStyle w:val="Heading3"/>
+      </w:pPr>
+      <w:r>
+        <w:t>Practice 2: explain the deciding evidence</w:t>
+      </w:r>
+    </w:p>
+    <w:p>
+      <w:pPr>
+        <w:pStyle w:val="ListBullet"/>
+      </w:pPr>
+      <w:r>
+        <w:t>Changed-case practice: A revision fixes one miss but creates two extra false alarms. Which conclusion is supported by the supplied facts?</w:t>
+      </w:r>
+    </w:p>
+    <w:p>
+      <w:pPr>
+        <w:pStyle w:val="ListBullet"/>
+      </w:pPr>
+      <w:r>
+        <w:t>1. We can decide the result without examining the changed input or the procedure.</w:t>
+      </w:r>
+    </w:p>
+    <w:p>
+      <w:pPr>
+        <w:pStyle w:val="ListBullet"/>
+      </w:pPr>
+      <w:r>
+        <w:t>2. TP 5, FN 1, FP 3, TN 7 gives 12/16=75% accuracy and 5/6 recall.</w:t>
+      </w:r>
+    </w:p>
+    <w:p>
+      <w:pPr>
+        <w:pStyle w:val="ListBullet"/>
+      </w:pPr>
+      <w:r>
+        <w:t>3. This one example guarantees correct results for every future input.</w:t>
+      </w:r>
+    </w:p>
+    <w:p>
+      <w:pPr>
+        <w:pStyle w:val="Heading3"/>
+      </w:pPr>
+      <w:r>
+        <w:t>My selected conclusion, deciding fact and explanation</w:t>
+      </w:r>
+    </w:p>
+    <w:p>
+      <w:r>
+        <w:t>________________________________________________________________</w:t>
+      </w:r>
+    </w:p>
+    <w:p>
+      <w:r>
+        <w:t>________________________________________________________________</w:t>
+      </w:r>
+    </w:p>
+    <w:p>
+      <w:r>
+        <w:t>________________________________________________________________</w:t>
+      </w:r>
+    </w:p>
+    <w:p>
+      <w:r>
+        <w:t>________________________________________________________________</w:t>
+      </w:r>
+    </w:p>
+    <w:p>
+      <w:r>
+        <w:t>________________________________________________________________</w:t>
+      </w:r>
+    </w:p>
+    <w:p>
+      <w:pPr>
+        <w:pStyle w:val="ListBullet"/>
+      </w:pPr>
+      <w:r>
+        <w:t>Hint if needed: Use the changed condition and the deciding step in the pictorial trace. The answer must say what follows from those facts.</w:t>
+      </w:r>
+    </w:p>
+    <w:p>
+      <w:pPr>
+        <w:pStyle w:val="Heading2"/>
+      </w:pPr>
+      <w:r>
+        <w:t>Check the changed explanation · reference / check after trying</w:t>
+      </w:r>
+    </w:p>
+    <w:p>
+      <w:pPr>
+        <w:spacing w:line="336" w:lineRule="auto" w:after="180"/>
+      </w:pPr>
+      <w:r>
+        <w:rPr>
+          <w:b w:val="0"/>
+        </w:rPr>
+        <w:t>After your attempt, compare with the supported explanation: TP 5, FN 1, FP 3, TN 7 gives 12/16=75% accuracy and 5/6 recall. Recall rises while accuracy falls; the preferred revision depends on declared error consequences.</w:t>
+      </w:r>
+    </w:p>
+    <w:p>
+      <w:pPr>
+        <w:pStyle w:val="Heading2"/>
+      </w:pPr>
+      <w:r>
+        <w:t>Repair and keep the record</w:t>
+      </w:r>
+    </w:p>
+    <w:p>
+      <w:pPr>
+        <w:spacing w:line="336" w:lineRule="auto" w:after="180"/>
+      </w:pPr>
+      <w:r>
+        <w:rPr>
+          <w:b w:val="0"/>
+        </w:rPr>
+        <w:t>Review Capstone Dataset and Baseline (ai-4/34). Goal: Define a feasible capstone question and acceptance criteria. Short practice: What provenance field prevents the crop from appearing independent?</w:t>
+      </w:r>
+    </w:p>
+    <w:p>
+      <w:pPr>
+        <w:spacing w:line="336" w:lineRule="auto" w:after="180"/>
+      </w:pPr>
+      <w:r>
+        <w:rPr>
+          <w:b w:val="0"/>
+        </w:rPr>
+        <w:t xml:space="preserve">Point to the relevant step in the picture, then write the changed result and the rule or </w:t>
+      </w:r>
+      <w:r>
+        <w:rPr>
+          <w:b/>
+        </w:rPr>
+        <w:t>evidence</w:t>
+      </w:r>
+      <w:r>
+        <w:rPr>
+          <w:b w:val="0"/>
+        </w:rPr>
+        <w:t xml:space="preserve"> that supports it.. Return to this week and explain what you changed.</w:t>
+      </w:r>
+    </w:p>
+    <w:p>
+      <w:pPr>
+        <w:spacing w:line="336" w:lineRule="auto" w:after="180"/>
+      </w:pPr>
+      <w:r>
+        <w:rPr>
+          <w:b w:val="0"/>
+        </w:rPr>
+        <w:t xml:space="preserve">Review Proxy Features and Fairness (ai-4/32). Goal: Identify possible proxy features. Short practice: What </w:t>
+      </w:r>
+      <w:r>
+        <w:rPr>
+          <w:b/>
+        </w:rPr>
+        <w:t>evidence</w:t>
+      </w:r>
+      <w:r>
+        <w:rPr>
+          <w:b w:val="0"/>
+        </w:rPr>
+        <w:t xml:space="preserve"> contradicts the original “all setting information removed” claim?</w:t>
+      </w:r>
+    </w:p>
+    <w:p>
+      <w:pPr>
+        <w:spacing w:line="336" w:lineRule="auto" w:after="180"/>
+      </w:pPr>
+      <w:r>
+        <w:rPr>
+          <w:b w:val="0"/>
+        </w:rPr>
+        <w:t xml:space="preserve">Point to the relevant step in the picture, then write the changed result and the rule or </w:t>
+      </w:r>
+      <w:r>
+        <w:rPr>
+          <w:b/>
+        </w:rPr>
+        <w:t>evidence</w:t>
+      </w:r>
+      <w:r>
+        <w:rPr>
+          <w:b w:val="0"/>
+        </w:rPr>
+        <w:t xml:space="preserve"> that supports it.. Return to this week and explain what you changed.</w:t>
+      </w:r>
+    </w:p>
+    <w:p>
+      <w:pPr>
+        <w:spacing w:line="336" w:lineRule="auto" w:after="180"/>
+      </w:pPr>
+      <w:r>
+        <w:rPr>
+          <w:b w:val="0"/>
+        </w:rPr>
+        <w:t xml:space="preserve">Review Feature Engineering (ai-4/29). Goal: Create features available at </w:t>
       </w:r>
       <w:r>
         <w:rPr>
@@ -5975,7 +7962,7 @@
         <w:rPr>
           <w:b w:val="0"/>
         </w:rPr>
-        <w:t>.</w:t>
+        <w:t xml:space="preserve"> time. Short practice: What should be saved so another group transforms the query identically?</w:t>
       </w:r>
     </w:p>
     <w:p>
@@ -5986,7 +7973,7 @@
         <w:rPr>
           <w:b w:val="0"/>
         </w:rPr>
-        <w:t xml:space="preserve">Save your workbook </w:t>
+        <w:t xml:space="preserve">Point to the relevant step in the picture, then write the changed result and the rule or </w:t>
       </w:r>
       <w:r>
         <w:rPr>
@@ -5998,20 +7985,49 @@
         <w:rPr>
           <w:b w:val="0"/>
         </w:rPr>
-        <w:t>. At the next review, try a different case before opening your old answer.</w:t>
-      </w:r>
-    </w:p>
-    <w:p>
-      <w:pPr>
-        <w:pStyle w:val="Heading1"/>
-      </w:pPr>
-      <w:r>
-        <w:t>17. Supported practice, repair and portfolio</w:t>
-      </w:r>
-    </w:p>
-    <w:p>
-      <w:r>
-        <w:t>Attempt supported questions before using hints or feedback. Review a missing building block, then keep the completed work.</w:t>
+        <w:t xml:space="preserve"> that supports it.. Return to this week and explain what you changed.</w:t>
+      </w:r>
+    </w:p>
+    <w:p>
+      <w:pPr>
+        <w:spacing w:line="336" w:lineRule="auto" w:after="180"/>
+      </w:pPr>
+      <w:r>
+        <w:rPr>
+          <w:b w:val="0"/>
+        </w:rPr>
+        <w:t xml:space="preserve">Use Download completed work in the hosted lesson to export your answers, reflections, practice feedback and code-run </w:t>
+      </w:r>
+      <w:r>
+        <w:rPr>
+          <w:b/>
+        </w:rPr>
+        <w:t>evidence</w:t>
+      </w:r>
+      <w:r>
+        <w:rPr>
+          <w:b w:val="0"/>
+        </w:rPr>
+        <w:t>. Open the HTML copy to read or print it.</w:t>
+      </w:r>
+    </w:p>
+    <w:p>
+      <w:pPr>
+        <w:spacing w:line="336" w:lineRule="auto" w:after="180"/>
+      </w:pPr>
+      <w:r>
+        <w:rPr>
+          <w:b w:val="0"/>
+        </w:rPr>
+        <w:t>Drafts stay in this browser when storage is available; clear drafts on a shared device.</w:t>
+      </w:r>
+    </w:p>
+    <w:p>
+      <w:pPr>
+        <w:pStyle w:val="Heading2"/>
+      </w:pPr>
+      <w:r>
+        <w:t>Earlier wording, alternatives and picture transcripts · reference / check after trying</w:t>
       </w:r>
     </w:p>
     <w:p>
@@ -6027,80 +8043,10 @@
     </w:p>
     <w:p>
       <w:pPr>
-        <w:spacing w:line="336" w:lineRule="auto" w:after="180"/>
-      </w:pPr>
-      <w:r>
-        <w:rPr>
-          <w:b w:val="0"/>
-        </w:rPr>
-        <w:t>Choose the next capstone revision from explicit false alarms and misses.</w:t>
-      </w:r>
-    </w:p>
-    <w:p>
-      <w:pPr>
         <w:pStyle w:val="Heading3"/>
       </w:pPr>
       <w:r>
-        <w:t>Practice 1: explain the deciding evidence</w:t>
-      </w:r>
-    </w:p>
-    <w:p>
-      <w:pPr>
-        <w:spacing w:line="336" w:lineRule="auto" w:after="180"/>
-      </w:pPr>
-      <w:r>
-        <w:rPr>
-          <w:b w:val="0"/>
-        </w:rPr>
-        <w:t xml:space="preserve">Which labelled step matches this detail? Review candidate’s two misses and one false alarm with conditions and label </w:t>
-      </w:r>
-      <w:r>
-        <w:rPr>
-          <w:b/>
-        </w:rPr>
-        <w:t>evidence</w:t>
-      </w:r>
-      <w:r>
-        <w:rPr>
-          <w:b w:val="0"/>
-        </w:rPr>
-        <w:t xml:space="preserve"> before revising.</w:t>
-      </w:r>
-    </w:p>
-    <w:p>
-      <w:pPr>
-        <w:spacing w:line="336" w:lineRule="auto" w:after="180"/>
-        <w:shd w:fill="F4F9FC"/>
-      </w:pPr>
-      <w:r>
-        <w:rPr>
-          <w:b w:val="0"/>
-        </w:rPr>
-        <w:t>1. Inspect errors</w:t>
-      </w:r>
-    </w:p>
-    <w:p>
-      <w:pPr>
-        <w:spacing w:line="336" w:lineRule="auto" w:after="180"/>
-        <w:shd w:fill="F4F9FC"/>
-      </w:pPr>
-      <w:r>
-        <w:rPr>
-          <w:b w:val="0"/>
-        </w:rPr>
-        <w:t>2. Compare accuracy</w:t>
-      </w:r>
-    </w:p>
-    <w:p>
-      <w:pPr>
-        <w:spacing w:line="336" w:lineRule="auto" w:after="180"/>
-        <w:shd w:fill="F4F9FC"/>
-      </w:pPr>
-      <w:r>
-        <w:rPr>
-          <w:b w:val="0"/>
-        </w:rPr>
-        <w:t>3. Compare detection</w:t>
+        <w:t>Repair a missing building block</w:t>
       </w:r>
     </w:p>
     <w:p>
@@ -6108,487 +8054,25 @@
         <w:pStyle w:val="Heading3"/>
       </w:pPr>
       <w:r>
-        <w:t>My selected conclusion, deciding fact and explanation</w:t>
-      </w:r>
-    </w:p>
-    <w:p>
-      <w:r>
-        <w:t>________________________________________________________________</w:t>
-      </w:r>
-    </w:p>
-    <w:p>
-      <w:r>
-        <w:t>________________________________________________________________</w:t>
-      </w:r>
-    </w:p>
-    <w:p>
-      <w:r>
-        <w:t>________________________________________________________________</w:t>
-      </w:r>
-    </w:p>
-    <w:p>
-      <w:r>
-        <w:t>________________________________________________________________</w:t>
-      </w:r>
-    </w:p>
-    <w:p>
-      <w:r>
-        <w:t>________________________________________________________________</w:t>
-      </w:r>
-    </w:p>
-    <w:p>
-      <w:pPr>
-        <w:pStyle w:val="Heading3"/>
-      </w:pPr>
-      <w:r>
-        <w:t>Hint · try first</w:t>
-      </w:r>
-    </w:p>
-    <w:p>
-      <w:pPr>
-        <w:spacing w:line="336" w:lineRule="auto" w:after="180"/>
-        <w:shd w:fill="F1F6F8"/>
-      </w:pPr>
-      <w:r>
-        <w:rPr>
-          <w:b w:val="0"/>
-        </w:rPr>
-        <w:t>Hint if needed: Read the steps in the pictorial case. Match the supplied detail to the stage that performs or records it.</w:t>
-      </w:r>
-    </w:p>
-    <w:p>
-      <w:pPr>
-        <w:pStyle w:val="Heading3"/>
-      </w:pPr>
-      <w:r>
-        <w:t>Feedback · compare after trying</w:t>
-      </w:r>
-    </w:p>
-    <w:p>
-      <w:pPr>
-        <w:spacing w:line="336" w:lineRule="auto" w:after="180"/>
-        <w:shd w:fill="F1F6FC"/>
-      </w:pPr>
-      <w:r>
-        <w:rPr>
-          <w:b w:val="0"/>
-        </w:rPr>
-        <w:t xml:space="preserve">After your attempt, compare with the supported explanation: Inspect errors Review candidate’s two misses and one false alarm with conditions and label </w:t>
-      </w:r>
-      <w:r>
-        <w:rPr>
-          <w:b/>
-        </w:rPr>
-        <w:t>evidence</w:t>
-      </w:r>
-      <w:r>
-        <w:rPr>
-          <w:b w:val="0"/>
-        </w:rPr>
-        <w:t xml:space="preserve"> before revising. Read the picture in order.</w:t>
-      </w:r>
-    </w:p>
-    <w:p>
-      <w:pPr>
-        <w:spacing w:line="336" w:lineRule="auto" w:after="180"/>
-        <w:shd w:fill="F1F6FC"/>
-      </w:pPr>
-      <w:r>
-        <w:rPr>
-          <w:b w:val="0"/>
-        </w:rPr>
-        <w:t xml:space="preserve">Review candidate’s two misses and one false alarm with conditions and label </w:t>
-      </w:r>
-      <w:r>
-        <w:rPr>
-          <w:b/>
-        </w:rPr>
-        <w:t>evidence</w:t>
-      </w:r>
-      <w:r>
-        <w:rPr>
-          <w:b w:val="0"/>
-        </w:rPr>
-        <w:t xml:space="preserve"> before revising. The arrows show which recorded </w:t>
-      </w:r>
-      <w:r>
-        <w:rPr>
-          <w:b/>
-        </w:rPr>
-        <w:t>input</w:t>
-      </w:r>
-      <w:r>
-        <w:rPr>
-          <w:b w:val="0"/>
-        </w:rPr>
-        <w:t xml:space="preserve"> or intermediate result each decision uses.</w:t>
-      </w:r>
-    </w:p>
-    <w:p>
-      <w:pPr>
-        <w:spacing w:line="336" w:lineRule="auto" w:after="180"/>
-        <w:shd w:fill="F1F6FC"/>
-      </w:pPr>
-      <w:r>
-        <w:rPr>
-          <w:b w:val="0"/>
-        </w:rPr>
-        <w:t>Explain the deciding step aloud before checking the changed case; pointing to the final answer alone does not show how it follows.</w:t>
-      </w:r>
-    </w:p>
-    <w:p>
-      <w:pPr>
-        <w:pStyle w:val="Heading3"/>
-      </w:pPr>
-      <w:r>
-        <w:t>Practice 2: explain the deciding evidence</w:t>
-      </w:r>
-    </w:p>
-    <w:p>
-      <w:pPr>
-        <w:pStyle w:val="Heading3"/>
-      </w:pPr>
-      <w:r>
-        <w:t>Changed case · predict first</w:t>
-      </w:r>
-    </w:p>
-    <w:p>
-      <w:pPr>
-        <w:spacing w:line="336" w:lineRule="auto" w:after="180"/>
-        <w:shd w:fill="F5F1FB"/>
-      </w:pPr>
-      <w:r>
-        <w:rPr>
-          <w:b w:val="0"/>
-        </w:rPr>
-        <w:t>Changed-case practice: A revision fixes one miss but creates two extra false alarms. Which conclusion is supported by the supplied facts?</w:t>
-      </w:r>
-    </w:p>
-    <w:p>
-      <w:pPr>
-        <w:spacing w:line="336" w:lineRule="auto" w:after="180"/>
-        <w:shd w:fill="F4F9FC"/>
-      </w:pPr>
-      <w:r>
-        <w:rPr>
-          <w:b w:val="0"/>
-        </w:rPr>
-        <w:t xml:space="preserve">1. We can decide the result without examining the changed </w:t>
-      </w:r>
-      <w:r>
-        <w:rPr>
-          <w:b/>
-        </w:rPr>
-        <w:t>input</w:t>
-      </w:r>
-      <w:r>
-        <w:rPr>
-          <w:b w:val="0"/>
-        </w:rPr>
-        <w:t xml:space="preserve"> or the procedure.</w:t>
-      </w:r>
-    </w:p>
-    <w:p>
-      <w:pPr>
-        <w:spacing w:line="336" w:lineRule="auto" w:after="180"/>
-        <w:shd w:fill="F4F9FC"/>
-      </w:pPr>
-      <w:r>
-        <w:rPr>
-          <w:b w:val="0"/>
-        </w:rPr>
-        <w:t>2. TP 5, FN 1, FP 3, TN 7 gives 12/16=75% accuracy and 5/6 recall.</w:t>
-      </w:r>
-    </w:p>
-    <w:p>
-      <w:pPr>
-        <w:spacing w:line="336" w:lineRule="auto" w:after="180"/>
-        <w:shd w:fill="F4F9FC"/>
-      </w:pPr>
-      <w:r>
-        <w:rPr>
-          <w:b w:val="0"/>
-        </w:rPr>
-        <w:t xml:space="preserve">3. This one example guarantees correct results for every future </w:t>
-      </w:r>
-      <w:r>
-        <w:rPr>
-          <w:b/>
-        </w:rPr>
-        <w:t>input</w:t>
-      </w:r>
-      <w:r>
-        <w:rPr>
-          <w:b w:val="0"/>
-        </w:rPr>
-        <w:t>.</w:t>
-      </w:r>
-    </w:p>
-    <w:p>
-      <w:pPr>
-        <w:pStyle w:val="Heading3"/>
-      </w:pPr>
-      <w:r>
-        <w:t>My selected conclusion, deciding fact and explanation</w:t>
-      </w:r>
-    </w:p>
-    <w:p>
-      <w:r>
-        <w:t>________________________________________________________________</w:t>
-      </w:r>
-    </w:p>
-    <w:p>
-      <w:r>
-        <w:t>________________________________________________________________</w:t>
-      </w:r>
-    </w:p>
-    <w:p>
-      <w:r>
-        <w:t>________________________________________________________________</w:t>
-      </w:r>
-    </w:p>
-    <w:p>
-      <w:r>
-        <w:t>________________________________________________________________</w:t>
-      </w:r>
-    </w:p>
-    <w:p>
-      <w:r>
-        <w:t>________________________________________________________________</w:t>
-      </w:r>
-    </w:p>
-    <w:p>
-      <w:pPr>
-        <w:pStyle w:val="Heading3"/>
-      </w:pPr>
-      <w:r>
-        <w:t>Hint · try first</w:t>
-      </w:r>
-    </w:p>
-    <w:p>
-      <w:pPr>
-        <w:spacing w:line="336" w:lineRule="auto" w:after="180"/>
-        <w:shd w:fill="F1F6F8"/>
-      </w:pPr>
-      <w:r>
-        <w:rPr>
-          <w:b w:val="0"/>
-        </w:rPr>
-        <w:t>Hint if needed: Use the changed condition and the deciding step in the pictorial trace. The answer must say what follows from those facts.</w:t>
-      </w:r>
-    </w:p>
-    <w:p>
-      <w:pPr>
-        <w:pStyle w:val="Heading3"/>
-      </w:pPr>
-      <w:r>
-        <w:t>Feedback · compare after trying</w:t>
-      </w:r>
-    </w:p>
-    <w:p>
-      <w:pPr>
-        <w:spacing w:line="336" w:lineRule="auto" w:after="180"/>
-        <w:shd w:fill="F1F6FC"/>
-      </w:pPr>
-      <w:r>
-        <w:rPr>
-          <w:b w:val="0"/>
-        </w:rPr>
-        <w:t>After your attempt, compare with the supported explanation: TP 5, FN 1, FP 3, TN 7 gives 12/16=75% accuracy and 5/6 recall. Recall rises while accuracy falls; the preferred revision depends on declared error consequences.</w:t>
-      </w:r>
-    </w:p>
-    <w:p>
-      <w:pPr>
-        <w:pStyle w:val="Heading3"/>
-      </w:pPr>
-      <w:r>
-        <w:t>Repair a missing building block</w:t>
-      </w:r>
-    </w:p>
-    <w:p>
-      <w:pPr>
-        <w:spacing w:line="336" w:lineRule="auto" w:after="180"/>
-      </w:pPr>
-      <w:r>
-        <w:rPr>
-          <w:b w:val="0"/>
-        </w:rPr>
-        <w:t>Review Capstone Dataset and Baseline (ai-4/34). Goal: Define a feasible capstone question and acceptance criteria. Short practice: What provenance field prevents the crop from appearing independent?</w:t>
-      </w:r>
-    </w:p>
-    <w:p>
-      <w:pPr>
-        <w:spacing w:line="336" w:lineRule="auto" w:after="180"/>
-      </w:pPr>
-      <w:r>
-        <w:rPr>
-          <w:b w:val="0"/>
-        </w:rPr>
-        <w:t xml:space="preserve">Point to the relevant step in the picture, then write the changed result and the rule or </w:t>
-      </w:r>
-      <w:r>
-        <w:rPr>
-          <w:b/>
-        </w:rPr>
-        <w:t>evidence</w:t>
-      </w:r>
-      <w:r>
-        <w:rPr>
-          <w:b w:val="0"/>
-        </w:rPr>
-        <w:t xml:space="preserve"> that supports it.. Return to this week and explain what you changed.</w:t>
-      </w:r>
-    </w:p>
-    <w:p>
-      <w:pPr>
-        <w:spacing w:line="336" w:lineRule="auto" w:after="180"/>
-      </w:pPr>
-      <w:r>
-        <w:rPr>
-          <w:b w:val="0"/>
-        </w:rPr>
-        <w:t xml:space="preserve">Review Proxy Features and Fairness (ai-4/32). Goal: Identify possible proxy features. Short practice: What </w:t>
-      </w:r>
-      <w:r>
-        <w:rPr>
-          <w:b/>
-        </w:rPr>
-        <w:t>evidence</w:t>
-      </w:r>
-      <w:r>
-        <w:rPr>
-          <w:b w:val="0"/>
-        </w:rPr>
-        <w:t xml:space="preserve"> contradicts the original “all setting information removed” claim?</w:t>
-      </w:r>
-    </w:p>
-    <w:p>
-      <w:pPr>
-        <w:spacing w:line="336" w:lineRule="auto" w:after="180"/>
-      </w:pPr>
-      <w:r>
-        <w:rPr>
-          <w:b w:val="0"/>
-        </w:rPr>
-        <w:t xml:space="preserve">Point to the relevant step in the picture, then write the changed result and the rule or </w:t>
-      </w:r>
-      <w:r>
-        <w:rPr>
-          <w:b/>
-        </w:rPr>
-        <w:t>evidence</w:t>
-      </w:r>
-      <w:r>
-        <w:rPr>
-          <w:b w:val="0"/>
-        </w:rPr>
-        <w:t xml:space="preserve"> that supports it.. Return to this week and explain what you changed.</w:t>
-      </w:r>
-    </w:p>
-    <w:p>
-      <w:pPr>
-        <w:spacing w:line="336" w:lineRule="auto" w:after="180"/>
-      </w:pPr>
-      <w:r>
-        <w:rPr>
-          <w:b w:val="0"/>
-        </w:rPr>
-        <w:t xml:space="preserve">Review Feature Engineering (ai-4/29). Goal: Create features available at </w:t>
-      </w:r>
-      <w:r>
-        <w:rPr>
-          <w:b/>
-        </w:rPr>
-        <w:t>prediction</w:t>
-      </w:r>
-      <w:r>
-        <w:rPr>
-          <w:b w:val="0"/>
-        </w:rPr>
-        <w:t xml:space="preserve"> time. Short practice: What should be saved so another group transforms the query identically?</w:t>
-      </w:r>
-    </w:p>
-    <w:p>
-      <w:pPr>
-        <w:spacing w:line="336" w:lineRule="auto" w:after="180"/>
-      </w:pPr>
-      <w:r>
-        <w:rPr>
-          <w:b w:val="0"/>
-        </w:rPr>
-        <w:t xml:space="preserve">Point to the relevant step in the picture, then write the changed result and the rule or </w:t>
-      </w:r>
-      <w:r>
-        <w:rPr>
-          <w:b/>
-        </w:rPr>
-        <w:t>evidence</w:t>
-      </w:r>
-      <w:r>
-        <w:rPr>
-          <w:b w:val="0"/>
-        </w:rPr>
-        <w:t xml:space="preserve"> that supports it.. Return to this week and explain what you changed.</w:t>
-      </w:r>
-    </w:p>
-    <w:p>
-      <w:pPr>
-        <w:pStyle w:val="Heading3"/>
-      </w:pPr>
-      <w:r>
         <w:t>Keep your completed work</w:t>
       </w:r>
     </w:p>
     <w:p>
       <w:pPr>
-        <w:spacing w:line="336" w:lineRule="auto" w:after="180"/>
-      </w:pPr>
-      <w:r>
-        <w:rPr>
-          <w:b w:val="0"/>
-        </w:rPr>
-        <w:t xml:space="preserve">Use Download completed work in the hosted lesson to export your answers, reflections, practice feedback and code-run </w:t>
-      </w:r>
-      <w:r>
-        <w:rPr>
-          <w:b/>
-        </w:rPr>
-        <w:t>evidence</w:t>
-      </w:r>
-      <w:r>
-        <w:rPr>
-          <w:b w:val="0"/>
-        </w:rPr>
-        <w:t>. Open the HTML copy to read or print it.</w:t>
-      </w:r>
-    </w:p>
-    <w:p>
-      <w:pPr>
-        <w:spacing w:line="336" w:lineRule="auto" w:after="180"/>
-      </w:pPr>
-      <w:r>
-        <w:rPr>
-          <w:b w:val="0"/>
-        </w:rPr>
-        <w:t>Drafts stay in this browser when storage is available; clear drafts on a shared device.</w:t>
-      </w:r>
-    </w:p>
-    <w:p>
-      <w:pPr>
         <w:pStyle w:val="Heading1"/>
       </w:pPr>
       <w:r>
-        <w:t>18. Visual concept journey</w:t>
-      </w:r>
-    </w:p>
-    <w:p>
-      <w:r>
-        <w:t>Explain each Capstone Train, Analyze, Improve graphic using its labels, deciding evidence and relevant limitation.</w:t>
-      </w:r>
-    </w:p>
-    <w:p>
-      <w:pPr>
-        <w:pStyle w:val="Heading3"/>
+        <w:t>18. Reference · The six-picture journey</w:t>
+      </w:r>
+    </w:p>
+    <w:p>
+      <w:r>
+        <w:t>Choose the picture needed for the current question.</w:t>
+      </w:r>
+    </w:p>
+    <w:p>
+      <w:pPr>
+        <w:pStyle w:val="Heading2"/>
       </w:pPr>
       <w:r>
         <w:t>01. Capstone Train, Analyze, Improve: the case</w:t>
@@ -6599,7 +8083,7 @@
         <w:drawing>
           <wp:inline xmlns:a="http://schemas.openxmlformats.org/drawingml/2006/main" xmlns:pic="http://schemas.openxmlformats.org/drawingml/2006/picture">
             <wp:extent cx="5486400" cy="3142488"/>
-            <wp:docPr id="22" name="Picture 22" descr="Choose the next capstone revision from explicit false alarms and misses. Supplied facts: Positive=spotted. CandidateTP4, FN 2, FP 1, TN 9; baselineTP0, FN 6, FP 0, TN 10. Both evaluate the same16 cases. All inputs and outcomes in this worked example are invented classroom data; no real model run is claimed."/>
+            <wp:docPr id="28" name="Picture 28" descr="Choose the next capstone revision from explicit false alarms and misses. Supplied facts: Positive=spotted. CandidateTP4, FN 2, FP 1, TN 9; baselineTP0, FN 6, FP 0, TN 10. Both evaluate the same16 cases. All inputs and outcomes in this worked example are invented classroom data; no real model run is claimed."/>
             <wp:cNvGraphicFramePr>
               <a:graphicFrameLocks noChangeAspect="1"/>
             </wp:cNvGraphicFramePr>
@@ -6611,7 +8095,7 @@
                     <pic:cNvPicPr/>
                   </pic:nvPicPr>
                   <pic:blipFill>
-                    <a:blip r:embed="rId29"/>
+                    <a:blip r:embed="rId31"/>
                     <a:stretch>
                       <a:fillRect/>
                     </a:stretch>
@@ -6667,7 +8151,6 @@
     <w:p>
       <w:pPr>
         <w:spacing w:line="336" w:lineRule="auto" w:after="180"/>
-        <w:shd w:fill="F5F1FB"/>
       </w:pPr>
       <w:r>
         <w:rPr>
@@ -6678,7 +8161,7 @@
     </w:p>
     <w:p>
       <w:pPr>
-        <w:pStyle w:val="Heading3"/>
+        <w:pStyle w:val="Heading2"/>
       </w:pPr>
       <w:r>
         <w:t>02. Follow the deciding steps</w:t>
@@ -6689,7 +8172,7 @@
         <w:drawing>
           <wp:inline xmlns:a="http://schemas.openxmlformats.org/drawingml/2006/main" xmlns:pic="http://schemas.openxmlformats.org/drawingml/2006/picture">
             <wp:extent cx="5486400" cy="3337560"/>
-            <wp:docPr id="23" name="Picture 23" descr="Compare accuracy: Candidate13/16=81.25%; baseline10/16=62.5%. → Compare detection: Candidate catches4/6 spotted leaves; baseline catches0/6. → Inspect errors: Review candidate’s two misses and one false alarm with conditions and label evidence before revising."/>
+            <wp:docPr id="29" name="Picture 29" descr="Compare accuracy: Candidate13/16=81.25%; baseline10/16=62.5%. → Compare detection: Candidate catches4/6 spotted leaves; baseline catches0/6. → Inspect errors: Review candidate’s two misses and one false alarm with conditions and label evidence before revising."/>
             <wp:cNvGraphicFramePr>
               <a:graphicFrameLocks noChangeAspect="1"/>
             </wp:cNvGraphicFramePr>
@@ -6701,7 +8184,7 @@
                     <pic:cNvPicPr/>
                   </pic:nvPicPr>
                   <pic:blipFill>
-                    <a:blip r:embed="rId30"/>
+                    <a:blip r:embed="rId17"/>
                     <a:stretch>
                       <a:fillRect/>
                     </a:stretch>
@@ -6746,7 +8229,6 @@
     <w:p>
       <w:pPr>
         <w:spacing w:line="336" w:lineRule="auto" w:after="180"/>
-        <w:shd w:fill="F5F1FB"/>
       </w:pPr>
       <w:r>
         <w:rPr>
@@ -6769,7 +8251,7 @@
     </w:p>
     <w:p>
       <w:pPr>
-        <w:pStyle w:val="Heading3"/>
+        <w:pStyle w:val="Heading2"/>
       </w:pPr>
       <w:r>
         <w:t>03. Candidate, before revision</w:t>
@@ -6780,7 +8262,7 @@
         <w:drawing>
           <wp:inline xmlns:a="http://schemas.openxmlformats.org/drawingml/2006/main" xmlns:pic="http://schemas.openxmlformats.org/drawingml/2006/picture">
             <wp:extent cx="5486400" cy="3096768"/>
-            <wp:docPr id="24" name="Picture 24" descr="Candidate, before revision. actual spotted: predicted spotted = 4, predicted healthy = 2. actual healthy: predicted spotted = 1, predicted healthy = 9."/>
+            <wp:docPr id="30" name="Picture 30" descr="Candidate, before revision. actual spotted: predicted spotted = 4, predicted healthy = 2. actual healthy: predicted spotted = 1, predicted healthy = 9."/>
             <wp:cNvGraphicFramePr>
               <a:graphicFrameLocks noChangeAspect="1"/>
             </wp:cNvGraphicFramePr>
@@ -6792,7 +8274,7 @@
                     <pic:cNvPicPr/>
                   </pic:nvPicPr>
                   <pic:blipFill>
-                    <a:blip r:embed="rId31"/>
+                    <a:blip r:embed="rId32"/>
                     <a:stretch>
                       <a:fillRect/>
                     </a:stretch>
@@ -6825,7 +8307,6 @@
     <w:p>
       <w:pPr>
         <w:spacing w:line="336" w:lineRule="auto" w:after="180"/>
-        <w:shd w:fill="F5F1FB"/>
       </w:pPr>
       <w:r>
         <w:rPr>
@@ -6836,7 +8317,7 @@
     </w:p>
     <w:p>
       <w:pPr>
-        <w:pStyle w:val="Heading3"/>
+        <w:pStyle w:val="Heading2"/>
       </w:pPr>
       <w:r>
         <w:t>04. Change one thing. Trace what follows.</w:t>
@@ -6847,7 +8328,7 @@
         <w:drawing>
           <wp:inline xmlns:a="http://schemas.openxmlformats.org/drawingml/2006/main" xmlns:pic="http://schemas.openxmlformats.org/drawingml/2006/picture">
             <wp:extent cx="5486400" cy="3191256"/>
-            <wp:docPr id="25" name="Picture 25" descr="Original case: Review candidate’s two misses and one false alarm with conditions and label evidence before revising. Changed condition: A revision fixes one miss but creates two extra false alarms. Expected result: TP 5, FN 1, FP 3, TN 7 gives 12/16=75% accuracy and 5/6 recall. Reason: Recall rises while accuracy falls; the preferred revision depends on declared error consequences."/>
+            <wp:docPr id="31" name="Picture 31" descr="Original case: Review candidate’s two misses and one false alarm with conditions and label evidence before revising. Changed condition: A revision fixes one miss but creates two extra false alarms. Expected result: TP 5, FN 1, FP 3, TN 7 gives 12/16=75% accuracy and 5/6 recall. Reason: Recall rises while accuracy falls; the preferred revision depends on declared error consequences."/>
             <wp:cNvGraphicFramePr>
               <a:graphicFrameLocks noChangeAspect="1"/>
             </wp:cNvGraphicFramePr>
@@ -6859,7 +8340,7 @@
                     <pic:cNvPicPr/>
                   </pic:nvPicPr>
                   <pic:blipFill>
-                    <a:blip r:embed="rId32"/>
+                    <a:blip r:embed="rId18"/>
                     <a:stretch>
                       <a:fillRect/>
                     </a:stretch>
@@ -6915,7 +8396,6 @@
     <w:p>
       <w:pPr>
         <w:spacing w:line="336" w:lineRule="auto" w:after="180"/>
-        <w:shd w:fill="F5F1FB"/>
       </w:pPr>
       <w:r>
         <w:rPr>
@@ -6926,7 +8406,7 @@
     </w:p>
     <w:p>
       <w:pPr>
-        <w:pStyle w:val="Heading3"/>
+        <w:pStyle w:val="Heading2"/>
       </w:pPr>
       <w:r>
         <w:t>05. Connect the explanation to its limit</w:t>
@@ -6937,7 +8417,7 @@
         <w:drawing>
           <wp:inline xmlns:a="http://schemas.openxmlformats.org/drawingml/2006/main" xmlns:pic="http://schemas.openxmlformats.org/drawingml/2006/picture">
             <wp:extent cx="5486400" cy="2834640"/>
-            <wp:docPr id="26" name="Picture 26" descr="Read the picture in order. Review candidate’s two misses and one false alarm with conditions and label evidence before revising. The arrows show which recorded input or intermediate result each decision uses. Explain the deciding step aloud before checking the changed case; pointing to the final answer alone does not show how it follows. Limit: Any case-driven revision makes these records development evidence for that revision; reserve a fresh final set."/>
+            <wp:docPr id="32" name="Picture 32" descr="Read the picture in order. Review candidate’s two misses and one false alarm with conditions and label evidence before revising. The arrows show which recorded input or intermediate result each decision uses. Explain the deciding step aloud before checking the changed case; pointing to the final answer alone does not show how it follows. Limit: Any case-driven revision makes these records development evidence for that revision; reserve a fresh final set."/>
             <wp:cNvGraphicFramePr>
               <a:graphicFrameLocks noChangeAspect="1"/>
             </wp:cNvGraphicFramePr>
@@ -7040,7 +8520,6 @@
     <w:p>
       <w:pPr>
         <w:spacing w:line="336" w:lineRule="auto" w:after="180"/>
-        <w:shd w:fill="F5F1FB"/>
       </w:pPr>
       <w:r>
         <w:rPr>
@@ -7051,7 +8530,7 @@
     </w:p>
     <w:p>
       <w:pPr>
-        <w:pStyle w:val="Heading3"/>
+        <w:pStyle w:val="Heading2"/>
       </w:pPr>
       <w:r>
         <w:t>06. Make the idea visible in your project</w:t>
@@ -7062,7 +8541,7 @@
         <w:drawing>
           <wp:inline xmlns:a="http://schemas.openxmlformats.org/drawingml/2006/main" xmlns:pic="http://schemas.openxmlformats.org/drawingml/2006/picture">
             <wp:extent cx="5486400" cy="3681984"/>
-            <wp:docPr id="27" name="Picture 27" descr="For your Responsible Plant Classifier, save the input, procedure, observed result and limitation of this check. Label this worked example as practice; use a different, previously unreviewed case when checking independent understanding. Draw your input, deciding step, result and limit. Supported question: Why is “the revision is better” incomplete? Point to the relevant step in the picture, then write the changed result and the rule or evidence that supports it."/>
+            <wp:docPr id="33" name="Picture 33" descr="For your Responsible Plant Classifier, save the input, procedure, observed result and limitation of this check. Label this worked example as practice; use a different, previously unreviewed case when checking independent understanding. Draw your input, deciding step, result and limit. Supported question: Why is “the revision is better” incomplete? Point to the relevant step in the picture, then write the changed result and the rule or evidence that supports it."/>
             <wp:cNvGraphicFramePr>
               <a:graphicFrameLocks noChangeAspect="1"/>
             </wp:cNvGraphicFramePr>
@@ -7165,7 +8644,6 @@
     <w:p>
       <w:pPr>
         <w:spacing w:line="336" w:lineRule="auto" w:after="180"/>
-        <w:shd w:fill="F5F1FB"/>
       </w:pPr>
       <w:r>
         <w:rPr>
@@ -7184,6 +8662,62 @@
           <w:b w:val="0"/>
         </w:rPr>
         <w:t>.</w:t>
+      </w:r>
+    </w:p>
+    <w:p>
+      <w:pPr>
+        <w:pStyle w:val="Heading2"/>
+      </w:pPr>
+      <w:r>
+        <w:t>Earlier wording, alternatives and picture transcripts · reference / check after trying</w:t>
+      </w:r>
+    </w:p>
+    <w:p>
+      <w:pPr>
+        <w:pStyle w:val="Heading3"/>
+      </w:pPr>
+      <w:r>
+        <w:t>01. Capstone Train, Analyze, Improve: the case</w:t>
+      </w:r>
+    </w:p>
+    <w:p>
+      <w:pPr>
+        <w:pStyle w:val="Heading3"/>
+      </w:pPr>
+      <w:r>
+        <w:t>02. Follow the deciding steps</w:t>
+      </w:r>
+    </w:p>
+    <w:p>
+      <w:pPr>
+        <w:pStyle w:val="Heading3"/>
+      </w:pPr>
+      <w:r>
+        <w:t>03. Candidate, before revision</w:t>
+      </w:r>
+    </w:p>
+    <w:p>
+      <w:pPr>
+        <w:pStyle w:val="Heading3"/>
+      </w:pPr>
+      <w:r>
+        <w:t>04. Change one thing. Trace what follows.</w:t>
+      </w:r>
+    </w:p>
+    <w:p>
+      <w:pPr>
+        <w:pStyle w:val="Heading3"/>
+      </w:pPr>
+      <w:r>
+        <w:t>05. Connect the explanation to its limit</w:t>
+      </w:r>
+    </w:p>
+    <w:p>
+      <w:pPr>
+        <w:pStyle w:val="Heading3"/>
+      </w:pPr>
+      <w:r>
+        <w:t>06. Make the idea visible in your project</w:t>
       </w:r>
     </w:p>
     <w:sectPr>
